--- a/readme/Romaji Rules.docx
+++ b/readme/Romaji Rules.docx
@@ -47,7 +47,16 @@
     </w:p>
     <w:p>
       <w:r>
-        <w:t>おう → ou; おお → oo</w:t>
+        <w:t>おう</w:t>
+      </w:r>
+      <w:r>
+        <w:t xml:space="preserve"> → ou; </w:t>
+      </w:r>
+      <w:r>
+        <w:t>おお</w:t>
+      </w:r>
+      <w:r>
+        <w:t xml:space="preserve"> → oo</w:t>
       </w:r>
     </w:p>
     <w:p>
@@ -140,7 +149,16 @@
     </w:p>
     <w:p>
       <w:r>
-        <w:t>ええ / えい → ee / ei</w:t>
+        <w:t>ええ</w:t>
+      </w:r>
+      <w:r>
+        <w:t xml:space="preserve"> / </w:t>
+      </w:r>
+      <w:r>
+        <w:t>えい</w:t>
+      </w:r>
+      <w:r>
+        <w:t xml:space="preserve"> → ee / ei</w:t>
       </w:r>
     </w:p>
     <w:p>
@@ -337,7 +355,13 @@
     </w:p>
     <w:p>
       <w:r>
-        <w:t>The symbol “ー” is the long vowel mark. It is used mainly in katakana to extend the preceding vowel by one mora. Do not romanise it as a separate character; repeat the vowel of the preceding kana. Loanwords still follow the Loanwords section of this guide.</w:t>
+        <w:t>The symbol “</w:t>
+      </w:r>
+      <w:r>
+        <w:t>ー</w:t>
+      </w:r>
+      <w:r>
+        <w:t>” is the long vowel mark. It is used mainly in katakana to extend the preceding vowel by one mora. Do not romanise it as a separate character; repeat the vowel of the preceding kana. Loanwords still follow the Loanwords section of this guide.</w:t>
       </w:r>
     </w:p>
     <w:p>
@@ -362,8 +386,28 @@
     </w:p>
     <w:p>
       <w:r>
+        <w:t>イ</w:t>
+      </w:r>
+      <w:r>
+        <w:t>ー</w:t>
+      </w:r>
+      <w:r>
+        <w:t xml:space="preserve"> </w:t>
+      </w:r>
+      <w:r>
+        <w:rPr>
+          <w:rFonts w:hint="eastAsia"/>
+        </w:rPr>
+        <w:t>→</w:t>
+      </w:r>
+      <w:r>
+        <w:t xml:space="preserve"> ii</w:t>
+      </w:r>
+    </w:p>
+    <w:p>
+      <w:r>
         <w:lastRenderedPageBreak/>
-        <w:t>イ</w:t>
+        <w:t>ウ</w:t>
       </w:r>
       <w:r>
         <w:t>ー</w:t>
@@ -378,12 +422,12 @@
         <w:t>→</w:t>
       </w:r>
       <w:r>
-        <w:t xml:space="preserve"> ii</w:t>
-      </w:r>
-    </w:p>
-    <w:p>
-      <w:r>
-        <w:t>ウ</w:t>
+        <w:t xml:space="preserve"> uu</w:t>
+      </w:r>
+    </w:p>
+    <w:p>
+      <w:r>
+        <w:t>エ</w:t>
       </w:r>
       <w:r>
         <w:t>ー</w:t>
@@ -398,12 +442,12 @@
         <w:t>→</w:t>
       </w:r>
       <w:r>
-        <w:t xml:space="preserve"> uu</w:t>
-      </w:r>
-    </w:p>
-    <w:p>
-      <w:r>
-        <w:t>エ</w:t>
+        <w:t xml:space="preserve"> ee</w:t>
+      </w:r>
+    </w:p>
+    <w:p>
+      <w:r>
+        <w:t>オ</w:t>
       </w:r>
       <w:r>
         <w:t>ー</w:t>
@@ -418,32 +462,18 @@
         <w:t>→</w:t>
       </w:r>
       <w:r>
-        <w:t xml:space="preserve"> ee</w:t>
-      </w:r>
-    </w:p>
-    <w:p>
-      <w:r>
-        <w:t>オ</w:t>
+        <w:t xml:space="preserve"> oo</w:t>
+      </w:r>
+    </w:p>
+    <w:p>
+      <w:r>
+        <w:t xml:space="preserve">If the original Japanese uses </w:t>
       </w:r>
       <w:r>
         <w:t>ー</w:t>
       </w:r>
       <w:r>
-        <w:t xml:space="preserve"> </w:t>
-      </w:r>
-      <w:r>
-        <w:rPr>
-          <w:rFonts w:hint="eastAsia"/>
-        </w:rPr>
-        <w:t>→</w:t>
-      </w:r>
-      <w:r>
-        <w:t xml:space="preserve"> oo</w:t>
-      </w:r>
-    </w:p>
-    <w:p>
-      <w:r>
-        <w:t>If the original Japanese uses ー, repeat the preceding vowel. Do not infer ou merely because another romanisation tool displays the result with ō.</w:t>
+        <w:t>, repeat the preceding vowel. Do not infer ou merely because another romanisation tool displays the result with ō.</w:t>
       </w:r>
     </w:p>
     <w:p>
@@ -651,7 +681,31 @@
     </w:p>
     <w:p>
       <w:r>
-        <w:t>Because 東京 is とうきょう, the correct Wāpuro form is Toukyou. Likewise, 学校 is がっこう, so it becomes Gakkou, not Gakkoo.</w:t>
+        <w:t xml:space="preserve">Because </w:t>
+      </w:r>
+      <w:r>
+        <w:t>東京</w:t>
+      </w:r>
+      <w:r>
+        <w:t xml:space="preserve"> is </w:t>
+      </w:r>
+      <w:r>
+        <w:t>とうきょう</w:t>
+      </w:r>
+      <w:r>
+        <w:t xml:space="preserve">, the correct Wāpuro form is Toukyou. Likewise, </w:t>
+      </w:r>
+      <w:r>
+        <w:t>学校</w:t>
+      </w:r>
+      <w:r>
+        <w:t xml:space="preserve"> is </w:t>
+      </w:r>
+      <w:r>
+        <w:t>がっこう</w:t>
+      </w:r>
+      <w:r>
+        <w:t>, so it becomes Gakkou, not Gakkoo.</w:t>
       </w:r>
     </w:p>
     <w:p>
@@ -694,54 +748,54 @@
         <w:rPr>
           <w:rFonts w:hint="eastAsia"/>
         </w:rPr>
+        <w:t>東京</w:t>
+      </w:r>
+      <w:r>
+        <w:t xml:space="preserve"> </w:t>
+      </w:r>
+      <w:r>
+        <w:rPr>
+          <w:rFonts w:hint="eastAsia"/>
+        </w:rPr>
+        <w:t>→</w:t>
+      </w:r>
+      <w:r>
+        <w:t xml:space="preserve"> </w:t>
+      </w:r>
+      <w:r>
+        <w:rPr>
+          <w:rFonts w:hint="eastAsia"/>
+        </w:rPr>
+        <w:t>とうきょう</w:t>
+      </w:r>
+      <w:r>
+        <w:t xml:space="preserve"> </w:t>
+      </w:r>
+      <w:r>
+        <w:rPr>
+          <w:rFonts w:hint="eastAsia"/>
+        </w:rPr>
+        <w:t>→</w:t>
+      </w:r>
+      <w:r>
+        <w:t xml:space="preserve"> Tōkyō </w:t>
+      </w:r>
+      <w:r>
+        <w:rPr>
+          <w:rFonts w:hint="eastAsia"/>
+        </w:rPr>
+        <w:t>→</w:t>
+      </w:r>
+      <w:r>
+        <w:t xml:space="preserve"> Toukyou</w:t>
+      </w:r>
+    </w:p>
+    <w:p>
+      <w:r>
+        <w:rPr>
+          <w:rFonts w:hint="eastAsia"/>
+        </w:rPr>
         <w:lastRenderedPageBreak/>
-        <w:t>東京</w:t>
-      </w:r>
-      <w:r>
-        <w:t xml:space="preserve"> </w:t>
-      </w:r>
-      <w:r>
-        <w:rPr>
-          <w:rFonts w:hint="eastAsia"/>
-        </w:rPr>
-        <w:t>→</w:t>
-      </w:r>
-      <w:r>
-        <w:t xml:space="preserve"> </w:t>
-      </w:r>
-      <w:r>
-        <w:rPr>
-          <w:rFonts w:hint="eastAsia"/>
-        </w:rPr>
-        <w:t>とうきょう</w:t>
-      </w:r>
-      <w:r>
-        <w:t xml:space="preserve"> </w:t>
-      </w:r>
-      <w:r>
-        <w:rPr>
-          <w:rFonts w:hint="eastAsia"/>
-        </w:rPr>
-        <w:t>→</w:t>
-      </w:r>
-      <w:r>
-        <w:t xml:space="preserve"> Tōkyō </w:t>
-      </w:r>
-      <w:r>
-        <w:rPr>
-          <w:rFonts w:hint="eastAsia"/>
-        </w:rPr>
-        <w:t>→</w:t>
-      </w:r>
-      <w:r>
-        <w:t xml:space="preserve"> Toukyou</w:t>
-      </w:r>
-    </w:p>
-    <w:p>
-      <w:r>
-        <w:rPr>
-          <w:rFonts w:hint="eastAsia"/>
-        </w:rPr>
         <w:t>大阪</w:t>
       </w:r>
       <w:r>
@@ -1023,7 +1077,13 @@
         <w:pStyle w:val="Heading5"/>
       </w:pPr>
       <w:r>
-        <w:t>Why does おお become oo?</w:t>
+        <w:t xml:space="preserve">Why does </w:t>
+      </w:r>
+      <w:r>
+        <w:t>おお</w:t>
+      </w:r>
+      <w:r>
+        <w:t xml:space="preserve"> become oo?</w:t>
       </w:r>
     </w:p>
     <w:p>
@@ -1162,7 +1222,13 @@
         <w:pStyle w:val="Heading5"/>
       </w:pPr>
       <w:r>
-        <w:t>Why does おう become ou?</w:t>
+        <w:t xml:space="preserve">Why does </w:t>
+      </w:r>
+      <w:r>
+        <w:t>おう</w:t>
+      </w:r>
+      <w:r>
+        <w:t xml:space="preserve"> become ou?</w:t>
       </w:r>
     </w:p>
     <w:p>
@@ -1312,11 +1378,21 @@
     </w:p>
     <w:p>
       <w:r>
-        <w:t>おお and おう can sound very similar, but they are different kana sequences. Wāpuro-style long vowels preserve that spelling distinction.</w:t>
-      </w:r>
-    </w:p>
-    <w:p>
-      <w:r>
+        <w:t>おお</w:t>
+      </w:r>
+      <w:r>
+        <w:t xml:space="preserve"> and </w:t>
+      </w:r>
+      <w:r>
+        <w:t>おう</w:t>
+      </w:r>
+      <w:r>
+        <w:t xml:space="preserve"> can sound very similar, but they are different kana sequences. Wāpuro-style long vowels preserve that spelling distinction.</w:t>
+      </w:r>
+    </w:p>
+    <w:p>
+      <w:r>
+        <w:lastRenderedPageBreak/>
         <w:t>Do not choose oo or ou from the sound alone. Use the kana that are actually written.</w:t>
       </w:r>
     </w:p>
@@ -1556,27 +1632,78 @@
         <w:pStyle w:val="Heading3"/>
       </w:pPr>
       <w:r>
-        <w:t>Small Kana (小書き)</w:t>
-      </w:r>
-    </w:p>
-    <w:p>
-      <w:r>
-        <w:t>Small kana modify the sound of neighbouring kana. This section focuses on ゃ, ゅ and ょ (yōon). Small っ/ッ is covered under Double Consonants, and katakana combinations used in foreign words are covered under Loanwords.</w:t>
-      </w:r>
-    </w:p>
-    <w:p>
-      <w:r>
-        <w:t>ゃ, ゅ and ょ form contracted sounds called yōon.</w:t>
-      </w:r>
-    </w:p>
-    <w:p>
-      <w:r>
-        <w:rPr>
-          <w:rFonts w:hint="eastAsia"/>
-        </w:rPr>
+        <w:t>Small Kana (</w:t>
+      </w:r>
+      <w:r>
+        <w:t>小書き</w:t>
+      </w:r>
+      <w:r>
+        <w:t>)</w:t>
+      </w:r>
+    </w:p>
+    <w:p>
+      <w:r>
+        <w:t xml:space="preserve">Small kana modify the sound of neighbouring kana. This section focuses on </w:t>
+      </w:r>
+      <w:r>
         <w:t>ゃ</w:t>
       </w:r>
       <w:r>
+        <w:t xml:space="preserve">, </w:t>
+      </w:r>
+      <w:r>
+        <w:t>ゅ</w:t>
+      </w:r>
+      <w:r>
+        <w:t xml:space="preserve"> and </w:t>
+      </w:r>
+      <w:r>
+        <w:t>ょ</w:t>
+      </w:r>
+      <w:r>
+        <w:t xml:space="preserve"> (yōon). Small </w:t>
+      </w:r>
+      <w:r>
+        <w:t>っ</w:t>
+      </w:r>
+      <w:r>
+        <w:t>/</w:t>
+      </w:r>
+      <w:r>
+        <w:t>ッ</w:t>
+      </w:r>
+      <w:r>
+        <w:t xml:space="preserve"> is covered under Double Consonants, and katakana combinations used in foreign words are covered under Loanwords.</w:t>
+      </w:r>
+    </w:p>
+    <w:p>
+      <w:r>
+        <w:t>ゃ</w:t>
+      </w:r>
+      <w:r>
+        <w:t xml:space="preserve">, </w:t>
+      </w:r>
+      <w:r>
+        <w:t>ゅ</w:t>
+      </w:r>
+      <w:r>
+        <w:t xml:space="preserve"> and </w:t>
+      </w:r>
+      <w:r>
+        <w:t>ょ</w:t>
+      </w:r>
+      <w:r>
+        <w:t xml:space="preserve"> form contracted sounds called yōon.</w:t>
+      </w:r>
+    </w:p>
+    <w:p>
+      <w:r>
+        <w:rPr>
+          <w:rFonts w:hint="eastAsia"/>
+        </w:rPr>
+        <w:t>ゃ</w:t>
+      </w:r>
+      <w:r>
         <w:rPr>
           <w:rFonts w:hint="eastAsia"/>
         </w:rPr>
@@ -1678,7 +1805,6 @@
         <w:rPr>
           <w:rFonts w:hint="eastAsia"/>
         </w:rPr>
-        <w:lastRenderedPageBreak/>
         <w:t>きょ</w:t>
       </w:r>
       <w:r>
@@ -1787,7 +1913,14 @@
         </w:rPr>
       </w:pPr>
       <w:r>
-        <w:t>Why does きょ become kyo rather than kiyo?</w:t>
+        <w:lastRenderedPageBreak/>
+        <w:t xml:space="preserve">Why does </w:t>
+      </w:r>
+      <w:r>
+        <w:t>きょ</w:t>
+      </w:r>
+      <w:r>
+        <w:t xml:space="preserve"> become kyo rather than kiyo?</w:t>
       </w:r>
     </w:p>
     <w:p>
@@ -1797,7 +1930,13 @@
     </w:p>
     <w:p>
       <w:r>
-        <w:t>For き = ki, the final i is replaced by the yōon combination:</w:t>
+        <w:t xml:space="preserve">For </w:t>
+      </w:r>
+      <w:r>
+        <w:t>き</w:t>
+      </w:r>
+      <w:r>
+        <w:t xml:space="preserve"> = ki, the final i is replaced by the yōon combination:</w:t>
       </w:r>
     </w:p>
     <w:p>
@@ -2056,124 +2195,130 @@
         <w:rPr>
           <w:rFonts w:hint="eastAsia"/>
         </w:rPr>
+        <w:t>にほん</w:t>
+      </w:r>
+      <w:r>
+        <w:rPr>
+          <w:rFonts w:hint="eastAsia"/>
+        </w:rPr>
+        <w:t xml:space="preserve"> </w:t>
+      </w:r>
+      <w:r>
+        <w:rPr>
+          <w:rFonts w:hint="eastAsia"/>
+        </w:rPr>
+        <w:t>→</w:t>
+      </w:r>
+      <w:r>
+        <w:rPr>
+          <w:rFonts w:hint="eastAsia"/>
+        </w:rPr>
+        <w:t xml:space="preserve"> nihon</w:t>
+      </w:r>
+    </w:p>
+    <w:p>
+      <w:r>
+        <w:rPr>
+          <w:rFonts w:hint="eastAsia"/>
+        </w:rPr>
+        <w:t>しんぶん</w:t>
+      </w:r>
+      <w:r>
+        <w:rPr>
+          <w:rFonts w:hint="eastAsia"/>
+        </w:rPr>
+        <w:t xml:space="preserve"> </w:t>
+      </w:r>
+      <w:r>
+        <w:rPr>
+          <w:rFonts w:hint="eastAsia"/>
+        </w:rPr>
+        <w:t>→</w:t>
+      </w:r>
+      <w:r>
+        <w:rPr>
+          <w:rFonts w:hint="eastAsia"/>
+        </w:rPr>
+        <w:t xml:space="preserve"> shinbun</w:t>
+      </w:r>
+    </w:p>
+    <w:p>
+      <w:r>
+        <w:rPr>
+          <w:rFonts w:hint="eastAsia"/>
+        </w:rPr>
+        <w:t>かんじ</w:t>
+      </w:r>
+      <w:r>
+        <w:rPr>
+          <w:rFonts w:hint="eastAsia"/>
+        </w:rPr>
+        <w:t xml:space="preserve"> </w:t>
+      </w:r>
+      <w:r>
+        <w:rPr>
+          <w:rFonts w:hint="eastAsia"/>
+        </w:rPr>
+        <w:t>→</w:t>
+      </w:r>
+      <w:r>
+        <w:rPr>
+          <w:rFonts w:hint="eastAsia"/>
+        </w:rPr>
+        <w:t xml:space="preserve"> kanji</w:t>
+      </w:r>
+    </w:p>
+    <w:p>
+      <w:r>
+        <w:rPr>
+          <w:rFonts w:hint="eastAsia"/>
+        </w:rPr>
+        <w:t>せんせい</w:t>
+      </w:r>
+      <w:r>
+        <w:rPr>
+          <w:rFonts w:hint="eastAsia"/>
+        </w:rPr>
+        <w:t xml:space="preserve"> </w:t>
+      </w:r>
+      <w:r>
+        <w:rPr>
+          <w:rFonts w:hint="eastAsia"/>
+        </w:rPr>
+        <w:t>→</w:t>
+      </w:r>
+      <w:r>
+        <w:rPr>
+          <w:rFonts w:hint="eastAsia"/>
+        </w:rPr>
+        <w:t xml:space="preserve"> sensei</w:t>
+      </w:r>
+    </w:p>
+    <w:p>
+      <w:pPr>
+        <w:pStyle w:val="Heading3"/>
+      </w:pPr>
+      <w:r>
+        <w:t xml:space="preserve">Apostrophe After </w:t>
+      </w:r>
+      <w:r>
+        <w:t>ん</w:t>
+      </w:r>
+    </w:p>
+    <w:p>
+      <w:r>
+        <w:t xml:space="preserve">When </w:t>
+      </w:r>
+      <w:r>
+        <w:t>ん</w:t>
+      </w:r>
+      <w:r>
+        <w:t xml:space="preserve"> is followed immediately within the same word by a vowel sound or y, add an apostrophe after n so the syllable boundary is clear.</w:t>
+      </w:r>
+    </w:p>
+    <w:p>
+      <w:r>
         <w:lastRenderedPageBreak/>
-        <w:t>にほん</w:t>
-      </w:r>
-      <w:r>
-        <w:rPr>
-          <w:rFonts w:hint="eastAsia"/>
-        </w:rPr>
-        <w:t xml:space="preserve"> </w:t>
-      </w:r>
-      <w:r>
-        <w:rPr>
-          <w:rFonts w:hint="eastAsia"/>
-        </w:rPr>
-        <w:t>→</w:t>
-      </w:r>
-      <w:r>
-        <w:rPr>
-          <w:rFonts w:hint="eastAsia"/>
-        </w:rPr>
-        <w:t xml:space="preserve"> nihon</w:t>
-      </w:r>
-    </w:p>
-    <w:p>
-      <w:r>
-        <w:rPr>
-          <w:rFonts w:hint="eastAsia"/>
-        </w:rPr>
-        <w:t>しんぶん</w:t>
-      </w:r>
-      <w:r>
-        <w:rPr>
-          <w:rFonts w:hint="eastAsia"/>
-        </w:rPr>
-        <w:t xml:space="preserve"> </w:t>
-      </w:r>
-      <w:r>
-        <w:rPr>
-          <w:rFonts w:hint="eastAsia"/>
-        </w:rPr>
-        <w:t>→</w:t>
-      </w:r>
-      <w:r>
-        <w:rPr>
-          <w:rFonts w:hint="eastAsia"/>
-        </w:rPr>
-        <w:t xml:space="preserve"> shinbun</w:t>
-      </w:r>
-    </w:p>
-    <w:p>
-      <w:r>
-        <w:rPr>
-          <w:rFonts w:hint="eastAsia"/>
-        </w:rPr>
-        <w:t>かんじ</w:t>
-      </w:r>
-      <w:r>
-        <w:rPr>
-          <w:rFonts w:hint="eastAsia"/>
-        </w:rPr>
-        <w:t xml:space="preserve"> </w:t>
-      </w:r>
-      <w:r>
-        <w:rPr>
-          <w:rFonts w:hint="eastAsia"/>
-        </w:rPr>
-        <w:t>→</w:t>
-      </w:r>
-      <w:r>
-        <w:rPr>
-          <w:rFonts w:hint="eastAsia"/>
-        </w:rPr>
-        <w:t xml:space="preserve"> kanji</w:t>
-      </w:r>
-    </w:p>
-    <w:p>
-      <w:r>
-        <w:rPr>
-          <w:rFonts w:hint="eastAsia"/>
-        </w:rPr>
-        <w:t>せんせい</w:t>
-      </w:r>
-      <w:r>
-        <w:rPr>
-          <w:rFonts w:hint="eastAsia"/>
-        </w:rPr>
-        <w:t xml:space="preserve"> </w:t>
-      </w:r>
-      <w:r>
-        <w:rPr>
-          <w:rFonts w:hint="eastAsia"/>
-        </w:rPr>
-        <w:t>→</w:t>
-      </w:r>
-      <w:r>
-        <w:rPr>
-          <w:rFonts w:hint="eastAsia"/>
-        </w:rPr>
-        <w:t xml:space="preserve"> sensei</w:t>
-      </w:r>
-    </w:p>
-    <w:p>
-      <w:pPr>
-        <w:pStyle w:val="Heading3"/>
-      </w:pPr>
-      <w:r>
-        <w:t xml:space="preserve">Apostrophe After </w:t>
-      </w:r>
-      <w:r>
-        <w:t>ん</w:t>
-      </w:r>
-    </w:p>
-    <w:p>
-      <w:r>
-        <w:t>When ん is followed immediately within the same word by a vowel sound or y, add an apostrophe after n so the syllable boundary is clear.</w:t>
-      </w:r>
-    </w:p>
-    <w:p>
-      <w:r>
         <w:t>For example:</w:t>
       </w:r>
     </w:p>
@@ -2387,12 +2532,90 @@
     </w:p>
     <w:p>
       <w:r>
-        <w:t>For げんえい, the kana are げ + ん + え + い. Romanising them gives ge + n + ei, so the result is gen'ei. Without the apostrophe, the boundary is less clear.</w:t>
-      </w:r>
-    </w:p>
-    <w:p>
-      <w:r>
-        <w:t>Similarly, しんよう (信用) is し + ん + よ + う → shi + n + you → shin'you. Without the apostrophe, shinyou could instead be read as the romanisation of しにょう (屎尿).</w:t>
+        <w:t xml:space="preserve">For </w:t>
+      </w:r>
+      <w:r>
+        <w:t>げんえい</w:t>
+      </w:r>
+      <w:r>
+        <w:t xml:space="preserve">, the kana are </w:t>
+      </w:r>
+      <w:r>
+        <w:t>げ</w:t>
+      </w:r>
+      <w:r>
+        <w:t xml:space="preserve"> + </w:t>
+      </w:r>
+      <w:r>
+        <w:t>ん</w:t>
+      </w:r>
+      <w:r>
+        <w:t xml:space="preserve"> + </w:t>
+      </w:r>
+      <w:r>
+        <w:t>え</w:t>
+      </w:r>
+      <w:r>
+        <w:t xml:space="preserve"> + </w:t>
+      </w:r>
+      <w:r>
+        <w:t>い</w:t>
+      </w:r>
+      <w:r>
+        <w:t>. Romanising them gives ge + n + ei, so the result is gen'ei. Without the apostrophe, the boundary is less clear.</w:t>
+      </w:r>
+    </w:p>
+    <w:p>
+      <w:r>
+        <w:t xml:space="preserve">Similarly, </w:t>
+      </w:r>
+      <w:r>
+        <w:t>しんよう</w:t>
+      </w:r>
+      <w:r>
+        <w:t xml:space="preserve"> (</w:t>
+      </w:r>
+      <w:r>
+        <w:t>信用</w:t>
+      </w:r>
+      <w:r>
+        <w:t xml:space="preserve">) is </w:t>
+      </w:r>
+      <w:r>
+        <w:t>し</w:t>
+      </w:r>
+      <w:r>
+        <w:t xml:space="preserve"> + </w:t>
+      </w:r>
+      <w:r>
+        <w:t>ん</w:t>
+      </w:r>
+      <w:r>
+        <w:t xml:space="preserve"> + </w:t>
+      </w:r>
+      <w:r>
+        <w:t>よ</w:t>
+      </w:r>
+      <w:r>
+        <w:t xml:space="preserve"> + </w:t>
+      </w:r>
+      <w:r>
+        <w:t>う</w:t>
+      </w:r>
+      <w:r>
+        <w:t xml:space="preserve"> → shi + n + you → shin'you. Without the apostrophe, shinyou could instead be read as the romanisation of </w:t>
+      </w:r>
+      <w:r>
+        <w:t>しにょう</w:t>
+      </w:r>
+      <w:r>
+        <w:t xml:space="preserve"> (</w:t>
+      </w:r>
+      <w:r>
+        <w:t>屎尿</w:t>
+      </w:r>
+      <w:r>
+        <w:t>).</w:t>
       </w:r>
     </w:p>
     <w:p>
@@ -2409,33 +2632,55 @@
       </w:r>
     </w:p>
     <w:p>
-      <w:pPr/>
-      <w:r>
-        <w:t>Represent small っ or ッ by doubling the following consonant. For example, えっち → ecchi, not etchi.</w:t>
-      </w:r>
-    </w:p>
-    <w:p>
-      <w:pPr/>
+      <w:r>
+        <w:t xml:space="preserve">Represent small </w:t>
+      </w:r>
+      <w:r>
+        <w:t>っ</w:t>
+      </w:r>
+      <w:r>
+        <w:t xml:space="preserve"> or </w:t>
+      </w:r>
+      <w:r>
+        <w:t>ッ</w:t>
+      </w:r>
+      <w:r>
+        <w:t xml:space="preserve"> by doubling the following consonant. For example, </w:t>
+      </w:r>
+      <w:r>
+        <w:t>えっち</w:t>
+      </w:r>
+      <w:r>
+        <w:t xml:space="preserve"> → ecchi, not etchi.</w:t>
+      </w:r>
+    </w:p>
+    <w:p>
       <w:r>
         <w:t>Other examples:</w:t>
       </w:r>
     </w:p>
     <w:p>
-      <w:pPr/>
-      <w:r>
-        <w:t>きっぷ → kippu</w:t>
-      </w:r>
-    </w:p>
-    <w:p>
-      <w:pPr/>
-      <w:r>
-        <w:t>がっこう → gakkou</w:t>
-      </w:r>
-    </w:p>
-    <w:p>
-      <w:pPr/>
-      <w:r>
-        <w:t>まっすぐ → massugu</w:t>
+      <w:r>
+        <w:t>きっぷ</w:t>
+      </w:r>
+      <w:r>
+        <w:t xml:space="preserve"> → kippu</w:t>
+      </w:r>
+    </w:p>
+    <w:p>
+      <w:r>
+        <w:t>がっこう</w:t>
+      </w:r>
+      <w:r>
+        <w:t xml:space="preserve"> → gakkou</w:t>
+      </w:r>
+    </w:p>
+    <w:p>
+      <w:r>
+        <w:t>まっすぐ</w:t>
+      </w:r>
+      <w:r>
+        <w:t xml:space="preserve"> → massugu</w:t>
       </w:r>
     </w:p>
     <w:p>
@@ -2443,13 +2688,27 @@
         <w:pStyle w:val="Heading3"/>
       </w:pPr>
       <w:r>
-        <w:t>つ vs っ</w:t>
-      </w:r>
-    </w:p>
-    <w:p>
-      <w:pPr/>
-      <w:r>
-        <w:t>つ = tsu. Small っ does not represent a standalone tsu syllable; it changes the following consonant instead. The small form is called a sokuon.</w:t>
+        <w:t>つ</w:t>
+      </w:r>
+      <w:r>
+        <w:t xml:space="preserve"> vs </w:t>
+      </w:r>
+      <w:r>
+        <w:t>っ</w:t>
+      </w:r>
+    </w:p>
+    <w:p>
+      <w:r>
+        <w:t>つ</w:t>
+      </w:r>
+      <w:r>
+        <w:t xml:space="preserve"> = tsu. Small </w:t>
+      </w:r>
+      <w:r>
+        <w:t>っ</w:t>
+      </w:r>
+      <w:r>
+        <w:t xml:space="preserve"> does not represent a standalone tsu syllable; it changes the following consonant instead. The small form is called a sokuon.</w:t>
       </w:r>
     </w:p>
     <w:p>
@@ -2457,19 +2716,30 @@
         <w:pStyle w:val="Heading4"/>
       </w:pPr>
       <w:r>
+        <w:lastRenderedPageBreak/>
         <w:t>つ</w:t>
       </w:r>
     </w:p>
     <w:p>
-      <w:pPr/>
-      <w:r>
-        <w:t>Romanise full-sized つ as the normal syllable tsu.</w:t>
-      </w:r>
-    </w:p>
-    <w:p>
-      <w:pPr/>
-      <w:r>
-        <w:t>For example, まつ which romanises into matsu (to wait).</w:t>
+      <w:r>
+        <w:t xml:space="preserve">Romanise full-sized </w:t>
+      </w:r>
+      <w:r>
+        <w:t>つ</w:t>
+      </w:r>
+      <w:r>
+        <w:t xml:space="preserve"> as the normal syllable tsu.</w:t>
+      </w:r>
+    </w:p>
+    <w:p>
+      <w:r>
+        <w:t xml:space="preserve">For example, </w:t>
+      </w:r>
+      <w:r>
+        <w:t>まつ</w:t>
+      </w:r>
+      <w:r>
+        <w:t xml:space="preserve"> which romanises into matsu (to wait).</w:t>
       </w:r>
     </w:p>
     <w:p>
@@ -2477,61 +2747,118 @@
         <w:pStyle w:val="Heading4"/>
       </w:pPr>
       <w:r>
-        <w:t>っ / ッ</w:t>
-      </w:r>
-    </w:p>
-    <w:p>
-      <w:pPr/>
-      <w:r>
-        <w:t>Small っ and ッ do not have a standalone tsu sound. They normally double the following consonant.</w:t>
-      </w:r>
-    </w:p>
-    <w:p>
-      <w:pPr/>
-      <w:r>
-        <w:t>For example, きて romanises into kite (come) whereas きって romanises into kitte (stamp).</w:t>
-      </w:r>
-    </w:p>
-    <w:p>
-      <w:pPr/>
+        <w:t>っ</w:t>
+      </w:r>
+      <w:r>
+        <w:t xml:space="preserve"> / </w:t>
+      </w:r>
+      <w:r>
+        <w:t>ッ</w:t>
+      </w:r>
+    </w:p>
+    <w:p>
+      <w:r>
+        <w:t xml:space="preserve">Small </w:t>
+      </w:r>
+      <w:r>
+        <w:t>っ</w:t>
+      </w:r>
+      <w:r>
+        <w:t xml:space="preserve"> and </w:t>
+      </w:r>
+      <w:r>
+        <w:t>ッ</w:t>
+      </w:r>
+      <w:r>
+        <w:t xml:space="preserve"> do not have a standalone tsu sound. They normally double the following consonant.</w:t>
+      </w:r>
+    </w:p>
+    <w:p>
+      <w:r>
+        <w:t xml:space="preserve">For example, </w:t>
+      </w:r>
+      <w:r>
+        <w:t>きて</w:t>
+      </w:r>
+      <w:r>
+        <w:t xml:space="preserve"> romanises into kite (come) whereas </w:t>
+      </w:r>
+      <w:r>
+        <w:t>きって</w:t>
+      </w:r>
+      <w:r>
+        <w:t xml:space="preserve"> romanises into kitte (stamp).</w:t>
+      </w:r>
+    </w:p>
+    <w:p>
       <w:r>
         <w:t>The same rule applies when the following sound uses more than one Romaji letter. Under this guide:</w:t>
       </w:r>
     </w:p>
     <w:p>
-      <w:pPr/>
-      <w:r>
-        <w:t>ざっし → zasshi</w:t>
-      </w:r>
-    </w:p>
-    <w:p>
-      <w:pPr/>
-      <w:r>
-        <w:t>えっち → ecchi</w:t>
-      </w:r>
-    </w:p>
-    <w:p>
-      <w:pPr/>
-      <w:r>
-        <w:t>みっつ → mittsu</w:t>
-      </w:r>
-    </w:p>
-    <w:p>
-      <w:pPr/>
-      <w:r>
-        <w:t>きっきょ → kikkyo</w:t>
-      </w:r>
-    </w:p>
-    <w:p>
-      <w:pPr/>
-      <w:r>
-        <w:t>Small っ/ッ also appears in verbs, numbers, counters and loanwords. The basic rule remains the same: double the supported consonant that follows it.</w:t>
-      </w:r>
-    </w:p>
-    <w:p>
-      <w:pPr/>
-      <w:r>
-        <w:t>Katakana loanwords can use ッ before consonants which are less common after っ in native Japanese. If the word is a loanword, remember that the Loanwords section still takes priority.</w:t>
+      <w:r>
+        <w:t>ざっし</w:t>
+      </w:r>
+      <w:r>
+        <w:t xml:space="preserve"> → zasshi</w:t>
+      </w:r>
+    </w:p>
+    <w:p>
+      <w:r>
+        <w:t>えっち</w:t>
+      </w:r>
+      <w:r>
+        <w:t xml:space="preserve"> → ecchi</w:t>
+      </w:r>
+    </w:p>
+    <w:p>
+      <w:r>
+        <w:t>みっつ</w:t>
+      </w:r>
+      <w:r>
+        <w:t xml:space="preserve"> → mittsu</w:t>
+      </w:r>
+    </w:p>
+    <w:p>
+      <w:r>
+        <w:t>きっきょ</w:t>
+      </w:r>
+      <w:r>
+        <w:t xml:space="preserve"> → kikkyo</w:t>
+      </w:r>
+    </w:p>
+    <w:p>
+      <w:r>
+        <w:t xml:space="preserve">Small </w:t>
+      </w:r>
+      <w:r>
+        <w:t>っ</w:t>
+      </w:r>
+      <w:r>
+        <w:t>/</w:t>
+      </w:r>
+      <w:r>
+        <w:t>ッ</w:t>
+      </w:r>
+      <w:r>
+        <w:t xml:space="preserve"> also appears in verbs, numbers, counters and loanwords. The basic rule remains the same: double the supported consonant that follows it.</w:t>
+      </w:r>
+    </w:p>
+    <w:p>
+      <w:r>
+        <w:t xml:space="preserve">Katakana loanwords can use </w:t>
+      </w:r>
+      <w:r>
+        <w:t>ッ</w:t>
+      </w:r>
+      <w:r>
+        <w:t xml:space="preserve"> before consonants which are less common after </w:t>
+      </w:r>
+      <w:r>
+        <w:t>っ</w:t>
+      </w:r>
+      <w:r>
+        <w:t xml:space="preserve"> in native Japanese. If the word is a loanword, remember that the Loanwords section still takes priority.</w:t>
       </w:r>
     </w:p>
     <w:p>
@@ -2539,55 +2866,135 @@
         <w:pStyle w:val="Heading4"/>
       </w:pPr>
       <w:r>
-        <w:t>Other uses of っ / ッ</w:t>
-      </w:r>
-    </w:p>
-    <w:p>
-      <w:pPr/>
-      <w:r>
-        <w:t>Sometimes っ or ッ appears at the end of a reaction, sound-effect word or emphatic piece of dialogue.</w:t>
-      </w:r>
-    </w:p>
-    <w:p>
-      <w:pPr/>
+        <w:t xml:space="preserve">Other uses of </w:t>
+      </w:r>
+      <w:r>
+        <w:t>っ</w:t>
+      </w:r>
+      <w:r>
+        <w:t xml:space="preserve"> / </w:t>
+      </w:r>
+      <w:r>
+        <w:t>ッ</w:t>
+      </w:r>
+    </w:p>
+    <w:p>
+      <w:r>
+        <w:t xml:space="preserve">Sometimes </w:t>
+      </w:r>
+      <w:r>
+        <w:t>っ</w:t>
+      </w:r>
+      <w:r>
+        <w:t xml:space="preserve"> or </w:t>
+      </w:r>
+      <w:r>
+        <w:t>ッ</w:t>
+      </w:r>
+      <w:r>
+        <w:t xml:space="preserve"> appears at the end of a reaction, sound-effect word or emphatic piece of dialogue.</w:t>
+      </w:r>
+    </w:p>
+    <w:p>
       <w:r>
         <w:t>For example:</w:t>
       </w:r>
     </w:p>
     <w:p>
-      <w:pPr/>
-      <w:r>
-        <w:t>あっ！ → A! (review required)</w:t>
-      </w:r>
-    </w:p>
-    <w:p>
-      <w:pPr/>
-      <w:r>
-        <w:t>えっ…… → E… (review required)</w:t>
-      </w:r>
-    </w:p>
-    <w:p>
-      <w:pPr/>
-      <w:r>
+      <w:r>
+        <w:t>あっ！</w:t>
+      </w:r>
+      <w:r>
+        <w:t xml:space="preserve"> → A! (review required)</w:t>
+      </w:r>
+    </w:p>
+    <w:p>
+      <w:r>
+        <w:t>えっ</w:t>
+      </w:r>
+      <w:r>
+        <w:t>…… → E… (review required)</w:t>
+      </w:r>
+    </w:p>
+    <w:p>
+      <w:r>
+        <w:lastRenderedPageBreak/>
         <w:t>There is no consonant after the sokuon in these examples, so there is nothing to double. Do not add a consonant and do not write tsu. Leave the sokuon without a Romaji letter and flag the result for review.</w:t>
       </w:r>
     </w:p>
     <w:p>
-      <w:pPr/>
-      <w:r>
-        <w:t>The same caution applies when っ/ッ is followed by a vowel, by a non-geminative sound such as n, m, r, w or y, or when repeated sokuon is used for emphasis. Do not invent a doubled form.</w:t>
-      </w:r>
-    </w:p>
-    <w:p>
-      <w:pPr/>
-      <w:r>
-        <w:t>A form such as っす is different. It is followed by s, so the normal rule still applies: っす → ssu.</w:t>
-      </w:r>
-    </w:p>
-    <w:p>
-      <w:pPr/>
-      <w:r>
-        <w:t>Full-sized つ and ツ normally remain tsu in modern text. Older or non-small typography may use a full-sized つ or ツ for a sokuon. Do not assume that every full-sized つ or ツ is a sokuon; only treat it as one when the reading or historical evidence confirms it.</w:t>
+      <w:r>
+        <w:t xml:space="preserve">The same caution applies when </w:t>
+      </w:r>
+      <w:r>
+        <w:t>っ</w:t>
+      </w:r>
+      <w:r>
+        <w:t>/</w:t>
+      </w:r>
+      <w:r>
+        <w:t>ッ</w:t>
+      </w:r>
+      <w:r>
+        <w:t xml:space="preserve"> is followed by a vowel, by a non-geminative sound such as n, m, r, w or y, or when repeated sokuon is used for emphasis. Do not invent a doubled form.</w:t>
+      </w:r>
+    </w:p>
+    <w:p>
+      <w:r>
+        <w:t xml:space="preserve">A form such as </w:t>
+      </w:r>
+      <w:r>
+        <w:t>っす</w:t>
+      </w:r>
+      <w:r>
+        <w:t xml:space="preserve"> is different. It is followed by s, so the normal rule still applies: </w:t>
+      </w:r>
+      <w:r>
+        <w:t>っす</w:t>
+      </w:r>
+      <w:r>
+        <w:t xml:space="preserve"> → ssu.</w:t>
+      </w:r>
+    </w:p>
+    <w:p>
+      <w:r>
+        <w:t xml:space="preserve">Full-sized </w:t>
+      </w:r>
+      <w:r>
+        <w:t>つ</w:t>
+      </w:r>
+      <w:r>
+        <w:t xml:space="preserve"> and </w:t>
+      </w:r>
+      <w:r>
+        <w:t>ツ</w:t>
+      </w:r>
+      <w:r>
+        <w:t xml:space="preserve"> normally remain tsu in modern text. Older or non-small typography may use a full-sized </w:t>
+      </w:r>
+      <w:r>
+        <w:t>つ</w:t>
+      </w:r>
+      <w:r>
+        <w:t xml:space="preserve"> or </w:t>
+      </w:r>
+      <w:r>
+        <w:t>ツ</w:t>
+      </w:r>
+      <w:r>
+        <w:t xml:space="preserve"> for a sokuon. Do not assume that every full-sized </w:t>
+      </w:r>
+      <w:r>
+        <w:t>つ</w:t>
+      </w:r>
+      <w:r>
+        <w:t xml:space="preserve"> or </w:t>
+      </w:r>
+      <w:r>
+        <w:t>ツ</w:t>
+      </w:r>
+      <w:r>
+        <w:t xml:space="preserve"> is a sokuon; only treat it as one when the reading or historical evidence confirms it.</w:t>
       </w:r>
     </w:p>
     <w:p>
@@ -2599,37 +3006,133 @@
       </w:r>
     </w:p>
     <w:p>
-      <w:pPr/>
       <w:r>
         <w:t>Japanese numbers are read compositionally, but long numeric expressions should remain readable rather than becoming one artificial Romaji word.</w:t>
       </w:r>
     </w:p>
     <w:p>
-      <w:pPr/>
-      <w:r>
-        <w:t>Keep a digit and the place-value unit that it directly forms together: 三百 → Sanbyaku, 三千 → Sanzen, 二万 → Niman, 二千万 → Nisenman, 一億 → Ichioku, and 一兆 → いっちょう → Icchou.</w:t>
-      </w:r>
-    </w:p>
-    <w:p>
-      <w:pPr/>
-      <w:r>
-        <w:t>When a completed numeric group is followed by a lower-value group, separate them with a space. For example: 二万三千四百五十六 → Niman Sanzen Yonhyaku Gojuuroku.</w:t>
-      </w:r>
-    </w:p>
-    <w:p>
-      <w:pPr/>
-      <w:r>
-        <w:t>Separate 円 from the preceding number: 一万円 → Ichiman En; 千円 → Sen En. This real word boundary takes precedence over the ん apostrophe rule, so 三千四百 is Sanzen Yonhyaku, not Sanzen'yonhyaku, and 千円 is Sen En, not Sen'en.</w:t>
-      </w:r>
-    </w:p>
-    <w:p>
-      <w:pPr/>
-      <w:r>
-        <w:t>The rule that ん is always written as n still applies inside numbers. Do not copy romanisation systems that assimilate n to m: 三百 → Sanbyaku and 三万 → Sanman.</w:t>
-      </w:r>
-    </w:p>
-    <w:p>
-      <w:pPr/>
+      <w:r>
+        <w:t xml:space="preserve">Keep a digit and the place-value unit that it directly forms together: </w:t>
+      </w:r>
+      <w:r>
+        <w:t>三百</w:t>
+      </w:r>
+      <w:r>
+        <w:t xml:space="preserve"> → Sanbyaku, </w:t>
+      </w:r>
+      <w:r>
+        <w:t>三千</w:t>
+      </w:r>
+      <w:r>
+        <w:t xml:space="preserve"> → Sanzen, </w:t>
+      </w:r>
+      <w:r>
+        <w:t>二万</w:t>
+      </w:r>
+      <w:r>
+        <w:t xml:space="preserve"> → Niman, </w:t>
+      </w:r>
+      <w:r>
+        <w:t>二千万</w:t>
+      </w:r>
+      <w:r>
+        <w:t xml:space="preserve"> → Nisenman, </w:t>
+      </w:r>
+      <w:r>
+        <w:t>一億</w:t>
+      </w:r>
+      <w:r>
+        <w:t xml:space="preserve"> → Ichioku, and </w:t>
+      </w:r>
+      <w:r>
+        <w:t>一兆</w:t>
+      </w:r>
+      <w:r>
+        <w:t xml:space="preserve"> → </w:t>
+      </w:r>
+      <w:r>
+        <w:t>いっちょう</w:t>
+      </w:r>
+      <w:r>
+        <w:t xml:space="preserve"> → Icchou.</w:t>
+      </w:r>
+    </w:p>
+    <w:p>
+      <w:r>
+        <w:t xml:space="preserve">When a completed numeric group is followed by a lower-value group, separate them with a space. For example: </w:t>
+      </w:r>
+      <w:r>
+        <w:t>二万三千四百五十六</w:t>
+      </w:r>
+      <w:r>
+        <w:t xml:space="preserve"> → Niman Sanzen Yonhyaku Gojuuroku.</w:t>
+      </w:r>
+    </w:p>
+    <w:p>
+      <w:r>
+        <w:t xml:space="preserve">Separate </w:t>
+      </w:r>
+      <w:r>
+        <w:t>円</w:t>
+      </w:r>
+      <w:r>
+        <w:t xml:space="preserve"> from the preceding number: </w:t>
+      </w:r>
+      <w:r>
+        <w:t>一万円</w:t>
+      </w:r>
+      <w:r>
+        <w:t xml:space="preserve"> → Ichiman En; </w:t>
+      </w:r>
+      <w:r>
+        <w:t>千円</w:t>
+      </w:r>
+      <w:r>
+        <w:t xml:space="preserve"> → Sen En. This real word boundary takes precedence over the </w:t>
+      </w:r>
+      <w:r>
+        <w:t>ん</w:t>
+      </w:r>
+      <w:r>
+        <w:t xml:space="preserve"> apostrophe rule, so </w:t>
+      </w:r>
+      <w:r>
+        <w:t>三千四百</w:t>
+      </w:r>
+      <w:r>
+        <w:t xml:space="preserve"> is Sanzen Yonhyaku, not Sanzen'yonhyaku, and </w:t>
+      </w:r>
+      <w:r>
+        <w:t>千円</w:t>
+      </w:r>
+      <w:r>
+        <w:t xml:space="preserve"> is Sen En, not Sen'en.</w:t>
+      </w:r>
+    </w:p>
+    <w:p>
+      <w:r>
+        <w:t xml:space="preserve">The rule that </w:t>
+      </w:r>
+      <w:r>
+        <w:t>ん</w:t>
+      </w:r>
+      <w:r>
+        <w:t xml:space="preserve"> is always written as n still applies inside numbers. Do not copy romanisation systems that assimilate n to m: </w:t>
+      </w:r>
+      <w:r>
+        <w:t>三百</w:t>
+      </w:r>
+      <w:r>
+        <w:t xml:space="preserve"> → Sanbyaku and </w:t>
+      </w:r>
+      <w:r>
+        <w:t>三万</w:t>
+      </w:r>
+      <w:r>
+        <w:t xml:space="preserve"> → Sanman.</w:t>
+      </w:r>
+    </w:p>
+    <w:p>
       <w:r>
         <w:t>Some strings made entirely from numeral Kanji can also have established lexical or name readings. Where the context does not safely distinguish the numeric interpretation from a whole-word/name reading, the result must be treated as reviewable rather than forcing a Kanji-by-Kanji guess.</w:t>
       </w:r>
@@ -2639,12 +3142,25 @@
         <w:pStyle w:val="Heading2"/>
       </w:pPr>
       <w:r>
+        <w:lastRenderedPageBreak/>
         <w:t>On'yomi vs Kun'yomi Readings</w:t>
       </w:r>
     </w:p>
     <w:p>
       <w:r>
-        <w:t>Kanji can have several readings. On'yomi (音読み) developed from historical Chinese pronunciations; Kun'yomi (訓読み) are Japanese readings associated with native vocabulary.</w:t>
+        <w:t>Kanji can have several readings. On'yomi (</w:t>
+      </w:r>
+      <w:r>
+        <w:t>音読み</w:t>
+      </w:r>
+      <w:r>
+        <w:t>) developed from historical Chinese pronunciations; Kun'yomi (</w:t>
+      </w:r>
+      <w:r>
+        <w:t>訓読み</w:t>
+      </w:r>
+      <w:r>
+        <w:t>) are Japanese readings associated with native vocabulary.</w:t>
       </w:r>
     </w:p>
     <w:p>
@@ -2673,16 +3189,400 @@
         <w:rPr>
           <w:rFonts w:hint="eastAsia"/>
         </w:rPr>
+        <w:t>学校</w:t>
+      </w:r>
+    </w:p>
+    <w:p>
+      <w:r>
+        <w:rPr>
+          <w:rFonts w:hint="eastAsia"/>
+        </w:rPr>
+        <w:t>学</w:t>
+      </w:r>
+      <w:r>
+        <w:rPr>
+          <w:rFonts w:hint="eastAsia"/>
+        </w:rPr>
+        <w:t xml:space="preserve"> </w:t>
+      </w:r>
+      <w:r>
+        <w:rPr>
+          <w:rFonts w:hint="eastAsia"/>
+        </w:rPr>
+        <w:t>→</w:t>
+      </w:r>
+      <w:r>
+        <w:rPr>
+          <w:rFonts w:hint="eastAsia"/>
+        </w:rPr>
+        <w:t xml:space="preserve"> </w:t>
+      </w:r>
+      <w:r>
+        <w:rPr>
+          <w:rFonts w:hint="eastAsia"/>
+        </w:rPr>
+        <w:t>がく</w:t>
+      </w:r>
+      <w:r>
+        <w:rPr>
+          <w:rFonts w:hint="eastAsia"/>
+        </w:rPr>
+        <w:t xml:space="preserve"> </w:t>
+      </w:r>
+      <w:r>
+        <w:rPr>
+          <w:rFonts w:hint="eastAsia"/>
+        </w:rPr>
+        <w:t>→</w:t>
+      </w:r>
+      <w:r>
+        <w:rPr>
+          <w:rFonts w:hint="eastAsia"/>
+        </w:rPr>
+        <w:t xml:space="preserve"> gaku</w:t>
+      </w:r>
+    </w:p>
+    <w:p>
+      <w:r>
+        <w:rPr>
+          <w:rFonts w:hint="eastAsia"/>
+        </w:rPr>
+        <w:t>校</w:t>
+      </w:r>
+      <w:r>
+        <w:rPr>
+          <w:rFonts w:hint="eastAsia"/>
+        </w:rPr>
+        <w:t xml:space="preserve"> </w:t>
+      </w:r>
+      <w:r>
+        <w:rPr>
+          <w:rFonts w:hint="eastAsia"/>
+        </w:rPr>
+        <w:t>→</w:t>
+      </w:r>
+      <w:r>
+        <w:rPr>
+          <w:rFonts w:hint="eastAsia"/>
+        </w:rPr>
+        <w:t xml:space="preserve"> </w:t>
+      </w:r>
+      <w:r>
+        <w:rPr>
+          <w:rFonts w:hint="eastAsia"/>
+        </w:rPr>
+        <w:t>こう</w:t>
+      </w:r>
+      <w:r>
+        <w:rPr>
+          <w:rFonts w:hint="eastAsia"/>
+        </w:rPr>
+        <w:t xml:space="preserve"> </w:t>
+      </w:r>
+      <w:r>
+        <w:rPr>
+          <w:rFonts w:hint="eastAsia"/>
+        </w:rPr>
+        <w:t>→</w:t>
+      </w:r>
+      <w:r>
+        <w:rPr>
+          <w:rFonts w:hint="eastAsia"/>
+        </w:rPr>
+        <w:t xml:space="preserve"> kou</w:t>
+      </w:r>
+    </w:p>
+    <w:p>
+      <w:r>
+        <w:rPr>
+          <w:rFonts w:hint="eastAsia"/>
+        </w:rPr>
+        <w:t>学校</w:t>
+      </w:r>
+      <w:r>
+        <w:rPr>
+          <w:rFonts w:hint="eastAsia"/>
+        </w:rPr>
+        <w:t xml:space="preserve"> </w:t>
+      </w:r>
+      <w:r>
+        <w:rPr>
+          <w:rFonts w:hint="eastAsia"/>
+        </w:rPr>
+        <w:t>→</w:t>
+      </w:r>
+      <w:r>
+        <w:rPr>
+          <w:rFonts w:hint="eastAsia"/>
+        </w:rPr>
+        <w:t xml:space="preserve"> </w:t>
+      </w:r>
+      <w:r>
+        <w:rPr>
+          <w:rFonts w:hint="eastAsia"/>
+        </w:rPr>
+        <w:t>がっこう</w:t>
+      </w:r>
+      <w:r>
+        <w:rPr>
+          <w:rFonts w:hint="eastAsia"/>
+        </w:rPr>
+        <w:t xml:space="preserve"> </w:t>
+      </w:r>
+      <w:r>
+        <w:rPr>
+          <w:rFonts w:hint="eastAsia"/>
+        </w:rPr>
+        <w:t>→</w:t>
+      </w:r>
+      <w:r>
+        <w:rPr>
+          <w:rFonts w:hint="eastAsia"/>
+        </w:rPr>
+        <w:t xml:space="preserve"> gakkou</w:t>
+      </w:r>
+    </w:p>
+    <w:p>
+      <w:r>
+        <w:t>Both Kanji use On'yomi here. Do not assume every Kanji compound does so; mixed and exceptional whole-word readings also occur.</w:t>
+      </w:r>
+    </w:p>
+    <w:p>
+      <w:pPr>
+        <w:pStyle w:val="Heading3"/>
+      </w:pPr>
+      <w:r>
+        <w:t>Kun'yomi</w:t>
+      </w:r>
+    </w:p>
+    <w:p>
+      <w:r>
+        <w:t>Kun'yomi is common when a Kanji represents a native Japanese word, especially when it is followed by okurigana (hiragana that completes the word).</w:t>
+      </w:r>
+    </w:p>
+    <w:p>
+      <w:r>
+        <w:t>For example</w:t>
+      </w:r>
+      <w:r>
+        <w:t>:</w:t>
+      </w:r>
+    </w:p>
+    <w:p>
+      <w:r>
+        <w:rPr>
+          <w:rFonts w:hint="eastAsia"/>
+        </w:rPr>
+        <w:t>食べる</w:t>
+      </w:r>
+    </w:p>
+    <w:p>
+      <w:r>
+        <w:rPr>
+          <w:rFonts w:hint="eastAsia"/>
+        </w:rPr>
+        <w:t>食</w:t>
+      </w:r>
+      <w:r>
+        <w:rPr>
+          <w:rFonts w:hint="eastAsia"/>
+        </w:rPr>
+        <w:t xml:space="preserve"> </w:t>
+      </w:r>
+      <w:r>
+        <w:rPr>
+          <w:rFonts w:hint="eastAsia"/>
+        </w:rPr>
+        <w:t>→</w:t>
+      </w:r>
+      <w:r>
+        <w:rPr>
+          <w:rFonts w:hint="eastAsia"/>
+        </w:rPr>
+        <w:t xml:space="preserve"> </w:t>
+      </w:r>
+      <w:r>
+        <w:rPr>
+          <w:rFonts w:hint="eastAsia"/>
+        </w:rPr>
+        <w:t>た</w:t>
+      </w:r>
+      <w:r>
+        <w:rPr>
+          <w:rFonts w:hint="eastAsia"/>
+        </w:rPr>
+        <w:t xml:space="preserve"> </w:t>
+      </w:r>
+      <w:r>
+        <w:rPr>
+          <w:rFonts w:hint="eastAsia"/>
+        </w:rPr>
+        <w:t>→</w:t>
+      </w:r>
+      <w:r>
+        <w:rPr>
+          <w:rFonts w:hint="eastAsia"/>
+        </w:rPr>
+        <w:t xml:space="preserve"> ta</w:t>
+      </w:r>
+    </w:p>
+    <w:p>
+      <w:r>
+        <w:rPr>
+          <w:rFonts w:hint="eastAsia"/>
+        </w:rPr>
+        <w:t>べる</w:t>
+      </w:r>
+      <w:r>
+        <w:rPr>
+          <w:rFonts w:hint="eastAsia"/>
+        </w:rPr>
+        <w:t xml:space="preserve"> </w:t>
+      </w:r>
+      <w:r>
+        <w:rPr>
+          <w:rFonts w:hint="eastAsia"/>
+        </w:rPr>
+        <w:t>→</w:t>
+      </w:r>
+      <w:r>
+        <w:rPr>
+          <w:rFonts w:hint="eastAsia"/>
+        </w:rPr>
+        <w:t xml:space="preserve"> beru</w:t>
+      </w:r>
+    </w:p>
+    <w:p>
+      <w:r>
+        <w:rPr>
+          <w:rFonts w:hint="eastAsia"/>
+        </w:rPr>
+        <w:t>食べる</w:t>
+      </w:r>
+      <w:r>
+        <w:rPr>
+          <w:rFonts w:hint="eastAsia"/>
+        </w:rPr>
+        <w:t xml:space="preserve"> </w:t>
+      </w:r>
+      <w:r>
+        <w:rPr>
+          <w:rFonts w:hint="eastAsia"/>
+        </w:rPr>
+        <w:t>→</w:t>
+      </w:r>
+      <w:r>
+        <w:rPr>
+          <w:rFonts w:hint="eastAsia"/>
+        </w:rPr>
+        <w:t xml:space="preserve"> taberu</w:t>
+      </w:r>
+    </w:p>
+    <w:p>
+      <w:r>
+        <w:t xml:space="preserve">Here, </w:t>
+      </w:r>
+      <w:r>
+        <w:t>食</w:t>
+      </w:r>
+      <w:r>
+        <w:t xml:space="preserve"> is using its Kun'yomi reading, ta</w:t>
+      </w:r>
+      <w:r>
+        <w:t xml:space="preserve">.  It does not use the On’yomi reading of </w:t>
+      </w:r>
+      <w:r>
+        <w:rPr>
+          <w:rStyle w:val="text-gray-600"/>
+        </w:rPr>
+        <w:t xml:space="preserve">shoku, as it would with </w:t>
+      </w:r>
+      <w:r>
+        <w:rPr>
+          <w:rStyle w:val="text-gray-600"/>
+        </w:rPr>
+        <w:t>食事</w:t>
+      </w:r>
+      <w:r>
+        <w:rPr>
+          <w:rStyle w:val="text-gray-600"/>
+        </w:rPr>
+        <w:t xml:space="preserve"> (</w:t>
+      </w:r>
+      <w:r>
+        <w:t>shokuji).</w:t>
+      </w:r>
+    </w:p>
+    <w:p>
+      <w:pPr>
+        <w:pStyle w:val="Heading3"/>
+      </w:pPr>
+      <w:r>
+        <w:t>Okurigana</w:t>
+      </w:r>
+    </w:p>
+    <w:p>
+      <w:r>
+        <w:t>Okurigana is hiragana written after a Kanji to complete or inflect a word. It often helps identify a Kun'yomi reading.</w:t>
+      </w:r>
+    </w:p>
+    <w:p>
+      <w:r>
         <w:lastRenderedPageBreak/>
-        <w:t>学校</w:t>
-      </w:r>
-    </w:p>
-    <w:p>
-      <w:r>
-        <w:rPr>
-          <w:rFonts w:hint="eastAsia"/>
-        </w:rPr>
-        <w:t>学</w:t>
+        <w:t>For example:</w:t>
+      </w:r>
+    </w:p>
+    <w:p>
+      <w:r>
+        <w:rPr>
+          <w:rFonts w:hint="eastAsia"/>
+        </w:rPr>
+        <w:t>食べる</w:t>
+      </w:r>
+    </w:p>
+    <w:p>
+      <w:r>
+        <w:rPr>
+          <w:rFonts w:hint="eastAsia"/>
+        </w:rPr>
+        <w:t xml:space="preserve">The kanji is </w:t>
+      </w:r>
+      <w:r>
+        <w:rPr>
+          <w:rFonts w:hint="eastAsia"/>
+        </w:rPr>
+        <w:t>食</w:t>
+      </w:r>
+      <w:r>
+        <w:rPr>
+          <w:rFonts w:hint="eastAsia"/>
+        </w:rPr>
+        <w:t xml:space="preserve">, while </w:t>
+      </w:r>
+      <w:r>
+        <w:rPr>
+          <w:rFonts w:hint="eastAsia"/>
+        </w:rPr>
+        <w:t>べる</w:t>
+      </w:r>
+      <w:r>
+        <w:rPr>
+          <w:rFonts w:hint="eastAsia"/>
+        </w:rPr>
+        <w:t xml:space="preserve"> is okurigana.</w:t>
+      </w:r>
+    </w:p>
+    <w:p>
+      <w:r>
+        <w:t>The reading is:</w:t>
+      </w:r>
+    </w:p>
+    <w:p>
+      <w:r>
+        <w:rPr>
+          <w:rFonts w:hint="eastAsia"/>
+        </w:rPr>
+        <w:t>食</w:t>
       </w:r>
       <w:r>
         <w:rPr>
@@ -2706,7 +3606,18 @@
         <w:rPr>
           <w:rFonts w:hint="eastAsia"/>
         </w:rPr>
-        <w:t>がく</w:t>
+        <w:t>た</w:t>
+      </w:r>
+      <w:r>
+        <w:t xml:space="preserve"> (ta)</w:t>
+      </w:r>
+    </w:p>
+    <w:p>
+      <w:r>
+        <w:rPr>
+          <w:rFonts w:hint="eastAsia"/>
+        </w:rPr>
+        <w:t>べる</w:t>
       </w:r>
       <w:r>
         <w:rPr>
@@ -2724,15 +3635,25 @@
         <w:rPr>
           <w:rFonts w:hint="eastAsia"/>
         </w:rPr>
-        <w:t xml:space="preserve"> gaku</w:t>
-      </w:r>
-    </w:p>
-    <w:p>
-      <w:r>
-        <w:rPr>
-          <w:rFonts w:hint="eastAsia"/>
-        </w:rPr>
-        <w:t>校</w:t>
+        <w:t xml:space="preserve"> beru</w:t>
+      </w:r>
+    </w:p>
+    <w:p>
+      <w:r>
+        <w:t>taberu</w:t>
+      </w:r>
+    </w:p>
+    <w:p>
+      <w:r>
+        <w:t>Similarly:</w:t>
+      </w:r>
+    </w:p>
+    <w:p>
+      <w:r>
+        <w:rPr>
+          <w:rFonts w:hint="eastAsia"/>
+        </w:rPr>
+        <w:t>飲む</w:t>
       </w:r>
       <w:r>
         <w:rPr>
@@ -2750,13 +3671,15 @@
         <w:rPr>
           <w:rFonts w:hint="eastAsia"/>
         </w:rPr>
-        <w:t xml:space="preserve"> </w:t>
-      </w:r>
-      <w:r>
-        <w:rPr>
-          <w:rFonts w:hint="eastAsia"/>
-        </w:rPr>
-        <w:t>こう</w:t>
+        <w:t xml:space="preserve"> nomu</w:t>
+      </w:r>
+    </w:p>
+    <w:p>
+      <w:r>
+        <w:rPr>
+          <w:rFonts w:hint="eastAsia"/>
+        </w:rPr>
+        <w:t>読む</w:t>
       </w:r>
       <w:r>
         <w:rPr>
@@ -2774,15 +3697,15 @@
         <w:rPr>
           <w:rFonts w:hint="eastAsia"/>
         </w:rPr>
-        <w:t xml:space="preserve"> kou</w:t>
-      </w:r>
-    </w:p>
-    <w:p>
-      <w:r>
-        <w:rPr>
-          <w:rFonts w:hint="eastAsia"/>
-        </w:rPr>
-        <w:t>学校</w:t>
+        <w:t xml:space="preserve"> yomu</w:t>
+      </w:r>
+    </w:p>
+    <w:p>
+      <w:r>
+        <w:rPr>
+          <w:rFonts w:hint="eastAsia"/>
+        </w:rPr>
+        <w:t>書く</w:t>
       </w:r>
       <w:r>
         <w:rPr>
@@ -2800,18 +3723,40 @@
         <w:rPr>
           <w:rFonts w:hint="eastAsia"/>
         </w:rPr>
-        <w:t xml:space="preserve"> </w:t>
-      </w:r>
-      <w:r>
-        <w:rPr>
-          <w:rFonts w:hint="eastAsia"/>
-        </w:rPr>
-        <w:t>がっこう</w:t>
-      </w:r>
-      <w:r>
-        <w:rPr>
-          <w:rFonts w:hint="eastAsia"/>
-        </w:rPr>
+        <w:t xml:space="preserve"> kaku</w:t>
+      </w:r>
+    </w:p>
+    <w:p>
+      <w:r>
+        <w:t>Okurigana is a useful clue, but it is not an absolute rule.</w:t>
+      </w:r>
+    </w:p>
+    <w:p>
+      <w:pPr>
+        <w:pStyle w:val="Heading3"/>
+      </w:pPr>
+      <w:r>
+        <w:t>Whole Word First</w:t>
+      </w:r>
+    </w:p>
+    <w:p>
+      <w:r>
+        <w:t>Do not determine a word's reading one Kanji at a time. Identify the reading of the complete word first, then romanise that reading.</w:t>
+      </w:r>
+    </w:p>
+    <w:p>
+      <w:r>
+        <w:t>For example:</w:t>
+      </w:r>
+    </w:p>
+    <w:p>
+      <w:r>
+        <w:rPr>
+          <w:rFonts w:hint="eastAsia"/>
+        </w:rPr>
+        <w:t>大人</w:t>
+      </w:r>
+      <w:r>
         <w:t xml:space="preserve"> </w:t>
       </w:r>
       <w:r>
@@ -2821,52 +3766,13 @@
         <w:t>→</w:t>
       </w:r>
       <w:r>
-        <w:rPr>
-          <w:rFonts w:hint="eastAsia"/>
-        </w:rPr>
-        <w:t xml:space="preserve"> gakkou</w:t>
-      </w:r>
-    </w:p>
-    <w:p>
-      <w:r>
-        <w:t>Both Kanji use On'yomi here. Do not assume every Kanji compound does so; mixed and exceptional whole-word readings also occur.</w:t>
-      </w:r>
-    </w:p>
-    <w:p>
-      <w:pPr>
-        <w:pStyle w:val="Heading3"/>
-      </w:pPr>
-      <w:r>
-        <w:t>Kun'yomi</w:t>
-      </w:r>
-    </w:p>
-    <w:p>
-      <w:r>
-        <w:t>Kun'yomi is common when a Kanji represents a native Japanese word, especially when it is followed by okurigana (hiragana that completes the word).</w:t>
-      </w:r>
-    </w:p>
-    <w:p>
-      <w:r>
-        <w:t>For example</w:t>
-      </w:r>
-      <w:r>
-        <w:t>:</w:t>
-      </w:r>
-    </w:p>
-    <w:p>
-      <w:r>
-        <w:rPr>
-          <w:rFonts w:hint="eastAsia"/>
-        </w:rPr>
-        <w:t>食べる</w:t>
-      </w:r>
-    </w:p>
-    <w:p>
-      <w:r>
-        <w:rPr>
-          <w:rFonts w:hint="eastAsia"/>
-        </w:rPr>
-        <w:t>食</w:t>
+        <w:t xml:space="preserve"> </w:t>
+      </w:r>
+      <w:r>
+        <w:rPr>
+          <w:rFonts w:hint="eastAsia"/>
+        </w:rPr>
+        <w:t>おとな</w:t>
       </w:r>
       <w:r>
         <w:rPr>
@@ -2884,403 +3790,15 @@
         <w:rPr>
           <w:rFonts w:hint="eastAsia"/>
         </w:rPr>
-        <w:t xml:space="preserve"> </w:t>
-      </w:r>
-      <w:r>
-        <w:rPr>
-          <w:rFonts w:hint="eastAsia"/>
-        </w:rPr>
-        <w:t>た</w:t>
-      </w:r>
-      <w:r>
-        <w:rPr>
-          <w:rFonts w:hint="eastAsia"/>
-        </w:rPr>
-        <w:t xml:space="preserve"> </w:t>
-      </w:r>
-      <w:r>
-        <w:rPr>
-          <w:rFonts w:hint="eastAsia"/>
-        </w:rPr>
-        <w:t>→</w:t>
-      </w:r>
-      <w:r>
-        <w:rPr>
-          <w:rFonts w:hint="eastAsia"/>
-        </w:rPr>
-        <w:t xml:space="preserve"> ta</w:t>
-      </w:r>
-    </w:p>
-    <w:p>
-      <w:r>
-        <w:rPr>
-          <w:rFonts w:hint="eastAsia"/>
-        </w:rPr>
-        <w:t>べる</w:t>
-      </w:r>
-      <w:r>
-        <w:rPr>
-          <w:rFonts w:hint="eastAsia"/>
-        </w:rPr>
-        <w:t xml:space="preserve"> </w:t>
-      </w:r>
-      <w:r>
-        <w:rPr>
-          <w:rFonts w:hint="eastAsia"/>
-        </w:rPr>
-        <w:t>→</w:t>
-      </w:r>
-      <w:r>
-        <w:rPr>
-          <w:rFonts w:hint="eastAsia"/>
-        </w:rPr>
-        <w:t xml:space="preserve"> beru</w:t>
-      </w:r>
-    </w:p>
-    <w:p>
-      <w:r>
-        <w:rPr>
-          <w:rFonts w:hint="eastAsia"/>
-        </w:rPr>
-        <w:t>食べる</w:t>
-      </w:r>
-      <w:r>
-        <w:rPr>
-          <w:rFonts w:hint="eastAsia"/>
-        </w:rPr>
-        <w:t xml:space="preserve"> </w:t>
-      </w:r>
-      <w:r>
-        <w:rPr>
-          <w:rFonts w:hint="eastAsia"/>
-        </w:rPr>
-        <w:t>→</w:t>
-      </w:r>
-      <w:r>
-        <w:rPr>
-          <w:rFonts w:hint="eastAsia"/>
-        </w:rPr>
-        <w:t xml:space="preserve"> taberu</w:t>
-      </w:r>
-    </w:p>
-    <w:p>
-      <w:r>
-        <w:t xml:space="preserve">Here, </w:t>
-      </w:r>
-      <w:r>
-        <w:t>食</w:t>
-      </w:r>
-      <w:r>
-        <w:t xml:space="preserve"> is using its Kun'yomi reading, ta</w:t>
-      </w:r>
-      <w:r>
-        <w:t xml:space="preserve">.  It does not use the On’yomi reading of </w:t>
-      </w:r>
-      <w:r>
-        <w:rPr>
-          <w:rStyle w:val="text-gray-600"/>
-        </w:rPr>
-        <w:t xml:space="preserve">shoku, as it would with </w:t>
-      </w:r>
-      <w:r>
-        <w:rPr>
-          <w:rStyle w:val="text-gray-600"/>
-        </w:rPr>
-        <w:t>食事</w:t>
-      </w:r>
-      <w:r>
-        <w:rPr>
-          <w:rStyle w:val="text-gray-600"/>
-        </w:rPr>
-        <w:t xml:space="preserve"> (</w:t>
-      </w:r>
-      <w:r>
-        <w:t>shokuji).</w:t>
-      </w:r>
-    </w:p>
-    <w:p>
-      <w:pPr>
-        <w:pStyle w:val="Heading3"/>
-      </w:pPr>
-      <w:r>
-        <w:t>Okurigana</w:t>
-      </w:r>
-    </w:p>
-    <w:p>
-      <w:r>
-        <w:t>Okurigana is hiragana written after a Kanji to complete or inflect a word. It often helps identify a Kun'yomi reading.</w:t>
-      </w:r>
-    </w:p>
-    <w:p>
-      <w:r>
-        <w:t>For example:</w:t>
-      </w:r>
-    </w:p>
-    <w:p>
-      <w:r>
-        <w:rPr>
-          <w:rFonts w:hint="eastAsia"/>
-        </w:rPr>
-        <w:t>食べる</w:t>
-      </w:r>
-    </w:p>
-    <w:p>
-      <w:r>
-        <w:rPr>
-          <w:rFonts w:hint="eastAsia"/>
-        </w:rPr>
-        <w:t xml:space="preserve">The kanji is </w:t>
-      </w:r>
-      <w:r>
-        <w:rPr>
-          <w:rFonts w:hint="eastAsia"/>
-        </w:rPr>
-        <w:t>食</w:t>
-      </w:r>
-      <w:r>
-        <w:rPr>
-          <w:rFonts w:hint="eastAsia"/>
-        </w:rPr>
-        <w:t xml:space="preserve">, while </w:t>
-      </w:r>
-      <w:r>
-        <w:rPr>
-          <w:rFonts w:hint="eastAsia"/>
-        </w:rPr>
-        <w:t>べる</w:t>
-      </w:r>
-      <w:r>
-        <w:rPr>
-          <w:rFonts w:hint="eastAsia"/>
-        </w:rPr>
-        <w:t xml:space="preserve"> is okurigana.</w:t>
-      </w:r>
-    </w:p>
-    <w:p>
-      <w:r>
-        <w:t>The reading is:</w:t>
-      </w:r>
-    </w:p>
-    <w:p>
-      <w:r>
-        <w:rPr>
-          <w:rFonts w:hint="eastAsia"/>
-        </w:rPr>
-        <w:t>食</w:t>
-      </w:r>
-      <w:r>
-        <w:rPr>
-          <w:rFonts w:hint="eastAsia"/>
-        </w:rPr>
-        <w:t xml:space="preserve"> </w:t>
-      </w:r>
-      <w:r>
-        <w:rPr>
-          <w:rFonts w:hint="eastAsia"/>
-        </w:rPr>
-        <w:t>→</w:t>
-      </w:r>
-      <w:r>
-        <w:rPr>
-          <w:rFonts w:hint="eastAsia"/>
-        </w:rPr>
-        <w:t xml:space="preserve"> </w:t>
-      </w:r>
-      <w:r>
-        <w:rPr>
-          <w:rFonts w:hint="eastAsia"/>
-        </w:rPr>
-        <w:t>た</w:t>
-      </w:r>
-      <w:r>
-        <w:t xml:space="preserve"> (ta)</w:t>
-      </w:r>
-    </w:p>
-    <w:p>
-      <w:r>
-        <w:rPr>
-          <w:rFonts w:hint="eastAsia"/>
-        </w:rPr>
-        <w:t>べる</w:t>
-      </w:r>
-      <w:r>
-        <w:rPr>
-          <w:rFonts w:hint="eastAsia"/>
-        </w:rPr>
-        <w:t xml:space="preserve"> </w:t>
-      </w:r>
-      <w:r>
-        <w:rPr>
-          <w:rFonts w:hint="eastAsia"/>
-        </w:rPr>
-        <w:t>→</w:t>
-      </w:r>
-      <w:r>
-        <w:rPr>
-          <w:rFonts w:hint="eastAsia"/>
-        </w:rPr>
-        <w:t xml:space="preserve"> beru</w:t>
-      </w:r>
-    </w:p>
-    <w:p>
-      <w:r>
-        <w:lastRenderedPageBreak/>
-        <w:t>taberu</w:t>
-      </w:r>
-    </w:p>
-    <w:p>
-      <w:r>
-        <w:t>Similarly:</w:t>
-      </w:r>
-    </w:p>
-    <w:p>
-      <w:r>
-        <w:rPr>
-          <w:rFonts w:hint="eastAsia"/>
-        </w:rPr>
-        <w:t>飲む</w:t>
-      </w:r>
-      <w:r>
-        <w:rPr>
-          <w:rFonts w:hint="eastAsia"/>
-        </w:rPr>
-        <w:t xml:space="preserve"> </w:t>
-      </w:r>
-      <w:r>
-        <w:rPr>
-          <w:rFonts w:hint="eastAsia"/>
-        </w:rPr>
-        <w:t>→</w:t>
-      </w:r>
-      <w:r>
-        <w:rPr>
-          <w:rFonts w:hint="eastAsia"/>
-        </w:rPr>
-        <w:t xml:space="preserve"> nomu</w:t>
-      </w:r>
-    </w:p>
-    <w:p>
-      <w:r>
-        <w:rPr>
-          <w:rFonts w:hint="eastAsia"/>
-        </w:rPr>
-        <w:t>読む</w:t>
-      </w:r>
-      <w:r>
-        <w:rPr>
-          <w:rFonts w:hint="eastAsia"/>
-        </w:rPr>
-        <w:t xml:space="preserve"> </w:t>
-      </w:r>
-      <w:r>
-        <w:rPr>
-          <w:rFonts w:hint="eastAsia"/>
-        </w:rPr>
-        <w:t>→</w:t>
-      </w:r>
-      <w:r>
-        <w:rPr>
-          <w:rFonts w:hint="eastAsia"/>
-        </w:rPr>
-        <w:t xml:space="preserve"> yomu</w:t>
-      </w:r>
-    </w:p>
-    <w:p>
-      <w:r>
-        <w:rPr>
-          <w:rFonts w:hint="eastAsia"/>
-        </w:rPr>
-        <w:t>書く</w:t>
-      </w:r>
-      <w:r>
-        <w:rPr>
-          <w:rFonts w:hint="eastAsia"/>
-        </w:rPr>
-        <w:t xml:space="preserve"> </w:t>
-      </w:r>
-      <w:r>
-        <w:rPr>
-          <w:rFonts w:hint="eastAsia"/>
-        </w:rPr>
-        <w:t>→</w:t>
-      </w:r>
-      <w:r>
-        <w:rPr>
-          <w:rFonts w:hint="eastAsia"/>
-        </w:rPr>
-        <w:t xml:space="preserve"> kaku</w:t>
-      </w:r>
-    </w:p>
-    <w:p>
-      <w:r>
-        <w:t>Okurigana is a useful clue, but it is not an absolute rule.</w:t>
-      </w:r>
-    </w:p>
-    <w:p>
-      <w:pPr>
-        <w:pStyle w:val="Heading3"/>
-      </w:pPr>
-      <w:r>
-        <w:t>Whole Word First</w:t>
-      </w:r>
-    </w:p>
-    <w:p>
-      <w:r>
-        <w:t>Do not determine a word's reading one Kanji at a time. Identify the reading of the complete word first, then romanise that reading.</w:t>
-      </w:r>
-    </w:p>
-    <w:p>
-      <w:r>
-        <w:t>For example:</w:t>
-      </w:r>
-    </w:p>
-    <w:p>
-      <w:r>
-        <w:rPr>
-          <w:rFonts w:hint="eastAsia"/>
-        </w:rPr>
+        <w:t xml:space="preserve"> otona</w:t>
+      </w:r>
+    </w:p>
+    <w:p>
+      <w:r>
         <w:t>大人</w:t>
       </w:r>
       <w:r>
-        <w:t xml:space="preserve"> </w:t>
-      </w:r>
-      <w:r>
-        <w:rPr>
-          <w:rFonts w:hint="eastAsia"/>
-        </w:rPr>
-        <w:t>→</w:t>
-      </w:r>
-      <w:r>
-        <w:t xml:space="preserve"> </w:t>
-      </w:r>
-      <w:r>
-        <w:rPr>
-          <w:rFonts w:hint="eastAsia"/>
-        </w:rPr>
-        <w:t>おとな</w:t>
-      </w:r>
-      <w:r>
-        <w:rPr>
-          <w:rFonts w:hint="eastAsia"/>
-        </w:rPr>
-        <w:t xml:space="preserve"> </w:t>
-      </w:r>
-      <w:r>
-        <w:rPr>
-          <w:rFonts w:hint="eastAsia"/>
-        </w:rPr>
-        <w:t>→</w:t>
-      </w:r>
-      <w:r>
-        <w:rPr>
-          <w:rFonts w:hint="eastAsia"/>
-        </w:rPr>
-        <w:t xml:space="preserve"> otona</w:t>
-      </w:r>
-    </w:p>
-    <w:p>
-      <w:r>
-        <w:t>大人 is an established whole-word reading. It cannot be safely predicted by combining the individual characters.</w:t>
+        <w:t xml:space="preserve"> is an established whole-word reading. It cannot be safely predicted by combining the individual characters.</w:t>
       </w:r>
     </w:p>
     <w:p>
@@ -3437,6 +3955,7 @@
         <w:rPr>
           <w:iCs w:val="0"/>
         </w:rPr>
+        <w:lastRenderedPageBreak/>
         <w:t>Mixed On'yomi and Kun'yomi</w:t>
       </w:r>
     </w:p>
@@ -3598,7 +4117,25 @@
     </w:p>
     <w:p>
       <w:r>
-        <w:t>For example, 朝 has the native reading あさ (asa) as well as On'yomi such as ちょう (chou).</w:t>
+        <w:t xml:space="preserve">For example, </w:t>
+      </w:r>
+      <w:r>
+        <w:t>朝</w:t>
+      </w:r>
+      <w:r>
+        <w:t xml:space="preserve"> has the native reading </w:t>
+      </w:r>
+      <w:r>
+        <w:t>あさ</w:t>
+      </w:r>
+      <w:r>
+        <w:t xml:space="preserve"> (asa) as well as On'yomi such as </w:t>
+      </w:r>
+      <w:r>
+        <w:t>ちょう</w:t>
+      </w:r>
+      <w:r>
+        <w:t xml:space="preserve"> (chou).</w:t>
       </w:r>
     </w:p>
     <w:p>
@@ -3811,6 +4348,7 @@
         <w:rPr>
           <w:iCs w:val="0"/>
         </w:rPr>
+        <w:lastRenderedPageBreak/>
         <w:t>Red Flag System</w:t>
       </w:r>
     </w:p>
@@ -3864,7 +4402,6 @@
         </w:numPr>
       </w:pPr>
       <w:r>
-        <w:lastRenderedPageBreak/>
         <w:t>a name is involved;</w:t>
       </w:r>
     </w:p>
@@ -4530,6 +5067,7 @@
                 <w:sz w:val="16"/>
                 <w:szCs w:val="16"/>
               </w:rPr>
+              <w:lastRenderedPageBreak/>
               <w:t>いたい</w:t>
             </w:r>
           </w:p>
@@ -5290,7 +5828,6 @@
         <w:rPr>
           <w:rFonts w:hint="eastAsia"/>
         </w:rPr>
-        <w:lastRenderedPageBreak/>
         <w:t>日本は</w:t>
       </w:r>
       <w:r>
@@ -5500,7 +6037,16 @@
     </w:p>
     <w:p>
       <w:r>
-        <w:t>は is typically romanised as “ha” when it is part of an ordinary word; however, when は functions as the topic particle, it should be romanised as “wa”.</w:t>
+        <w:t>は</w:t>
+      </w:r>
+      <w:r>
+        <w:t xml:space="preserve"> is typically romanised as “ha” when it is part of an ordinary word; however, when </w:t>
+      </w:r>
+      <w:r>
+        <w:t>は</w:t>
+      </w:r>
+      <w:r>
+        <w:t xml:space="preserve"> functions as the topic particle, it should be romanised as “wa”.</w:t>
       </w:r>
     </w:p>
     <w:p>
@@ -5703,6 +6249,7 @@
         <w:rPr>
           <w:rFonts w:hint="eastAsia"/>
         </w:rPr>
+        <w:lastRenderedPageBreak/>
         <w:t>へ</w:t>
       </w:r>
       <w:r>
@@ -5711,7 +6258,16 @@
     </w:p>
     <w:p>
       <w:r>
-        <w:t>へ is typically romanised as “he” when it is part of an ordinary word; however, when へ functions as the directional particle, it should be romanised as “e”.</w:t>
+        <w:t>へ</w:t>
+      </w:r>
+      <w:r>
+        <w:t xml:space="preserve"> is typically romanised as “he” when it is part of an ordinary word; however, when </w:t>
+      </w:r>
+      <w:r>
+        <w:t>へ</w:t>
+      </w:r>
+      <w:r>
+        <w:t xml:space="preserve"> functions as the directional particle, it should be romanised as “e”.</w:t>
       </w:r>
     </w:p>
     <w:p>
@@ -5724,230 +6280,304 @@
         <w:rPr>
           <w:rFonts w:hint="eastAsia"/>
         </w:rPr>
+        <w:t>へや</w:t>
+      </w:r>
+      <w:r>
+        <w:rPr>
+          <w:rFonts w:hint="eastAsia"/>
+        </w:rPr>
+        <w:t xml:space="preserve"> </w:t>
+      </w:r>
+      <w:r>
+        <w:rPr>
+          <w:rFonts w:hint="eastAsia"/>
+        </w:rPr>
+        <w:t>→</w:t>
+      </w:r>
+      <w:r>
+        <w:rPr>
+          <w:rFonts w:hint="eastAsia"/>
+        </w:rPr>
+        <w:t xml:space="preserve"> heya </w:t>
+      </w:r>
+      <w:r>
+        <w:t>(</w:t>
+      </w:r>
+      <w:r>
+        <w:rPr>
+          <w:rFonts w:hint="eastAsia"/>
+        </w:rPr>
+        <w:t>room</w:t>
+      </w:r>
+      <w:r>
+        <w:t>)</w:t>
+      </w:r>
+    </w:p>
+    <w:p>
+      <w:r>
+        <w:rPr>
+          <w:rFonts w:hint="eastAsia"/>
+        </w:rPr>
+        <w:t>へび</w:t>
+      </w:r>
+      <w:r>
+        <w:rPr>
+          <w:rFonts w:hint="eastAsia"/>
+        </w:rPr>
+        <w:t xml:space="preserve"> </w:t>
+      </w:r>
+      <w:r>
+        <w:rPr>
+          <w:rFonts w:hint="eastAsia"/>
+        </w:rPr>
+        <w:t>→</w:t>
+      </w:r>
+      <w:r>
+        <w:rPr>
+          <w:rFonts w:hint="eastAsia"/>
+        </w:rPr>
+        <w:t xml:space="preserve"> hebi </w:t>
+      </w:r>
+      <w:r>
+        <w:t>(</w:t>
+      </w:r>
+      <w:r>
+        <w:rPr>
+          <w:rFonts w:hint="eastAsia"/>
+        </w:rPr>
+        <w:t>snake</w:t>
+      </w:r>
+      <w:r>
+        <w:t>)</w:t>
+      </w:r>
+    </w:p>
+    <w:p>
+      <w:r>
+        <w:rPr>
+          <w:rFonts w:hint="eastAsia"/>
+        </w:rPr>
+        <w:t>学校へ</w:t>
+      </w:r>
+      <w:r>
+        <w:rPr>
+          <w:rFonts w:hint="eastAsia"/>
+        </w:rPr>
+        <w:t xml:space="preserve"> </w:t>
+      </w:r>
+      <w:r>
+        <w:rPr>
+          <w:rFonts w:hint="eastAsia"/>
+        </w:rPr>
+        <w:t>→</w:t>
+      </w:r>
+      <w:r>
+        <w:rPr>
+          <w:rFonts w:hint="eastAsia"/>
+        </w:rPr>
+        <w:t xml:space="preserve"> gakkou e</w:t>
+      </w:r>
+    </w:p>
+    <w:p>
+      <w:r>
+        <w:rPr>
+          <w:rFonts w:hint="eastAsia"/>
+        </w:rPr>
+        <w:t>日本へ</w:t>
+      </w:r>
+      <w:r>
+        <w:rPr>
+          <w:rFonts w:hint="eastAsia"/>
+        </w:rPr>
+        <w:t xml:space="preserve"> </w:t>
+      </w:r>
+      <w:r>
+        <w:rPr>
+          <w:rFonts w:hint="eastAsia"/>
+        </w:rPr>
+        <w:t>→</w:t>
+      </w:r>
+      <w:r>
+        <w:rPr>
+          <w:rFonts w:hint="eastAsia"/>
+        </w:rPr>
+        <w:t xml:space="preserve"> Nihon e</w:t>
+      </w:r>
+    </w:p>
+    <w:p>
+      <w:pPr>
+        <w:pStyle w:val="Heading4"/>
+      </w:pPr>
+      <w:r>
+        <w:rPr>
+          <w:rFonts w:hint="eastAsia"/>
+        </w:rPr>
+        <w:t>を</w:t>
+      </w:r>
+      <w:r>
+        <w:t xml:space="preserve"> (Object Particle)</w:t>
+      </w:r>
+    </w:p>
+    <w:p>
+      <w:r>
+        <w:t>を</w:t>
+      </w:r>
+      <w:r>
+        <w:t xml:space="preserve"> is used mainly as the object particle. Although its historical reading is wo, in modern Japanese the particle is generally pronounced and romanised as o.</w:t>
+      </w:r>
+    </w:p>
+    <w:p>
+      <w:r>
+        <w:t>Therefore:</w:t>
+      </w:r>
+    </w:p>
+    <w:p>
+      <w:r>
+        <w:rPr>
+          <w:rFonts w:hint="eastAsia"/>
+        </w:rPr>
+        <w:t>本を</w:t>
+      </w:r>
+      <w:r>
+        <w:rPr>
+          <w:rFonts w:hint="eastAsia"/>
+        </w:rPr>
+        <w:t xml:space="preserve"> </w:t>
+      </w:r>
+      <w:r>
+        <w:rPr>
+          <w:rFonts w:hint="eastAsia"/>
+        </w:rPr>
+        <w:t>→</w:t>
+      </w:r>
+      <w:r>
+        <w:rPr>
+          <w:rFonts w:hint="eastAsia"/>
+        </w:rPr>
+        <w:t xml:space="preserve"> hon o</w:t>
+      </w:r>
+    </w:p>
+    <w:p>
+      <w:r>
+        <w:rPr>
+          <w:rFonts w:hint="eastAsia"/>
+        </w:rPr>
+        <w:t>水を</w:t>
+      </w:r>
+      <w:r>
+        <w:rPr>
+          <w:rFonts w:hint="eastAsia"/>
+        </w:rPr>
+        <w:t xml:space="preserve"> </w:t>
+      </w:r>
+      <w:r>
+        <w:rPr>
+          <w:rFonts w:hint="eastAsia"/>
+        </w:rPr>
+        <w:t>→</w:t>
+      </w:r>
+      <w:r>
+        <w:rPr>
+          <w:rFonts w:hint="eastAsia"/>
+        </w:rPr>
+        <w:t xml:space="preserve"> mizu o</w:t>
+      </w:r>
+    </w:p>
+    <w:p>
+      <w:r>
+        <w:rPr>
+          <w:rFonts w:hint="eastAsia"/>
+        </w:rPr>
+        <w:t>ご飯を食べる</w:t>
+      </w:r>
+      <w:r>
+        <w:rPr>
+          <w:rFonts w:hint="eastAsia"/>
+        </w:rPr>
+        <w:t xml:space="preserve"> </w:t>
+      </w:r>
+      <w:r>
+        <w:rPr>
+          <w:rFonts w:hint="eastAsia"/>
+        </w:rPr>
+        <w:t>→</w:t>
+      </w:r>
+      <w:r>
+        <w:rPr>
+          <w:rFonts w:hint="eastAsia"/>
+        </w:rPr>
+        <w:t xml:space="preserve"> gohan o taberu</w:t>
+      </w:r>
+    </w:p>
+    <w:p>
+      <w:pPr>
+        <w:pStyle w:val="Heading3"/>
+      </w:pPr>
+      <w:r>
+        <w:t>Particles Within Sentences</w:t>
+      </w:r>
+    </w:p>
+    <w:p>
+      <w:r>
+        <w:t>Particles should be romanised according to their grammatical function while the surrounding words are romanised normally.</w:t>
+      </w:r>
+    </w:p>
+    <w:p>
+      <w:r>
+        <w:t>For example:</w:t>
+      </w:r>
+    </w:p>
+    <w:p>
+      <w:r>
+        <w:rPr>
+          <w:rFonts w:hint="eastAsia"/>
+        </w:rPr>
+        <w:t>私は学校へ行く</w:t>
+      </w:r>
+    </w:p>
+    <w:p>
+      <w:r>
+        <w:t>watashi + wa + gakkou + e + iku</w:t>
+      </w:r>
+    </w:p>
+    <w:p>
+      <w:r>
+        <w:t xml:space="preserve">Watashi wa </w:t>
+      </w:r>
+      <w:r>
+        <w:t>G</w:t>
+      </w:r>
+      <w:r>
+        <w:t xml:space="preserve">akkou e </w:t>
+      </w:r>
+      <w:r>
+        <w:t>I</w:t>
+      </w:r>
+      <w:r>
+        <w:t>ku</w:t>
+      </w:r>
+    </w:p>
+    <w:p>
+      <w:pPr>
+        <w:pStyle w:val="Heading2"/>
+      </w:pPr>
+      <w:r>
+        <w:t>Punctuation</w:t>
+      </w:r>
+    </w:p>
+    <w:p>
+      <w:r>
+        <w:t>Use English-style punctuation in the Romaji output while preserving the original Japanese punctuation in the Japanese source field.</w:t>
+      </w:r>
+    </w:p>
+    <w:p>
+      <w:r>
+        <w:t>Japanese often uses full-width punctuation, while Romaji output should use the corresponding half-width English punctuation where appropriate.</w:t>
+      </w:r>
+    </w:p>
+    <w:p>
+      <w:r>
         <w:lastRenderedPageBreak/>
-        <w:t>へや</w:t>
-      </w:r>
-      <w:r>
-        <w:rPr>
-          <w:rFonts w:hint="eastAsia"/>
-        </w:rPr>
-        <w:t xml:space="preserve"> </w:t>
-      </w:r>
-      <w:r>
-        <w:rPr>
-          <w:rFonts w:hint="eastAsia"/>
-        </w:rPr>
-        <w:t>→</w:t>
-      </w:r>
-      <w:r>
-        <w:rPr>
-          <w:rFonts w:hint="eastAsia"/>
-        </w:rPr>
-        <w:t xml:space="preserve"> heya </w:t>
-      </w:r>
-      <w:r>
-        <w:t>(</w:t>
-      </w:r>
-      <w:r>
-        <w:rPr>
-          <w:rFonts w:hint="eastAsia"/>
-        </w:rPr>
-        <w:t>room</w:t>
-      </w:r>
-      <w:r>
-        <w:t>)</w:t>
-      </w:r>
-    </w:p>
-    <w:p>
-      <w:r>
-        <w:rPr>
-          <w:rFonts w:hint="eastAsia"/>
-        </w:rPr>
-        <w:t>へび</w:t>
-      </w:r>
-      <w:r>
-        <w:rPr>
-          <w:rFonts w:hint="eastAsia"/>
-        </w:rPr>
-        <w:t xml:space="preserve"> </w:t>
-      </w:r>
-      <w:r>
-        <w:rPr>
-          <w:rFonts w:hint="eastAsia"/>
-        </w:rPr>
-        <w:t>→</w:t>
-      </w:r>
-      <w:r>
-        <w:rPr>
-          <w:rFonts w:hint="eastAsia"/>
-        </w:rPr>
-        <w:t xml:space="preserve"> hebi </w:t>
-      </w:r>
-      <w:r>
-        <w:t>(</w:t>
-      </w:r>
-      <w:r>
-        <w:rPr>
-          <w:rFonts w:hint="eastAsia"/>
-        </w:rPr>
-        <w:t>snake</w:t>
-      </w:r>
-      <w:r>
-        <w:t>)</w:t>
-      </w:r>
-    </w:p>
-    <w:p>
-      <w:r>
-        <w:rPr>
-          <w:rFonts w:hint="eastAsia"/>
-        </w:rPr>
-        <w:t>学校へ</w:t>
-      </w:r>
-      <w:r>
-        <w:rPr>
-          <w:rFonts w:hint="eastAsia"/>
-        </w:rPr>
-        <w:t xml:space="preserve"> </w:t>
-      </w:r>
-      <w:r>
-        <w:rPr>
-          <w:rFonts w:hint="eastAsia"/>
-        </w:rPr>
-        <w:t>→</w:t>
-      </w:r>
-      <w:r>
-        <w:rPr>
-          <w:rFonts w:hint="eastAsia"/>
-        </w:rPr>
-        <w:t xml:space="preserve"> gakkou e</w:t>
-      </w:r>
-    </w:p>
-    <w:p>
-      <w:r>
-        <w:rPr>
-          <w:rFonts w:hint="eastAsia"/>
-        </w:rPr>
-        <w:t>日本へ</w:t>
-      </w:r>
-      <w:r>
-        <w:rPr>
-          <w:rFonts w:hint="eastAsia"/>
-        </w:rPr>
-        <w:t xml:space="preserve"> </w:t>
-      </w:r>
-      <w:r>
-        <w:rPr>
-          <w:rFonts w:hint="eastAsia"/>
-        </w:rPr>
-        <w:t>→</w:t>
-      </w:r>
-      <w:r>
-        <w:rPr>
-          <w:rFonts w:hint="eastAsia"/>
-        </w:rPr>
-        <w:t xml:space="preserve"> Nihon e</w:t>
-      </w:r>
-    </w:p>
-    <w:p>
-      <w:pPr>
-        <w:pStyle w:val="Heading4"/>
-      </w:pPr>
-      <w:r>
-        <w:rPr>
-          <w:rFonts w:hint="eastAsia"/>
-        </w:rPr>
-        <w:t>を</w:t>
-      </w:r>
-      <w:r>
-        <w:t xml:space="preserve"> (Object Particle)</w:t>
-      </w:r>
-    </w:p>
-    <w:p>
-      <w:r>
-        <w:t>を is used mainly as the object particle. Although its historical reading is wo, in modern Japanese the particle is generally pronounced and romanised as o.</w:t>
-      </w:r>
-    </w:p>
-    <w:p>
-      <w:r>
-        <w:t>Therefore:</w:t>
-      </w:r>
-    </w:p>
-    <w:p>
-      <w:r>
-        <w:rPr>
-          <w:rFonts w:hint="eastAsia"/>
-        </w:rPr>
-        <w:t>本を</w:t>
-      </w:r>
-      <w:r>
-        <w:rPr>
-          <w:rFonts w:hint="eastAsia"/>
-        </w:rPr>
-        <w:t xml:space="preserve"> </w:t>
-      </w:r>
-      <w:r>
-        <w:rPr>
-          <w:rFonts w:hint="eastAsia"/>
-        </w:rPr>
-        <w:t>→</w:t>
-      </w:r>
-      <w:r>
-        <w:rPr>
-          <w:rFonts w:hint="eastAsia"/>
-        </w:rPr>
-        <w:t xml:space="preserve"> hon o</w:t>
-      </w:r>
-    </w:p>
-    <w:p>
-      <w:r>
-        <w:rPr>
-          <w:rFonts w:hint="eastAsia"/>
-        </w:rPr>
-        <w:t>水を</w:t>
-      </w:r>
-      <w:r>
-        <w:rPr>
-          <w:rFonts w:hint="eastAsia"/>
-        </w:rPr>
-        <w:t xml:space="preserve"> </w:t>
-      </w:r>
-      <w:r>
-        <w:rPr>
-          <w:rFonts w:hint="eastAsia"/>
-        </w:rPr>
-        <w:t>→</w:t>
-      </w:r>
-      <w:r>
-        <w:rPr>
-          <w:rFonts w:hint="eastAsia"/>
-        </w:rPr>
-        <w:t xml:space="preserve"> mizu o</w:t>
-      </w:r>
-    </w:p>
-    <w:p>
-      <w:r>
-        <w:rPr>
-          <w:rFonts w:hint="eastAsia"/>
-        </w:rPr>
-        <w:t>ご飯を食べる</w:t>
-      </w:r>
-      <w:r>
-        <w:rPr>
-          <w:rFonts w:hint="eastAsia"/>
-        </w:rPr>
-        <w:t xml:space="preserve"> </w:t>
-      </w:r>
-      <w:r>
-        <w:rPr>
-          <w:rFonts w:hint="eastAsia"/>
-        </w:rPr>
-        <w:t>→</w:t>
-      </w:r>
-      <w:r>
-        <w:rPr>
-          <w:rFonts w:hint="eastAsia"/>
-        </w:rPr>
-        <w:t xml:space="preserve"> gohan o taberu</w:t>
+        <w:t>The examples below show how punctuation should appear in CJ2R-style Romaji.</w:t>
       </w:r>
     </w:p>
     <w:p>
@@ -5955,78 +6585,6 @@
         <w:pStyle w:val="Heading3"/>
       </w:pPr>
       <w:r>
-        <w:t>Particles Within Sentences</w:t>
-      </w:r>
-    </w:p>
-    <w:p>
-      <w:r>
-        <w:t>Particles should be romanised according to their grammatical function while the surrounding words are romanised normally.</w:t>
-      </w:r>
-    </w:p>
-    <w:p>
-      <w:r>
-        <w:t>For example:</w:t>
-      </w:r>
-    </w:p>
-    <w:p>
-      <w:r>
-        <w:rPr>
-          <w:rFonts w:hint="eastAsia"/>
-        </w:rPr>
-        <w:t>私は学校へ行く</w:t>
-      </w:r>
-    </w:p>
-    <w:p>
-      <w:r>
-        <w:t>watashi + wa + gakkou + e + iku</w:t>
-      </w:r>
-    </w:p>
-    <w:p>
-      <w:r>
-        <w:t xml:space="preserve">Watashi wa </w:t>
-      </w:r>
-      <w:r>
-        <w:t>G</w:t>
-      </w:r>
-      <w:r>
-        <w:t xml:space="preserve">akkou e </w:t>
-      </w:r>
-      <w:r>
-        <w:t>I</w:t>
-      </w:r>
-      <w:r>
-        <w:t>ku</w:t>
-      </w:r>
-    </w:p>
-    <w:p>
-      <w:pPr>
-        <w:pStyle w:val="Heading2"/>
-      </w:pPr>
-      <w:r>
-        <w:t>Punctuation</w:t>
-      </w:r>
-    </w:p>
-    <w:p>
-      <w:r>
-        <w:t>Use English-style punctuation in the Romaji output while preserving the original Japanese punctuation in the Japanese source field.</w:t>
-      </w:r>
-    </w:p>
-    <w:p>
-      <w:r>
-        <w:t>Japanese often uses full-width punctuation, while Romaji output should use the corresponding half-width English punctuation where appropriate.</w:t>
-      </w:r>
-    </w:p>
-    <w:p>
-      <w:r>
-        <w:t>The examples below show how punctuation should appear in CJ2R-style Romaji.</w:t>
-      </w:r>
-    </w:p>
-    <w:p>
-      <w:pPr>
-        <w:pStyle w:val="Heading3"/>
-      </w:pPr>
-      <w:r>
-        <w:lastRenderedPageBreak/>
         <w:t>Table of Punctuation</w:t>
       </w:r>
     </w:p>
@@ -6808,6 +7366,7 @@
         <w:rPr>
           <w:rFonts w:hint="eastAsia"/>
         </w:rPr>
+        <w:lastRenderedPageBreak/>
         <w:t>「彼は『日本語を勉強している』と言いました。」</w:t>
       </w:r>
     </w:p>
@@ -6826,7 +7385,25 @@
     </w:p>
     <w:p>
       <w:r>
-        <w:t>Japanese does not always use ？ or ！ in the same way as English. A sentence can be grammatically interrogative and still end with 。.</w:t>
+        <w:t xml:space="preserve">Japanese does not always use </w:t>
+      </w:r>
+      <w:r>
+        <w:t>？</w:t>
+      </w:r>
+      <w:r>
+        <w:t xml:space="preserve"> or </w:t>
+      </w:r>
+      <w:r>
+        <w:t>！</w:t>
+      </w:r>
+      <w:r>
+        <w:t xml:space="preserve"> in the same way as English. A sentence can be grammatically interrogative and still end with </w:t>
+      </w:r>
+      <w:r>
+        <w:t>。</w:t>
+      </w:r>
+      <w:r>
+        <w:t>.</w:t>
       </w:r>
     </w:p>
     <w:p>
@@ -6836,12 +7413,18 @@
     </w:p>
     <w:p>
       <w:r>
-        <w:t>これは何ですか。 → Kore wa Nani Desu ka?</w:t>
-      </w:r>
-    </w:p>
-    <w:p>
-      <w:r>
-        <w:t>？ is also very common in modern Japanese, especially in informal writing:</w:t>
+        <w:t>これは何ですか。</w:t>
+      </w:r>
+      <w:r>
+        <w:t xml:space="preserve"> → Kore wa Nani Desu ka?</w:t>
+      </w:r>
+    </w:p>
+    <w:p>
+      <w:r>
+        <w:t>？</w:t>
+      </w:r>
+      <w:r>
+        <w:t xml:space="preserve"> is also very common in modern Japanese, especially in informal writing:</w:t>
       </w:r>
     </w:p>
     <w:p>
@@ -6951,7 +7534,10 @@
     </w:p>
     <w:p>
       <w:r>
-        <w:t>アンナ・マリア → Anna Maria</w:t>
+        <w:t>アンナ・マリア</w:t>
+      </w:r>
+      <w:r>
+        <w:t xml:space="preserve"> → Anna Maria</w:t>
       </w:r>
     </w:p>
     <w:p>
@@ -6961,7 +7547,10 @@
     </w:p>
     <w:p>
       <w:r>
-        <w:t>東京・大阪・京都 → Toukyou, Oosaka, and Kyouto</w:t>
+        <w:t>東京・大阪・京都</w:t>
+      </w:r>
+      <w:r>
+        <w:t xml:space="preserve"> → Toukyou, Oosaka, and Kyouto</w:t>
       </w:r>
     </w:p>
     <w:p>
@@ -7137,44 +7726,113 @@
       </w:r>
     </w:p>
     <w:p>
-      <w:pPr>
+      <w:r>
+        <w:t>Loanwords (usually written in katakana) should use their reviewed spelling in the source language rather than a purely phonetic katakana romanisation.</w:t>
+      </w:r>
+      <w:r>
         <w:rPr>
           <w:rStyle w:val="b"/>
         </w:rPr>
-      </w:pPr>
-      <w:r>
-        <w:t>Loanwords (usually written in katakana) should use their reviewed spelling in the source language rather than a purely phonetic katakana romanisation.</w:t>
-      </w:r>
-    </w:p>
-    <w:p>
-      <w:pPr>
-        <w:rPr>
-          <w:rStyle w:val="b"/>
-        </w:rPr>
-      </w:pPr>
-      <w:r>
-        <w:rPr>
-          <w:rStyle w:val="b"/>
-        </w:rPr>
-        <w:t>Examples:</w:t>
-      </w:r>
-    </w:p>
-    <w:p>
-      <w:pPr>
-        <w:rPr>
-          <w:rStyle w:val="b"/>
-        </w:rPr>
-      </w:pPr>
-      <w:r>
-        <w:rPr>
-          <w:rStyle w:val="b"/>
-        </w:rPr>
-        <w:t>オータム</w:t>
-      </w:r>
-      <w:r>
-        <w:rPr>
-          <w:rStyle w:val="b"/>
-        </w:rPr>
+        <w:t xml:space="preserve">  </w:t>
+      </w:r>
+      <w:r>
+        <w:t>Use a</w:t>
+      </w:r>
+      <w:r>
+        <w:t xml:space="preserve">n </w:t>
+      </w:r>
+      <w:r>
+        <w:t xml:space="preserve">equivalent rather than deleting unsupported letters; for example, </w:t>
+      </w:r>
+      <w:r>
+        <w:t>デビュー</w:t>
+      </w:r>
+      <w:r>
+        <w:t xml:space="preserve"> → Debut, </w:t>
+      </w:r>
+      <w:r>
+        <w:t>メルヘン</w:t>
+      </w:r>
+      <w:r>
+        <w:t xml:space="preserve"> → Marchen and Straße-derived spellings use ss for ß.</w:t>
+      </w:r>
+    </w:p>
+    <w:p>
+      <w:r>
+        <w:t xml:space="preserve">Where an established modern Japanese language name is formed from a foreign country name plus </w:t>
+      </w:r>
+      <w:r>
+        <w:t>語</w:t>
+      </w:r>
+      <w:r>
+        <w:t xml:space="preserve">, preserve the reviewed conventional English country name and romanise </w:t>
+      </w:r>
+      <w:r>
+        <w:t>語</w:t>
+      </w:r>
+      <w:r>
+        <w:t xml:space="preserve"> as -go. For example, </w:t>
+      </w:r>
+      <w:r>
+        <w:t>ロシア語</w:t>
+      </w:r>
+      <w:r>
+        <w:t xml:space="preserve"> → Russia-go and </w:t>
+      </w:r>
+      <w:r>
+        <w:t>トルコ語</w:t>
+      </w:r>
+      <w:r>
+        <w:t xml:space="preserve"> → Turkey-go. This is not a productive rule: do not invent a country + -go form for a nonstandard, obsolete or otherwise unreviewed expression; for example, </w:t>
+      </w:r>
+      <w:r>
+        <w:t>イギリス語</w:t>
+      </w:r>
+      <w:r>
+        <w:t xml:space="preserve"> must not be converted to United Kingdom-go merely from </w:t>
+      </w:r>
+      <w:r>
+        <w:t>イギリス</w:t>
+      </w:r>
+      <w:r>
+        <w:t xml:space="preserve"> → United Kingdom.</w:t>
+      </w:r>
+    </w:p>
+    <w:p>
+      <w:pPr>
+        <w:pStyle w:val="Heading3"/>
+      </w:pPr>
+      <w:r>
+        <w:lastRenderedPageBreak/>
+        <w:t>Kanji Used as Phonetic Representations of Foreign Words (Ateji)</w:t>
+      </w:r>
+    </w:p>
+    <w:p>
+      <w:r>
+        <w:t>Ateji (</w:t>
+      </w:r>
+      <w:r>
+        <w:t>当て字</w:t>
+      </w:r>
+      <w:r>
+        <w:t>) uses Kanji primarily for sound. Some ateji represent foreign loanwords, but not all ateji are foreign-derived.</w:t>
+      </w:r>
+    </w:p>
+    <w:p>
+      <w:r>
+        <w:t>When an ateji represents a foreign loanword, follow the Loanwords rule and use the reviewed source-language spelling.</w:t>
+      </w:r>
+    </w:p>
+    <w:p>
+      <w:r>
+        <w:t>For example:</w:t>
+      </w:r>
+    </w:p>
+    <w:p>
+      <w:r>
+        <w:t>缶</w:t>
+      </w:r>
+      <w:r>
         <w:t xml:space="preserve"> </w:t>
       </w:r>
       <w:r>
@@ -7187,28 +7845,12 @@
         <w:t xml:space="preserve"> </w:t>
       </w:r>
       <w:r>
-        <w:rPr>
-          <w:rStyle w:val="b"/>
-        </w:rPr>
-        <w:t>Autumn</w:t>
-      </w:r>
-    </w:p>
-    <w:p>
-      <w:pPr>
-        <w:rPr>
-          <w:rStyle w:val="b"/>
-        </w:rPr>
-      </w:pPr>
-      <w:r>
-        <w:rPr>
-          <w:rStyle w:val="b"/>
-        </w:rPr>
-        <w:t>アルバイト</w:t>
-      </w:r>
-      <w:r>
-        <w:rPr>
-          <w:rStyle w:val="b"/>
-        </w:rPr>
+        <w:t>かん</w:t>
+      </w:r>
+      <w:r>
+        <w:t xml:space="preserve"> (kan)</w:t>
+      </w:r>
+      <w:r>
         <w:t xml:space="preserve"> </w:t>
       </w:r>
       <w:r>
@@ -7218,31 +7860,164 @@
         <w:t>→</w:t>
       </w:r>
       <w:r>
-        <w:t xml:space="preserve"> </w:t>
-      </w:r>
-      <w:r>
-        <w:rPr>
-          <w:rStyle w:val="b"/>
-        </w:rPr>
-        <w:t>Arbeit</w:t>
-      </w:r>
-    </w:p>
-    <w:p>
-      <w:pPr>
-        <w:pStyle w:val="Heading3"/>
-      </w:pPr>
-      <w:r>
-        <w:t>Kanji Used as Phonetic Representations of Foreign Words (Ateji)</w:t>
-      </w:r>
-    </w:p>
-    <w:p>
-      <w:r>
-        <w:t>Ateji (当て字) uses Kanji primarily for sound. Some ateji represent foreign loanwords, but not all ateji are foreign-derived.</w:t>
-      </w:r>
-    </w:p>
-    <w:p>
-      <w:r>
-        <w:t>When an ateji represents a foreign loanword, follow the Loanwords rule and use the reviewed source-language spelling.</w:t>
+        <w:t xml:space="preserve"> can</w:t>
+      </w:r>
+    </w:p>
+    <w:p>
+      <w:r>
+        <w:t>珈琲</w:t>
+      </w:r>
+      <w:r>
+        <w:t xml:space="preserve"> </w:t>
+      </w:r>
+      <w:r>
+        <w:rPr>
+          <w:rFonts w:hint="eastAsia"/>
+        </w:rPr>
+        <w:t>→</w:t>
+      </w:r>
+      <w:r>
+        <w:t xml:space="preserve"> </w:t>
+      </w:r>
+      <w:r>
+        <w:t>コーヒー</w:t>
+      </w:r>
+      <w:r>
+        <w:t xml:space="preserve"> (k</w:t>
+      </w:r>
+      <w:r>
+        <w:t>oo</w:t>
+      </w:r>
+      <w:r>
+        <w:t>h</w:t>
+      </w:r>
+      <w:r>
+        <w:t>ii</w:t>
+      </w:r>
+      <w:r>
+        <w:t>)</w:t>
+      </w:r>
+      <w:r>
+        <w:t xml:space="preserve"> </w:t>
+      </w:r>
+      <w:r>
+        <w:rPr>
+          <w:rFonts w:hint="eastAsia"/>
+        </w:rPr>
+        <w:t>→</w:t>
+      </w:r>
+      <w:r>
+        <w:t xml:space="preserve"> coffee</w:t>
+      </w:r>
+    </w:p>
+    <w:p>
+      <w:r>
+        <w:t>瓦斯</w:t>
+      </w:r>
+      <w:r>
+        <w:t xml:space="preserve"> </w:t>
+      </w:r>
+      <w:r>
+        <w:rPr>
+          <w:rFonts w:hint="eastAsia"/>
+        </w:rPr>
+        <w:t>→</w:t>
+      </w:r>
+      <w:r>
+        <w:t xml:space="preserve"> </w:t>
+      </w:r>
+      <w:r>
+        <w:t>ガス</w:t>
+      </w:r>
+      <w:r>
+        <w:t xml:space="preserve"> (gasu)</w:t>
+      </w:r>
+      <w:r>
+        <w:t xml:space="preserve"> </w:t>
+      </w:r>
+      <w:r>
+        <w:rPr>
+          <w:rFonts w:hint="eastAsia"/>
+        </w:rPr>
+        <w:t>→</w:t>
+      </w:r>
+      <w:r>
+        <w:t xml:space="preserve"> gas</w:t>
+      </w:r>
+    </w:p>
+    <w:p>
+      <w:r>
+        <w:t>倶楽部</w:t>
+      </w:r>
+      <w:r>
+        <w:t xml:space="preserve"> </w:t>
+      </w:r>
+      <w:r>
+        <w:rPr>
+          <w:rFonts w:hint="eastAsia"/>
+        </w:rPr>
+        <w:t>→</w:t>
+      </w:r>
+      <w:r>
+        <w:t xml:space="preserve"> </w:t>
+      </w:r>
+      <w:r>
+        <w:t>クラブ</w:t>
+      </w:r>
+      <w:r>
+        <w:t xml:space="preserve"> (kurabu)</w:t>
+      </w:r>
+      <w:r>
+        <w:t xml:space="preserve"> </w:t>
+      </w:r>
+      <w:r>
+        <w:rPr>
+          <w:rFonts w:hint="eastAsia"/>
+        </w:rPr>
+        <w:t>→</w:t>
+      </w:r>
+      <w:r>
+        <w:t xml:space="preserve"> club</w:t>
+      </w:r>
+    </w:p>
+    <w:p>
+      <w:r>
+        <w:t>煙草</w:t>
+      </w:r>
+      <w:r>
+        <w:t xml:space="preserve"> </w:t>
+      </w:r>
+      <w:r>
+        <w:rPr>
+          <w:rFonts w:hint="eastAsia"/>
+        </w:rPr>
+        <w:t>→</w:t>
+      </w:r>
+      <w:r>
+        <w:t xml:space="preserve"> </w:t>
+      </w:r>
+      <w:r>
+        <w:t>タバコ</w:t>
+      </w:r>
+      <w:r>
+        <w:t xml:space="preserve"> (tabako)</w:t>
+      </w:r>
+      <w:r>
+        <w:t xml:space="preserve"> </w:t>
+      </w:r>
+      <w:r>
+        <w:rPr>
+          <w:rFonts w:hint="eastAsia"/>
+        </w:rPr>
+        <w:t>→</w:t>
+      </w:r>
+      <w:r>
+        <w:t xml:space="preserve"> tobacco</w:t>
+      </w:r>
+    </w:p>
+    <w:p>
+      <w:r>
+        <w:t>This rule applies to the foreign-derived word represented by the kanji, not simply to any kanji whose meaning happens to have an English translation.</w:t>
       </w:r>
     </w:p>
     <w:p>
@@ -7252,9 +8027,15 @@
     </w:p>
     <w:p>
       <w:r>
-        <w:t>缶</w:t>
-      </w:r>
-      <w:r>
+        <w:rPr>
+          <w:rFonts w:hint="eastAsia"/>
+        </w:rPr>
+        <w:t>猫</w:t>
+      </w:r>
+      <w:r>
+        <w:rPr>
+          <w:rFonts w:hint="eastAsia"/>
+        </w:rPr>
         <w:t xml:space="preserve"> </w:t>
       </w:r>
       <w:r>
@@ -7264,15 +8045,23 @@
         <w:t>→</w:t>
       </w:r>
       <w:r>
-        <w:t xml:space="preserve"> </w:t>
-      </w:r>
-      <w:r>
-        <w:t>かん</w:t>
-      </w:r>
-      <w:r>
-        <w:t xml:space="preserve"> (kan)</w:t>
-      </w:r>
-      <w:r>
+        <w:rPr>
+          <w:rFonts w:hint="eastAsia"/>
+        </w:rPr>
+        <w:t xml:space="preserve"> neko, not cat</w:t>
+      </w:r>
+    </w:p>
+    <w:p>
+      <w:r>
+        <w:rPr>
+          <w:rFonts w:hint="eastAsia"/>
+        </w:rPr>
+        <w:t>山</w:t>
+      </w:r>
+      <w:r>
+        <w:rPr>
+          <w:rFonts w:hint="eastAsia"/>
+        </w:rPr>
         <w:t xml:space="preserve"> </w:t>
       </w:r>
       <w:r>
@@ -7282,14 +8071,23 @@
         <w:t>→</w:t>
       </w:r>
       <w:r>
-        <w:t xml:space="preserve"> can</w:t>
-      </w:r>
-    </w:p>
-    <w:p>
-      <w:r>
-        <w:t>珈琲</w:t>
-      </w:r>
-      <w:r>
+        <w:rPr>
+          <w:rFonts w:hint="eastAsia"/>
+        </w:rPr>
+        <w:t xml:space="preserve"> yama, not mountain</w:t>
+      </w:r>
+    </w:p>
+    <w:p>
+      <w:r>
+        <w:rPr>
+          <w:rFonts w:hint="eastAsia"/>
+        </w:rPr>
+        <w:t>水</w:t>
+      </w:r>
+      <w:r>
+        <w:rPr>
+          <w:rFonts w:hint="eastAsia"/>
+        </w:rPr>
         <w:t xml:space="preserve"> </w:t>
       </w:r>
       <w:r>
@@ -7299,226 +8097,6 @@
         <w:t>→</w:t>
       </w:r>
       <w:r>
-        <w:t xml:space="preserve"> </w:t>
-      </w:r>
-      <w:r>
-        <w:t>コーヒー</w:t>
-      </w:r>
-      <w:r>
-        <w:t xml:space="preserve"> (k</w:t>
-      </w:r>
-      <w:r>
-        <w:t>oo</w:t>
-      </w:r>
-      <w:r>
-        <w:t>h</w:t>
-      </w:r>
-      <w:r>
-        <w:t>ii</w:t>
-      </w:r>
-      <w:r>
-        <w:t>)</w:t>
-      </w:r>
-      <w:r>
-        <w:t xml:space="preserve"> </w:t>
-      </w:r>
-      <w:r>
-        <w:rPr>
-          <w:rFonts w:hint="eastAsia"/>
-        </w:rPr>
-        <w:t>→</w:t>
-      </w:r>
-      <w:r>
-        <w:t xml:space="preserve"> coffee</w:t>
-      </w:r>
-    </w:p>
-    <w:p>
-      <w:r>
-        <w:t>瓦斯</w:t>
-      </w:r>
-      <w:r>
-        <w:t xml:space="preserve"> </w:t>
-      </w:r>
-      <w:r>
-        <w:rPr>
-          <w:rFonts w:hint="eastAsia"/>
-        </w:rPr>
-        <w:t>→</w:t>
-      </w:r>
-      <w:r>
-        <w:t xml:space="preserve"> </w:t>
-      </w:r>
-      <w:r>
-        <w:t>ガス</w:t>
-      </w:r>
-      <w:r>
-        <w:t xml:space="preserve"> (gasu)</w:t>
-      </w:r>
-      <w:r>
-        <w:t xml:space="preserve"> </w:t>
-      </w:r>
-      <w:r>
-        <w:rPr>
-          <w:rFonts w:hint="eastAsia"/>
-        </w:rPr>
-        <w:t>→</w:t>
-      </w:r>
-      <w:r>
-        <w:t xml:space="preserve"> gas</w:t>
-      </w:r>
-    </w:p>
-    <w:p>
-      <w:r>
-        <w:t>倶楽部</w:t>
-      </w:r>
-      <w:r>
-        <w:t xml:space="preserve"> </w:t>
-      </w:r>
-      <w:r>
-        <w:rPr>
-          <w:rFonts w:hint="eastAsia"/>
-        </w:rPr>
-        <w:t>→</w:t>
-      </w:r>
-      <w:r>
-        <w:t xml:space="preserve"> </w:t>
-      </w:r>
-      <w:r>
-        <w:t>クラブ</w:t>
-      </w:r>
-      <w:r>
-        <w:t xml:space="preserve"> (kurabu)</w:t>
-      </w:r>
-      <w:r>
-        <w:t xml:space="preserve"> </w:t>
-      </w:r>
-      <w:r>
-        <w:rPr>
-          <w:rFonts w:hint="eastAsia"/>
-        </w:rPr>
-        <w:t>→</w:t>
-      </w:r>
-      <w:r>
-        <w:t xml:space="preserve"> club</w:t>
-      </w:r>
-    </w:p>
-    <w:p>
-      <w:r>
-        <w:t>煙草</w:t>
-      </w:r>
-      <w:r>
-        <w:t xml:space="preserve"> </w:t>
-      </w:r>
-      <w:r>
-        <w:rPr>
-          <w:rFonts w:hint="eastAsia"/>
-        </w:rPr>
-        <w:t>→</w:t>
-      </w:r>
-      <w:r>
-        <w:t xml:space="preserve"> </w:t>
-      </w:r>
-      <w:r>
-        <w:t>タバコ</w:t>
-      </w:r>
-      <w:r>
-        <w:t xml:space="preserve"> (tabako)</w:t>
-      </w:r>
-      <w:r>
-        <w:t xml:space="preserve"> </w:t>
-      </w:r>
-      <w:r>
-        <w:rPr>
-          <w:rFonts w:hint="eastAsia"/>
-        </w:rPr>
-        <w:t>→</w:t>
-      </w:r>
-      <w:r>
-        <w:t xml:space="preserve"> tobacco</w:t>
-      </w:r>
-    </w:p>
-    <w:p>
-      <w:r>
-        <w:t>This rule applies to the foreign-derived word represented by the kanji, not simply to any kanji whose meaning happens to have an English translation.</w:t>
-      </w:r>
-    </w:p>
-    <w:p>
-      <w:r>
-        <w:t>For example:</w:t>
-      </w:r>
-    </w:p>
-    <w:p>
-      <w:r>
-        <w:rPr>
-          <w:rFonts w:hint="eastAsia"/>
-        </w:rPr>
-        <w:t>猫</w:t>
-      </w:r>
-      <w:r>
-        <w:rPr>
-          <w:rFonts w:hint="eastAsia"/>
-        </w:rPr>
-        <w:t xml:space="preserve"> </w:t>
-      </w:r>
-      <w:r>
-        <w:rPr>
-          <w:rFonts w:hint="eastAsia"/>
-        </w:rPr>
-        <w:t>→</w:t>
-      </w:r>
-      <w:r>
-        <w:rPr>
-          <w:rFonts w:hint="eastAsia"/>
-        </w:rPr>
-        <w:t xml:space="preserve"> neko, not cat</w:t>
-      </w:r>
-    </w:p>
-    <w:p>
-      <w:r>
-        <w:rPr>
-          <w:rFonts w:hint="eastAsia"/>
-        </w:rPr>
-        <w:t>山</w:t>
-      </w:r>
-      <w:r>
-        <w:rPr>
-          <w:rFonts w:hint="eastAsia"/>
-        </w:rPr>
-        <w:t xml:space="preserve"> </w:t>
-      </w:r>
-      <w:r>
-        <w:rPr>
-          <w:rFonts w:hint="eastAsia"/>
-        </w:rPr>
-        <w:t>→</w:t>
-      </w:r>
-      <w:r>
-        <w:rPr>
-          <w:rFonts w:hint="eastAsia"/>
-        </w:rPr>
-        <w:t xml:space="preserve"> yama, not mountain</w:t>
-      </w:r>
-    </w:p>
-    <w:p>
-      <w:r>
-        <w:rPr>
-          <w:rFonts w:hint="eastAsia"/>
-        </w:rPr>
-        <w:t>水</w:t>
-      </w:r>
-      <w:r>
-        <w:rPr>
-          <w:rFonts w:hint="eastAsia"/>
-        </w:rPr>
-        <w:t xml:space="preserve"> </w:t>
-      </w:r>
-      <w:r>
-        <w:rPr>
-          <w:rFonts w:hint="eastAsia"/>
-        </w:rPr>
-        <w:t>→</w:t>
-      </w:r>
-      <w:r>
         <w:rPr>
           <w:rFonts w:hint="eastAsia"/>
         </w:rPr>
@@ -7633,6 +8211,7 @@
         </w:rPr>
       </w:pPr>
       <w:r>
+        <w:lastRenderedPageBreak/>
         <w:t>藤林</w:t>
       </w:r>
       <w:r>
@@ -7713,7 +8292,6 @@
         <w:pStyle w:val="Heading2"/>
       </w:pPr>
       <w:r>
-        <w:lastRenderedPageBreak/>
         <w:t>Summary</w:t>
       </w:r>
     </w:p>
@@ -7794,7 +8372,19 @@
         </w:numPr>
       </w:pPr>
       <w:r>
-        <w:t>For long o, おお → oo and おう → ou.</w:t>
+        <w:t xml:space="preserve">For long o, </w:t>
+      </w:r>
+      <w:r>
+        <w:t>おお</w:t>
+      </w:r>
+      <w:r>
+        <w:t xml:space="preserve"> → oo and </w:t>
+      </w:r>
+      <w:r>
+        <w:t>おう</w:t>
+      </w:r>
+      <w:r>
+        <w:t xml:space="preserve"> → ou.</w:t>
       </w:r>
     </w:p>
     <w:p>
@@ -7806,7 +8396,16 @@
         </w:numPr>
       </w:pPr>
       <w:r>
-        <w:t>ー repeats the preceding vowel (for example, オー → oo); it does not imply ou.</w:t>
+        <w:t>ー</w:t>
+      </w:r>
+      <w:r>
+        <w:t xml:space="preserve"> repeats the preceding vowel (for example, </w:t>
+      </w:r>
+      <w:r>
+        <w:t>オー</w:t>
+      </w:r>
+      <w:r>
+        <w:t xml:space="preserve"> → oo); it does not imply ou.</w:t>
       </w:r>
     </w:p>
     <w:p>
@@ -7818,7 +8417,19 @@
         </w:numPr>
       </w:pPr>
       <w:r>
-        <w:t>Small っ/ッ normally doubles the supported following consonant.</w:t>
+        <w:t xml:space="preserve">Small </w:t>
+      </w:r>
+      <w:r>
+        <w:t>っ</w:t>
+      </w:r>
+      <w:r>
+        <w:t>/</w:t>
+      </w:r>
+      <w:r>
+        <w:t>ッ</w:t>
+      </w:r>
+      <w:r>
+        <w:t xml:space="preserve"> normally doubles the supported following consonant.</w:t>
       </w:r>
     </w:p>
     <w:p>
@@ -7830,7 +8441,19 @@
         </w:numPr>
       </w:pPr>
       <w:r>
-        <w:t>Do not romanise small っ/ッ as tsu.</w:t>
+        <w:t xml:space="preserve">Do not romanise small </w:t>
+      </w:r>
+      <w:r>
+        <w:t>っ</w:t>
+      </w:r>
+      <w:r>
+        <w:t>/</w:t>
+      </w:r>
+      <w:r>
+        <w:t>ッ</w:t>
+      </w:r>
+      <w:r>
+        <w:t xml:space="preserve"> as tsu.</w:t>
       </w:r>
     </w:p>
     <w:p>
@@ -7854,7 +8477,13 @@
         </w:numPr>
       </w:pPr>
       <w:r>
-        <w:t>Long numeric expressions use readable structural groups, and those spaces prevent false ん apostrophes across real boundaries.</w:t>
+        <w:t xml:space="preserve">Long numeric expressions use readable structural groups, and those spaces prevent false </w:t>
+      </w:r>
+      <w:r>
+        <w:t>ん</w:t>
+      </w:r>
+      <w:r>
+        <w:t xml:space="preserve"> apostrophes across real boundaries.</w:t>
       </w:r>
     </w:p>
     <w:p>
@@ -7878,7 +8507,13 @@
         </w:numPr>
       </w:pPr>
       <w:r>
-        <w:t>Treat yōon small kana as part of the preceding kana (for example, きょ → kyo, not kiyo).</w:t>
+        <w:t xml:space="preserve">Treat yōon small kana as part of the preceding kana (for example, </w:t>
+      </w:r>
+      <w:r>
+        <w:t>きょ</w:t>
+      </w:r>
+      <w:r>
+        <w:t xml:space="preserve"> → kyo, not kiyo).</w:t>
       </w:r>
     </w:p>
     <w:p>
@@ -7890,7 +8525,19 @@
         </w:numPr>
       </w:pPr>
       <w:r>
-        <w:t>Within one Romaji unit, ん before a vowel or y takes an apostrophe (for example, げんえい → Gen'ei).</w:t>
+        <w:t xml:space="preserve">Within one Romaji unit, </w:t>
+      </w:r>
+      <w:r>
+        <w:t>ん</w:t>
+      </w:r>
+      <w:r>
+        <w:t xml:space="preserve"> before a vowel or y takes an apostrophe (for example, </w:t>
+      </w:r>
+      <w:r>
+        <w:t>げんえい</w:t>
+      </w:r>
+      <w:r>
+        <w:t xml:space="preserve"> → Gen'ei).</w:t>
       </w:r>
     </w:p>
     <w:p>
@@ -7902,7 +8549,13 @@
         </w:numPr>
       </w:pPr>
       <w:r>
-        <w:t>Otherwise write ん as n, never m.</w:t>
+        <w:t xml:space="preserve">Otherwise write </w:t>
+      </w:r>
+      <w:r>
+        <w:t>ん</w:t>
+      </w:r>
+      <w:r>
+        <w:t xml:space="preserve"> as n, never m.</w:t>
       </w:r>
     </w:p>
     <w:p>
@@ -7932,6 +8585,29 @@
     <w:p>
       <w:pPr>
         <w:pStyle w:val="ListParagraph"/>
+      </w:pPr>
+      <w:r>
+        <w:t>Reviewed foreign spellings use the project’s conventional unaccented Latin/ASCII runtime form; preserve the original accented spelling in provenance.</w:t>
+      </w:r>
+    </w:p>
+    <w:p>
+      <w:pPr>
+        <w:pStyle w:val="ListParagraph"/>
+      </w:pPr>
+      <w:r>
+        <w:lastRenderedPageBreak/>
+        <w:t xml:space="preserve">Use reviewed country + -go language forms only for established modern expressions (for example, Russia-go and Turkey-go); never generate them mechanically from any country name followed by </w:t>
+      </w:r>
+      <w:r>
+        <w:t>語</w:t>
+      </w:r>
+      <w:r>
+        <w:t>.</w:t>
+      </w:r>
+    </w:p>
+    <w:p>
+      <w:pPr>
+        <w:pStyle w:val="ListParagraph"/>
         <w:numPr>
           <w:ilvl w:val="1"/>
           <w:numId w:val="38"/>
@@ -7947,7 +8623,19 @@
         <w:ind w:left="1440"/>
       </w:pPr>
       <w:r>
-        <w:t>For example: 缶 → can, not kan; 猫 → neko, not cat.</w:t>
+        <w:t xml:space="preserve">For example: </w:t>
+      </w:r>
+      <w:r>
+        <w:t>缶</w:t>
+      </w:r>
+      <w:r>
+        <w:t xml:space="preserve"> → can, not kan; </w:t>
+      </w:r>
+      <w:r>
+        <w:t>猫</w:t>
+      </w:r>
+      <w:r>
+        <w:t xml:space="preserve"> → neko, not cat.</w:t>
       </w:r>
     </w:p>
     <w:p>

--- a/readme/Romaji Rules.docx
+++ b/readme/Romaji Rules.docx
@@ -47,16 +47,7 @@
     </w:p>
     <w:p>
       <w:r>
-        <w:t>おう</w:t>
-      </w:r>
-      <w:r>
-        <w:t xml:space="preserve"> → ou; </w:t>
-      </w:r>
-      <w:r>
-        <w:t>おお</w:t>
-      </w:r>
-      <w:r>
-        <w:t xml:space="preserve"> → oo</w:t>
+        <w:t>おう → ou; おお → oo</w:t>
       </w:r>
     </w:p>
     <w:p>
@@ -149,16 +140,7 @@
     </w:p>
     <w:p>
       <w:r>
-        <w:t>ええ</w:t>
-      </w:r>
-      <w:r>
-        <w:t xml:space="preserve"> / </w:t>
-      </w:r>
-      <w:r>
-        <w:t>えい</w:t>
-      </w:r>
-      <w:r>
-        <w:t xml:space="preserve"> → ee / ei</w:t>
+        <w:t>ええ / えい → ee / ei</w:t>
       </w:r>
     </w:p>
     <w:p>
@@ -355,18 +337,33 @@
     </w:p>
     <w:p>
       <w:r>
-        <w:t>The symbol “</w:t>
+        <w:t>The symbol “ー” is the long vowel mark. It is used mainly in katakana to extend the preceding vowel by one mora. Do not romanise it as a separate character; repeat the vowel of the preceding kana. Loanwords still follow the Loanwords section of this guide.</w:t>
+      </w:r>
+    </w:p>
+    <w:p>
+      <w:r>
+        <w:t>ア</w:t>
       </w:r>
       <w:r>
         <w:t>ー</w:t>
       </w:r>
       <w:r>
-        <w:t>” is the long vowel mark. It is used mainly in katakana to extend the preceding vowel by one mora. Do not romanise it as a separate character; repeat the vowel of the preceding kana. Loanwords still follow the Loanwords section of this guide.</w:t>
-      </w:r>
-    </w:p>
-    <w:p>
-      <w:r>
-        <w:t>ア</w:t>
+        <w:t xml:space="preserve"> </w:t>
+      </w:r>
+      <w:r>
+        <w:rPr>
+          <w:rFonts w:hint="eastAsia"/>
+        </w:rPr>
+        <w:t>→</w:t>
+      </w:r>
+      <w:r>
+        <w:t xml:space="preserve"> aa</w:t>
+      </w:r>
+    </w:p>
+    <w:p>
+      <w:r>
+        <w:lastRenderedPageBreak/>
+        <w:t>イ</w:t>
       </w:r>
       <w:r>
         <w:t>ー</w:t>
@@ -381,12 +378,12 @@
         <w:t>→</w:t>
       </w:r>
       <w:r>
-        <w:t xml:space="preserve"> aa</w:t>
-      </w:r>
-    </w:p>
-    <w:p>
-      <w:r>
-        <w:t>イ</w:t>
+        <w:t xml:space="preserve"> ii</w:t>
+      </w:r>
+    </w:p>
+    <w:p>
+      <w:r>
+        <w:t>ウ</w:t>
       </w:r>
       <w:r>
         <w:t>ー</w:t>
@@ -401,13 +398,12 @@
         <w:t>→</w:t>
       </w:r>
       <w:r>
-        <w:t xml:space="preserve"> ii</w:t>
-      </w:r>
-    </w:p>
-    <w:p>
-      <w:r>
-        <w:lastRenderedPageBreak/>
-        <w:t>ウ</w:t>
+        <w:t xml:space="preserve"> uu</w:t>
+      </w:r>
+    </w:p>
+    <w:p>
+      <w:r>
+        <w:t>エ</w:t>
       </w:r>
       <w:r>
         <w:t>ー</w:t>
@@ -422,12 +418,12 @@
         <w:t>→</w:t>
       </w:r>
       <w:r>
-        <w:t xml:space="preserve"> uu</w:t>
-      </w:r>
-    </w:p>
-    <w:p>
-      <w:r>
-        <w:t>エ</w:t>
+        <w:t xml:space="preserve"> ee</w:t>
+      </w:r>
+    </w:p>
+    <w:p>
+      <w:r>
+        <w:t>オ</w:t>
       </w:r>
       <w:r>
         <w:t>ー</w:t>
@@ -442,38 +438,12 @@
         <w:t>→</w:t>
       </w:r>
       <w:r>
-        <w:t xml:space="preserve"> ee</w:t>
-      </w:r>
-    </w:p>
-    <w:p>
-      <w:r>
-        <w:t>オ</w:t>
-      </w:r>
-      <w:r>
-        <w:t>ー</w:t>
-      </w:r>
-      <w:r>
-        <w:t xml:space="preserve"> </w:t>
-      </w:r>
-      <w:r>
-        <w:rPr>
-          <w:rFonts w:hint="eastAsia"/>
-        </w:rPr>
-        <w:t>→</w:t>
-      </w:r>
-      <w:r>
         <w:t xml:space="preserve"> oo</w:t>
       </w:r>
     </w:p>
     <w:p>
       <w:r>
-        <w:t xml:space="preserve">If the original Japanese uses </w:t>
-      </w:r>
-      <w:r>
-        <w:t>ー</w:t>
-      </w:r>
-      <w:r>
-        <w:t>, repeat the preceding vowel. Do not infer ou merely because another romanisation tool displays the result with ō.</w:t>
+        <w:t>If the original Japanese uses ー, repeat the preceding vowel. Do not infer ou merely because another romanisation tool displays the result with ō.</w:t>
       </w:r>
     </w:p>
     <w:p>
@@ -681,76 +651,71 @@
     </w:p>
     <w:p>
       <w:r>
-        <w:t xml:space="preserve">Because </w:t>
-      </w:r>
-      <w:r>
+        <w:t>Because 東京 is とうきょう, the correct Wāpuro form is Toukyou. Likewise, 学校 is がっこう, so it becomes Gakkou, not Gakkoo.</w:t>
+      </w:r>
+    </w:p>
+    <w:p>
+      <w:r>
+        <w:t xml:space="preserve">When converting from kana, preserve the distinction between </w:t>
+      </w:r>
+      <w:r>
+        <w:t>おお</w:t>
+      </w:r>
+      <w:r>
+        <w:t xml:space="preserve"> (oo) and </w:t>
+      </w:r>
+      <w:r>
+        <w:t>おう</w:t>
+      </w:r>
+      <w:r>
+        <w:t xml:space="preserve"> (ou). When converting from an existing macron-based romanisation, the original Japanese spelling must be consulted if you need to determine whether ō should become oo or ou.</w:t>
+      </w:r>
+    </w:p>
+    <w:p>
+      <w:pPr>
+        <w:pStyle w:val="Heading5"/>
+      </w:pPr>
+      <w:r>
+        <w:t>Check the Original Japanese Spelling</w:t>
+      </w:r>
+    </w:p>
+    <w:p>
+      <w:r>
+        <w:t>If you are given kanji, look up the Japanese reading. The reading will tell you exactly which kana were used.</w:t>
+      </w:r>
+    </w:p>
+    <w:p>
+      <w:r>
+        <w:t>For example:</w:t>
+      </w:r>
+    </w:p>
+    <w:p>
+      <w:r>
+        <w:rPr>
+          <w:rFonts w:hint="eastAsia"/>
+        </w:rPr>
+        <w:lastRenderedPageBreak/>
         <w:t>東京</w:t>
       </w:r>
       <w:r>
-        <w:t xml:space="preserve"> is </w:t>
-      </w:r>
-      <w:r>
+        <w:t xml:space="preserve"> </w:t>
+      </w:r>
+      <w:r>
+        <w:rPr>
+          <w:rFonts w:hint="eastAsia"/>
+        </w:rPr>
+        <w:t>→</w:t>
+      </w:r>
+      <w:r>
+        <w:t xml:space="preserve"> </w:t>
+      </w:r>
+      <w:r>
+        <w:rPr>
+          <w:rFonts w:hint="eastAsia"/>
+        </w:rPr>
         <w:t>とうきょう</w:t>
       </w:r>
       <w:r>
-        <w:t xml:space="preserve">, the correct Wāpuro form is Toukyou. Likewise, </w:t>
-      </w:r>
-      <w:r>
-        <w:t>学校</w:t>
-      </w:r>
-      <w:r>
-        <w:t xml:space="preserve"> is </w:t>
-      </w:r>
-      <w:r>
-        <w:t>がっこう</w:t>
-      </w:r>
-      <w:r>
-        <w:t>, so it becomes Gakkou, not Gakkoo.</w:t>
-      </w:r>
-    </w:p>
-    <w:p>
-      <w:r>
-        <w:t xml:space="preserve">When converting from kana, preserve the distinction between </w:t>
-      </w:r>
-      <w:r>
-        <w:t>おお</w:t>
-      </w:r>
-      <w:r>
-        <w:t xml:space="preserve"> (oo) and </w:t>
-      </w:r>
-      <w:r>
-        <w:t>おう</w:t>
-      </w:r>
-      <w:r>
-        <w:t xml:space="preserve"> (ou). When converting from an existing macron-based romanisation, the original Japanese spelling must be consulted if you need to determine whether ō should become oo or ou.</w:t>
-      </w:r>
-    </w:p>
-    <w:p>
-      <w:pPr>
-        <w:pStyle w:val="Heading5"/>
-      </w:pPr>
-      <w:r>
-        <w:t>Check the Original Japanese Spelling</w:t>
-      </w:r>
-    </w:p>
-    <w:p>
-      <w:r>
-        <w:t>If you are given kanji, look up the Japanese reading. The reading will tell you exactly which kana were used.</w:t>
-      </w:r>
-    </w:p>
-    <w:p>
-      <w:r>
-        <w:t>For example:</w:t>
-      </w:r>
-    </w:p>
-    <w:p>
-      <w:r>
-        <w:rPr>
-          <w:rFonts w:hint="eastAsia"/>
-        </w:rPr>
-        <w:t>東京</w:t>
-      </w:r>
-      <w:r>
         <w:t xml:space="preserve"> </w:t>
       </w:r>
       <w:r>
@@ -760,16 +725,7 @@
         <w:t>→</w:t>
       </w:r>
       <w:r>
-        <w:t xml:space="preserve"> </w:t>
-      </w:r>
-      <w:r>
-        <w:rPr>
-          <w:rFonts w:hint="eastAsia"/>
-        </w:rPr>
-        <w:t>とうきょう</w:t>
-      </w:r>
-      <w:r>
-        <w:t xml:space="preserve"> </w:t>
+        <w:t xml:space="preserve"> Tōkyō </w:t>
       </w:r>
       <w:r>
         <w:rPr>
@@ -778,15 +734,6 @@
         <w:t>→</w:t>
       </w:r>
       <w:r>
-        <w:t xml:space="preserve"> Tōkyō </w:t>
-      </w:r>
-      <w:r>
-        <w:rPr>
-          <w:rFonts w:hint="eastAsia"/>
-        </w:rPr>
-        <w:t>→</w:t>
-      </w:r>
-      <w:r>
         <w:t xml:space="preserve"> Toukyou</w:t>
       </w:r>
     </w:p>
@@ -795,7 +742,6 @@
         <w:rPr>
           <w:rFonts w:hint="eastAsia"/>
         </w:rPr>
-        <w:lastRenderedPageBreak/>
         <w:t>大阪</w:t>
       </w:r>
       <w:r>
@@ -1077,27 +1023,166 @@
         <w:pStyle w:val="Heading5"/>
       </w:pPr>
       <w:r>
-        <w:t xml:space="preserve">Why does </w:t>
+        <w:t>Why does おお become oo?</w:t>
+      </w:r>
+    </w:p>
+    <w:p>
+      <w:r>
+        <w:t>お</w:t>
+      </w:r>
+      <w:r>
+        <w:t xml:space="preserve"> = o so </w:t>
       </w:r>
       <w:r>
         <w:t>おお</w:t>
       </w:r>
       <w:r>
-        <w:t xml:space="preserve"> become oo?</w:t>
-      </w:r>
-    </w:p>
-    <w:p>
-      <w:r>
+        <w:t xml:space="preserve"> = oo, the two kana are both independently romanised as o.</w:t>
+      </w:r>
+    </w:p>
+    <w:p>
+      <w:r>
+        <w:t>For example:</w:t>
+      </w:r>
+    </w:p>
+    <w:p>
+      <w:r>
+        <w:rPr>
+          <w:rFonts w:hint="eastAsia"/>
+        </w:rPr>
+        <w:t>おおきい</w:t>
+      </w:r>
+    </w:p>
+    <w:p>
+      <w:r>
+        <w:rPr>
+          <w:rFonts w:hint="eastAsia"/>
+        </w:rPr>
         <w:t>お</w:t>
       </w:r>
       <w:r>
-        <w:t xml:space="preserve"> = o so </w:t>
-      </w:r>
-      <w:r>
-        <w:t>おお</w:t>
-      </w:r>
-      <w:r>
-        <w:t xml:space="preserve"> = oo, the two kana are both independently romanised as o.</w:t>
+        <w:rPr>
+          <w:rFonts w:hint="eastAsia"/>
+        </w:rPr>
+        <w:t xml:space="preserve"> </w:t>
+      </w:r>
+      <w:r>
+        <w:rPr>
+          <w:rFonts w:hint="eastAsia"/>
+        </w:rPr>
+        <w:t>→</w:t>
+      </w:r>
+      <w:r>
+        <w:rPr>
+          <w:rFonts w:hint="eastAsia"/>
+        </w:rPr>
+        <w:t xml:space="preserve"> o</w:t>
+      </w:r>
+    </w:p>
+    <w:p>
+      <w:r>
+        <w:rPr>
+          <w:rFonts w:hint="eastAsia"/>
+        </w:rPr>
+        <w:t>お</w:t>
+      </w:r>
+      <w:r>
+        <w:rPr>
+          <w:rFonts w:hint="eastAsia"/>
+        </w:rPr>
+        <w:t xml:space="preserve"> </w:t>
+      </w:r>
+      <w:r>
+        <w:rPr>
+          <w:rFonts w:hint="eastAsia"/>
+        </w:rPr>
+        <w:t>→</w:t>
+      </w:r>
+      <w:r>
+        <w:rPr>
+          <w:rFonts w:hint="eastAsia"/>
+        </w:rPr>
+        <w:t xml:space="preserve"> o</w:t>
+      </w:r>
+    </w:p>
+    <w:p>
+      <w:r>
+        <w:rPr>
+          <w:rFonts w:hint="eastAsia"/>
+        </w:rPr>
+        <w:t>き</w:t>
+      </w:r>
+      <w:r>
+        <w:rPr>
+          <w:rFonts w:hint="eastAsia"/>
+        </w:rPr>
+        <w:t xml:space="preserve"> </w:t>
+      </w:r>
+      <w:r>
+        <w:rPr>
+          <w:rFonts w:hint="eastAsia"/>
+        </w:rPr>
+        <w:t>→</w:t>
+      </w:r>
+      <w:r>
+        <w:rPr>
+          <w:rFonts w:hint="eastAsia"/>
+        </w:rPr>
+        <w:t xml:space="preserve"> ki</w:t>
+      </w:r>
+    </w:p>
+    <w:p>
+      <w:r>
+        <w:rPr>
+          <w:rFonts w:hint="eastAsia"/>
+        </w:rPr>
+        <w:t>い</w:t>
+      </w:r>
+      <w:r>
+        <w:rPr>
+          <w:rFonts w:hint="eastAsia"/>
+        </w:rPr>
+        <w:t xml:space="preserve"> </w:t>
+      </w:r>
+      <w:r>
+        <w:rPr>
+          <w:rFonts w:hint="eastAsia"/>
+        </w:rPr>
+        <w:t>→</w:t>
+      </w:r>
+      <w:r>
+        <w:rPr>
+          <w:rFonts w:hint="eastAsia"/>
+        </w:rPr>
+        <w:t xml:space="preserve"> i</w:t>
+      </w:r>
+    </w:p>
+    <w:p>
+      <w:pPr>
+        <w:pStyle w:val="Heading5"/>
+      </w:pPr>
+      <w:r>
+        <w:t>Why does おう become ou?</w:t>
+      </w:r>
+    </w:p>
+    <w:p>
+      <w:r>
+        <w:t>お</w:t>
+      </w:r>
+      <w:r>
+        <w:t xml:space="preserve"> = o and </w:t>
+      </w:r>
+      <w:r>
+        <w:t>う</w:t>
+      </w:r>
+      <w:r>
+        <w:t xml:space="preserve"> = u so </w:t>
+      </w:r>
+      <w:r>
+        <w:t>おう</w:t>
+      </w:r>
+      <w:r>
+        <w:t xml:space="preserve"> = ou.</w:t>
       </w:r>
     </w:p>
     <w:p>
@@ -1110,10 +1195,186 @@
         <w:rPr>
           <w:rFonts w:hint="eastAsia"/>
         </w:rPr>
-        <w:t>おおきい</w:t>
-      </w:r>
-    </w:p>
-    <w:p>
+        <w:t>とうきょう</w:t>
+      </w:r>
+    </w:p>
+    <w:p>
+      <w:r>
+        <w:rPr>
+          <w:rFonts w:hint="eastAsia"/>
+        </w:rPr>
+        <w:t>と</w:t>
+      </w:r>
+      <w:r>
+        <w:rPr>
+          <w:rFonts w:hint="eastAsia"/>
+        </w:rPr>
+        <w:t xml:space="preserve"> </w:t>
+      </w:r>
+      <w:r>
+        <w:rPr>
+          <w:rFonts w:hint="eastAsia"/>
+        </w:rPr>
+        <w:t>→</w:t>
+      </w:r>
+      <w:r>
+        <w:rPr>
+          <w:rFonts w:hint="eastAsia"/>
+        </w:rPr>
+        <w:t xml:space="preserve"> to</w:t>
+      </w:r>
+    </w:p>
+    <w:p>
+      <w:r>
+        <w:rPr>
+          <w:rFonts w:hint="eastAsia"/>
+        </w:rPr>
+        <w:t>う</w:t>
+      </w:r>
+      <w:r>
+        <w:rPr>
+          <w:rFonts w:hint="eastAsia"/>
+        </w:rPr>
+        <w:t xml:space="preserve"> </w:t>
+      </w:r>
+      <w:r>
+        <w:rPr>
+          <w:rFonts w:hint="eastAsia"/>
+        </w:rPr>
+        <w:t>→</w:t>
+      </w:r>
+      <w:r>
+        <w:rPr>
+          <w:rFonts w:hint="eastAsia"/>
+        </w:rPr>
+        <w:t xml:space="preserve"> u</w:t>
+      </w:r>
+    </w:p>
+    <w:p>
+      <w:r>
+        <w:rPr>
+          <w:rFonts w:hint="eastAsia"/>
+        </w:rPr>
+        <w:t>きょ</w:t>
+      </w:r>
+      <w:r>
+        <w:rPr>
+          <w:rFonts w:hint="eastAsia"/>
+        </w:rPr>
+        <w:t xml:space="preserve"> </w:t>
+      </w:r>
+      <w:r>
+        <w:rPr>
+          <w:rFonts w:hint="eastAsia"/>
+        </w:rPr>
+        <w:t>→</w:t>
+      </w:r>
+      <w:r>
+        <w:rPr>
+          <w:rFonts w:hint="eastAsia"/>
+        </w:rPr>
+        <w:t xml:space="preserve"> kyo</w:t>
+      </w:r>
+    </w:p>
+    <w:p>
+      <w:r>
+        <w:rPr>
+          <w:rFonts w:hint="eastAsia"/>
+        </w:rPr>
+        <w:t>う</w:t>
+      </w:r>
+      <w:r>
+        <w:rPr>
+          <w:rFonts w:hint="eastAsia"/>
+        </w:rPr>
+        <w:t xml:space="preserve"> </w:t>
+      </w:r>
+      <w:r>
+        <w:rPr>
+          <w:rFonts w:hint="eastAsia"/>
+        </w:rPr>
+        <w:t>→</w:t>
+      </w:r>
+      <w:r>
+        <w:rPr>
+          <w:rFonts w:hint="eastAsia"/>
+        </w:rPr>
+        <w:t xml:space="preserve"> u</w:t>
+      </w:r>
+    </w:p>
+    <w:p>
+      <w:pPr>
+        <w:pStyle w:val="Heading5"/>
+      </w:pPr>
+      <w:r>
+        <w:t>Why spelling matters</w:t>
+      </w:r>
+    </w:p>
+    <w:p>
+      <w:r>
+        <w:t>おお and おう can sound very similar, but they are different kana sequences. Wāpuro-style long vowels preserve that spelling distinction.</w:t>
+      </w:r>
+    </w:p>
+    <w:p>
+      <w:r>
+        <w:t>Do not choose oo or ou from the sound alone. Use the kana that are actually written.</w:t>
+      </w:r>
+    </w:p>
+    <w:p>
+      <w:r>
+        <w:t>The same principle applies to long e sounds.</w:t>
+      </w:r>
+    </w:p>
+    <w:p>
+      <w:r>
+        <w:t>For example:</w:t>
+      </w:r>
+    </w:p>
+    <w:p>
+      <w:r>
+        <w:t>ええ</w:t>
+      </w:r>
+      <w:r>
+        <w:t xml:space="preserve"> = ee and </w:t>
+      </w:r>
+      <w:r>
+        <w:t>えい</w:t>
+      </w:r>
+      <w:r>
+        <w:t xml:space="preserve"> = ei, yet both are romanised to </w:t>
+      </w:r>
+      <w:r>
+        <w:t>ē</w:t>
+      </w:r>
+      <w:r>
+        <w:t xml:space="preserve"> when using the Hepburn method.</w:t>
+      </w:r>
+    </w:p>
+    <w:p>
+      <w:r>
+        <w:rPr>
+          <w:rFonts w:hint="eastAsia"/>
+        </w:rPr>
+        <w:t>おねえさん</w:t>
+      </w:r>
+      <w:r>
+        <w:rPr>
+          <w:rFonts w:hint="eastAsia"/>
+        </w:rPr>
+        <w:t xml:space="preserve"> </w:t>
+      </w:r>
+      <w:r>
+        <w:rPr>
+          <w:rFonts w:hint="eastAsia"/>
+        </w:rPr>
+        <w:t>→</w:t>
+      </w:r>
+      <w:r>
+        <w:rPr>
+          <w:rFonts w:hint="eastAsia"/>
+        </w:rPr>
+        <w:t xml:space="preserve"> </w:t>
+      </w:r>
       <w:r>
         <w:rPr>
           <w:rFonts w:hint="eastAsia"/>
@@ -1124,6 +1385,54 @@
         <w:rPr>
           <w:rFonts w:hint="eastAsia"/>
         </w:rPr>
+        <w:t xml:space="preserve"> + </w:t>
+      </w:r>
+      <w:r>
+        <w:rPr>
+          <w:rFonts w:hint="eastAsia"/>
+        </w:rPr>
+        <w:t>ね</w:t>
+      </w:r>
+      <w:r>
+        <w:rPr>
+          <w:rFonts w:hint="eastAsia"/>
+        </w:rPr>
+        <w:t xml:space="preserve"> + </w:t>
+      </w:r>
+      <w:r>
+        <w:rPr>
+          <w:rFonts w:hint="eastAsia"/>
+        </w:rPr>
+        <w:t>え</w:t>
+      </w:r>
+      <w:r>
+        <w:rPr>
+          <w:rFonts w:hint="eastAsia"/>
+        </w:rPr>
+        <w:t xml:space="preserve"> + </w:t>
+      </w:r>
+      <w:r>
+        <w:rPr>
+          <w:rFonts w:hint="eastAsia"/>
+        </w:rPr>
+        <w:t>さ</w:t>
+      </w:r>
+      <w:r>
+        <w:rPr>
+          <w:rFonts w:hint="eastAsia"/>
+        </w:rPr>
+        <w:t xml:space="preserve"> + </w:t>
+      </w:r>
+      <w:r>
+        <w:rPr>
+          <w:rFonts w:hint="eastAsia"/>
+        </w:rPr>
+        <w:t>ん</w:t>
+      </w:r>
+      <w:r>
+        <w:rPr>
+          <w:rFonts w:hint="eastAsia"/>
+        </w:rPr>
         <w:t xml:space="preserve"> </w:t>
       </w:r>
       <w:r>
@@ -1136,15 +1445,15 @@
         <w:rPr>
           <w:rFonts w:hint="eastAsia"/>
         </w:rPr>
-        <w:t xml:space="preserve"> o</w:t>
-      </w:r>
-    </w:p>
-    <w:p>
-      <w:r>
-        <w:rPr>
-          <w:rFonts w:hint="eastAsia"/>
-        </w:rPr>
-        <w:t>お</w:t>
+        <w:t xml:space="preserve"> onēsan</w:t>
+      </w:r>
+    </w:p>
+    <w:p>
+      <w:r>
+        <w:rPr>
+          <w:rFonts w:hint="eastAsia"/>
+        </w:rPr>
+        <w:t>せんせい</w:t>
       </w:r>
       <w:r>
         <w:rPr>
@@ -1162,15 +1471,49 @@
         <w:rPr>
           <w:rFonts w:hint="eastAsia"/>
         </w:rPr>
-        <w:t xml:space="preserve"> o</w:t>
-      </w:r>
-    </w:p>
-    <w:p>
-      <w:r>
-        <w:rPr>
-          <w:rFonts w:hint="eastAsia"/>
-        </w:rPr>
-        <w:t>き</w:t>
+        <w:t xml:space="preserve"> </w:t>
+      </w:r>
+      <w:r>
+        <w:rPr>
+          <w:rFonts w:hint="eastAsia"/>
+        </w:rPr>
+        <w:t>せ</w:t>
+      </w:r>
+      <w:r>
+        <w:rPr>
+          <w:rFonts w:hint="eastAsia"/>
+        </w:rPr>
+        <w:t xml:space="preserve"> + </w:t>
+      </w:r>
+      <w:r>
+        <w:rPr>
+          <w:rFonts w:hint="eastAsia"/>
+        </w:rPr>
+        <w:t>ん</w:t>
+      </w:r>
+      <w:r>
+        <w:rPr>
+          <w:rFonts w:hint="eastAsia"/>
+        </w:rPr>
+        <w:t xml:space="preserve"> + </w:t>
+      </w:r>
+      <w:r>
+        <w:rPr>
+          <w:rFonts w:hint="eastAsia"/>
+        </w:rPr>
+        <w:t>せ</w:t>
+      </w:r>
+      <w:r>
+        <w:rPr>
+          <w:rFonts w:hint="eastAsia"/>
+        </w:rPr>
+        <w:t xml:space="preserve"> + </w:t>
+      </w:r>
+      <w:r>
+        <w:rPr>
+          <w:rFonts w:hint="eastAsia"/>
+        </w:rPr>
+        <w:t>い</w:t>
       </w:r>
       <w:r>
         <w:rPr>
@@ -1188,15 +1531,102 @@
         <w:rPr>
           <w:rFonts w:hint="eastAsia"/>
         </w:rPr>
-        <w:t xml:space="preserve"> ki</w:t>
-      </w:r>
-    </w:p>
-    <w:p>
-      <w:r>
-        <w:rPr>
-          <w:rFonts w:hint="eastAsia"/>
-        </w:rPr>
-        <w:t>い</w:t>
+        <w:t xml:space="preserve"> </w:t>
+      </w:r>
+      <w:r>
+        <w:t>sens</w:t>
+      </w:r>
+      <w:r>
+        <w:t>ē</w:t>
+      </w:r>
+    </w:p>
+    <w:p>
+      <w:r>
+        <w:t xml:space="preserve">Using the </w:t>
+      </w:r>
+      <w:r>
+        <w:t>Wāpuro</w:t>
+      </w:r>
+      <w:r>
+        <w:t xml:space="preserve"> method instead results in oneesan and sensei.</w:t>
+      </w:r>
+    </w:p>
+    <w:p>
+      <w:pPr>
+        <w:pStyle w:val="Heading3"/>
+      </w:pPr>
+      <w:r>
+        <w:t>Small Kana (小書き)</w:t>
+      </w:r>
+    </w:p>
+    <w:p>
+      <w:r>
+        <w:t>Small kana modify the sound of neighbouring kana. This section focuses on ゃ, ゅ and ょ (yōon). Small っ/ッ is covered under Double Consonants, and katakana combinations used in foreign words are covered under Loanwords.</w:t>
+      </w:r>
+    </w:p>
+    <w:p>
+      <w:r>
+        <w:t>ゃ, ゅ and ょ form contracted sounds called yōon.</w:t>
+      </w:r>
+    </w:p>
+    <w:p>
+      <w:r>
+        <w:rPr>
+          <w:rFonts w:hint="eastAsia"/>
+        </w:rPr>
+        <w:t>ゃ</w:t>
+      </w:r>
+      <w:r>
+        <w:rPr>
+          <w:rFonts w:hint="eastAsia"/>
+        </w:rPr>
+        <w:t xml:space="preserve"> = small ya</w:t>
+      </w:r>
+    </w:p>
+    <w:p>
+      <w:r>
+        <w:rPr>
+          <w:rFonts w:hint="eastAsia"/>
+        </w:rPr>
+        <w:t>ゅ</w:t>
+      </w:r>
+      <w:r>
+        <w:rPr>
+          <w:rFonts w:hint="eastAsia"/>
+        </w:rPr>
+        <w:t xml:space="preserve"> = small yu</w:t>
+      </w:r>
+    </w:p>
+    <w:p>
+      <w:r>
+        <w:rPr>
+          <w:rFonts w:hint="eastAsia"/>
+        </w:rPr>
+        <w:t>ょ</w:t>
+      </w:r>
+      <w:r>
+        <w:rPr>
+          <w:rFonts w:hint="eastAsia"/>
+        </w:rPr>
+        <w:t xml:space="preserve"> = small yo</w:t>
+      </w:r>
+    </w:p>
+    <w:p>
+      <w:r>
+        <w:t>They combine with certain kana that end in an i sound.</w:t>
+      </w:r>
+    </w:p>
+    <w:p>
+      <w:r>
+        <w:t>For example:</w:t>
+      </w:r>
+    </w:p>
+    <w:p>
+      <w:r>
+        <w:rPr>
+          <w:rFonts w:hint="eastAsia"/>
+        </w:rPr>
+        <w:t>きゃ</w:t>
       </w:r>
       <w:r>
         <w:rPr>
@@ -1214,62 +1644,15 @@
         <w:rPr>
           <w:rFonts w:hint="eastAsia"/>
         </w:rPr>
-        <w:t xml:space="preserve"> i</w:t>
-      </w:r>
-    </w:p>
-    <w:p>
-      <w:pPr>
-        <w:pStyle w:val="Heading5"/>
-      </w:pPr>
-      <w:r>
-        <w:t xml:space="preserve">Why does </w:t>
-      </w:r>
-      <w:r>
-        <w:t>おう</w:t>
-      </w:r>
-      <w:r>
-        <w:t xml:space="preserve"> become ou?</w:t>
-      </w:r>
-    </w:p>
-    <w:p>
-      <w:r>
-        <w:t>お</w:t>
-      </w:r>
-      <w:r>
-        <w:t xml:space="preserve"> = o and </w:t>
-      </w:r>
-      <w:r>
-        <w:t>う</w:t>
-      </w:r>
-      <w:r>
-        <w:t xml:space="preserve"> = u so </w:t>
-      </w:r>
-      <w:r>
-        <w:t>おう</w:t>
-      </w:r>
-      <w:r>
-        <w:t xml:space="preserve"> = ou.</w:t>
-      </w:r>
-    </w:p>
-    <w:p>
-      <w:r>
-        <w:t>For example:</w:t>
-      </w:r>
-    </w:p>
-    <w:p>
-      <w:r>
-        <w:rPr>
-          <w:rFonts w:hint="eastAsia"/>
-        </w:rPr>
-        <w:t>とうきょう</w:t>
-      </w:r>
-    </w:p>
-    <w:p>
-      <w:r>
-        <w:rPr>
-          <w:rFonts w:hint="eastAsia"/>
-        </w:rPr>
-        <w:t>と</w:t>
+        <w:t xml:space="preserve"> kya</w:t>
+      </w:r>
+    </w:p>
+    <w:p>
+      <w:r>
+        <w:rPr>
+          <w:rFonts w:hint="eastAsia"/>
+        </w:rPr>
+        <w:t>きゅ</w:t>
       </w:r>
       <w:r>
         <w:rPr>
@@ -1287,524 +1670,15 @@
         <w:rPr>
           <w:rFonts w:hint="eastAsia"/>
         </w:rPr>
-        <w:t xml:space="preserve"> to</w:t>
-      </w:r>
-    </w:p>
-    <w:p>
-      <w:r>
-        <w:rPr>
-          <w:rFonts w:hint="eastAsia"/>
-        </w:rPr>
-        <w:t>う</w:t>
-      </w:r>
-      <w:r>
-        <w:rPr>
-          <w:rFonts w:hint="eastAsia"/>
-        </w:rPr>
-        <w:t xml:space="preserve"> </w:t>
-      </w:r>
-      <w:r>
-        <w:rPr>
-          <w:rFonts w:hint="eastAsia"/>
-        </w:rPr>
-        <w:t>→</w:t>
-      </w:r>
-      <w:r>
-        <w:rPr>
-          <w:rFonts w:hint="eastAsia"/>
-        </w:rPr>
-        <w:t xml:space="preserve"> u</w:t>
-      </w:r>
-    </w:p>
-    <w:p>
-      <w:r>
-        <w:rPr>
-          <w:rFonts w:hint="eastAsia"/>
-        </w:rPr>
-        <w:t>きょ</w:t>
-      </w:r>
-      <w:r>
-        <w:rPr>
-          <w:rFonts w:hint="eastAsia"/>
-        </w:rPr>
-        <w:t xml:space="preserve"> </w:t>
-      </w:r>
-      <w:r>
-        <w:rPr>
-          <w:rFonts w:hint="eastAsia"/>
-        </w:rPr>
-        <w:t>→</w:t>
-      </w:r>
-      <w:r>
-        <w:rPr>
-          <w:rFonts w:hint="eastAsia"/>
-        </w:rPr>
-        <w:t xml:space="preserve"> kyo</w:t>
-      </w:r>
-    </w:p>
-    <w:p>
-      <w:r>
-        <w:rPr>
-          <w:rFonts w:hint="eastAsia"/>
-        </w:rPr>
-        <w:t>う</w:t>
-      </w:r>
-      <w:r>
-        <w:rPr>
-          <w:rFonts w:hint="eastAsia"/>
-        </w:rPr>
-        <w:t xml:space="preserve"> </w:t>
-      </w:r>
-      <w:r>
-        <w:rPr>
-          <w:rFonts w:hint="eastAsia"/>
-        </w:rPr>
-        <w:t>→</w:t>
-      </w:r>
-      <w:r>
-        <w:rPr>
-          <w:rFonts w:hint="eastAsia"/>
-        </w:rPr>
-        <w:t xml:space="preserve"> u</w:t>
-      </w:r>
-    </w:p>
-    <w:p>
-      <w:pPr>
-        <w:pStyle w:val="Heading5"/>
-      </w:pPr>
-      <w:r>
-        <w:t>Why spelling matters</w:t>
-      </w:r>
-    </w:p>
-    <w:p>
-      <w:r>
-        <w:t>おお</w:t>
-      </w:r>
-      <w:r>
-        <w:t xml:space="preserve"> and </w:t>
-      </w:r>
-      <w:r>
-        <w:t>おう</w:t>
-      </w:r>
-      <w:r>
-        <w:t xml:space="preserve"> can sound very similar, but they are different kana sequences. Wāpuro-style long vowels preserve that spelling distinction.</w:t>
-      </w:r>
-    </w:p>
-    <w:p>
-      <w:r>
+        <w:t xml:space="preserve"> kyu</w:t>
+      </w:r>
+    </w:p>
+    <w:p>
+      <w:r>
+        <w:rPr>
+          <w:rFonts w:hint="eastAsia"/>
+        </w:rPr>
         <w:lastRenderedPageBreak/>
-        <w:t>Do not choose oo or ou from the sound alone. Use the kana that are actually written.</w:t>
-      </w:r>
-    </w:p>
-    <w:p>
-      <w:r>
-        <w:t>The same principle applies to long e sounds.</w:t>
-      </w:r>
-    </w:p>
-    <w:p>
-      <w:r>
-        <w:t>For example:</w:t>
-      </w:r>
-    </w:p>
-    <w:p>
-      <w:r>
-        <w:t>ええ</w:t>
-      </w:r>
-      <w:r>
-        <w:t xml:space="preserve"> = ee and </w:t>
-      </w:r>
-      <w:r>
-        <w:t>えい</w:t>
-      </w:r>
-      <w:r>
-        <w:t xml:space="preserve"> = ei, yet both are romanised to </w:t>
-      </w:r>
-      <w:r>
-        <w:t>ē</w:t>
-      </w:r>
-      <w:r>
-        <w:t xml:space="preserve"> when using the Hepburn method.</w:t>
-      </w:r>
-    </w:p>
-    <w:p>
-      <w:r>
-        <w:rPr>
-          <w:rFonts w:hint="eastAsia"/>
-        </w:rPr>
-        <w:t>おねえさん</w:t>
-      </w:r>
-      <w:r>
-        <w:rPr>
-          <w:rFonts w:hint="eastAsia"/>
-        </w:rPr>
-        <w:t xml:space="preserve"> </w:t>
-      </w:r>
-      <w:r>
-        <w:rPr>
-          <w:rFonts w:hint="eastAsia"/>
-        </w:rPr>
-        <w:t>→</w:t>
-      </w:r>
-      <w:r>
-        <w:rPr>
-          <w:rFonts w:hint="eastAsia"/>
-        </w:rPr>
-        <w:t xml:space="preserve"> </w:t>
-      </w:r>
-      <w:r>
-        <w:rPr>
-          <w:rFonts w:hint="eastAsia"/>
-        </w:rPr>
-        <w:t>お</w:t>
-      </w:r>
-      <w:r>
-        <w:rPr>
-          <w:rFonts w:hint="eastAsia"/>
-        </w:rPr>
-        <w:t xml:space="preserve"> + </w:t>
-      </w:r>
-      <w:r>
-        <w:rPr>
-          <w:rFonts w:hint="eastAsia"/>
-        </w:rPr>
-        <w:t>ね</w:t>
-      </w:r>
-      <w:r>
-        <w:rPr>
-          <w:rFonts w:hint="eastAsia"/>
-        </w:rPr>
-        <w:t xml:space="preserve"> + </w:t>
-      </w:r>
-      <w:r>
-        <w:rPr>
-          <w:rFonts w:hint="eastAsia"/>
-        </w:rPr>
-        <w:t>え</w:t>
-      </w:r>
-      <w:r>
-        <w:rPr>
-          <w:rFonts w:hint="eastAsia"/>
-        </w:rPr>
-        <w:t xml:space="preserve"> + </w:t>
-      </w:r>
-      <w:r>
-        <w:rPr>
-          <w:rFonts w:hint="eastAsia"/>
-        </w:rPr>
-        <w:t>さ</w:t>
-      </w:r>
-      <w:r>
-        <w:rPr>
-          <w:rFonts w:hint="eastAsia"/>
-        </w:rPr>
-        <w:t xml:space="preserve"> + </w:t>
-      </w:r>
-      <w:r>
-        <w:rPr>
-          <w:rFonts w:hint="eastAsia"/>
-        </w:rPr>
-        <w:t>ん</w:t>
-      </w:r>
-      <w:r>
-        <w:rPr>
-          <w:rFonts w:hint="eastAsia"/>
-        </w:rPr>
-        <w:t xml:space="preserve"> </w:t>
-      </w:r>
-      <w:r>
-        <w:rPr>
-          <w:rFonts w:hint="eastAsia"/>
-        </w:rPr>
-        <w:t>→</w:t>
-      </w:r>
-      <w:r>
-        <w:rPr>
-          <w:rFonts w:hint="eastAsia"/>
-        </w:rPr>
-        <w:t xml:space="preserve"> onēsan</w:t>
-      </w:r>
-    </w:p>
-    <w:p>
-      <w:r>
-        <w:rPr>
-          <w:rFonts w:hint="eastAsia"/>
-        </w:rPr>
-        <w:t>せんせい</w:t>
-      </w:r>
-      <w:r>
-        <w:rPr>
-          <w:rFonts w:hint="eastAsia"/>
-        </w:rPr>
-        <w:t xml:space="preserve"> </w:t>
-      </w:r>
-      <w:r>
-        <w:rPr>
-          <w:rFonts w:hint="eastAsia"/>
-        </w:rPr>
-        <w:t>→</w:t>
-      </w:r>
-      <w:r>
-        <w:rPr>
-          <w:rFonts w:hint="eastAsia"/>
-        </w:rPr>
-        <w:t xml:space="preserve"> </w:t>
-      </w:r>
-      <w:r>
-        <w:rPr>
-          <w:rFonts w:hint="eastAsia"/>
-        </w:rPr>
-        <w:t>せ</w:t>
-      </w:r>
-      <w:r>
-        <w:rPr>
-          <w:rFonts w:hint="eastAsia"/>
-        </w:rPr>
-        <w:t xml:space="preserve"> + </w:t>
-      </w:r>
-      <w:r>
-        <w:rPr>
-          <w:rFonts w:hint="eastAsia"/>
-        </w:rPr>
-        <w:t>ん</w:t>
-      </w:r>
-      <w:r>
-        <w:rPr>
-          <w:rFonts w:hint="eastAsia"/>
-        </w:rPr>
-        <w:t xml:space="preserve"> + </w:t>
-      </w:r>
-      <w:r>
-        <w:rPr>
-          <w:rFonts w:hint="eastAsia"/>
-        </w:rPr>
-        <w:t>せ</w:t>
-      </w:r>
-      <w:r>
-        <w:rPr>
-          <w:rFonts w:hint="eastAsia"/>
-        </w:rPr>
-        <w:t xml:space="preserve"> + </w:t>
-      </w:r>
-      <w:r>
-        <w:rPr>
-          <w:rFonts w:hint="eastAsia"/>
-        </w:rPr>
-        <w:t>い</w:t>
-      </w:r>
-      <w:r>
-        <w:rPr>
-          <w:rFonts w:hint="eastAsia"/>
-        </w:rPr>
-        <w:t xml:space="preserve"> </w:t>
-      </w:r>
-      <w:r>
-        <w:rPr>
-          <w:rFonts w:hint="eastAsia"/>
-        </w:rPr>
-        <w:t>→</w:t>
-      </w:r>
-      <w:r>
-        <w:rPr>
-          <w:rFonts w:hint="eastAsia"/>
-        </w:rPr>
-        <w:t xml:space="preserve"> </w:t>
-      </w:r>
-      <w:r>
-        <w:t>sens</w:t>
-      </w:r>
-      <w:r>
-        <w:t>ē</w:t>
-      </w:r>
-    </w:p>
-    <w:p>
-      <w:r>
-        <w:t xml:space="preserve">Using the </w:t>
-      </w:r>
-      <w:r>
-        <w:t>Wāpuro</w:t>
-      </w:r>
-      <w:r>
-        <w:t xml:space="preserve"> method instead results in oneesan and sensei.</w:t>
-      </w:r>
-    </w:p>
-    <w:p>
-      <w:pPr>
-        <w:pStyle w:val="Heading3"/>
-      </w:pPr>
-      <w:r>
-        <w:t>Small Kana (</w:t>
-      </w:r>
-      <w:r>
-        <w:t>小書き</w:t>
-      </w:r>
-      <w:r>
-        <w:t>)</w:t>
-      </w:r>
-    </w:p>
-    <w:p>
-      <w:r>
-        <w:t xml:space="preserve">Small kana modify the sound of neighbouring kana. This section focuses on </w:t>
-      </w:r>
-      <w:r>
-        <w:t>ゃ</w:t>
-      </w:r>
-      <w:r>
-        <w:t xml:space="preserve">, </w:t>
-      </w:r>
-      <w:r>
-        <w:t>ゅ</w:t>
-      </w:r>
-      <w:r>
-        <w:t xml:space="preserve"> and </w:t>
-      </w:r>
-      <w:r>
-        <w:t>ょ</w:t>
-      </w:r>
-      <w:r>
-        <w:t xml:space="preserve"> (yōon). Small </w:t>
-      </w:r>
-      <w:r>
-        <w:t>っ</w:t>
-      </w:r>
-      <w:r>
-        <w:t>/</w:t>
-      </w:r>
-      <w:r>
-        <w:t>ッ</w:t>
-      </w:r>
-      <w:r>
-        <w:t xml:space="preserve"> is covered under Double Consonants, and katakana combinations used in foreign words are covered under Loanwords.</w:t>
-      </w:r>
-    </w:p>
-    <w:p>
-      <w:r>
-        <w:t>ゃ</w:t>
-      </w:r>
-      <w:r>
-        <w:t xml:space="preserve">, </w:t>
-      </w:r>
-      <w:r>
-        <w:t>ゅ</w:t>
-      </w:r>
-      <w:r>
-        <w:t xml:space="preserve"> and </w:t>
-      </w:r>
-      <w:r>
-        <w:t>ょ</w:t>
-      </w:r>
-      <w:r>
-        <w:t xml:space="preserve"> form contracted sounds called yōon.</w:t>
-      </w:r>
-    </w:p>
-    <w:p>
-      <w:r>
-        <w:rPr>
-          <w:rFonts w:hint="eastAsia"/>
-        </w:rPr>
-        <w:t>ゃ</w:t>
-      </w:r>
-      <w:r>
-        <w:rPr>
-          <w:rFonts w:hint="eastAsia"/>
-        </w:rPr>
-        <w:t xml:space="preserve"> = small ya</w:t>
-      </w:r>
-    </w:p>
-    <w:p>
-      <w:r>
-        <w:rPr>
-          <w:rFonts w:hint="eastAsia"/>
-        </w:rPr>
-        <w:t>ゅ</w:t>
-      </w:r>
-      <w:r>
-        <w:rPr>
-          <w:rFonts w:hint="eastAsia"/>
-        </w:rPr>
-        <w:t xml:space="preserve"> = small yu</w:t>
-      </w:r>
-    </w:p>
-    <w:p>
-      <w:r>
-        <w:rPr>
-          <w:rFonts w:hint="eastAsia"/>
-        </w:rPr>
-        <w:t>ょ</w:t>
-      </w:r>
-      <w:r>
-        <w:rPr>
-          <w:rFonts w:hint="eastAsia"/>
-        </w:rPr>
-        <w:t xml:space="preserve"> = small yo</w:t>
-      </w:r>
-    </w:p>
-    <w:p>
-      <w:r>
-        <w:t>They combine with certain kana that end in an i sound.</w:t>
-      </w:r>
-    </w:p>
-    <w:p>
-      <w:r>
-        <w:t>For example:</w:t>
-      </w:r>
-    </w:p>
-    <w:p>
-      <w:r>
-        <w:rPr>
-          <w:rFonts w:hint="eastAsia"/>
-        </w:rPr>
-        <w:t>きゃ</w:t>
-      </w:r>
-      <w:r>
-        <w:rPr>
-          <w:rFonts w:hint="eastAsia"/>
-        </w:rPr>
-        <w:t xml:space="preserve"> </w:t>
-      </w:r>
-      <w:r>
-        <w:rPr>
-          <w:rFonts w:hint="eastAsia"/>
-        </w:rPr>
-        <w:t>→</w:t>
-      </w:r>
-      <w:r>
-        <w:rPr>
-          <w:rFonts w:hint="eastAsia"/>
-        </w:rPr>
-        <w:t xml:space="preserve"> kya</w:t>
-      </w:r>
-    </w:p>
-    <w:p>
-      <w:r>
-        <w:rPr>
-          <w:rFonts w:hint="eastAsia"/>
-        </w:rPr>
-        <w:t>きゅ</w:t>
-      </w:r>
-      <w:r>
-        <w:rPr>
-          <w:rFonts w:hint="eastAsia"/>
-        </w:rPr>
-        <w:t xml:space="preserve"> </w:t>
-      </w:r>
-      <w:r>
-        <w:rPr>
-          <w:rFonts w:hint="eastAsia"/>
-        </w:rPr>
-        <w:t>→</w:t>
-      </w:r>
-      <w:r>
-        <w:rPr>
-          <w:rFonts w:hint="eastAsia"/>
-        </w:rPr>
-        <w:t xml:space="preserve"> kyu</w:t>
-      </w:r>
-    </w:p>
-    <w:p>
-      <w:r>
-        <w:rPr>
-          <w:rFonts w:hint="eastAsia"/>
-        </w:rPr>
         <w:t>きょ</w:t>
       </w:r>
       <w:r>
@@ -1913,14 +1787,7 @@
         </w:rPr>
       </w:pPr>
       <w:r>
-        <w:lastRenderedPageBreak/>
-        <w:t xml:space="preserve">Why does </w:t>
-      </w:r>
-      <w:r>
-        <w:t>きょ</w:t>
-      </w:r>
-      <w:r>
-        <w:t xml:space="preserve"> become kyo rather than kiyo?</w:t>
+        <w:t>Why does きょ become kyo rather than kiyo?</w:t>
       </w:r>
     </w:p>
     <w:p>
@@ -1930,13 +1797,7 @@
     </w:p>
     <w:p>
       <w:r>
-        <w:t xml:space="preserve">For </w:t>
-      </w:r>
-      <w:r>
-        <w:t>き</w:t>
-      </w:r>
-      <w:r>
-        <w:t xml:space="preserve"> = ki, the final i is replaced by the yōon combination:</w:t>
+        <w:t>For き = ki, the final i is replaced by the yōon combination:</w:t>
       </w:r>
     </w:p>
     <w:p>
@@ -2195,6 +2056,7 @@
         <w:rPr>
           <w:rFonts w:hint="eastAsia"/>
         </w:rPr>
+        <w:lastRenderedPageBreak/>
         <w:t>にほん</w:t>
       </w:r>
       <w:r>
@@ -2307,18 +2169,11 @@
     </w:p>
     <w:p>
       <w:r>
-        <w:t xml:space="preserve">When </w:t>
-      </w:r>
-      <w:r>
-        <w:t>ん</w:t>
-      </w:r>
-      <w:r>
-        <w:t xml:space="preserve"> is followed immediately within the same word by a vowel sound or y, add an apostrophe after n so the syllable boundary is clear.</w:t>
-      </w:r>
-    </w:p>
-    <w:p>
-      <w:r>
-        <w:lastRenderedPageBreak/>
+        <w:t>When ん is followed immediately within the same word by a vowel sound or y, add an apostrophe after n so the syllable boundary is clear.</w:t>
+      </w:r>
+    </w:p>
+    <w:p>
+      <w:r>
         <w:t>For example:</w:t>
       </w:r>
     </w:p>
@@ -2532,155 +2387,615 @@
     </w:p>
     <w:p>
       <w:r>
-        <w:t xml:space="preserve">For </w:t>
-      </w:r>
-      <w:r>
-        <w:t>げんえい</w:t>
-      </w:r>
-      <w:r>
-        <w:t xml:space="preserve">, the kana are </w:t>
-      </w:r>
-      <w:r>
-        <w:t>げ</w:t>
-      </w:r>
-      <w:r>
-        <w:t xml:space="preserve"> + </w:t>
-      </w:r>
-      <w:r>
-        <w:t>ん</w:t>
-      </w:r>
-      <w:r>
-        <w:t xml:space="preserve"> + </w:t>
-      </w:r>
-      <w:r>
-        <w:t>え</w:t>
-      </w:r>
-      <w:r>
-        <w:t xml:space="preserve"> + </w:t>
-      </w:r>
-      <w:r>
-        <w:t>い</w:t>
-      </w:r>
-      <w:r>
-        <w:t>. Romanising them gives ge + n + ei, so the result is gen'ei. Without the apostrophe, the boundary is less clear.</w:t>
-      </w:r>
-    </w:p>
-    <w:p>
-      <w:r>
-        <w:t xml:space="preserve">Similarly, </w:t>
-      </w:r>
-      <w:r>
-        <w:t>しんよう</w:t>
-      </w:r>
-      <w:r>
+        <w:t>For げんえい, the kana are げ + ん + え + い. Romanising them gives ge + n + ei, so the result is gen'ei. Without the apostrophe, the boundary is less clear.</w:t>
+      </w:r>
+    </w:p>
+    <w:p>
+      <w:r>
+        <w:t>Similarly, しんよう (信用) is し + ん + よ + う → shi + n + you → shin'you. Without the apostrophe, shinyou could instead be read as the romanisation of しにょう (屎尿).</w:t>
+      </w:r>
+    </w:p>
+    <w:p>
+      <w:r>
+        <w:t>The apostrophe therefore preserves the intended kana boundary.</w:t>
+      </w:r>
+    </w:p>
+    <w:p>
+      <w:pPr>
+        <w:pStyle w:val="Heading2"/>
+      </w:pPr>
+      <w:r>
+        <w:t>Double Consonants</w:t>
+      </w:r>
+    </w:p>
+    <w:p>
+      <w:pPr/>
+      <w:r>
+        <w:t>Represent small っ or ッ by doubling the following consonant. For example, えっち → ecchi, not etchi.</w:t>
+      </w:r>
+    </w:p>
+    <w:p>
+      <w:pPr/>
+      <w:r>
+        <w:t>Other examples:</w:t>
+      </w:r>
+    </w:p>
+    <w:p>
+      <w:pPr/>
+      <w:r>
+        <w:t>きっぷ → kippu</w:t>
+      </w:r>
+    </w:p>
+    <w:p>
+      <w:pPr/>
+      <w:r>
+        <w:t>がっこう → gakkou</w:t>
+      </w:r>
+    </w:p>
+    <w:p>
+      <w:pPr/>
+      <w:r>
+        <w:t>まっすぐ → massugu</w:t>
+      </w:r>
+    </w:p>
+    <w:p>
+      <w:pPr>
+        <w:pStyle w:val="Heading3"/>
+      </w:pPr>
+      <w:r>
+        <w:t>つ vs っ</w:t>
+      </w:r>
+    </w:p>
+    <w:p>
+      <w:pPr/>
+      <w:r>
+        <w:t>つ = tsu. Small っ does not represent a standalone tsu syllable; it changes the following consonant instead. The small form is called a sokuon.</w:t>
+      </w:r>
+    </w:p>
+    <w:p>
+      <w:pPr>
+        <w:pStyle w:val="Heading4"/>
+      </w:pPr>
+      <w:r>
+        <w:t>つ</w:t>
+      </w:r>
+    </w:p>
+    <w:p>
+      <w:pPr/>
+      <w:r>
+        <w:t>Romanise full-sized つ as the normal syllable tsu.</w:t>
+      </w:r>
+    </w:p>
+    <w:p>
+      <w:pPr/>
+      <w:r>
+        <w:t>For example, まつ which romanises into matsu (to wait).</w:t>
+      </w:r>
+    </w:p>
+    <w:p>
+      <w:pPr>
+        <w:pStyle w:val="Heading4"/>
+      </w:pPr>
+      <w:r>
+        <w:t>っ / ッ</w:t>
+      </w:r>
+    </w:p>
+    <w:p>
+      <w:pPr/>
+      <w:r>
+        <w:t>Small っ and ッ do not have a standalone tsu sound. They normally double the following consonant.</w:t>
+      </w:r>
+    </w:p>
+    <w:p>
+      <w:pPr/>
+      <w:r>
+        <w:t>For example, きて romanises into kite (come) whereas きって romanises into kitte (stamp).</w:t>
+      </w:r>
+    </w:p>
+    <w:p>
+      <w:pPr/>
+      <w:r>
+        <w:t>The same rule applies when the following sound uses more than one Romaji letter. Under this guide:</w:t>
+      </w:r>
+    </w:p>
+    <w:p>
+      <w:pPr/>
+      <w:r>
+        <w:t>ざっし → zasshi</w:t>
+      </w:r>
+    </w:p>
+    <w:p>
+      <w:pPr/>
+      <w:r>
+        <w:t>えっち → ecchi</w:t>
+      </w:r>
+    </w:p>
+    <w:p>
+      <w:pPr/>
+      <w:r>
+        <w:t>みっつ → mittsu</w:t>
+      </w:r>
+    </w:p>
+    <w:p>
+      <w:pPr/>
+      <w:r>
+        <w:t>きっきょ → kikkyo</w:t>
+      </w:r>
+    </w:p>
+    <w:p>
+      <w:pPr/>
+      <w:r>
+        <w:t>Small っ/ッ also appears in verbs, numbers, counters and loanwords. The basic rule remains the same: double the supported consonant that follows it.</w:t>
+      </w:r>
+    </w:p>
+    <w:p>
+      <w:pPr/>
+      <w:r>
+        <w:t>Katakana loanwords can use ッ before consonants which are less common after っ in native Japanese. If the word is a loanword, remember that the Loanwords section still takes priority.</w:t>
+      </w:r>
+    </w:p>
+    <w:p>
+      <w:pPr>
+        <w:pStyle w:val="Heading4"/>
+      </w:pPr>
+      <w:r>
+        <w:t>Other uses of っ / ッ</w:t>
+      </w:r>
+    </w:p>
+    <w:p>
+      <w:pPr/>
+      <w:r>
+        <w:t>Sometimes っ or ッ appears at the end of a reaction, sound-effect word or emphatic piece of dialogue.</w:t>
+      </w:r>
+    </w:p>
+    <w:p>
+      <w:pPr/>
+      <w:r>
+        <w:t>For example:</w:t>
+      </w:r>
+    </w:p>
+    <w:p>
+      <w:pPr/>
+      <w:r>
+        <w:t>あっ！ → A! (review required)</w:t>
+      </w:r>
+    </w:p>
+    <w:p>
+      <w:pPr/>
+      <w:r>
+        <w:t>えっ…… → E… (review required)</w:t>
+      </w:r>
+    </w:p>
+    <w:p>
+      <w:pPr/>
+      <w:r>
+        <w:t>There is no consonant after the sokuon in these examples, so there is nothing to double. Do not add a consonant and do not write tsu. Leave the sokuon without a Romaji letter and flag the result for review.</w:t>
+      </w:r>
+    </w:p>
+    <w:p>
+      <w:pPr/>
+      <w:r>
+        <w:t>The same caution applies when っ/ッ is followed by a vowel, by a non-geminative sound such as n, m, r, w or y, or when repeated sokuon is used for emphasis. Do not invent a doubled form.</w:t>
+      </w:r>
+    </w:p>
+    <w:p>
+      <w:pPr/>
+      <w:r>
+        <w:t>A form such as っす is different. It is followed by s, so the normal rule still applies: っす → ssu.</w:t>
+      </w:r>
+    </w:p>
+    <w:p>
+      <w:pPr/>
+      <w:r>
+        <w:t>Full-sized つ and ツ normally remain tsu in modern text. Older or non-small typography may use a full-sized つ or ツ for a sokuon. Do not assume that every full-sized つ or ツ is a sokuon; only treat it as one when the reading or historical evidence confirms it.</w:t>
+      </w:r>
+    </w:p>
+    <w:p>
+      <w:pPr>
+        <w:pStyle w:val="Heading2"/>
+      </w:pPr>
+      <w:r>
+        <w:t>Numbers</w:t>
+      </w:r>
+    </w:p>
+    <w:p>
+      <w:pPr/>
+      <w:r>
+        <w:t>Japanese numbers are read compositionally, but long numeric expressions should remain readable rather than becoming one artificial Romaji word.</w:t>
+      </w:r>
+    </w:p>
+    <w:p>
+      <w:pPr/>
+      <w:r>
+        <w:t>Keep a digit and the place-value unit that it directly forms together: 三百 → Sanbyaku, 三千 → Sanzen, 二万 → Niman, 二千万 → Nisenman, 一億 → Ichioku, and 一兆 → いっちょう → Icchou.</w:t>
+      </w:r>
+    </w:p>
+    <w:p>
+      <w:pPr/>
+      <w:r>
+        <w:t>When a completed numeric group is followed by a lower-value group, separate them with a space. For example: 二万三千四百五十六 → Niman Sanzen Yonhyaku Gojuuroku.</w:t>
+      </w:r>
+    </w:p>
+    <w:p>
+      <w:pPr/>
+      <w:r>
+        <w:t>Separate 円 from the preceding number: 一万円 → Ichiman En; 千円 → Sen En. This real word boundary takes precedence over the ん apostrophe rule, so 三千四百 is Sanzen Yonhyaku, not Sanzen'yonhyaku, and 千円 is Sen En, not Sen'en.</w:t>
+      </w:r>
+    </w:p>
+    <w:p>
+      <w:pPr/>
+      <w:r>
+        <w:t>The rule that ん is always written as n still applies inside numbers. Do not copy romanisation systems that assimilate n to m: 三百 → Sanbyaku and 三万 → Sanman.</w:t>
+      </w:r>
+    </w:p>
+    <w:p>
+      <w:pPr/>
+      <w:r>
+        <w:t>Some strings made entirely from numeral Kanji can also have established lexical or name readings. Where the context does not safely distinguish the numeric interpretation from a whole-word/name reading, the result must be treated as reviewable rather than forcing a Kanji-by-Kanji guess.</w:t>
+      </w:r>
+    </w:p>
+    <w:p>
+      <w:pPr>
+        <w:pStyle w:val="Heading2"/>
+      </w:pPr>
+      <w:r>
+        <w:t>On'yomi vs Kun'yomi Readings</w:t>
+      </w:r>
+    </w:p>
+    <w:p>
+      <w:r>
+        <w:t>Kanji can have several readings. On'yomi (音読み) developed from historical Chinese pronunciations; Kun'yomi (訓読み) are Japanese readings associated with native vocabulary.</w:t>
+      </w:r>
+    </w:p>
+    <w:p>
+      <w:pPr>
+        <w:pStyle w:val="Heading3"/>
+      </w:pPr>
+      <w:r>
+        <w:t>On'yomi</w:t>
+      </w:r>
+    </w:p>
+    <w:p>
+      <w:r>
+        <w:t xml:space="preserve">On'yomi readings are particularly common when two or more kanji are combined to form a compound </w:t>
+      </w:r>
+      <w:r>
+        <w:t>word.</w:t>
+      </w:r>
+    </w:p>
+    <w:p>
+      <w:r>
+        <w:t>For example:</w:t>
+      </w:r>
+    </w:p>
+    <w:p>
+      <w:r>
+        <w:rPr>
+          <w:rFonts w:hint="eastAsia"/>
+        </w:rPr>
+        <w:lastRenderedPageBreak/>
+        <w:t>学校</w:t>
+      </w:r>
+    </w:p>
+    <w:p>
+      <w:r>
+        <w:rPr>
+          <w:rFonts w:hint="eastAsia"/>
+        </w:rPr>
+        <w:t>学</w:t>
+      </w:r>
+      <w:r>
+        <w:rPr>
+          <w:rFonts w:hint="eastAsia"/>
+        </w:rPr>
+        <w:t xml:space="preserve"> </w:t>
+      </w:r>
+      <w:r>
+        <w:rPr>
+          <w:rFonts w:hint="eastAsia"/>
+        </w:rPr>
+        <w:t>→</w:t>
+      </w:r>
+      <w:r>
+        <w:rPr>
+          <w:rFonts w:hint="eastAsia"/>
+        </w:rPr>
+        <w:t xml:space="preserve"> </w:t>
+      </w:r>
+      <w:r>
+        <w:rPr>
+          <w:rFonts w:hint="eastAsia"/>
+        </w:rPr>
+        <w:t>がく</w:t>
+      </w:r>
+      <w:r>
+        <w:rPr>
+          <w:rFonts w:hint="eastAsia"/>
+        </w:rPr>
+        <w:t xml:space="preserve"> </w:t>
+      </w:r>
+      <w:r>
+        <w:rPr>
+          <w:rFonts w:hint="eastAsia"/>
+        </w:rPr>
+        <w:t>→</w:t>
+      </w:r>
+      <w:r>
+        <w:rPr>
+          <w:rFonts w:hint="eastAsia"/>
+        </w:rPr>
+        <w:t xml:space="preserve"> gaku</w:t>
+      </w:r>
+    </w:p>
+    <w:p>
+      <w:r>
+        <w:rPr>
+          <w:rFonts w:hint="eastAsia"/>
+        </w:rPr>
+        <w:t>校</w:t>
+      </w:r>
+      <w:r>
+        <w:rPr>
+          <w:rFonts w:hint="eastAsia"/>
+        </w:rPr>
+        <w:t xml:space="preserve"> </w:t>
+      </w:r>
+      <w:r>
+        <w:rPr>
+          <w:rFonts w:hint="eastAsia"/>
+        </w:rPr>
+        <w:t>→</w:t>
+      </w:r>
+      <w:r>
+        <w:rPr>
+          <w:rFonts w:hint="eastAsia"/>
+        </w:rPr>
+        <w:t xml:space="preserve"> </w:t>
+      </w:r>
+      <w:r>
+        <w:rPr>
+          <w:rFonts w:hint="eastAsia"/>
+        </w:rPr>
+        <w:t>こう</w:t>
+      </w:r>
+      <w:r>
+        <w:rPr>
+          <w:rFonts w:hint="eastAsia"/>
+        </w:rPr>
+        <w:t xml:space="preserve"> </w:t>
+      </w:r>
+      <w:r>
+        <w:rPr>
+          <w:rFonts w:hint="eastAsia"/>
+        </w:rPr>
+        <w:t>→</w:t>
+      </w:r>
+      <w:r>
+        <w:rPr>
+          <w:rFonts w:hint="eastAsia"/>
+        </w:rPr>
+        <w:t xml:space="preserve"> kou</w:t>
+      </w:r>
+    </w:p>
+    <w:p>
+      <w:r>
+        <w:rPr>
+          <w:rFonts w:hint="eastAsia"/>
+        </w:rPr>
+        <w:t>学校</w:t>
+      </w:r>
+      <w:r>
+        <w:rPr>
+          <w:rFonts w:hint="eastAsia"/>
+        </w:rPr>
+        <w:t xml:space="preserve"> </w:t>
+      </w:r>
+      <w:r>
+        <w:rPr>
+          <w:rFonts w:hint="eastAsia"/>
+        </w:rPr>
+        <w:t>→</w:t>
+      </w:r>
+      <w:r>
+        <w:rPr>
+          <w:rFonts w:hint="eastAsia"/>
+        </w:rPr>
+        <w:t xml:space="preserve"> </w:t>
+      </w:r>
+      <w:r>
+        <w:rPr>
+          <w:rFonts w:hint="eastAsia"/>
+        </w:rPr>
+        <w:t>がっこう</w:t>
+      </w:r>
+      <w:r>
+        <w:rPr>
+          <w:rFonts w:hint="eastAsia"/>
+        </w:rPr>
+        <w:t xml:space="preserve"> </w:t>
+      </w:r>
+      <w:r>
+        <w:rPr>
+          <w:rFonts w:hint="eastAsia"/>
+        </w:rPr>
+        <w:t>→</w:t>
+      </w:r>
+      <w:r>
+        <w:rPr>
+          <w:rFonts w:hint="eastAsia"/>
+        </w:rPr>
+        <w:t xml:space="preserve"> gakkou</w:t>
+      </w:r>
+    </w:p>
+    <w:p>
+      <w:r>
+        <w:t>Both Kanji use On'yomi here. Do not assume every Kanji compound does so; mixed and exceptional whole-word readings also occur.</w:t>
+      </w:r>
+    </w:p>
+    <w:p>
+      <w:pPr>
+        <w:pStyle w:val="Heading3"/>
+      </w:pPr>
+      <w:r>
+        <w:t>Kun'yomi</w:t>
+      </w:r>
+    </w:p>
+    <w:p>
+      <w:r>
+        <w:t>Kun'yomi is common when a Kanji represents a native Japanese word, especially when it is followed by okurigana (hiragana that completes the word).</w:t>
+      </w:r>
+    </w:p>
+    <w:p>
+      <w:r>
+        <w:t>For example</w:t>
+      </w:r>
+      <w:r>
+        <w:t>:</w:t>
+      </w:r>
+    </w:p>
+    <w:p>
+      <w:r>
+        <w:rPr>
+          <w:rFonts w:hint="eastAsia"/>
+        </w:rPr>
+        <w:t>食べる</w:t>
+      </w:r>
+    </w:p>
+    <w:p>
+      <w:r>
+        <w:rPr>
+          <w:rFonts w:hint="eastAsia"/>
+        </w:rPr>
+        <w:t>食</w:t>
+      </w:r>
+      <w:r>
+        <w:rPr>
+          <w:rFonts w:hint="eastAsia"/>
+        </w:rPr>
+        <w:t xml:space="preserve"> </w:t>
+      </w:r>
+      <w:r>
+        <w:rPr>
+          <w:rFonts w:hint="eastAsia"/>
+        </w:rPr>
+        <w:t>→</w:t>
+      </w:r>
+      <w:r>
+        <w:rPr>
+          <w:rFonts w:hint="eastAsia"/>
+        </w:rPr>
+        <w:t xml:space="preserve"> </w:t>
+      </w:r>
+      <w:r>
+        <w:rPr>
+          <w:rFonts w:hint="eastAsia"/>
+        </w:rPr>
+        <w:t>た</w:t>
+      </w:r>
+      <w:r>
+        <w:rPr>
+          <w:rFonts w:hint="eastAsia"/>
+        </w:rPr>
+        <w:t xml:space="preserve"> </w:t>
+      </w:r>
+      <w:r>
+        <w:rPr>
+          <w:rFonts w:hint="eastAsia"/>
+        </w:rPr>
+        <w:t>→</w:t>
+      </w:r>
+      <w:r>
+        <w:rPr>
+          <w:rFonts w:hint="eastAsia"/>
+        </w:rPr>
+        <w:t xml:space="preserve"> ta</w:t>
+      </w:r>
+    </w:p>
+    <w:p>
+      <w:r>
+        <w:rPr>
+          <w:rFonts w:hint="eastAsia"/>
+        </w:rPr>
+        <w:t>べる</w:t>
+      </w:r>
+      <w:r>
+        <w:rPr>
+          <w:rFonts w:hint="eastAsia"/>
+        </w:rPr>
+        <w:t xml:space="preserve"> </w:t>
+      </w:r>
+      <w:r>
+        <w:rPr>
+          <w:rFonts w:hint="eastAsia"/>
+        </w:rPr>
+        <w:t>→</w:t>
+      </w:r>
+      <w:r>
+        <w:rPr>
+          <w:rFonts w:hint="eastAsia"/>
+        </w:rPr>
+        <w:t xml:space="preserve"> beru</w:t>
+      </w:r>
+    </w:p>
+    <w:p>
+      <w:r>
+        <w:rPr>
+          <w:rFonts w:hint="eastAsia"/>
+        </w:rPr>
+        <w:t>食べる</w:t>
+      </w:r>
+      <w:r>
+        <w:rPr>
+          <w:rFonts w:hint="eastAsia"/>
+        </w:rPr>
+        <w:t xml:space="preserve"> </w:t>
+      </w:r>
+      <w:r>
+        <w:rPr>
+          <w:rFonts w:hint="eastAsia"/>
+        </w:rPr>
+        <w:t>→</w:t>
+      </w:r>
+      <w:r>
+        <w:rPr>
+          <w:rFonts w:hint="eastAsia"/>
+        </w:rPr>
+        <w:t xml:space="preserve"> taberu</w:t>
+      </w:r>
+    </w:p>
+    <w:p>
+      <w:r>
+        <w:t xml:space="preserve">Here, </w:t>
+      </w:r>
+      <w:r>
+        <w:t>食</w:t>
+      </w:r>
+      <w:r>
+        <w:t xml:space="preserve"> is using its Kun'yomi reading, ta</w:t>
+      </w:r>
+      <w:r>
+        <w:t xml:space="preserve">.  It does not use the On’yomi reading of </w:t>
+      </w:r>
+      <w:r>
+        <w:rPr>
+          <w:rStyle w:val="text-gray-600"/>
+        </w:rPr>
+        <w:t xml:space="preserve">shoku, as it would with </w:t>
+      </w:r>
+      <w:r>
+        <w:rPr>
+          <w:rStyle w:val="text-gray-600"/>
+        </w:rPr>
+        <w:t>食事</w:t>
+      </w:r>
+      <w:r>
+        <w:rPr>
+          <w:rStyle w:val="text-gray-600"/>
+        </w:rPr>
         <w:t xml:space="preserve"> (</w:t>
       </w:r>
       <w:r>
-        <w:t>信用</w:t>
-      </w:r>
-      <w:r>
-        <w:t xml:space="preserve">) is </w:t>
-      </w:r>
-      <w:r>
-        <w:t>し</w:t>
-      </w:r>
-      <w:r>
-        <w:t xml:space="preserve"> + </w:t>
-      </w:r>
-      <w:r>
-        <w:t>ん</w:t>
-      </w:r>
-      <w:r>
-        <w:t xml:space="preserve"> + </w:t>
-      </w:r>
-      <w:r>
-        <w:t>よ</w:t>
-      </w:r>
-      <w:r>
-        <w:t xml:space="preserve"> + </w:t>
-      </w:r>
-      <w:r>
-        <w:t>う</w:t>
-      </w:r>
-      <w:r>
-        <w:t xml:space="preserve"> → shi + n + you → shin'you. Without the apostrophe, shinyou could instead be read as the romanisation of </w:t>
-      </w:r>
-      <w:r>
-        <w:t>しにょう</w:t>
-      </w:r>
-      <w:r>
-        <w:t xml:space="preserve"> (</w:t>
-      </w:r>
-      <w:r>
-        <w:t>屎尿</w:t>
-      </w:r>
-      <w:r>
-        <w:t>).</w:t>
-      </w:r>
-    </w:p>
-    <w:p>
-      <w:r>
-        <w:t>The apostrophe therefore preserves the intended kana boundary.</w:t>
-      </w:r>
-    </w:p>
-    <w:p>
-      <w:pPr>
-        <w:pStyle w:val="Heading2"/>
-      </w:pPr>
-      <w:r>
-        <w:t>Double Consonants</w:t>
-      </w:r>
-    </w:p>
-    <w:p>
-      <w:r>
-        <w:t xml:space="preserve">Represent small </w:t>
-      </w:r>
-      <w:r>
-        <w:t>っ</w:t>
-      </w:r>
-      <w:r>
-        <w:t xml:space="preserve"> or </w:t>
-      </w:r>
-      <w:r>
-        <w:t>ッ</w:t>
-      </w:r>
-      <w:r>
-        <w:t xml:space="preserve"> by doubling the following consonant. For example, </w:t>
-      </w:r>
-      <w:r>
-        <w:t>えっち</w:t>
-      </w:r>
-      <w:r>
-        <w:t xml:space="preserve"> → ecchi, not etchi.</w:t>
-      </w:r>
-    </w:p>
-    <w:p>
-      <w:r>
-        <w:t>Other examples:</w:t>
-      </w:r>
-    </w:p>
-    <w:p>
-      <w:r>
-        <w:t>きっぷ</w:t>
-      </w:r>
-      <w:r>
-        <w:t xml:space="preserve"> → kippu</w:t>
-      </w:r>
-    </w:p>
-    <w:p>
-      <w:r>
-        <w:t>がっこう</w:t>
-      </w:r>
-      <w:r>
-        <w:t xml:space="preserve"> → gakkou</w:t>
-      </w:r>
-    </w:p>
-    <w:p>
-      <w:r>
-        <w:t>まっすぐ</w:t>
-      </w:r>
-      <w:r>
-        <w:t xml:space="preserve"> → massugu</w:t>
+        <w:t>shokuji).</w:t>
       </w:r>
     </w:p>
     <w:p>
@@ -2688,211 +3003,230 @@
         <w:pStyle w:val="Heading3"/>
       </w:pPr>
       <w:r>
-        <w:t>つ</w:t>
-      </w:r>
-      <w:r>
-        <w:t xml:space="preserve"> vs </w:t>
-      </w:r>
-      <w:r>
-        <w:t>っ</w:t>
-      </w:r>
-    </w:p>
-    <w:p>
-      <w:r>
-        <w:t>つ</w:t>
-      </w:r>
-      <w:r>
-        <w:t xml:space="preserve"> = tsu. Small </w:t>
-      </w:r>
-      <w:r>
-        <w:t>っ</w:t>
-      </w:r>
-      <w:r>
-        <w:t xml:space="preserve"> does not represent a standalone tsu syllable; it changes the following consonant instead. The small form is called a sokuon.</w:t>
-      </w:r>
-    </w:p>
-    <w:p>
-      <w:pPr>
-        <w:pStyle w:val="Heading4"/>
-      </w:pPr>
+        <w:t>Okurigana</w:t>
+      </w:r>
+    </w:p>
+    <w:p>
+      <w:r>
+        <w:t>Okurigana is hiragana written after a Kanji to complete or inflect a word. It often helps identify a Kun'yomi reading.</w:t>
+      </w:r>
+    </w:p>
+    <w:p>
+      <w:r>
+        <w:t>For example:</w:t>
+      </w:r>
+    </w:p>
+    <w:p>
+      <w:r>
+        <w:rPr>
+          <w:rFonts w:hint="eastAsia"/>
+        </w:rPr>
+        <w:t>食べる</w:t>
+      </w:r>
+    </w:p>
+    <w:p>
+      <w:r>
+        <w:rPr>
+          <w:rFonts w:hint="eastAsia"/>
+        </w:rPr>
+        <w:t xml:space="preserve">The kanji is </w:t>
+      </w:r>
+      <w:r>
+        <w:rPr>
+          <w:rFonts w:hint="eastAsia"/>
+        </w:rPr>
+        <w:t>食</w:t>
+      </w:r>
+      <w:r>
+        <w:rPr>
+          <w:rFonts w:hint="eastAsia"/>
+        </w:rPr>
+        <w:t xml:space="preserve">, while </w:t>
+      </w:r>
+      <w:r>
+        <w:rPr>
+          <w:rFonts w:hint="eastAsia"/>
+        </w:rPr>
+        <w:t>べる</w:t>
+      </w:r>
+      <w:r>
+        <w:rPr>
+          <w:rFonts w:hint="eastAsia"/>
+        </w:rPr>
+        <w:t xml:space="preserve"> is okurigana.</w:t>
+      </w:r>
+    </w:p>
+    <w:p>
+      <w:r>
+        <w:t>The reading is:</w:t>
+      </w:r>
+    </w:p>
+    <w:p>
+      <w:r>
+        <w:rPr>
+          <w:rFonts w:hint="eastAsia"/>
+        </w:rPr>
+        <w:t>食</w:t>
+      </w:r>
+      <w:r>
+        <w:rPr>
+          <w:rFonts w:hint="eastAsia"/>
+        </w:rPr>
+        <w:t xml:space="preserve"> </w:t>
+      </w:r>
+      <w:r>
+        <w:rPr>
+          <w:rFonts w:hint="eastAsia"/>
+        </w:rPr>
+        <w:t>→</w:t>
+      </w:r>
+      <w:r>
+        <w:rPr>
+          <w:rFonts w:hint="eastAsia"/>
+        </w:rPr>
+        <w:t xml:space="preserve"> </w:t>
+      </w:r>
+      <w:r>
+        <w:rPr>
+          <w:rFonts w:hint="eastAsia"/>
+        </w:rPr>
+        <w:t>た</w:t>
+      </w:r>
+      <w:r>
+        <w:t xml:space="preserve"> (ta)</w:t>
+      </w:r>
+    </w:p>
+    <w:p>
+      <w:r>
+        <w:rPr>
+          <w:rFonts w:hint="eastAsia"/>
+        </w:rPr>
+        <w:t>べる</w:t>
+      </w:r>
+      <w:r>
+        <w:rPr>
+          <w:rFonts w:hint="eastAsia"/>
+        </w:rPr>
+        <w:t xml:space="preserve"> </w:t>
+      </w:r>
+      <w:r>
+        <w:rPr>
+          <w:rFonts w:hint="eastAsia"/>
+        </w:rPr>
+        <w:t>→</w:t>
+      </w:r>
+      <w:r>
+        <w:rPr>
+          <w:rFonts w:hint="eastAsia"/>
+        </w:rPr>
+        <w:t xml:space="preserve"> beru</w:t>
+      </w:r>
+    </w:p>
+    <w:p>
       <w:r>
         <w:lastRenderedPageBreak/>
-        <w:t>つ</w:t>
-      </w:r>
-    </w:p>
-    <w:p>
-      <w:r>
-        <w:t xml:space="preserve">Romanise full-sized </w:t>
-      </w:r>
-      <w:r>
-        <w:t>つ</w:t>
-      </w:r>
-      <w:r>
-        <w:t xml:space="preserve"> as the normal syllable tsu.</w:t>
-      </w:r>
-    </w:p>
-    <w:p>
-      <w:r>
-        <w:t xml:space="preserve">For example, </w:t>
-      </w:r>
-      <w:r>
-        <w:t>まつ</w:t>
-      </w:r>
-      <w:r>
-        <w:t xml:space="preserve"> which romanises into matsu (to wait).</w:t>
-      </w:r>
-    </w:p>
-    <w:p>
-      <w:pPr>
-        <w:pStyle w:val="Heading4"/>
-      </w:pPr>
-      <w:r>
-        <w:t>っ</w:t>
-      </w:r>
-      <w:r>
-        <w:t xml:space="preserve"> / </w:t>
-      </w:r>
-      <w:r>
-        <w:t>ッ</w:t>
-      </w:r>
-    </w:p>
-    <w:p>
-      <w:r>
-        <w:t xml:space="preserve">Small </w:t>
-      </w:r>
-      <w:r>
-        <w:t>っ</w:t>
-      </w:r>
-      <w:r>
-        <w:t xml:space="preserve"> and </w:t>
-      </w:r>
-      <w:r>
-        <w:t>ッ</w:t>
-      </w:r>
-      <w:r>
-        <w:t xml:space="preserve"> do not have a standalone tsu sound. They normally double the following consonant.</w:t>
-      </w:r>
-    </w:p>
-    <w:p>
-      <w:r>
-        <w:t xml:space="preserve">For example, </w:t>
-      </w:r>
-      <w:r>
-        <w:t>きて</w:t>
-      </w:r>
-      <w:r>
-        <w:t xml:space="preserve"> romanises into kite (come) whereas </w:t>
-      </w:r>
-      <w:r>
-        <w:t>きって</w:t>
-      </w:r>
-      <w:r>
-        <w:t xml:space="preserve"> romanises into kitte (stamp).</w:t>
-      </w:r>
-    </w:p>
-    <w:p>
-      <w:r>
-        <w:t>The same rule applies when the following sound uses more than one Romaji letter. Under this guide:</w:t>
-      </w:r>
-    </w:p>
-    <w:p>
-      <w:r>
-        <w:t>ざっし</w:t>
-      </w:r>
-      <w:r>
-        <w:t xml:space="preserve"> → zasshi</w:t>
-      </w:r>
-    </w:p>
-    <w:p>
-      <w:r>
-        <w:t>えっち</w:t>
-      </w:r>
-      <w:r>
-        <w:t xml:space="preserve"> → ecchi</w:t>
-      </w:r>
-    </w:p>
-    <w:p>
-      <w:r>
-        <w:t>みっつ</w:t>
-      </w:r>
-      <w:r>
-        <w:t xml:space="preserve"> → mittsu</w:t>
-      </w:r>
-    </w:p>
-    <w:p>
-      <w:r>
-        <w:t>きっきょ</w:t>
-      </w:r>
-      <w:r>
-        <w:t xml:space="preserve"> → kikkyo</w:t>
-      </w:r>
-    </w:p>
-    <w:p>
-      <w:r>
-        <w:t xml:space="preserve">Small </w:t>
-      </w:r>
-      <w:r>
-        <w:t>っ</w:t>
-      </w:r>
-      <w:r>
-        <w:t>/</w:t>
-      </w:r>
-      <w:r>
-        <w:t>ッ</w:t>
-      </w:r>
-      <w:r>
-        <w:t xml:space="preserve"> also appears in verbs, numbers, counters and loanwords. The basic rule remains the same: double the supported consonant that follows it.</w:t>
-      </w:r>
-    </w:p>
-    <w:p>
-      <w:r>
-        <w:t xml:space="preserve">Katakana loanwords can use </w:t>
-      </w:r>
-      <w:r>
-        <w:t>ッ</w:t>
-      </w:r>
-      <w:r>
-        <w:t xml:space="preserve"> before consonants which are less common after </w:t>
-      </w:r>
-      <w:r>
-        <w:t>っ</w:t>
-      </w:r>
-      <w:r>
-        <w:t xml:space="preserve"> in native Japanese. If the word is a loanword, remember that the Loanwords section still takes priority.</w:t>
-      </w:r>
-    </w:p>
-    <w:p>
-      <w:pPr>
-        <w:pStyle w:val="Heading4"/>
-      </w:pPr>
-      <w:r>
-        <w:t xml:space="preserve">Other uses of </w:t>
-      </w:r>
-      <w:r>
-        <w:t>っ</w:t>
-      </w:r>
-      <w:r>
-        <w:t xml:space="preserve"> / </w:t>
-      </w:r>
-      <w:r>
-        <w:t>ッ</w:t>
-      </w:r>
-    </w:p>
-    <w:p>
-      <w:r>
-        <w:t xml:space="preserve">Sometimes </w:t>
-      </w:r>
-      <w:r>
-        <w:t>っ</w:t>
-      </w:r>
-      <w:r>
-        <w:t xml:space="preserve"> or </w:t>
-      </w:r>
-      <w:r>
-        <w:t>ッ</w:t>
-      </w:r>
-      <w:r>
-        <w:t xml:space="preserve"> appears at the end of a reaction, sound-effect word or emphatic piece of dialogue.</w:t>
+        <w:t>taberu</w:t>
+      </w:r>
+    </w:p>
+    <w:p>
+      <w:r>
+        <w:t>Similarly:</w:t>
+      </w:r>
+    </w:p>
+    <w:p>
+      <w:r>
+        <w:rPr>
+          <w:rFonts w:hint="eastAsia"/>
+        </w:rPr>
+        <w:t>飲む</w:t>
+      </w:r>
+      <w:r>
+        <w:rPr>
+          <w:rFonts w:hint="eastAsia"/>
+        </w:rPr>
+        <w:t xml:space="preserve"> </w:t>
+      </w:r>
+      <w:r>
+        <w:rPr>
+          <w:rFonts w:hint="eastAsia"/>
+        </w:rPr>
+        <w:t>→</w:t>
+      </w:r>
+      <w:r>
+        <w:rPr>
+          <w:rFonts w:hint="eastAsia"/>
+        </w:rPr>
+        <w:t xml:space="preserve"> nomu</w:t>
+      </w:r>
+    </w:p>
+    <w:p>
+      <w:r>
+        <w:rPr>
+          <w:rFonts w:hint="eastAsia"/>
+        </w:rPr>
+        <w:t>読む</w:t>
+      </w:r>
+      <w:r>
+        <w:rPr>
+          <w:rFonts w:hint="eastAsia"/>
+        </w:rPr>
+        <w:t xml:space="preserve"> </w:t>
+      </w:r>
+      <w:r>
+        <w:rPr>
+          <w:rFonts w:hint="eastAsia"/>
+        </w:rPr>
+        <w:t>→</w:t>
+      </w:r>
+      <w:r>
+        <w:rPr>
+          <w:rFonts w:hint="eastAsia"/>
+        </w:rPr>
+        <w:t xml:space="preserve"> yomu</w:t>
+      </w:r>
+    </w:p>
+    <w:p>
+      <w:r>
+        <w:rPr>
+          <w:rFonts w:hint="eastAsia"/>
+        </w:rPr>
+        <w:t>書く</w:t>
+      </w:r>
+      <w:r>
+        <w:rPr>
+          <w:rFonts w:hint="eastAsia"/>
+        </w:rPr>
+        <w:t xml:space="preserve"> </w:t>
+      </w:r>
+      <w:r>
+        <w:rPr>
+          <w:rFonts w:hint="eastAsia"/>
+        </w:rPr>
+        <w:t>→</w:t>
+      </w:r>
+      <w:r>
+        <w:rPr>
+          <w:rFonts w:hint="eastAsia"/>
+        </w:rPr>
+        <w:t xml:space="preserve"> kaku</w:t>
+      </w:r>
+    </w:p>
+    <w:p>
+      <w:r>
+        <w:t>Okurigana is a useful clue, but it is not an absolute rule.</w:t>
+      </w:r>
+    </w:p>
+    <w:p>
+      <w:pPr>
+        <w:pStyle w:val="Heading3"/>
+      </w:pPr>
+      <w:r>
+        <w:t>Whole Word First</w:t>
+      </w:r>
+    </w:p>
+    <w:p>
+      <w:r>
+        <w:t>Do not determine a word's reading one Kanji at a time. Identify the reading of the complete word first, then romanise that reading.</w:t>
       </w:r>
     </w:p>
     <w:p>
@@ -2902,307 +3236,12 @@
     </w:p>
     <w:p>
       <w:r>
-        <w:t>あっ！</w:t>
-      </w:r>
-      <w:r>
-        <w:t xml:space="preserve"> → A! (review required)</w:t>
-      </w:r>
-    </w:p>
-    <w:p>
-      <w:r>
-        <w:t>えっ</w:t>
-      </w:r>
-      <w:r>
-        <w:t>…… → E… (review required)</w:t>
-      </w:r>
-    </w:p>
-    <w:p>
-      <w:r>
-        <w:lastRenderedPageBreak/>
-        <w:t>There is no consonant after the sokuon in these examples, so there is nothing to double. Do not add a consonant and do not write tsu. Leave the sokuon without a Romaji letter and flag the result for review.</w:t>
-      </w:r>
-    </w:p>
-    <w:p>
-      <w:r>
-        <w:t xml:space="preserve">The same caution applies when </w:t>
-      </w:r>
-      <w:r>
-        <w:t>っ</w:t>
-      </w:r>
-      <w:r>
-        <w:t>/</w:t>
-      </w:r>
-      <w:r>
-        <w:t>ッ</w:t>
-      </w:r>
-      <w:r>
-        <w:t xml:space="preserve"> is followed by a vowel, by a non-geminative sound such as n, m, r, w or y, or when repeated sokuon is used for emphasis. Do not invent a doubled form.</w:t>
-      </w:r>
-    </w:p>
-    <w:p>
-      <w:r>
-        <w:t xml:space="preserve">A form such as </w:t>
-      </w:r>
-      <w:r>
-        <w:t>っす</w:t>
-      </w:r>
-      <w:r>
-        <w:t xml:space="preserve"> is different. It is followed by s, so the normal rule still applies: </w:t>
-      </w:r>
-      <w:r>
-        <w:t>っす</w:t>
-      </w:r>
-      <w:r>
-        <w:t xml:space="preserve"> → ssu.</w:t>
-      </w:r>
-    </w:p>
-    <w:p>
-      <w:r>
-        <w:t xml:space="preserve">Full-sized </w:t>
-      </w:r>
-      <w:r>
-        <w:t>つ</w:t>
-      </w:r>
-      <w:r>
-        <w:t xml:space="preserve"> and </w:t>
-      </w:r>
-      <w:r>
-        <w:t>ツ</w:t>
-      </w:r>
-      <w:r>
-        <w:t xml:space="preserve"> normally remain tsu in modern text. Older or non-small typography may use a full-sized </w:t>
-      </w:r>
-      <w:r>
-        <w:t>つ</w:t>
-      </w:r>
-      <w:r>
-        <w:t xml:space="preserve"> or </w:t>
-      </w:r>
-      <w:r>
-        <w:t>ツ</w:t>
-      </w:r>
-      <w:r>
-        <w:t xml:space="preserve"> for a sokuon. Do not assume that every full-sized </w:t>
-      </w:r>
-      <w:r>
-        <w:t>つ</w:t>
-      </w:r>
-      <w:r>
-        <w:t xml:space="preserve"> or </w:t>
-      </w:r>
-      <w:r>
-        <w:t>ツ</w:t>
-      </w:r>
-      <w:r>
-        <w:t xml:space="preserve"> is a sokuon; only treat it as one when the reading or historical evidence confirms it.</w:t>
-      </w:r>
-    </w:p>
-    <w:p>
-      <w:pPr>
-        <w:pStyle w:val="Heading2"/>
-      </w:pPr>
-      <w:r>
-        <w:t>Numbers</w:t>
-      </w:r>
-    </w:p>
-    <w:p>
-      <w:r>
-        <w:t>Japanese numbers are read compositionally, but long numeric expressions should remain readable rather than becoming one artificial Romaji word.</w:t>
-      </w:r>
-    </w:p>
-    <w:p>
-      <w:r>
-        <w:t xml:space="preserve">Keep a digit and the place-value unit that it directly forms together: </w:t>
-      </w:r>
-      <w:r>
-        <w:t>三百</w:t>
-      </w:r>
-      <w:r>
-        <w:t xml:space="preserve"> → Sanbyaku, </w:t>
-      </w:r>
-      <w:r>
-        <w:t>三千</w:t>
-      </w:r>
-      <w:r>
-        <w:t xml:space="preserve"> → Sanzen, </w:t>
-      </w:r>
-      <w:r>
-        <w:t>二万</w:t>
-      </w:r>
-      <w:r>
-        <w:t xml:space="preserve"> → Niman, </w:t>
-      </w:r>
-      <w:r>
-        <w:t>二千万</w:t>
-      </w:r>
-      <w:r>
-        <w:t xml:space="preserve"> → Nisenman, </w:t>
-      </w:r>
-      <w:r>
-        <w:t>一億</w:t>
-      </w:r>
-      <w:r>
-        <w:t xml:space="preserve"> → Ichioku, and </w:t>
-      </w:r>
-      <w:r>
-        <w:t>一兆</w:t>
-      </w:r>
-      <w:r>
-        <w:t xml:space="preserve"> → </w:t>
-      </w:r>
-      <w:r>
-        <w:t>いっちょう</w:t>
-      </w:r>
-      <w:r>
-        <w:t xml:space="preserve"> → Icchou.</w:t>
-      </w:r>
-    </w:p>
-    <w:p>
-      <w:r>
-        <w:t xml:space="preserve">When a completed numeric group is followed by a lower-value group, separate them with a space. For example: </w:t>
-      </w:r>
-      <w:r>
-        <w:t>二万三千四百五十六</w:t>
-      </w:r>
-      <w:r>
-        <w:t xml:space="preserve"> → Niman Sanzen Yonhyaku Gojuuroku.</w:t>
-      </w:r>
-    </w:p>
-    <w:p>
-      <w:r>
-        <w:t xml:space="preserve">Separate </w:t>
-      </w:r>
-      <w:r>
-        <w:t>円</w:t>
-      </w:r>
-      <w:r>
-        <w:t xml:space="preserve"> from the preceding number: </w:t>
-      </w:r>
-      <w:r>
-        <w:t>一万円</w:t>
-      </w:r>
-      <w:r>
-        <w:t xml:space="preserve"> → Ichiman En; </w:t>
-      </w:r>
-      <w:r>
-        <w:t>千円</w:t>
-      </w:r>
-      <w:r>
-        <w:t xml:space="preserve"> → Sen En. This real word boundary takes precedence over the </w:t>
-      </w:r>
-      <w:r>
-        <w:t>ん</w:t>
-      </w:r>
-      <w:r>
-        <w:t xml:space="preserve"> apostrophe rule, so </w:t>
-      </w:r>
-      <w:r>
-        <w:t>三千四百</w:t>
-      </w:r>
-      <w:r>
-        <w:t xml:space="preserve"> is Sanzen Yonhyaku, not Sanzen'yonhyaku, and </w:t>
-      </w:r>
-      <w:r>
-        <w:t>千円</w:t>
-      </w:r>
-      <w:r>
-        <w:t xml:space="preserve"> is Sen En, not Sen'en.</w:t>
-      </w:r>
-    </w:p>
-    <w:p>
-      <w:r>
-        <w:t xml:space="preserve">The rule that </w:t>
-      </w:r>
-      <w:r>
-        <w:t>ん</w:t>
-      </w:r>
-      <w:r>
-        <w:t xml:space="preserve"> is always written as n still applies inside numbers. Do not copy romanisation systems that assimilate n to m: </w:t>
-      </w:r>
-      <w:r>
-        <w:t>三百</w:t>
-      </w:r>
-      <w:r>
-        <w:t xml:space="preserve"> → Sanbyaku and </w:t>
-      </w:r>
-      <w:r>
-        <w:t>三万</w:t>
-      </w:r>
-      <w:r>
-        <w:t xml:space="preserve"> → Sanman.</w:t>
-      </w:r>
-    </w:p>
-    <w:p>
-      <w:r>
-        <w:t>Some strings made entirely from numeral Kanji can also have established lexical or name readings. Where the context does not safely distinguish the numeric interpretation from a whole-word/name reading, the result must be treated as reviewable rather than forcing a Kanji-by-Kanji guess.</w:t>
-      </w:r>
-    </w:p>
-    <w:p>
-      <w:pPr>
-        <w:pStyle w:val="Heading2"/>
-      </w:pPr>
-      <w:r>
-        <w:lastRenderedPageBreak/>
-        <w:t>On'yomi vs Kun'yomi Readings</w:t>
-      </w:r>
-    </w:p>
-    <w:p>
-      <w:r>
-        <w:t>Kanji can have several readings. On'yomi (</w:t>
-      </w:r>
-      <w:r>
-        <w:t>音読み</w:t>
-      </w:r>
-      <w:r>
-        <w:t>) developed from historical Chinese pronunciations; Kun'yomi (</w:t>
-      </w:r>
-      <w:r>
-        <w:t>訓読み</w:t>
-      </w:r>
-      <w:r>
-        <w:t>) are Japanese readings associated with native vocabulary.</w:t>
-      </w:r>
-    </w:p>
-    <w:p>
-      <w:pPr>
-        <w:pStyle w:val="Heading3"/>
-      </w:pPr>
-      <w:r>
-        <w:t>On'yomi</w:t>
-      </w:r>
-    </w:p>
-    <w:p>
-      <w:r>
-        <w:t xml:space="preserve">On'yomi readings are particularly common when two or more kanji are combined to form a compound </w:t>
-      </w:r>
-      <w:r>
-        <w:t>word.</w:t>
-      </w:r>
-    </w:p>
-    <w:p>
-      <w:r>
-        <w:t>For example:</w:t>
-      </w:r>
-    </w:p>
-    <w:p>
-      <w:r>
-        <w:rPr>
-          <w:rFonts w:hint="eastAsia"/>
-        </w:rPr>
-        <w:t>学校</w:t>
-      </w:r>
-    </w:p>
-    <w:p>
-      <w:r>
-        <w:rPr>
-          <w:rFonts w:hint="eastAsia"/>
-        </w:rPr>
-        <w:t>学</w:t>
-      </w:r>
-      <w:r>
-        <w:rPr>
-          <w:rFonts w:hint="eastAsia"/>
-        </w:rPr>
+        <w:rPr>
+          <w:rFonts w:hint="eastAsia"/>
+        </w:rPr>
+        <w:t>大人</w:t>
+      </w:r>
+      <w:r>
         <w:t xml:space="preserve"> </w:t>
       </w:r>
       <w:r>
@@ -3212,16 +3251,13 @@
         <w:t>→</w:t>
       </w:r>
       <w:r>
-        <w:rPr>
-          <w:rFonts w:hint="eastAsia"/>
-        </w:rPr>
-        <w:t xml:space="preserve"> </w:t>
-      </w:r>
-      <w:r>
-        <w:rPr>
-          <w:rFonts w:hint="eastAsia"/>
-        </w:rPr>
-        <w:t>がく</w:t>
+        <w:t xml:space="preserve"> </w:t>
+      </w:r>
+      <w:r>
+        <w:rPr>
+          <w:rFonts w:hint="eastAsia"/>
+        </w:rPr>
+        <w:t>おとな</w:t>
       </w:r>
       <w:r>
         <w:rPr>
@@ -3239,566 +3275,12 @@
         <w:rPr>
           <w:rFonts w:hint="eastAsia"/>
         </w:rPr>
-        <w:t xml:space="preserve"> gaku</w:t>
-      </w:r>
-    </w:p>
-    <w:p>
-      <w:r>
-        <w:rPr>
-          <w:rFonts w:hint="eastAsia"/>
-        </w:rPr>
-        <w:t>校</w:t>
-      </w:r>
-      <w:r>
-        <w:rPr>
-          <w:rFonts w:hint="eastAsia"/>
-        </w:rPr>
-        <w:t xml:space="preserve"> </w:t>
-      </w:r>
-      <w:r>
-        <w:rPr>
-          <w:rFonts w:hint="eastAsia"/>
-        </w:rPr>
-        <w:t>→</w:t>
-      </w:r>
-      <w:r>
-        <w:rPr>
-          <w:rFonts w:hint="eastAsia"/>
-        </w:rPr>
-        <w:t xml:space="preserve"> </w:t>
-      </w:r>
-      <w:r>
-        <w:rPr>
-          <w:rFonts w:hint="eastAsia"/>
-        </w:rPr>
-        <w:t>こう</w:t>
-      </w:r>
-      <w:r>
-        <w:rPr>
-          <w:rFonts w:hint="eastAsia"/>
-        </w:rPr>
-        <w:t xml:space="preserve"> </w:t>
-      </w:r>
-      <w:r>
-        <w:rPr>
-          <w:rFonts w:hint="eastAsia"/>
-        </w:rPr>
-        <w:t>→</w:t>
-      </w:r>
-      <w:r>
-        <w:rPr>
-          <w:rFonts w:hint="eastAsia"/>
-        </w:rPr>
-        <w:t xml:space="preserve"> kou</w:t>
-      </w:r>
-    </w:p>
-    <w:p>
-      <w:r>
-        <w:rPr>
-          <w:rFonts w:hint="eastAsia"/>
-        </w:rPr>
-        <w:t>学校</w:t>
-      </w:r>
-      <w:r>
-        <w:rPr>
-          <w:rFonts w:hint="eastAsia"/>
-        </w:rPr>
-        <w:t xml:space="preserve"> </w:t>
-      </w:r>
-      <w:r>
-        <w:rPr>
-          <w:rFonts w:hint="eastAsia"/>
-        </w:rPr>
-        <w:t>→</w:t>
-      </w:r>
-      <w:r>
-        <w:rPr>
-          <w:rFonts w:hint="eastAsia"/>
-        </w:rPr>
-        <w:t xml:space="preserve"> </w:t>
-      </w:r>
-      <w:r>
-        <w:rPr>
-          <w:rFonts w:hint="eastAsia"/>
-        </w:rPr>
-        <w:t>がっこう</w:t>
-      </w:r>
-      <w:r>
-        <w:rPr>
-          <w:rFonts w:hint="eastAsia"/>
-        </w:rPr>
-        <w:t xml:space="preserve"> </w:t>
-      </w:r>
-      <w:r>
-        <w:rPr>
-          <w:rFonts w:hint="eastAsia"/>
-        </w:rPr>
-        <w:t>→</w:t>
-      </w:r>
-      <w:r>
-        <w:rPr>
-          <w:rFonts w:hint="eastAsia"/>
-        </w:rPr>
-        <w:t xml:space="preserve"> gakkou</w:t>
-      </w:r>
-    </w:p>
-    <w:p>
-      <w:r>
-        <w:t>Both Kanji use On'yomi here. Do not assume every Kanji compound does so; mixed and exceptional whole-word readings also occur.</w:t>
-      </w:r>
-    </w:p>
-    <w:p>
-      <w:pPr>
-        <w:pStyle w:val="Heading3"/>
-      </w:pPr>
-      <w:r>
-        <w:t>Kun'yomi</w:t>
-      </w:r>
-    </w:p>
-    <w:p>
-      <w:r>
-        <w:t>Kun'yomi is common when a Kanji represents a native Japanese word, especially when it is followed by okurigana (hiragana that completes the word).</w:t>
-      </w:r>
-    </w:p>
-    <w:p>
-      <w:r>
-        <w:t>For example</w:t>
-      </w:r>
-      <w:r>
-        <w:t>:</w:t>
-      </w:r>
-    </w:p>
-    <w:p>
-      <w:r>
-        <w:rPr>
-          <w:rFonts w:hint="eastAsia"/>
-        </w:rPr>
-        <w:t>食べる</w:t>
-      </w:r>
-    </w:p>
-    <w:p>
-      <w:r>
-        <w:rPr>
-          <w:rFonts w:hint="eastAsia"/>
-        </w:rPr>
-        <w:t>食</w:t>
-      </w:r>
-      <w:r>
-        <w:rPr>
-          <w:rFonts w:hint="eastAsia"/>
-        </w:rPr>
-        <w:t xml:space="preserve"> </w:t>
-      </w:r>
-      <w:r>
-        <w:rPr>
-          <w:rFonts w:hint="eastAsia"/>
-        </w:rPr>
-        <w:t>→</w:t>
-      </w:r>
-      <w:r>
-        <w:rPr>
-          <w:rFonts w:hint="eastAsia"/>
-        </w:rPr>
-        <w:t xml:space="preserve"> </w:t>
-      </w:r>
-      <w:r>
-        <w:rPr>
-          <w:rFonts w:hint="eastAsia"/>
-        </w:rPr>
-        <w:t>た</w:t>
-      </w:r>
-      <w:r>
-        <w:rPr>
-          <w:rFonts w:hint="eastAsia"/>
-        </w:rPr>
-        <w:t xml:space="preserve"> </w:t>
-      </w:r>
-      <w:r>
-        <w:rPr>
-          <w:rFonts w:hint="eastAsia"/>
-        </w:rPr>
-        <w:t>→</w:t>
-      </w:r>
-      <w:r>
-        <w:rPr>
-          <w:rFonts w:hint="eastAsia"/>
-        </w:rPr>
-        <w:t xml:space="preserve"> ta</w:t>
-      </w:r>
-    </w:p>
-    <w:p>
-      <w:r>
-        <w:rPr>
-          <w:rFonts w:hint="eastAsia"/>
-        </w:rPr>
-        <w:t>べる</w:t>
-      </w:r>
-      <w:r>
-        <w:rPr>
-          <w:rFonts w:hint="eastAsia"/>
-        </w:rPr>
-        <w:t xml:space="preserve"> </w:t>
-      </w:r>
-      <w:r>
-        <w:rPr>
-          <w:rFonts w:hint="eastAsia"/>
-        </w:rPr>
-        <w:t>→</w:t>
-      </w:r>
-      <w:r>
-        <w:rPr>
-          <w:rFonts w:hint="eastAsia"/>
-        </w:rPr>
-        <w:t xml:space="preserve"> beru</w:t>
-      </w:r>
-    </w:p>
-    <w:p>
-      <w:r>
-        <w:rPr>
-          <w:rFonts w:hint="eastAsia"/>
-        </w:rPr>
-        <w:t>食べる</w:t>
-      </w:r>
-      <w:r>
-        <w:rPr>
-          <w:rFonts w:hint="eastAsia"/>
-        </w:rPr>
-        <w:t xml:space="preserve"> </w:t>
-      </w:r>
-      <w:r>
-        <w:rPr>
-          <w:rFonts w:hint="eastAsia"/>
-        </w:rPr>
-        <w:t>→</w:t>
-      </w:r>
-      <w:r>
-        <w:rPr>
-          <w:rFonts w:hint="eastAsia"/>
-        </w:rPr>
-        <w:t xml:space="preserve"> taberu</w:t>
-      </w:r>
-    </w:p>
-    <w:p>
-      <w:r>
-        <w:t xml:space="preserve">Here, </w:t>
-      </w:r>
-      <w:r>
-        <w:t>食</w:t>
-      </w:r>
-      <w:r>
-        <w:t xml:space="preserve"> is using its Kun'yomi reading, ta</w:t>
-      </w:r>
-      <w:r>
-        <w:t xml:space="preserve">.  It does not use the On’yomi reading of </w:t>
-      </w:r>
-      <w:r>
-        <w:rPr>
-          <w:rStyle w:val="text-gray-600"/>
-        </w:rPr>
-        <w:t xml:space="preserve">shoku, as it would with </w:t>
-      </w:r>
-      <w:r>
-        <w:rPr>
-          <w:rStyle w:val="text-gray-600"/>
-        </w:rPr>
-        <w:t>食事</w:t>
-      </w:r>
-      <w:r>
-        <w:rPr>
-          <w:rStyle w:val="text-gray-600"/>
-        </w:rPr>
-        <w:t xml:space="preserve"> (</w:t>
-      </w:r>
-      <w:r>
-        <w:t>shokuji).</w:t>
-      </w:r>
-    </w:p>
-    <w:p>
-      <w:pPr>
-        <w:pStyle w:val="Heading3"/>
-      </w:pPr>
-      <w:r>
-        <w:t>Okurigana</w:t>
-      </w:r>
-    </w:p>
-    <w:p>
-      <w:r>
-        <w:t>Okurigana is hiragana written after a Kanji to complete or inflect a word. It often helps identify a Kun'yomi reading.</w:t>
-      </w:r>
-    </w:p>
-    <w:p>
-      <w:r>
-        <w:lastRenderedPageBreak/>
-        <w:t>For example:</w:t>
-      </w:r>
-    </w:p>
-    <w:p>
-      <w:r>
-        <w:rPr>
-          <w:rFonts w:hint="eastAsia"/>
-        </w:rPr>
-        <w:t>食べる</w:t>
-      </w:r>
-    </w:p>
-    <w:p>
-      <w:r>
-        <w:rPr>
-          <w:rFonts w:hint="eastAsia"/>
-        </w:rPr>
-        <w:t xml:space="preserve">The kanji is </w:t>
-      </w:r>
-      <w:r>
-        <w:rPr>
-          <w:rFonts w:hint="eastAsia"/>
-        </w:rPr>
-        <w:t>食</w:t>
-      </w:r>
-      <w:r>
-        <w:rPr>
-          <w:rFonts w:hint="eastAsia"/>
-        </w:rPr>
-        <w:t xml:space="preserve">, while </w:t>
-      </w:r>
-      <w:r>
-        <w:rPr>
-          <w:rFonts w:hint="eastAsia"/>
-        </w:rPr>
-        <w:t>べる</w:t>
-      </w:r>
-      <w:r>
-        <w:rPr>
-          <w:rFonts w:hint="eastAsia"/>
-        </w:rPr>
-        <w:t xml:space="preserve"> is okurigana.</w:t>
-      </w:r>
-    </w:p>
-    <w:p>
-      <w:r>
-        <w:t>The reading is:</w:t>
-      </w:r>
-    </w:p>
-    <w:p>
-      <w:r>
-        <w:rPr>
-          <w:rFonts w:hint="eastAsia"/>
-        </w:rPr>
-        <w:t>食</w:t>
-      </w:r>
-      <w:r>
-        <w:rPr>
-          <w:rFonts w:hint="eastAsia"/>
-        </w:rPr>
-        <w:t xml:space="preserve"> </w:t>
-      </w:r>
-      <w:r>
-        <w:rPr>
-          <w:rFonts w:hint="eastAsia"/>
-        </w:rPr>
-        <w:t>→</w:t>
-      </w:r>
-      <w:r>
-        <w:rPr>
-          <w:rFonts w:hint="eastAsia"/>
-        </w:rPr>
-        <w:t xml:space="preserve"> </w:t>
-      </w:r>
-      <w:r>
-        <w:rPr>
-          <w:rFonts w:hint="eastAsia"/>
-        </w:rPr>
-        <w:t>た</w:t>
-      </w:r>
-      <w:r>
-        <w:t xml:space="preserve"> (ta)</w:t>
-      </w:r>
-    </w:p>
-    <w:p>
-      <w:r>
-        <w:rPr>
-          <w:rFonts w:hint="eastAsia"/>
-        </w:rPr>
-        <w:t>べる</w:t>
-      </w:r>
-      <w:r>
-        <w:rPr>
-          <w:rFonts w:hint="eastAsia"/>
-        </w:rPr>
-        <w:t xml:space="preserve"> </w:t>
-      </w:r>
-      <w:r>
-        <w:rPr>
-          <w:rFonts w:hint="eastAsia"/>
-        </w:rPr>
-        <w:t>→</w:t>
-      </w:r>
-      <w:r>
-        <w:rPr>
-          <w:rFonts w:hint="eastAsia"/>
-        </w:rPr>
-        <w:t xml:space="preserve"> beru</w:t>
-      </w:r>
-    </w:p>
-    <w:p>
-      <w:r>
-        <w:t>taberu</w:t>
-      </w:r>
-    </w:p>
-    <w:p>
-      <w:r>
-        <w:t>Similarly:</w:t>
-      </w:r>
-    </w:p>
-    <w:p>
-      <w:r>
-        <w:rPr>
-          <w:rFonts w:hint="eastAsia"/>
-        </w:rPr>
-        <w:t>飲む</w:t>
-      </w:r>
-      <w:r>
-        <w:rPr>
-          <w:rFonts w:hint="eastAsia"/>
-        </w:rPr>
-        <w:t xml:space="preserve"> </w:t>
-      </w:r>
-      <w:r>
-        <w:rPr>
-          <w:rFonts w:hint="eastAsia"/>
-        </w:rPr>
-        <w:t>→</w:t>
-      </w:r>
-      <w:r>
-        <w:rPr>
-          <w:rFonts w:hint="eastAsia"/>
-        </w:rPr>
-        <w:t xml:space="preserve"> nomu</w:t>
-      </w:r>
-    </w:p>
-    <w:p>
-      <w:r>
-        <w:rPr>
-          <w:rFonts w:hint="eastAsia"/>
-        </w:rPr>
-        <w:t>読む</w:t>
-      </w:r>
-      <w:r>
-        <w:rPr>
-          <w:rFonts w:hint="eastAsia"/>
-        </w:rPr>
-        <w:t xml:space="preserve"> </w:t>
-      </w:r>
-      <w:r>
-        <w:rPr>
-          <w:rFonts w:hint="eastAsia"/>
-        </w:rPr>
-        <w:t>→</w:t>
-      </w:r>
-      <w:r>
-        <w:rPr>
-          <w:rFonts w:hint="eastAsia"/>
-        </w:rPr>
-        <w:t xml:space="preserve"> yomu</w:t>
-      </w:r>
-    </w:p>
-    <w:p>
-      <w:r>
-        <w:rPr>
-          <w:rFonts w:hint="eastAsia"/>
-        </w:rPr>
-        <w:t>書く</w:t>
-      </w:r>
-      <w:r>
-        <w:rPr>
-          <w:rFonts w:hint="eastAsia"/>
-        </w:rPr>
-        <w:t xml:space="preserve"> </w:t>
-      </w:r>
-      <w:r>
-        <w:rPr>
-          <w:rFonts w:hint="eastAsia"/>
-        </w:rPr>
-        <w:t>→</w:t>
-      </w:r>
-      <w:r>
-        <w:rPr>
-          <w:rFonts w:hint="eastAsia"/>
-        </w:rPr>
-        <w:t xml:space="preserve"> kaku</w:t>
-      </w:r>
-    </w:p>
-    <w:p>
-      <w:r>
-        <w:t>Okurigana is a useful clue, but it is not an absolute rule.</w:t>
-      </w:r>
-    </w:p>
-    <w:p>
-      <w:pPr>
-        <w:pStyle w:val="Heading3"/>
-      </w:pPr>
-      <w:r>
-        <w:t>Whole Word First</w:t>
-      </w:r>
-    </w:p>
-    <w:p>
-      <w:r>
-        <w:t>Do not determine a word's reading one Kanji at a time. Identify the reading of the complete word first, then romanise that reading.</w:t>
-      </w:r>
-    </w:p>
-    <w:p>
-      <w:r>
-        <w:t>For example:</w:t>
-      </w:r>
-    </w:p>
-    <w:p>
-      <w:r>
-        <w:rPr>
-          <w:rFonts w:hint="eastAsia"/>
-        </w:rPr>
-        <w:t>大人</w:t>
-      </w:r>
-      <w:r>
-        <w:t xml:space="preserve"> </w:t>
-      </w:r>
-      <w:r>
-        <w:rPr>
-          <w:rFonts w:hint="eastAsia"/>
-        </w:rPr>
-        <w:t>→</w:t>
-      </w:r>
-      <w:r>
-        <w:t xml:space="preserve"> </w:t>
-      </w:r>
-      <w:r>
-        <w:rPr>
-          <w:rFonts w:hint="eastAsia"/>
-        </w:rPr>
-        <w:t>おとな</w:t>
-      </w:r>
-      <w:r>
-        <w:rPr>
-          <w:rFonts w:hint="eastAsia"/>
-        </w:rPr>
-        <w:t xml:space="preserve"> </w:t>
-      </w:r>
-      <w:r>
-        <w:rPr>
-          <w:rFonts w:hint="eastAsia"/>
-        </w:rPr>
-        <w:t>→</w:t>
-      </w:r>
-      <w:r>
-        <w:rPr>
-          <w:rFonts w:hint="eastAsia"/>
-        </w:rPr>
         <w:t xml:space="preserve"> otona</w:t>
       </w:r>
     </w:p>
     <w:p>
       <w:r>
-        <w:t>大人</w:t>
-      </w:r>
-      <w:r>
-        <w:t xml:space="preserve"> is an established whole-word reading. It cannot be safely predicted by combining the individual characters.</w:t>
+        <w:t>大人 is an established whole-word reading. It cannot be safely predicted by combining the individual characters.</w:t>
       </w:r>
     </w:p>
     <w:p>
@@ -3955,7 +3437,6 @@
         <w:rPr>
           <w:iCs w:val="0"/>
         </w:rPr>
-        <w:lastRenderedPageBreak/>
         <w:t>Mixed On'yomi and Kun'yomi</w:t>
       </w:r>
     </w:p>
@@ -4117,25 +3598,7 @@
     </w:p>
     <w:p>
       <w:r>
-        <w:t xml:space="preserve">For example, </w:t>
-      </w:r>
-      <w:r>
-        <w:t>朝</w:t>
-      </w:r>
-      <w:r>
-        <w:t xml:space="preserve"> has the native reading </w:t>
-      </w:r>
-      <w:r>
-        <w:t>あさ</w:t>
-      </w:r>
-      <w:r>
-        <w:t xml:space="preserve"> (asa) as well as On'yomi such as </w:t>
-      </w:r>
-      <w:r>
-        <w:t>ちょう</w:t>
-      </w:r>
-      <w:r>
-        <w:t xml:space="preserve"> (chou).</w:t>
+        <w:t>For example, 朝 has the native reading あさ (asa) as well as On'yomi such as ちょう (chou).</w:t>
       </w:r>
     </w:p>
     <w:p>
@@ -4348,7 +3811,6 @@
         <w:rPr>
           <w:iCs w:val="0"/>
         </w:rPr>
-        <w:lastRenderedPageBreak/>
         <w:t>Red Flag System</w:t>
       </w:r>
     </w:p>
@@ -4402,6 +3864,7 @@
         </w:numPr>
       </w:pPr>
       <w:r>
+        <w:lastRenderedPageBreak/>
         <w:t>a name is involved;</w:t>
       </w:r>
     </w:p>
@@ -5067,7 +4530,6 @@
                 <w:sz w:val="16"/>
                 <w:szCs w:val="16"/>
               </w:rPr>
-              <w:lastRenderedPageBreak/>
               <w:t>いたい</w:t>
             </w:r>
           </w:p>
@@ -5828,6 +5290,7 @@
         <w:rPr>
           <w:rFonts w:hint="eastAsia"/>
         </w:rPr>
+        <w:lastRenderedPageBreak/>
         <w:t>日本は</w:t>
       </w:r>
       <w:r>
@@ -6037,16 +5500,7 @@
     </w:p>
     <w:p>
       <w:r>
-        <w:t>は</w:t>
-      </w:r>
-      <w:r>
-        <w:t xml:space="preserve"> is typically romanised as “ha” when it is part of an ordinary word; however, when </w:t>
-      </w:r>
-      <w:r>
-        <w:t>は</w:t>
-      </w:r>
-      <w:r>
-        <w:t xml:space="preserve"> functions as the topic particle, it should be romanised as “wa”.</w:t>
+        <w:t>は is typically romanised as “ha” when it is part of an ordinary word; however, when は functions as the topic particle, it should be romanised as “wa”.</w:t>
       </w:r>
     </w:p>
     <w:p>
@@ -6249,25 +5703,264 @@
         <w:rPr>
           <w:rFonts w:hint="eastAsia"/>
         </w:rPr>
+        <w:t>へ</w:t>
+      </w:r>
+      <w:r>
+        <w:t xml:space="preserve"> (Directional Particle)</w:t>
+      </w:r>
+    </w:p>
+    <w:p>
+      <w:r>
+        <w:t>へ is typically romanised as “he” when it is part of an ordinary word; however, when へ functions as the directional particle, it should be romanised as “e”.</w:t>
+      </w:r>
+    </w:p>
+    <w:p>
+      <w:r>
+        <w:t>For example:</w:t>
+      </w:r>
+    </w:p>
+    <w:p>
+      <w:r>
+        <w:rPr>
+          <w:rFonts w:hint="eastAsia"/>
+        </w:rPr>
         <w:lastRenderedPageBreak/>
-        <w:t>へ</w:t>
-      </w:r>
-      <w:r>
-        <w:t xml:space="preserve"> (Directional Particle)</w:t>
-      </w:r>
-    </w:p>
-    <w:p>
-      <w:r>
-        <w:t>へ</w:t>
-      </w:r>
-      <w:r>
-        <w:t xml:space="preserve"> is typically romanised as “he” when it is part of an ordinary word; however, when </w:t>
-      </w:r>
-      <w:r>
-        <w:t>へ</w:t>
-      </w:r>
-      <w:r>
-        <w:t xml:space="preserve"> functions as the directional particle, it should be romanised as “e”.</w:t>
+        <w:t>へや</w:t>
+      </w:r>
+      <w:r>
+        <w:rPr>
+          <w:rFonts w:hint="eastAsia"/>
+        </w:rPr>
+        <w:t xml:space="preserve"> </w:t>
+      </w:r>
+      <w:r>
+        <w:rPr>
+          <w:rFonts w:hint="eastAsia"/>
+        </w:rPr>
+        <w:t>→</w:t>
+      </w:r>
+      <w:r>
+        <w:rPr>
+          <w:rFonts w:hint="eastAsia"/>
+        </w:rPr>
+        <w:t xml:space="preserve"> heya </w:t>
+      </w:r>
+      <w:r>
+        <w:t>(</w:t>
+      </w:r>
+      <w:r>
+        <w:rPr>
+          <w:rFonts w:hint="eastAsia"/>
+        </w:rPr>
+        <w:t>room</w:t>
+      </w:r>
+      <w:r>
+        <w:t>)</w:t>
+      </w:r>
+    </w:p>
+    <w:p>
+      <w:r>
+        <w:rPr>
+          <w:rFonts w:hint="eastAsia"/>
+        </w:rPr>
+        <w:t>へび</w:t>
+      </w:r>
+      <w:r>
+        <w:rPr>
+          <w:rFonts w:hint="eastAsia"/>
+        </w:rPr>
+        <w:t xml:space="preserve"> </w:t>
+      </w:r>
+      <w:r>
+        <w:rPr>
+          <w:rFonts w:hint="eastAsia"/>
+        </w:rPr>
+        <w:t>→</w:t>
+      </w:r>
+      <w:r>
+        <w:rPr>
+          <w:rFonts w:hint="eastAsia"/>
+        </w:rPr>
+        <w:t xml:space="preserve"> hebi </w:t>
+      </w:r>
+      <w:r>
+        <w:t>(</w:t>
+      </w:r>
+      <w:r>
+        <w:rPr>
+          <w:rFonts w:hint="eastAsia"/>
+        </w:rPr>
+        <w:t>snake</w:t>
+      </w:r>
+      <w:r>
+        <w:t>)</w:t>
+      </w:r>
+    </w:p>
+    <w:p>
+      <w:r>
+        <w:rPr>
+          <w:rFonts w:hint="eastAsia"/>
+        </w:rPr>
+        <w:t>学校へ</w:t>
+      </w:r>
+      <w:r>
+        <w:rPr>
+          <w:rFonts w:hint="eastAsia"/>
+        </w:rPr>
+        <w:t xml:space="preserve"> </w:t>
+      </w:r>
+      <w:r>
+        <w:rPr>
+          <w:rFonts w:hint="eastAsia"/>
+        </w:rPr>
+        <w:t>→</w:t>
+      </w:r>
+      <w:r>
+        <w:rPr>
+          <w:rFonts w:hint="eastAsia"/>
+        </w:rPr>
+        <w:t xml:space="preserve"> gakkou e</w:t>
+      </w:r>
+    </w:p>
+    <w:p>
+      <w:r>
+        <w:rPr>
+          <w:rFonts w:hint="eastAsia"/>
+        </w:rPr>
+        <w:t>日本へ</w:t>
+      </w:r>
+      <w:r>
+        <w:rPr>
+          <w:rFonts w:hint="eastAsia"/>
+        </w:rPr>
+        <w:t xml:space="preserve"> </w:t>
+      </w:r>
+      <w:r>
+        <w:rPr>
+          <w:rFonts w:hint="eastAsia"/>
+        </w:rPr>
+        <w:t>→</w:t>
+      </w:r>
+      <w:r>
+        <w:rPr>
+          <w:rFonts w:hint="eastAsia"/>
+        </w:rPr>
+        <w:t xml:space="preserve"> Nihon e</w:t>
+      </w:r>
+    </w:p>
+    <w:p>
+      <w:pPr>
+        <w:pStyle w:val="Heading4"/>
+      </w:pPr>
+      <w:r>
+        <w:rPr>
+          <w:rFonts w:hint="eastAsia"/>
+        </w:rPr>
+        <w:t>を</w:t>
+      </w:r>
+      <w:r>
+        <w:t xml:space="preserve"> (Object Particle)</w:t>
+      </w:r>
+    </w:p>
+    <w:p>
+      <w:r>
+        <w:t>を is used mainly as the object particle. Although its historical reading is wo, in modern Japanese the particle is generally pronounced and romanised as o.</w:t>
+      </w:r>
+    </w:p>
+    <w:p>
+      <w:r>
+        <w:t>Therefore:</w:t>
+      </w:r>
+    </w:p>
+    <w:p>
+      <w:r>
+        <w:rPr>
+          <w:rFonts w:hint="eastAsia"/>
+        </w:rPr>
+        <w:t>本を</w:t>
+      </w:r>
+      <w:r>
+        <w:rPr>
+          <w:rFonts w:hint="eastAsia"/>
+        </w:rPr>
+        <w:t xml:space="preserve"> </w:t>
+      </w:r>
+      <w:r>
+        <w:rPr>
+          <w:rFonts w:hint="eastAsia"/>
+        </w:rPr>
+        <w:t>→</w:t>
+      </w:r>
+      <w:r>
+        <w:rPr>
+          <w:rFonts w:hint="eastAsia"/>
+        </w:rPr>
+        <w:t xml:space="preserve"> hon o</w:t>
+      </w:r>
+    </w:p>
+    <w:p>
+      <w:r>
+        <w:rPr>
+          <w:rFonts w:hint="eastAsia"/>
+        </w:rPr>
+        <w:t>水を</w:t>
+      </w:r>
+      <w:r>
+        <w:rPr>
+          <w:rFonts w:hint="eastAsia"/>
+        </w:rPr>
+        <w:t xml:space="preserve"> </w:t>
+      </w:r>
+      <w:r>
+        <w:rPr>
+          <w:rFonts w:hint="eastAsia"/>
+        </w:rPr>
+        <w:t>→</w:t>
+      </w:r>
+      <w:r>
+        <w:rPr>
+          <w:rFonts w:hint="eastAsia"/>
+        </w:rPr>
+        <w:t xml:space="preserve"> mizu o</w:t>
+      </w:r>
+    </w:p>
+    <w:p>
+      <w:r>
+        <w:rPr>
+          <w:rFonts w:hint="eastAsia"/>
+        </w:rPr>
+        <w:t>ご飯を食べる</w:t>
+      </w:r>
+      <w:r>
+        <w:rPr>
+          <w:rFonts w:hint="eastAsia"/>
+        </w:rPr>
+        <w:t xml:space="preserve"> </w:t>
+      </w:r>
+      <w:r>
+        <w:rPr>
+          <w:rFonts w:hint="eastAsia"/>
+        </w:rPr>
+        <w:t>→</w:t>
+      </w:r>
+      <w:r>
+        <w:rPr>
+          <w:rFonts w:hint="eastAsia"/>
+        </w:rPr>
+        <w:t xml:space="preserve"> gohan o taberu</w:t>
+      </w:r>
+    </w:p>
+    <w:p>
+      <w:pPr>
+        <w:pStyle w:val="Heading3"/>
+      </w:pPr>
+      <w:r>
+        <w:t>Particles Within Sentences</w:t>
+      </w:r>
+    </w:p>
+    <w:p>
+      <w:r>
+        <w:t>Particles should be romanised according to their grammatical function while the surrounding words are romanised normally.</w:t>
       </w:r>
     </w:p>
     <w:p>
@@ -6280,232 +5973,52 @@
         <w:rPr>
           <w:rFonts w:hint="eastAsia"/>
         </w:rPr>
-        <w:t>へや</w:t>
-      </w:r>
-      <w:r>
-        <w:rPr>
-          <w:rFonts w:hint="eastAsia"/>
-        </w:rPr>
-        <w:t xml:space="preserve"> </w:t>
-      </w:r>
-      <w:r>
-        <w:rPr>
-          <w:rFonts w:hint="eastAsia"/>
-        </w:rPr>
-        <w:t>→</w:t>
-      </w:r>
-      <w:r>
-        <w:rPr>
-          <w:rFonts w:hint="eastAsia"/>
-        </w:rPr>
-        <w:t xml:space="preserve"> heya </w:t>
-      </w:r>
-      <w:r>
-        <w:t>(</w:t>
-      </w:r>
-      <w:r>
-        <w:rPr>
-          <w:rFonts w:hint="eastAsia"/>
-        </w:rPr>
-        <w:t>room</w:t>
-      </w:r>
-      <w:r>
-        <w:t>)</w:t>
-      </w:r>
-    </w:p>
-    <w:p>
-      <w:r>
-        <w:rPr>
-          <w:rFonts w:hint="eastAsia"/>
-        </w:rPr>
-        <w:t>へび</w:t>
-      </w:r>
-      <w:r>
-        <w:rPr>
-          <w:rFonts w:hint="eastAsia"/>
-        </w:rPr>
-        <w:t xml:space="preserve"> </w:t>
-      </w:r>
-      <w:r>
-        <w:rPr>
-          <w:rFonts w:hint="eastAsia"/>
-        </w:rPr>
-        <w:t>→</w:t>
-      </w:r>
-      <w:r>
-        <w:rPr>
-          <w:rFonts w:hint="eastAsia"/>
-        </w:rPr>
-        <w:t xml:space="preserve"> hebi </w:t>
-      </w:r>
-      <w:r>
-        <w:t>(</w:t>
-      </w:r>
-      <w:r>
-        <w:rPr>
-          <w:rFonts w:hint="eastAsia"/>
-        </w:rPr>
-        <w:t>snake</w:t>
-      </w:r>
-      <w:r>
-        <w:t>)</w:t>
-      </w:r>
-    </w:p>
-    <w:p>
-      <w:r>
-        <w:rPr>
-          <w:rFonts w:hint="eastAsia"/>
-        </w:rPr>
-        <w:t>学校へ</w:t>
-      </w:r>
-      <w:r>
-        <w:rPr>
-          <w:rFonts w:hint="eastAsia"/>
-        </w:rPr>
-        <w:t xml:space="preserve"> </w:t>
-      </w:r>
-      <w:r>
-        <w:rPr>
-          <w:rFonts w:hint="eastAsia"/>
-        </w:rPr>
-        <w:t>→</w:t>
-      </w:r>
-      <w:r>
-        <w:rPr>
-          <w:rFonts w:hint="eastAsia"/>
-        </w:rPr>
-        <w:t xml:space="preserve"> gakkou e</w:t>
-      </w:r>
-    </w:p>
-    <w:p>
-      <w:r>
-        <w:rPr>
-          <w:rFonts w:hint="eastAsia"/>
-        </w:rPr>
-        <w:t>日本へ</w:t>
-      </w:r>
-      <w:r>
-        <w:rPr>
-          <w:rFonts w:hint="eastAsia"/>
-        </w:rPr>
-        <w:t xml:space="preserve"> </w:t>
-      </w:r>
-      <w:r>
-        <w:rPr>
-          <w:rFonts w:hint="eastAsia"/>
-        </w:rPr>
-        <w:t>→</w:t>
-      </w:r>
-      <w:r>
-        <w:rPr>
-          <w:rFonts w:hint="eastAsia"/>
-        </w:rPr>
-        <w:t xml:space="preserve"> Nihon e</w:t>
-      </w:r>
-    </w:p>
-    <w:p>
-      <w:pPr>
-        <w:pStyle w:val="Heading4"/>
-      </w:pPr>
-      <w:r>
-        <w:rPr>
-          <w:rFonts w:hint="eastAsia"/>
-        </w:rPr>
-        <w:t>を</w:t>
-      </w:r>
-      <w:r>
-        <w:t xml:space="preserve"> (Object Particle)</w:t>
-      </w:r>
-    </w:p>
-    <w:p>
-      <w:r>
-        <w:t>を</w:t>
-      </w:r>
-      <w:r>
-        <w:t xml:space="preserve"> is used mainly as the object particle. Although its historical reading is wo, in modern Japanese the particle is generally pronounced and romanised as o.</w:t>
-      </w:r>
-    </w:p>
-    <w:p>
-      <w:r>
-        <w:t>Therefore:</w:t>
-      </w:r>
-    </w:p>
-    <w:p>
-      <w:r>
-        <w:rPr>
-          <w:rFonts w:hint="eastAsia"/>
-        </w:rPr>
-        <w:t>本を</w:t>
-      </w:r>
-      <w:r>
-        <w:rPr>
-          <w:rFonts w:hint="eastAsia"/>
-        </w:rPr>
-        <w:t xml:space="preserve"> </w:t>
-      </w:r>
-      <w:r>
-        <w:rPr>
-          <w:rFonts w:hint="eastAsia"/>
-        </w:rPr>
-        <w:t>→</w:t>
-      </w:r>
-      <w:r>
-        <w:rPr>
-          <w:rFonts w:hint="eastAsia"/>
-        </w:rPr>
-        <w:t xml:space="preserve"> hon o</w:t>
-      </w:r>
-    </w:p>
-    <w:p>
-      <w:r>
-        <w:rPr>
-          <w:rFonts w:hint="eastAsia"/>
-        </w:rPr>
-        <w:t>水を</w:t>
-      </w:r>
-      <w:r>
-        <w:rPr>
-          <w:rFonts w:hint="eastAsia"/>
-        </w:rPr>
-        <w:t xml:space="preserve"> </w:t>
-      </w:r>
-      <w:r>
-        <w:rPr>
-          <w:rFonts w:hint="eastAsia"/>
-        </w:rPr>
-        <w:t>→</w:t>
-      </w:r>
-      <w:r>
-        <w:rPr>
-          <w:rFonts w:hint="eastAsia"/>
-        </w:rPr>
-        <w:t xml:space="preserve"> mizu o</w:t>
-      </w:r>
-    </w:p>
-    <w:p>
-      <w:r>
-        <w:rPr>
-          <w:rFonts w:hint="eastAsia"/>
-        </w:rPr>
-        <w:t>ご飯を食べる</w:t>
-      </w:r>
-      <w:r>
-        <w:rPr>
-          <w:rFonts w:hint="eastAsia"/>
-        </w:rPr>
-        <w:t xml:space="preserve"> </w:t>
-      </w:r>
-      <w:r>
-        <w:rPr>
-          <w:rFonts w:hint="eastAsia"/>
-        </w:rPr>
-        <w:t>→</w:t>
-      </w:r>
-      <w:r>
-        <w:rPr>
-          <w:rFonts w:hint="eastAsia"/>
-        </w:rPr>
-        <w:t xml:space="preserve"> gohan o taberu</w:t>
+        <w:t>私は学校へ行く</w:t>
+      </w:r>
+    </w:p>
+    <w:p>
+      <w:r>
+        <w:t>watashi + wa + gakkou + e + iku</w:t>
+      </w:r>
+    </w:p>
+    <w:p>
+      <w:r>
+        <w:t xml:space="preserve">Watashi wa </w:t>
+      </w:r>
+      <w:r>
+        <w:t>G</w:t>
+      </w:r>
+      <w:r>
+        <w:t xml:space="preserve">akkou e </w:t>
+      </w:r>
+      <w:r>
+        <w:t>I</w:t>
+      </w:r>
+      <w:r>
+        <w:t>ku</w:t>
+      </w:r>
+    </w:p>
+    <w:p>
+      <w:pPr>
+        <w:pStyle w:val="Heading2"/>
+      </w:pPr>
+      <w:r>
+        <w:t>Punctuation</w:t>
+      </w:r>
+    </w:p>
+    <w:p>
+      <w:r>
+        <w:t>Use English-style punctuation in the Romaji output while preserving the original Japanese punctuation in the Japanese source field.</w:t>
+      </w:r>
+    </w:p>
+    <w:p>
+      <w:r>
+        <w:t>Japanese often uses full-width punctuation, while Romaji output should use the corresponding half-width English punctuation where appropriate.</w:t>
+      </w:r>
+    </w:p>
+    <w:p>
+      <w:r>
+        <w:t>The examples below show how punctuation should appear in CJ2R-style Romaji.</w:t>
       </w:r>
     </w:p>
     <w:p>
@@ -6513,78 +6026,7 @@
         <w:pStyle w:val="Heading3"/>
       </w:pPr>
       <w:r>
-        <w:t>Particles Within Sentences</w:t>
-      </w:r>
-    </w:p>
-    <w:p>
-      <w:r>
-        <w:t>Particles should be romanised according to their grammatical function while the surrounding words are romanised normally.</w:t>
-      </w:r>
-    </w:p>
-    <w:p>
-      <w:r>
-        <w:t>For example:</w:t>
-      </w:r>
-    </w:p>
-    <w:p>
-      <w:r>
-        <w:rPr>
-          <w:rFonts w:hint="eastAsia"/>
-        </w:rPr>
-        <w:t>私は学校へ行く</w:t>
-      </w:r>
-    </w:p>
-    <w:p>
-      <w:r>
-        <w:t>watashi + wa + gakkou + e + iku</w:t>
-      </w:r>
-    </w:p>
-    <w:p>
-      <w:r>
-        <w:t xml:space="preserve">Watashi wa </w:t>
-      </w:r>
-      <w:r>
-        <w:t>G</w:t>
-      </w:r>
-      <w:r>
-        <w:t xml:space="preserve">akkou e </w:t>
-      </w:r>
-      <w:r>
-        <w:t>I</w:t>
-      </w:r>
-      <w:r>
-        <w:t>ku</w:t>
-      </w:r>
-    </w:p>
-    <w:p>
-      <w:pPr>
-        <w:pStyle w:val="Heading2"/>
-      </w:pPr>
-      <w:r>
-        <w:t>Punctuation</w:t>
-      </w:r>
-    </w:p>
-    <w:p>
-      <w:r>
-        <w:t>Use English-style punctuation in the Romaji output while preserving the original Japanese punctuation in the Japanese source field.</w:t>
-      </w:r>
-    </w:p>
-    <w:p>
-      <w:r>
-        <w:t>Japanese often uses full-width punctuation, while Romaji output should use the corresponding half-width English punctuation where appropriate.</w:t>
-      </w:r>
-    </w:p>
-    <w:p>
-      <w:r>
         <w:lastRenderedPageBreak/>
-        <w:t>The examples below show how punctuation should appear in CJ2R-style Romaji.</w:t>
-      </w:r>
-    </w:p>
-    <w:p>
-      <w:pPr>
-        <w:pStyle w:val="Heading3"/>
-      </w:pPr>
-      <w:r>
         <w:t>Table of Punctuation</w:t>
       </w:r>
     </w:p>
@@ -7366,7 +6808,6 @@
         <w:rPr>
           <w:rFonts w:hint="eastAsia"/>
         </w:rPr>
-        <w:lastRenderedPageBreak/>
         <w:t>「彼は『日本語を勉強している』と言いました。」</w:t>
       </w:r>
     </w:p>
@@ -7385,25 +6826,87 @@
     </w:p>
     <w:p>
       <w:r>
-        <w:t xml:space="preserve">Japanese does not always use </w:t>
-      </w:r>
-      <w:r>
-        <w:t>？</w:t>
-      </w:r>
-      <w:r>
-        <w:t xml:space="preserve"> or </w:t>
-      </w:r>
-      <w:r>
+        <w:t>Japanese does not always use ？ or ！ in the same way as English. A sentence can be grammatically interrogative and still end with 。.</w:t>
+      </w:r>
+    </w:p>
+    <w:p>
+      <w:r>
+        <w:t>For example:</w:t>
+      </w:r>
+    </w:p>
+    <w:p>
+      <w:r>
+        <w:t>これは何ですか。 → Kore wa Nani Desu ka?</w:t>
+      </w:r>
+    </w:p>
+    <w:p>
+      <w:r>
+        <w:t>？ is also very common in modern Japanese, especially in informal writing:</w:t>
+      </w:r>
+    </w:p>
+    <w:p>
+      <w:r>
+        <w:rPr>
+          <w:rFonts w:hint="eastAsia"/>
+        </w:rPr>
+        <w:t>これは何ですか？</w:t>
+      </w:r>
+    </w:p>
+    <w:p>
+      <w:r>
+        <w:rPr>
+          <w:rFonts w:hint="eastAsia"/>
+        </w:rPr>
+        <w:t xml:space="preserve">Likewise, </w:t>
+      </w:r>
+      <w:r>
+        <w:t>“</w:t>
+      </w:r>
+      <w:r>
+        <w:rPr>
+          <w:rFonts w:hint="eastAsia"/>
+        </w:rPr>
         <w:t>！</w:t>
       </w:r>
       <w:r>
-        <w:t xml:space="preserve"> in the same way as English. A sentence can be grammatically interrogative and still end with </w:t>
-      </w:r>
-      <w:r>
-        <w:t>。</w:t>
-      </w:r>
-      <w:r>
-        <w:t>.</w:t>
+        <w:t>”</w:t>
+      </w:r>
+      <w:r>
+        <w:rPr>
+          <w:rFonts w:hint="eastAsia"/>
+        </w:rPr>
+        <w:t xml:space="preserve"> is widely used:</w:t>
+      </w:r>
+    </w:p>
+    <w:p>
+      <w:r>
+        <w:rPr>
+          <w:rFonts w:hint="eastAsia"/>
+        </w:rPr>
+        <w:t>すごい！</w:t>
+      </w:r>
+    </w:p>
+    <w:p>
+      <w:pPr>
+        <w:pStyle w:val="Heading4"/>
+      </w:pPr>
+      <w:r>
+        <w:t>Ellipses</w:t>
+      </w:r>
+    </w:p>
+    <w:p>
+      <w:r>
+        <w:t>Japanese commonly uses two ellipsis characters:</w:t>
+      </w:r>
+    </w:p>
+    <w:p>
+      <w:r>
+        <w:t>……</w:t>
+      </w:r>
+    </w:p>
+    <w:p>
+      <w:r>
+        <w:t>Japanese ellipses are commonly written as …… (two ellipsis characters). In Romaji output, use … or ... consistently rather than a row of ordinary full stops.</w:t>
       </w:r>
     </w:p>
     <w:p>
@@ -7413,60 +6916,10 @@
     </w:p>
     <w:p>
       <w:r>
-        <w:t>これは何ですか。</w:t>
-      </w:r>
-      <w:r>
-        <w:t xml:space="preserve"> → Kore wa Nani Desu ka?</w:t>
-      </w:r>
-    </w:p>
-    <w:p>
-      <w:r>
-        <w:t>？</w:t>
-      </w:r>
-      <w:r>
-        <w:t xml:space="preserve"> is also very common in modern Japanese, especially in informal writing:</w:t>
-      </w:r>
-    </w:p>
-    <w:p>
-      <w:r>
-        <w:rPr>
-          <w:rFonts w:hint="eastAsia"/>
-        </w:rPr>
-        <w:t>これは何ですか？</w:t>
-      </w:r>
-    </w:p>
-    <w:p>
-      <w:r>
-        <w:rPr>
-          <w:rFonts w:hint="eastAsia"/>
-        </w:rPr>
-        <w:t xml:space="preserve">Likewise, </w:t>
-      </w:r>
-      <w:r>
-        <w:t>“</w:t>
-      </w:r>
-      <w:r>
-        <w:rPr>
-          <w:rFonts w:hint="eastAsia"/>
-        </w:rPr>
-        <w:t>！</w:t>
-      </w:r>
-      <w:r>
-        <w:t>”</w:t>
-      </w:r>
-      <w:r>
-        <w:rPr>
-          <w:rFonts w:hint="eastAsia"/>
-        </w:rPr>
-        <w:t xml:space="preserve"> is widely used:</w:t>
-      </w:r>
-    </w:p>
-    <w:p>
-      <w:r>
-        <w:rPr>
-          <w:rFonts w:hint="eastAsia"/>
-        </w:rPr>
-        <w:t>すごい！</w:t>
+        <w:rPr>
+          <w:rFonts w:hint="eastAsia"/>
+        </w:rPr>
+        <w:t>そうですね……</w:t>
       </w:r>
     </w:p>
     <w:p>
@@ -7474,42 +6927,6 @@
         <w:pStyle w:val="Heading4"/>
       </w:pPr>
       <w:r>
-        <w:t>Ellipses</w:t>
-      </w:r>
-    </w:p>
-    <w:p>
-      <w:r>
-        <w:t>Japanese commonly uses two ellipsis characters:</w:t>
-      </w:r>
-    </w:p>
-    <w:p>
-      <w:r>
-        <w:t>……</w:t>
-      </w:r>
-    </w:p>
-    <w:p>
-      <w:r>
-        <w:t>Japanese ellipses are commonly written as …… (two ellipsis characters). In Romaji output, use … or ... consistently rather than a row of ordinary full stops.</w:t>
-      </w:r>
-    </w:p>
-    <w:p>
-      <w:r>
-        <w:t>For example:</w:t>
-      </w:r>
-    </w:p>
-    <w:p>
-      <w:r>
-        <w:rPr>
-          <w:rFonts w:hint="eastAsia"/>
-        </w:rPr>
-        <w:t>そうですね……</w:t>
-      </w:r>
-    </w:p>
-    <w:p>
-      <w:pPr>
-        <w:pStyle w:val="Heading4"/>
-      </w:pPr>
-      <w:r>
         <w:t>Middle Dot</w:t>
       </w:r>
     </w:p>
@@ -7534,10 +6951,7 @@
     </w:p>
     <w:p>
       <w:r>
-        <w:t>アンナ・マリア</w:t>
-      </w:r>
-      <w:r>
-        <w:t xml:space="preserve"> → Anna Maria</w:t>
+        <w:t>アンナ・マリア → Anna Maria</w:t>
       </w:r>
     </w:p>
     <w:p>
@@ -7547,10 +6961,7 @@
     </w:p>
     <w:p>
       <w:r>
-        <w:t>東京・大阪・京都</w:t>
-      </w:r>
-      <w:r>
-        <w:t xml:space="preserve"> → Toukyou, Oosaka, and Kyouto</w:t>
+        <w:t>東京・大阪・京都 → Toukyou, Oosaka, and Kyouto</w:t>
       </w:r>
     </w:p>
     <w:p>
@@ -7726,76 +7137,94 @@
       </w:r>
     </w:p>
     <w:p>
+      <w:pPr>
+        <w:rPr>
+          <w:rStyle w:val="b"/>
+        </w:rPr>
+      </w:pPr>
       <w:r>
         <w:t>Loanwords (usually written in katakana) should use their reviewed spelling in the source language rather than a purely phonetic katakana romanisation.</w:t>
       </w:r>
-      <w:r>
+    </w:p>
+    <w:p>
+      <w:pPr>
         <w:rPr>
           <w:rStyle w:val="b"/>
         </w:rPr>
-        <w:t xml:space="preserve">  </w:t>
-      </w:r>
-      <w:r>
-        <w:t>Use a</w:t>
-      </w:r>
-      <w:r>
-        <w:t xml:space="preserve">n </w:t>
-      </w:r>
-      <w:r>
-        <w:t xml:space="preserve">equivalent rather than deleting unsupported letters; for example, </w:t>
-      </w:r>
-      <w:r>
-        <w:t>デビュー</w:t>
-      </w:r>
-      <w:r>
-        <w:t xml:space="preserve"> → Debut, </w:t>
-      </w:r>
-      <w:r>
-        <w:t>メルヘン</w:t>
-      </w:r>
-      <w:r>
-        <w:t xml:space="preserve"> → Marchen and Straße-derived spellings use ss for ß.</w:t>
-      </w:r>
-    </w:p>
-    <w:p>
-      <w:r>
-        <w:t xml:space="preserve">Where an established modern Japanese language name is formed from a foreign country name plus </w:t>
-      </w:r>
-      <w:r>
-        <w:t>語</w:t>
-      </w:r>
-      <w:r>
-        <w:t xml:space="preserve">, preserve the reviewed conventional English country name and romanise </w:t>
-      </w:r>
-      <w:r>
-        <w:t>語</w:t>
-      </w:r>
-      <w:r>
-        <w:t xml:space="preserve"> as -go. For example, </w:t>
-      </w:r>
-      <w:r>
-        <w:t>ロシア語</w:t>
-      </w:r>
-      <w:r>
-        <w:t xml:space="preserve"> → Russia-go and </w:t>
-      </w:r>
-      <w:r>
-        <w:t>トルコ語</w:t>
-      </w:r>
-      <w:r>
-        <w:t xml:space="preserve"> → Turkey-go. This is not a productive rule: do not invent a country + -go form for a nonstandard, obsolete or otherwise unreviewed expression; for example, </w:t>
-      </w:r>
-      <w:r>
-        <w:t>イギリス語</w:t>
-      </w:r>
-      <w:r>
-        <w:t xml:space="preserve"> must not be converted to United Kingdom-go merely from </w:t>
-      </w:r>
-      <w:r>
-        <w:t>イギリス</w:t>
-      </w:r>
-      <w:r>
-        <w:t xml:space="preserve"> → United Kingdom.</w:t>
+      </w:pPr>
+      <w:r>
+        <w:rPr>
+          <w:rStyle w:val="b"/>
+        </w:rPr>
+        <w:t>Examples:</w:t>
+      </w:r>
+    </w:p>
+    <w:p>
+      <w:pPr>
+        <w:rPr>
+          <w:rStyle w:val="b"/>
+        </w:rPr>
+      </w:pPr>
+      <w:r>
+        <w:rPr>
+          <w:rStyle w:val="b"/>
+        </w:rPr>
+        <w:t>オータム</w:t>
+      </w:r>
+      <w:r>
+        <w:rPr>
+          <w:rStyle w:val="b"/>
+        </w:rPr>
+        <w:t xml:space="preserve"> </w:t>
+      </w:r>
+      <w:r>
+        <w:rPr>
+          <w:rFonts w:hint="eastAsia"/>
+        </w:rPr>
+        <w:t>→</w:t>
+      </w:r>
+      <w:r>
+        <w:t xml:space="preserve"> </w:t>
+      </w:r>
+      <w:r>
+        <w:rPr>
+          <w:rStyle w:val="b"/>
+        </w:rPr>
+        <w:t>Autumn</w:t>
+      </w:r>
+    </w:p>
+    <w:p>
+      <w:pPr>
+        <w:rPr>
+          <w:rStyle w:val="b"/>
+        </w:rPr>
+      </w:pPr>
+      <w:r>
+        <w:rPr>
+          <w:rStyle w:val="b"/>
+        </w:rPr>
+        <w:t>アルバイト</w:t>
+      </w:r>
+      <w:r>
+        <w:rPr>
+          <w:rStyle w:val="b"/>
+        </w:rPr>
+        <w:t xml:space="preserve"> </w:t>
+      </w:r>
+      <w:r>
+        <w:rPr>
+          <w:rFonts w:hint="eastAsia"/>
+        </w:rPr>
+        <w:t>→</w:t>
+      </w:r>
+      <w:r>
+        <w:t xml:space="preserve"> </w:t>
+      </w:r>
+      <w:r>
+        <w:rPr>
+          <w:rStyle w:val="b"/>
+        </w:rPr>
+        <w:t>Arbeit</w:t>
       </w:r>
     </w:p>
     <w:p>
@@ -7803,495 +7232,488 @@
         <w:pStyle w:val="Heading3"/>
       </w:pPr>
       <w:r>
+        <w:t>Kanji Used as Phonetic Representations of Foreign Words (Ateji)</w:t>
+      </w:r>
+    </w:p>
+    <w:p>
+      <w:r>
+        <w:t>Ateji (当て字) uses Kanji primarily for sound. Some ateji represent foreign loanwords, but not all ateji are foreign-derived.</w:t>
+      </w:r>
+    </w:p>
+    <w:p>
+      <w:r>
+        <w:t>When an ateji represents a foreign loanword, follow the Loanwords rule and use the reviewed source-language spelling.</w:t>
+      </w:r>
+    </w:p>
+    <w:p>
+      <w:r>
+        <w:t>For example:</w:t>
+      </w:r>
+    </w:p>
+    <w:p>
+      <w:r>
+        <w:t>缶</w:t>
+      </w:r>
+      <w:r>
+        <w:t xml:space="preserve"> </w:t>
+      </w:r>
+      <w:r>
+        <w:rPr>
+          <w:rFonts w:hint="eastAsia"/>
+        </w:rPr>
+        <w:t>→</w:t>
+      </w:r>
+      <w:r>
+        <w:t xml:space="preserve"> </w:t>
+      </w:r>
+      <w:r>
+        <w:t>かん</w:t>
+      </w:r>
+      <w:r>
+        <w:t xml:space="preserve"> (kan)</w:t>
+      </w:r>
+      <w:r>
+        <w:t xml:space="preserve"> </w:t>
+      </w:r>
+      <w:r>
+        <w:rPr>
+          <w:rFonts w:hint="eastAsia"/>
+        </w:rPr>
+        <w:t>→</w:t>
+      </w:r>
+      <w:r>
+        <w:t xml:space="preserve"> can</w:t>
+      </w:r>
+    </w:p>
+    <w:p>
+      <w:r>
+        <w:t>珈琲</w:t>
+      </w:r>
+      <w:r>
+        <w:t xml:space="preserve"> </w:t>
+      </w:r>
+      <w:r>
+        <w:rPr>
+          <w:rFonts w:hint="eastAsia"/>
+        </w:rPr>
+        <w:t>→</w:t>
+      </w:r>
+      <w:r>
+        <w:t xml:space="preserve"> </w:t>
+      </w:r>
+      <w:r>
+        <w:t>コーヒー</w:t>
+      </w:r>
+      <w:r>
+        <w:t xml:space="preserve"> (k</w:t>
+      </w:r>
+      <w:r>
+        <w:t>oo</w:t>
+      </w:r>
+      <w:r>
+        <w:t>h</w:t>
+      </w:r>
+      <w:r>
+        <w:t>ii</w:t>
+      </w:r>
+      <w:r>
+        <w:t>)</w:t>
+      </w:r>
+      <w:r>
+        <w:t xml:space="preserve"> </w:t>
+      </w:r>
+      <w:r>
+        <w:rPr>
+          <w:rFonts w:hint="eastAsia"/>
+        </w:rPr>
+        <w:t>→</w:t>
+      </w:r>
+      <w:r>
+        <w:t xml:space="preserve"> coffee</w:t>
+      </w:r>
+    </w:p>
+    <w:p>
+      <w:r>
+        <w:t>瓦斯</w:t>
+      </w:r>
+      <w:r>
+        <w:t xml:space="preserve"> </w:t>
+      </w:r>
+      <w:r>
+        <w:rPr>
+          <w:rFonts w:hint="eastAsia"/>
+        </w:rPr>
+        <w:t>→</w:t>
+      </w:r>
+      <w:r>
+        <w:t xml:space="preserve"> </w:t>
+      </w:r>
+      <w:r>
+        <w:t>ガス</w:t>
+      </w:r>
+      <w:r>
+        <w:t xml:space="preserve"> (gasu)</w:t>
+      </w:r>
+      <w:r>
+        <w:t xml:space="preserve"> </w:t>
+      </w:r>
+      <w:r>
+        <w:rPr>
+          <w:rFonts w:hint="eastAsia"/>
+        </w:rPr>
+        <w:t>→</w:t>
+      </w:r>
+      <w:r>
+        <w:t xml:space="preserve"> gas</w:t>
+      </w:r>
+    </w:p>
+    <w:p>
+      <w:r>
+        <w:t>倶楽部</w:t>
+      </w:r>
+      <w:r>
+        <w:t xml:space="preserve"> </w:t>
+      </w:r>
+      <w:r>
+        <w:rPr>
+          <w:rFonts w:hint="eastAsia"/>
+        </w:rPr>
+        <w:t>→</w:t>
+      </w:r>
+      <w:r>
+        <w:t xml:space="preserve"> </w:t>
+      </w:r>
+      <w:r>
+        <w:t>クラブ</w:t>
+      </w:r>
+      <w:r>
+        <w:t xml:space="preserve"> (kurabu)</w:t>
+      </w:r>
+      <w:r>
+        <w:t xml:space="preserve"> </w:t>
+      </w:r>
+      <w:r>
+        <w:rPr>
+          <w:rFonts w:hint="eastAsia"/>
+        </w:rPr>
+        <w:t>→</w:t>
+      </w:r>
+      <w:r>
+        <w:t xml:space="preserve"> club</w:t>
+      </w:r>
+    </w:p>
+    <w:p>
+      <w:r>
+        <w:t>煙草</w:t>
+      </w:r>
+      <w:r>
+        <w:t xml:space="preserve"> </w:t>
+      </w:r>
+      <w:r>
+        <w:rPr>
+          <w:rFonts w:hint="eastAsia"/>
+        </w:rPr>
+        <w:t>→</w:t>
+      </w:r>
+      <w:r>
+        <w:t xml:space="preserve"> </w:t>
+      </w:r>
+      <w:r>
+        <w:t>タバコ</w:t>
+      </w:r>
+      <w:r>
+        <w:t xml:space="preserve"> (tabako)</w:t>
+      </w:r>
+      <w:r>
+        <w:t xml:space="preserve"> </w:t>
+      </w:r>
+      <w:r>
+        <w:rPr>
+          <w:rFonts w:hint="eastAsia"/>
+        </w:rPr>
+        <w:t>→</w:t>
+      </w:r>
+      <w:r>
+        <w:t xml:space="preserve"> tobacco</w:t>
+      </w:r>
+    </w:p>
+    <w:p>
+      <w:r>
+        <w:t>This rule applies to the foreign-derived word represented by the kanji, not simply to any kanji whose meaning happens to have an English translation.</w:t>
+      </w:r>
+    </w:p>
+    <w:p>
+      <w:r>
+        <w:t>For example:</w:t>
+      </w:r>
+    </w:p>
+    <w:p>
+      <w:r>
+        <w:rPr>
+          <w:rFonts w:hint="eastAsia"/>
+        </w:rPr>
+        <w:t>猫</w:t>
+      </w:r>
+      <w:r>
+        <w:rPr>
+          <w:rFonts w:hint="eastAsia"/>
+        </w:rPr>
+        <w:t xml:space="preserve"> </w:t>
+      </w:r>
+      <w:r>
+        <w:rPr>
+          <w:rFonts w:hint="eastAsia"/>
+        </w:rPr>
+        <w:t>→</w:t>
+      </w:r>
+      <w:r>
+        <w:rPr>
+          <w:rFonts w:hint="eastAsia"/>
+        </w:rPr>
+        <w:t xml:space="preserve"> neko, not cat</w:t>
+      </w:r>
+    </w:p>
+    <w:p>
+      <w:r>
+        <w:rPr>
+          <w:rFonts w:hint="eastAsia"/>
+        </w:rPr>
+        <w:t>山</w:t>
+      </w:r>
+      <w:r>
+        <w:rPr>
+          <w:rFonts w:hint="eastAsia"/>
+        </w:rPr>
+        <w:t xml:space="preserve"> </w:t>
+      </w:r>
+      <w:r>
+        <w:rPr>
+          <w:rFonts w:hint="eastAsia"/>
+        </w:rPr>
+        <w:t>→</w:t>
+      </w:r>
+      <w:r>
+        <w:rPr>
+          <w:rFonts w:hint="eastAsia"/>
+        </w:rPr>
+        <w:t xml:space="preserve"> yama, not mountain</w:t>
+      </w:r>
+    </w:p>
+    <w:p>
+      <w:r>
+        <w:rPr>
+          <w:rFonts w:hint="eastAsia"/>
+        </w:rPr>
+        <w:t>水</w:t>
+      </w:r>
+      <w:r>
+        <w:rPr>
+          <w:rFonts w:hint="eastAsia"/>
+        </w:rPr>
+        <w:t xml:space="preserve"> </w:t>
+      </w:r>
+      <w:r>
+        <w:rPr>
+          <w:rFonts w:hint="eastAsia"/>
+        </w:rPr>
+        <w:t>→</w:t>
+      </w:r>
+      <w:r>
+        <w:rPr>
+          <w:rFonts w:hint="eastAsia"/>
+        </w:rPr>
+        <w:t xml:space="preserve"> mizu, not water</w:t>
+      </w:r>
+    </w:p>
+    <w:p>
+      <w:r>
+        <w:t>These are ordinary Japanese vocabulary and should be romanised normally.</w:t>
+      </w:r>
+    </w:p>
+    <w:p>
+      <w:pPr>
+        <w:pStyle w:val="Heading2"/>
+      </w:pPr>
+      <w:r>
+        <w:t>Names</w:t>
+      </w:r>
+    </w:p>
+    <w:p>
+      <w:r>
+        <w:t>Use the original Japanese name as the primary name; translations belong as aliases.</w:t>
+      </w:r>
+    </w:p>
+    <w:p>
+      <w:pPr>
+        <w:rPr>
+          <w:color w:val="EE0000"/>
+        </w:rPr>
+      </w:pPr>
+      <w:r>
+        <w:t xml:space="preserve">Suzumiya Haruhi no Yuuutsu </w:t>
+      </w:r>
+      <w:r>
+        <w:rPr>
+          <w:color w:val="00B050"/>
+        </w:rPr>
+        <w:t>✓</w:t>
+      </w:r>
+      <w:r>
+        <w:tab/>
+      </w:r>
+      <w:r>
+        <w:t>The Melancholy of Haruhi Suzumiya</w:t>
+      </w:r>
+      <w:r>
+        <w:t xml:space="preserve"> </w:t>
+      </w:r>
+      <w:r>
+        <w:rPr>
+          <w:color w:val="EE0000"/>
+        </w:rPr>
+        <w:t>×</w:t>
+      </w:r>
+    </w:p>
+    <w:p>
+      <w:r>
+        <w:t>Japanese personal names should keep the Japanese name order.</w:t>
+      </w:r>
+    </w:p>
+    <w:p>
+      <w:pPr>
+        <w:rPr>
+          <w:color w:val="EE0000"/>
+        </w:rPr>
+      </w:pPr>
+      <w:r>
+        <w:t>Fujibayashi Kyou</w:t>
+      </w:r>
+      <w:r>
+        <w:t xml:space="preserve"> </w:t>
+      </w:r>
+      <w:r>
+        <w:rPr>
+          <w:color w:val="00B050"/>
+        </w:rPr>
+        <w:t>✓</w:t>
+      </w:r>
+      <w:r>
+        <w:rPr>
+          <w:color w:val="00B050"/>
+        </w:rPr>
+        <w:tab/>
+      </w:r>
+      <w:r>
+        <w:t>Kyou Fujibayashi</w:t>
+      </w:r>
+      <w:r>
+        <w:t xml:space="preserve"> </w:t>
+      </w:r>
+      <w:r>
+        <w:rPr>
+          <w:color w:val="EE0000"/>
+        </w:rPr>
+        <w:t>×</w:t>
+      </w:r>
+    </w:p>
+    <w:p>
+      <w:r>
+        <w:t>When creating an Encyclopaedia entry, add the official Japanese form in the Original Name field. If the official presentation uses Roman letters, capitalisation, kana or mixed script, preserve that official form.</w:t>
+      </w:r>
+    </w:p>
+    <w:p>
+      <w:r>
+        <w:t>When entering separate name Kanji in the Original Name field, include the required space between surname and given name.</w:t>
+      </w:r>
+    </w:p>
+    <w:p>
+      <w:pPr>
+        <w:rPr>
+          <w:color w:val="EE0000"/>
+        </w:rPr>
+      </w:pPr>
+      <w:r>
+        <w:t>藤林</w:t>
+      </w:r>
+      <w:r>
+        <w:t xml:space="preserve"> </w:t>
+      </w:r>
+      <w:r>
+        <w:t>杏</w:t>
+      </w:r>
+      <w:r>
+        <w:t xml:space="preserve"> </w:t>
+      </w:r>
+      <w:r>
+        <w:rPr>
+          <w:color w:val="00B050"/>
+        </w:rPr>
+        <w:t>✓</w:t>
+      </w:r>
+      <w:r>
+        <w:rPr>
+          <w:color w:val="00B050"/>
+        </w:rPr>
+        <w:tab/>
+      </w:r>
+      <w:r>
+        <w:t>藤林杏</w:t>
+      </w:r>
+      <w:r>
+        <w:t xml:space="preserve"> </w:t>
+      </w:r>
+      <w:r>
+        <w:rPr>
+          <w:color w:val="EE0000"/>
+        </w:rPr>
+        <w:t>×</w:t>
+      </w:r>
+    </w:p>
+    <w:p>
+      <w:r>
+        <w:t>Western names should keep their normal source-language order.</w:t>
+      </w:r>
+    </w:p>
+    <w:p>
+      <w:pPr>
+        <w:rPr>
+          <w:color w:val="EE0000"/>
+        </w:rPr>
+      </w:pPr>
+      <w:r>
+        <w:t>Jack Skellington</w:t>
+      </w:r>
+      <w:r>
+        <w:t xml:space="preserve"> </w:t>
+      </w:r>
+      <w:r>
+        <w:rPr>
+          <w:color w:val="00B050"/>
+        </w:rPr>
+        <w:t>✓</w:t>
+      </w:r>
+      <w:r>
+        <w:tab/>
+      </w:r>
+      <w:r>
+        <w:t>Skellington Jack</w:t>
+      </w:r>
+      <w:r>
+        <w:t xml:space="preserve"> </w:t>
+      </w:r>
+      <w:r>
+        <w:rPr>
+          <w:color w:val="EE0000"/>
+        </w:rPr>
+        <w:t>×</w:t>
+      </w:r>
+    </w:p>
+    <w:p>
+      <w:pPr>
+        <w:pStyle w:val="Heading2"/>
+      </w:pPr>
+      <w:r>
         <w:lastRenderedPageBreak/>
-        <w:t>Kanji Used as Phonetic Representations of Foreign Words (Ateji)</w:t>
-      </w:r>
-    </w:p>
-    <w:p>
-      <w:r>
-        <w:t>Ateji (</w:t>
-      </w:r>
-      <w:r>
-        <w:t>当て字</w:t>
-      </w:r>
-      <w:r>
-        <w:t>) uses Kanji primarily for sound. Some ateji represent foreign loanwords, but not all ateji are foreign-derived.</w:t>
-      </w:r>
-    </w:p>
-    <w:p>
-      <w:r>
-        <w:t>When an ateji represents a foreign loanword, follow the Loanwords rule and use the reviewed source-language spelling.</w:t>
-      </w:r>
-    </w:p>
-    <w:p>
-      <w:r>
-        <w:t>For example:</w:t>
-      </w:r>
-    </w:p>
-    <w:p>
-      <w:r>
-        <w:t>缶</w:t>
-      </w:r>
-      <w:r>
-        <w:t xml:space="preserve"> </w:t>
-      </w:r>
-      <w:r>
-        <w:rPr>
-          <w:rFonts w:hint="eastAsia"/>
-        </w:rPr>
-        <w:t>→</w:t>
-      </w:r>
-      <w:r>
-        <w:t xml:space="preserve"> </w:t>
-      </w:r>
-      <w:r>
-        <w:t>かん</w:t>
-      </w:r>
-      <w:r>
-        <w:t xml:space="preserve"> (kan)</w:t>
-      </w:r>
-      <w:r>
-        <w:t xml:space="preserve"> </w:t>
-      </w:r>
-      <w:r>
-        <w:rPr>
-          <w:rFonts w:hint="eastAsia"/>
-        </w:rPr>
-        <w:t>→</w:t>
-      </w:r>
-      <w:r>
-        <w:t xml:space="preserve"> can</w:t>
-      </w:r>
-    </w:p>
-    <w:p>
-      <w:r>
-        <w:t>珈琲</w:t>
-      </w:r>
-      <w:r>
-        <w:t xml:space="preserve"> </w:t>
-      </w:r>
-      <w:r>
-        <w:rPr>
-          <w:rFonts w:hint="eastAsia"/>
-        </w:rPr>
-        <w:t>→</w:t>
-      </w:r>
-      <w:r>
-        <w:t xml:space="preserve"> </w:t>
-      </w:r>
-      <w:r>
-        <w:t>コーヒー</w:t>
-      </w:r>
-      <w:r>
-        <w:t xml:space="preserve"> (k</w:t>
-      </w:r>
-      <w:r>
-        <w:t>oo</w:t>
-      </w:r>
-      <w:r>
-        <w:t>h</w:t>
-      </w:r>
-      <w:r>
-        <w:t>ii</w:t>
-      </w:r>
-      <w:r>
-        <w:t>)</w:t>
-      </w:r>
-      <w:r>
-        <w:t xml:space="preserve"> </w:t>
-      </w:r>
-      <w:r>
-        <w:rPr>
-          <w:rFonts w:hint="eastAsia"/>
-        </w:rPr>
-        <w:t>→</w:t>
-      </w:r>
-      <w:r>
-        <w:t xml:space="preserve"> coffee</w:t>
-      </w:r>
-    </w:p>
-    <w:p>
-      <w:r>
-        <w:t>瓦斯</w:t>
-      </w:r>
-      <w:r>
-        <w:t xml:space="preserve"> </w:t>
-      </w:r>
-      <w:r>
-        <w:rPr>
-          <w:rFonts w:hint="eastAsia"/>
-        </w:rPr>
-        <w:t>→</w:t>
-      </w:r>
-      <w:r>
-        <w:t xml:space="preserve"> </w:t>
-      </w:r>
-      <w:r>
-        <w:t>ガス</w:t>
-      </w:r>
-      <w:r>
-        <w:t xml:space="preserve"> (gasu)</w:t>
-      </w:r>
-      <w:r>
-        <w:t xml:space="preserve"> </w:t>
-      </w:r>
-      <w:r>
-        <w:rPr>
-          <w:rFonts w:hint="eastAsia"/>
-        </w:rPr>
-        <w:t>→</w:t>
-      </w:r>
-      <w:r>
-        <w:t xml:space="preserve"> gas</w:t>
-      </w:r>
-    </w:p>
-    <w:p>
-      <w:r>
-        <w:t>倶楽部</w:t>
-      </w:r>
-      <w:r>
-        <w:t xml:space="preserve"> </w:t>
-      </w:r>
-      <w:r>
-        <w:rPr>
-          <w:rFonts w:hint="eastAsia"/>
-        </w:rPr>
-        <w:t>→</w:t>
-      </w:r>
-      <w:r>
-        <w:t xml:space="preserve"> </w:t>
-      </w:r>
-      <w:r>
-        <w:t>クラブ</w:t>
-      </w:r>
-      <w:r>
-        <w:t xml:space="preserve"> (kurabu)</w:t>
-      </w:r>
-      <w:r>
-        <w:t xml:space="preserve"> </w:t>
-      </w:r>
-      <w:r>
-        <w:rPr>
-          <w:rFonts w:hint="eastAsia"/>
-        </w:rPr>
-        <w:t>→</w:t>
-      </w:r>
-      <w:r>
-        <w:t xml:space="preserve"> club</w:t>
-      </w:r>
-    </w:p>
-    <w:p>
-      <w:r>
-        <w:t>煙草</w:t>
-      </w:r>
-      <w:r>
-        <w:t xml:space="preserve"> </w:t>
-      </w:r>
-      <w:r>
-        <w:rPr>
-          <w:rFonts w:hint="eastAsia"/>
-        </w:rPr>
-        <w:t>→</w:t>
-      </w:r>
-      <w:r>
-        <w:t xml:space="preserve"> </w:t>
-      </w:r>
-      <w:r>
-        <w:t>タバコ</w:t>
-      </w:r>
-      <w:r>
-        <w:t xml:space="preserve"> (tabako)</w:t>
-      </w:r>
-      <w:r>
-        <w:t xml:space="preserve"> </w:t>
-      </w:r>
-      <w:r>
-        <w:rPr>
-          <w:rFonts w:hint="eastAsia"/>
-        </w:rPr>
-        <w:t>→</w:t>
-      </w:r>
-      <w:r>
-        <w:t xml:space="preserve"> tobacco</w:t>
-      </w:r>
-    </w:p>
-    <w:p>
-      <w:r>
-        <w:t>This rule applies to the foreign-derived word represented by the kanji, not simply to any kanji whose meaning happens to have an English translation.</w:t>
-      </w:r>
-    </w:p>
-    <w:p>
-      <w:r>
-        <w:t>For example:</w:t>
-      </w:r>
-    </w:p>
-    <w:p>
-      <w:r>
-        <w:rPr>
-          <w:rFonts w:hint="eastAsia"/>
-        </w:rPr>
-        <w:t>猫</w:t>
-      </w:r>
-      <w:r>
-        <w:rPr>
-          <w:rFonts w:hint="eastAsia"/>
-        </w:rPr>
-        <w:t xml:space="preserve"> </w:t>
-      </w:r>
-      <w:r>
-        <w:rPr>
-          <w:rFonts w:hint="eastAsia"/>
-        </w:rPr>
-        <w:t>→</w:t>
-      </w:r>
-      <w:r>
-        <w:rPr>
-          <w:rFonts w:hint="eastAsia"/>
-        </w:rPr>
-        <w:t xml:space="preserve"> neko, not cat</w:t>
-      </w:r>
-    </w:p>
-    <w:p>
-      <w:r>
-        <w:rPr>
-          <w:rFonts w:hint="eastAsia"/>
-        </w:rPr>
-        <w:t>山</w:t>
-      </w:r>
-      <w:r>
-        <w:rPr>
-          <w:rFonts w:hint="eastAsia"/>
-        </w:rPr>
-        <w:t xml:space="preserve"> </w:t>
-      </w:r>
-      <w:r>
-        <w:rPr>
-          <w:rFonts w:hint="eastAsia"/>
-        </w:rPr>
-        <w:t>→</w:t>
-      </w:r>
-      <w:r>
-        <w:rPr>
-          <w:rFonts w:hint="eastAsia"/>
-        </w:rPr>
-        <w:t xml:space="preserve"> yama, not mountain</w:t>
-      </w:r>
-    </w:p>
-    <w:p>
-      <w:r>
-        <w:rPr>
-          <w:rFonts w:hint="eastAsia"/>
-        </w:rPr>
-        <w:t>水</w:t>
-      </w:r>
-      <w:r>
-        <w:rPr>
-          <w:rFonts w:hint="eastAsia"/>
-        </w:rPr>
-        <w:t xml:space="preserve"> </w:t>
-      </w:r>
-      <w:r>
-        <w:rPr>
-          <w:rFonts w:hint="eastAsia"/>
-        </w:rPr>
-        <w:t>→</w:t>
-      </w:r>
-      <w:r>
-        <w:rPr>
-          <w:rFonts w:hint="eastAsia"/>
-        </w:rPr>
-        <w:t xml:space="preserve"> mizu, not water</w:t>
-      </w:r>
-    </w:p>
-    <w:p>
-      <w:r>
-        <w:t>These are ordinary Japanese vocabulary and should be romanised normally.</w:t>
-      </w:r>
-    </w:p>
-    <w:p>
-      <w:pPr>
-        <w:pStyle w:val="Heading2"/>
-      </w:pPr>
-      <w:r>
-        <w:t>Names</w:t>
-      </w:r>
-    </w:p>
-    <w:p>
-      <w:r>
-        <w:t>Use the original Japanese name as the primary name; translations belong as aliases.</w:t>
-      </w:r>
-    </w:p>
-    <w:p>
-      <w:pPr>
-        <w:rPr>
-          <w:color w:val="EE0000"/>
-        </w:rPr>
-      </w:pPr>
-      <w:r>
-        <w:t xml:space="preserve">Suzumiya Haruhi no Yuuutsu </w:t>
-      </w:r>
-      <w:r>
-        <w:rPr>
-          <w:color w:val="00B050"/>
-        </w:rPr>
-        <w:t>✓</w:t>
-      </w:r>
-      <w:r>
-        <w:tab/>
-      </w:r>
-      <w:r>
-        <w:t>The Melancholy of Haruhi Suzumiya</w:t>
-      </w:r>
-      <w:r>
-        <w:t xml:space="preserve"> </w:t>
-      </w:r>
-      <w:r>
-        <w:rPr>
-          <w:color w:val="EE0000"/>
-        </w:rPr>
-        <w:t>×</w:t>
-      </w:r>
-    </w:p>
-    <w:p>
-      <w:r>
-        <w:t>Japanese personal names should keep the Japanese name order.</w:t>
-      </w:r>
-    </w:p>
-    <w:p>
-      <w:pPr>
-        <w:rPr>
-          <w:color w:val="EE0000"/>
-        </w:rPr>
-      </w:pPr>
-      <w:r>
-        <w:t>Fujibayashi Kyou</w:t>
-      </w:r>
-      <w:r>
-        <w:t xml:space="preserve"> </w:t>
-      </w:r>
-      <w:r>
-        <w:rPr>
-          <w:color w:val="00B050"/>
-        </w:rPr>
-        <w:t>✓</w:t>
-      </w:r>
-      <w:r>
-        <w:rPr>
-          <w:color w:val="00B050"/>
-        </w:rPr>
-        <w:tab/>
-      </w:r>
-      <w:r>
-        <w:t>Kyou Fujibayashi</w:t>
-      </w:r>
-      <w:r>
-        <w:t xml:space="preserve"> </w:t>
-      </w:r>
-      <w:r>
-        <w:rPr>
-          <w:color w:val="EE0000"/>
-        </w:rPr>
-        <w:t>×</w:t>
-      </w:r>
-    </w:p>
-    <w:p>
-      <w:r>
-        <w:t>When creating an Encyclopaedia entry, add the official Japanese form in the Original Name field. If the official presentation uses Roman letters, capitalisation, kana or mixed script, preserve that official form.</w:t>
-      </w:r>
-    </w:p>
-    <w:p>
-      <w:r>
-        <w:t>When entering separate name Kanji in the Original Name field, include the required space between surname and given name.</w:t>
-      </w:r>
-    </w:p>
-    <w:p>
-      <w:pPr>
-        <w:rPr>
-          <w:color w:val="EE0000"/>
-        </w:rPr>
-      </w:pPr>
-      <w:r>
-        <w:lastRenderedPageBreak/>
-        <w:t>藤林</w:t>
-      </w:r>
-      <w:r>
-        <w:t xml:space="preserve"> </w:t>
-      </w:r>
-      <w:r>
-        <w:t>杏</w:t>
-      </w:r>
-      <w:r>
-        <w:t xml:space="preserve"> </w:t>
-      </w:r>
-      <w:r>
-        <w:rPr>
-          <w:color w:val="00B050"/>
-        </w:rPr>
-        <w:t>✓</w:t>
-      </w:r>
-      <w:r>
-        <w:rPr>
-          <w:color w:val="00B050"/>
-        </w:rPr>
-        <w:tab/>
-      </w:r>
-      <w:r>
-        <w:t>藤林杏</w:t>
-      </w:r>
-      <w:r>
-        <w:t xml:space="preserve"> </w:t>
-      </w:r>
-      <w:r>
-        <w:rPr>
-          <w:color w:val="EE0000"/>
-        </w:rPr>
-        <w:t>×</w:t>
-      </w:r>
-    </w:p>
-    <w:p>
-      <w:r>
-        <w:t>Western names should keep their normal source-language order.</w:t>
-      </w:r>
-    </w:p>
-    <w:p>
-      <w:pPr>
-        <w:rPr>
-          <w:color w:val="EE0000"/>
-        </w:rPr>
-      </w:pPr>
-      <w:r>
-        <w:t>Jack Skellington</w:t>
-      </w:r>
-      <w:r>
-        <w:t xml:space="preserve"> </w:t>
-      </w:r>
-      <w:r>
-        <w:rPr>
-          <w:color w:val="00B050"/>
-        </w:rPr>
-        <w:t>✓</w:t>
-      </w:r>
-      <w:r>
-        <w:tab/>
-      </w:r>
-      <w:r>
-        <w:t>Skellington Jack</w:t>
-      </w:r>
-      <w:r>
-        <w:t xml:space="preserve"> </w:t>
-      </w:r>
-      <w:r>
-        <w:rPr>
-          <w:color w:val="EE0000"/>
-        </w:rPr>
-        <w:t>×</w:t>
-      </w:r>
-    </w:p>
-    <w:p>
-      <w:pPr>
-        <w:pStyle w:val="Heading2"/>
-      </w:pPr>
-      <w:r>
         <w:t>Summary</w:t>
       </w:r>
     </w:p>
@@ -8372,19 +7794,7 @@
         </w:numPr>
       </w:pPr>
       <w:r>
-        <w:t xml:space="preserve">For long o, </w:t>
-      </w:r>
-      <w:r>
-        <w:t>おお</w:t>
-      </w:r>
-      <w:r>
-        <w:t xml:space="preserve"> → oo and </w:t>
-      </w:r>
-      <w:r>
-        <w:t>おう</w:t>
-      </w:r>
-      <w:r>
-        <w:t xml:space="preserve"> → ou.</w:t>
+        <w:t>For long o, おお → oo and おう → ou.</w:t>
       </w:r>
     </w:p>
     <w:p>
@@ -8396,16 +7806,7 @@
         </w:numPr>
       </w:pPr>
       <w:r>
-        <w:t>ー</w:t>
-      </w:r>
-      <w:r>
-        <w:t xml:space="preserve"> repeats the preceding vowel (for example, </w:t>
-      </w:r>
-      <w:r>
-        <w:t>オー</w:t>
-      </w:r>
-      <w:r>
-        <w:t xml:space="preserve"> → oo); it does not imply ou.</w:t>
+        <w:t>ー repeats the preceding vowel (for example, オー → oo); it does not imply ou.</w:t>
       </w:r>
     </w:p>
     <w:p>
@@ -8417,19 +7818,7 @@
         </w:numPr>
       </w:pPr>
       <w:r>
-        <w:t xml:space="preserve">Small </w:t>
-      </w:r>
-      <w:r>
-        <w:t>っ</w:t>
-      </w:r>
-      <w:r>
-        <w:t>/</w:t>
-      </w:r>
-      <w:r>
-        <w:t>ッ</w:t>
-      </w:r>
-      <w:r>
-        <w:t xml:space="preserve"> normally doubles the supported following consonant.</w:t>
+        <w:t>Small っ/ッ normally doubles the supported following consonant.</w:t>
       </w:r>
     </w:p>
     <w:p>
@@ -8441,19 +7830,7 @@
         </w:numPr>
       </w:pPr>
       <w:r>
-        <w:t xml:space="preserve">Do not romanise small </w:t>
-      </w:r>
-      <w:r>
-        <w:t>っ</w:t>
-      </w:r>
-      <w:r>
-        <w:t>/</w:t>
-      </w:r>
-      <w:r>
-        <w:t>ッ</w:t>
-      </w:r>
-      <w:r>
-        <w:t xml:space="preserve"> as tsu.</w:t>
+        <w:t>Do not romanise small っ/ッ as tsu.</w:t>
       </w:r>
     </w:p>
     <w:p>
@@ -8477,13 +7854,7 @@
         </w:numPr>
       </w:pPr>
       <w:r>
-        <w:t xml:space="preserve">Long numeric expressions use readable structural groups, and those spaces prevent false </w:t>
-      </w:r>
-      <w:r>
-        <w:t>ん</w:t>
-      </w:r>
-      <w:r>
-        <w:t xml:space="preserve"> apostrophes across real boundaries.</w:t>
+        <w:t>Long numeric expressions use readable structural groups, and those spaces prevent false ん apostrophes across real boundaries.</w:t>
       </w:r>
     </w:p>
     <w:p>
@@ -8507,13 +7878,7 @@
         </w:numPr>
       </w:pPr>
       <w:r>
-        <w:t xml:space="preserve">Treat yōon small kana as part of the preceding kana (for example, </w:t>
-      </w:r>
-      <w:r>
-        <w:t>きょ</w:t>
-      </w:r>
-      <w:r>
-        <w:t xml:space="preserve"> → kyo, not kiyo).</w:t>
+        <w:t>Treat yōon small kana as part of the preceding kana (for example, きょ → kyo, not kiyo).</w:t>
       </w:r>
     </w:p>
     <w:p>
@@ -8525,19 +7890,7 @@
         </w:numPr>
       </w:pPr>
       <w:r>
-        <w:t xml:space="preserve">Within one Romaji unit, </w:t>
-      </w:r>
-      <w:r>
-        <w:t>ん</w:t>
-      </w:r>
-      <w:r>
-        <w:t xml:space="preserve"> before a vowel or y takes an apostrophe (for example, </w:t>
-      </w:r>
-      <w:r>
-        <w:t>げんえい</w:t>
-      </w:r>
-      <w:r>
-        <w:t xml:space="preserve"> → Gen'ei).</w:t>
+        <w:t>Within one Romaji unit, ん before a vowel or y takes an apostrophe (for example, げんえい → Gen'ei).</w:t>
       </w:r>
     </w:p>
     <w:p>
@@ -8549,13 +7902,7 @@
         </w:numPr>
       </w:pPr>
       <w:r>
-        <w:t xml:space="preserve">Otherwise write </w:t>
-      </w:r>
-      <w:r>
-        <w:t>ん</w:t>
-      </w:r>
-      <w:r>
-        <w:t xml:space="preserve"> as n, never m.</w:t>
+        <w:t>Otherwise write ん as n, never m.</w:t>
       </w:r>
     </w:p>
     <w:p>
@@ -8585,29 +7932,6 @@
     <w:p>
       <w:pPr>
         <w:pStyle w:val="ListParagraph"/>
-      </w:pPr>
-      <w:r>
-        <w:t>Reviewed foreign spellings use the project’s conventional unaccented Latin/ASCII runtime form; preserve the original accented spelling in provenance.</w:t>
-      </w:r>
-    </w:p>
-    <w:p>
-      <w:pPr>
-        <w:pStyle w:val="ListParagraph"/>
-      </w:pPr>
-      <w:r>
-        <w:lastRenderedPageBreak/>
-        <w:t xml:space="preserve">Use reviewed country + -go language forms only for established modern expressions (for example, Russia-go and Turkey-go); never generate them mechanically from any country name followed by </w:t>
-      </w:r>
-      <w:r>
-        <w:t>語</w:t>
-      </w:r>
-      <w:r>
-        <w:t>.</w:t>
-      </w:r>
-    </w:p>
-    <w:p>
-      <w:pPr>
-        <w:pStyle w:val="ListParagraph"/>
         <w:numPr>
           <w:ilvl w:val="1"/>
           <w:numId w:val="38"/>
@@ -8623,19 +7947,7 @@
         <w:ind w:left="1440"/>
       </w:pPr>
       <w:r>
-        <w:t xml:space="preserve">For example: </w:t>
-      </w:r>
-      <w:r>
-        <w:t>缶</w:t>
-      </w:r>
-      <w:r>
-        <w:t xml:space="preserve"> → can, not kan; </w:t>
-      </w:r>
-      <w:r>
-        <w:t>猫</w:t>
-      </w:r>
-      <w:r>
-        <w:t xml:space="preserve"> → neko, not cat.</w:t>
+        <w:t>For example: 缶 → can, not kan; 猫 → neko, not cat.</w:t>
       </w:r>
     </w:p>
     <w:p>

--- a/readme/Romaji Rules.docx
+++ b/readme/Romaji Rules.docx
@@ -47,7 +47,16 @@
     </w:p>
     <w:p>
       <w:r>
-        <w:t>おう → ou; おお → oo</w:t>
+        <w:t>おう</w:t>
+      </w:r>
+      <w:r>
+        <w:t xml:space="preserve"> → ou; </w:t>
+      </w:r>
+      <w:r>
+        <w:t>おお</w:t>
+      </w:r>
+      <w:r>
+        <w:t xml:space="preserve"> → oo</w:t>
       </w:r>
     </w:p>
     <w:p>
@@ -140,7 +149,16 @@
     </w:p>
     <w:p>
       <w:r>
-        <w:t>ええ / えい → ee / ei</w:t>
+        <w:t>ええ</w:t>
+      </w:r>
+      <w:r>
+        <w:t xml:space="preserve"> / </w:t>
+      </w:r>
+      <w:r>
+        <w:t>えい</w:t>
+      </w:r>
+      <w:r>
+        <w:t xml:space="preserve"> → ee / ei</w:t>
       </w:r>
     </w:p>
     <w:p>
@@ -337,7 +355,13 @@
     </w:p>
     <w:p>
       <w:r>
-        <w:t>The symbol “ー” is the long vowel mark. It is used mainly in katakana to extend the preceding vowel by one mora. Do not romanise it as a separate character; repeat the vowel of the preceding kana. Loanwords still follow the Loanwords section of this guide.</w:t>
+        <w:t>The symbol “</w:t>
+      </w:r>
+      <w:r>
+        <w:t>ー</w:t>
+      </w:r>
+      <w:r>
+        <w:t>” is the long vowel mark. It is used mainly in katakana to extend the preceding vowel by one mora. Do not romanise it as a separate character; repeat the vowel of the preceding kana. Loanwords still follow the Loanwords section of this guide.</w:t>
       </w:r>
     </w:p>
     <w:p>
@@ -362,8 +386,28 @@
     </w:p>
     <w:p>
       <w:r>
+        <w:t>イ</w:t>
+      </w:r>
+      <w:r>
+        <w:t>ー</w:t>
+      </w:r>
+      <w:r>
+        <w:t xml:space="preserve"> </w:t>
+      </w:r>
+      <w:r>
+        <w:rPr>
+          <w:rFonts w:hint="eastAsia"/>
+        </w:rPr>
+        <w:t>→</w:t>
+      </w:r>
+      <w:r>
+        <w:t xml:space="preserve"> ii</w:t>
+      </w:r>
+    </w:p>
+    <w:p>
+      <w:r>
         <w:lastRenderedPageBreak/>
-        <w:t>イ</w:t>
+        <w:t>ウ</w:t>
       </w:r>
       <w:r>
         <w:t>ー</w:t>
@@ -378,12 +422,12 @@
         <w:t>→</w:t>
       </w:r>
       <w:r>
-        <w:t xml:space="preserve"> ii</w:t>
-      </w:r>
-    </w:p>
-    <w:p>
-      <w:r>
-        <w:t>ウ</w:t>
+        <w:t xml:space="preserve"> uu</w:t>
+      </w:r>
+    </w:p>
+    <w:p>
+      <w:r>
+        <w:t>エ</w:t>
       </w:r>
       <w:r>
         <w:t>ー</w:t>
@@ -398,12 +442,12 @@
         <w:t>→</w:t>
       </w:r>
       <w:r>
-        <w:t xml:space="preserve"> uu</w:t>
-      </w:r>
-    </w:p>
-    <w:p>
-      <w:r>
-        <w:t>エ</w:t>
+        <w:t xml:space="preserve"> ee</w:t>
+      </w:r>
+    </w:p>
+    <w:p>
+      <w:r>
+        <w:t>オ</w:t>
       </w:r>
       <w:r>
         <w:t>ー</w:t>
@@ -418,32 +462,18 @@
         <w:t>→</w:t>
       </w:r>
       <w:r>
-        <w:t xml:space="preserve"> ee</w:t>
-      </w:r>
-    </w:p>
-    <w:p>
-      <w:r>
-        <w:t>オ</w:t>
+        <w:t xml:space="preserve"> oo</w:t>
+      </w:r>
+    </w:p>
+    <w:p>
+      <w:r>
+        <w:t xml:space="preserve">If the original Japanese uses </w:t>
       </w:r>
       <w:r>
         <w:t>ー</w:t>
       </w:r>
       <w:r>
-        <w:t xml:space="preserve"> </w:t>
-      </w:r>
-      <w:r>
-        <w:rPr>
-          <w:rFonts w:hint="eastAsia"/>
-        </w:rPr>
-        <w:t>→</w:t>
-      </w:r>
-      <w:r>
-        <w:t xml:space="preserve"> oo</w:t>
-      </w:r>
-    </w:p>
-    <w:p>
-      <w:r>
-        <w:t>If the original Japanese uses ー, repeat the preceding vowel. Do not infer ou merely because another romanisation tool displays the result with ō.</w:t>
+        <w:t>, repeat the preceding vowel. Do not infer ou merely because another romanisation tool displays the result with ō.</w:t>
       </w:r>
     </w:p>
     <w:p>
@@ -651,7 +681,31 @@
     </w:p>
     <w:p>
       <w:r>
-        <w:t>Because 東京 is とうきょう, the correct Wāpuro form is Toukyou. Likewise, 学校 is がっこう, so it becomes Gakkou, not Gakkoo.</w:t>
+        <w:t xml:space="preserve">Because </w:t>
+      </w:r>
+      <w:r>
+        <w:t>東京</w:t>
+      </w:r>
+      <w:r>
+        <w:t xml:space="preserve"> is </w:t>
+      </w:r>
+      <w:r>
+        <w:t>とうきょう</w:t>
+      </w:r>
+      <w:r>
+        <w:t xml:space="preserve">, the correct Wāpuro form is Toukyou. Likewise, </w:t>
+      </w:r>
+      <w:r>
+        <w:t>学校</w:t>
+      </w:r>
+      <w:r>
+        <w:t xml:space="preserve"> is </w:t>
+      </w:r>
+      <w:r>
+        <w:t>がっこう</w:t>
+      </w:r>
+      <w:r>
+        <w:t>, so it becomes Gakkou, not Gakkoo.</w:t>
       </w:r>
     </w:p>
     <w:p>
@@ -694,54 +748,54 @@
         <w:rPr>
           <w:rFonts w:hint="eastAsia"/>
         </w:rPr>
+        <w:t>東京</w:t>
+      </w:r>
+      <w:r>
+        <w:t xml:space="preserve"> </w:t>
+      </w:r>
+      <w:r>
+        <w:rPr>
+          <w:rFonts w:hint="eastAsia"/>
+        </w:rPr>
+        <w:t>→</w:t>
+      </w:r>
+      <w:r>
+        <w:t xml:space="preserve"> </w:t>
+      </w:r>
+      <w:r>
+        <w:rPr>
+          <w:rFonts w:hint="eastAsia"/>
+        </w:rPr>
+        <w:t>とうきょう</w:t>
+      </w:r>
+      <w:r>
+        <w:t xml:space="preserve"> </w:t>
+      </w:r>
+      <w:r>
+        <w:rPr>
+          <w:rFonts w:hint="eastAsia"/>
+        </w:rPr>
+        <w:t>→</w:t>
+      </w:r>
+      <w:r>
+        <w:t xml:space="preserve"> Tōkyō </w:t>
+      </w:r>
+      <w:r>
+        <w:rPr>
+          <w:rFonts w:hint="eastAsia"/>
+        </w:rPr>
+        <w:t>→</w:t>
+      </w:r>
+      <w:r>
+        <w:t xml:space="preserve"> Toukyou</w:t>
+      </w:r>
+    </w:p>
+    <w:p>
+      <w:r>
+        <w:rPr>
+          <w:rFonts w:hint="eastAsia"/>
+        </w:rPr>
         <w:lastRenderedPageBreak/>
-        <w:t>東京</w:t>
-      </w:r>
-      <w:r>
-        <w:t xml:space="preserve"> </w:t>
-      </w:r>
-      <w:r>
-        <w:rPr>
-          <w:rFonts w:hint="eastAsia"/>
-        </w:rPr>
-        <w:t>→</w:t>
-      </w:r>
-      <w:r>
-        <w:t xml:space="preserve"> </w:t>
-      </w:r>
-      <w:r>
-        <w:rPr>
-          <w:rFonts w:hint="eastAsia"/>
-        </w:rPr>
-        <w:t>とうきょう</w:t>
-      </w:r>
-      <w:r>
-        <w:t xml:space="preserve"> </w:t>
-      </w:r>
-      <w:r>
-        <w:rPr>
-          <w:rFonts w:hint="eastAsia"/>
-        </w:rPr>
-        <w:t>→</w:t>
-      </w:r>
-      <w:r>
-        <w:t xml:space="preserve"> Tōkyō </w:t>
-      </w:r>
-      <w:r>
-        <w:rPr>
-          <w:rFonts w:hint="eastAsia"/>
-        </w:rPr>
-        <w:t>→</w:t>
-      </w:r>
-      <w:r>
-        <w:t xml:space="preserve"> Toukyou</w:t>
-      </w:r>
-    </w:p>
-    <w:p>
-      <w:r>
-        <w:rPr>
-          <w:rFonts w:hint="eastAsia"/>
-        </w:rPr>
         <w:t>大阪</w:t>
       </w:r>
       <w:r>
@@ -1023,7 +1077,13 @@
         <w:pStyle w:val="Heading5"/>
       </w:pPr>
       <w:r>
-        <w:t>Why does おお become oo?</w:t>
+        <w:t xml:space="preserve">Why does </w:t>
+      </w:r>
+      <w:r>
+        <w:t>おお</w:t>
+      </w:r>
+      <w:r>
+        <w:t xml:space="preserve"> become oo?</w:t>
       </w:r>
     </w:p>
     <w:p>
@@ -1162,7 +1222,13 @@
         <w:pStyle w:val="Heading5"/>
       </w:pPr>
       <w:r>
-        <w:t>Why does おう become ou?</w:t>
+        <w:t xml:space="preserve">Why does </w:t>
+      </w:r>
+      <w:r>
+        <w:t>おう</w:t>
+      </w:r>
+      <w:r>
+        <w:t xml:space="preserve"> become ou?</w:t>
       </w:r>
     </w:p>
     <w:p>
@@ -1312,11 +1378,21 @@
     </w:p>
     <w:p>
       <w:r>
-        <w:t>おお and おう can sound very similar, but they are different kana sequences. Wāpuro-style long vowels preserve that spelling distinction.</w:t>
-      </w:r>
-    </w:p>
-    <w:p>
-      <w:r>
+        <w:t>おお</w:t>
+      </w:r>
+      <w:r>
+        <w:t xml:space="preserve"> and </w:t>
+      </w:r>
+      <w:r>
+        <w:t>おう</w:t>
+      </w:r>
+      <w:r>
+        <w:t xml:space="preserve"> can sound very similar, but they are different kana sequences. Wāpuro-style long vowels preserve that spelling distinction.</w:t>
+      </w:r>
+    </w:p>
+    <w:p>
+      <w:r>
+        <w:lastRenderedPageBreak/>
         <w:t>Do not choose oo or ou from the sound alone. Use the kana that are actually written.</w:t>
       </w:r>
     </w:p>
@@ -1556,27 +1632,78 @@
         <w:pStyle w:val="Heading3"/>
       </w:pPr>
       <w:r>
-        <w:t>Small Kana (小書き)</w:t>
-      </w:r>
-    </w:p>
-    <w:p>
-      <w:r>
-        <w:t>Small kana modify the sound of neighbouring kana. This section focuses on ゃ, ゅ and ょ (yōon). Small っ/ッ is covered under Double Consonants, and katakana combinations used in foreign words are covered under Loanwords.</w:t>
-      </w:r>
-    </w:p>
-    <w:p>
-      <w:r>
-        <w:t>ゃ, ゅ and ょ form contracted sounds called yōon.</w:t>
-      </w:r>
-    </w:p>
-    <w:p>
-      <w:r>
-        <w:rPr>
-          <w:rFonts w:hint="eastAsia"/>
-        </w:rPr>
+        <w:t>Small Kana (</w:t>
+      </w:r>
+      <w:r>
+        <w:t>小書き</w:t>
+      </w:r>
+      <w:r>
+        <w:t>)</w:t>
+      </w:r>
+    </w:p>
+    <w:p>
+      <w:r>
+        <w:t xml:space="preserve">Small kana modify the sound of neighbouring kana. This section focuses on </w:t>
+      </w:r>
+      <w:r>
         <w:t>ゃ</w:t>
       </w:r>
       <w:r>
+        <w:t xml:space="preserve">, </w:t>
+      </w:r>
+      <w:r>
+        <w:t>ゅ</w:t>
+      </w:r>
+      <w:r>
+        <w:t xml:space="preserve"> and </w:t>
+      </w:r>
+      <w:r>
+        <w:t>ょ</w:t>
+      </w:r>
+      <w:r>
+        <w:t xml:space="preserve"> (yōon). Small </w:t>
+      </w:r>
+      <w:r>
+        <w:t>っ</w:t>
+      </w:r>
+      <w:r>
+        <w:t>/</w:t>
+      </w:r>
+      <w:r>
+        <w:t>ッ</w:t>
+      </w:r>
+      <w:r>
+        <w:t xml:space="preserve"> is covered under Double Consonants, and katakana combinations used in foreign words are covered under Loanwords.</w:t>
+      </w:r>
+    </w:p>
+    <w:p>
+      <w:r>
+        <w:t>ゃ</w:t>
+      </w:r>
+      <w:r>
+        <w:t xml:space="preserve">, </w:t>
+      </w:r>
+      <w:r>
+        <w:t>ゅ</w:t>
+      </w:r>
+      <w:r>
+        <w:t xml:space="preserve"> and </w:t>
+      </w:r>
+      <w:r>
+        <w:t>ょ</w:t>
+      </w:r>
+      <w:r>
+        <w:t xml:space="preserve"> form contracted sounds called yōon.</w:t>
+      </w:r>
+    </w:p>
+    <w:p>
+      <w:r>
+        <w:rPr>
+          <w:rFonts w:hint="eastAsia"/>
+        </w:rPr>
+        <w:t>ゃ</w:t>
+      </w:r>
+      <w:r>
         <w:rPr>
           <w:rFonts w:hint="eastAsia"/>
         </w:rPr>
@@ -1678,7 +1805,6 @@
         <w:rPr>
           <w:rFonts w:hint="eastAsia"/>
         </w:rPr>
-        <w:lastRenderedPageBreak/>
         <w:t>きょ</w:t>
       </w:r>
       <w:r>
@@ -1787,7 +1913,14 @@
         </w:rPr>
       </w:pPr>
       <w:r>
-        <w:t>Why does きょ become kyo rather than kiyo?</w:t>
+        <w:lastRenderedPageBreak/>
+        <w:t xml:space="preserve">Why does </w:t>
+      </w:r>
+      <w:r>
+        <w:t>きょ</w:t>
+      </w:r>
+      <w:r>
+        <w:t xml:space="preserve"> become kyo rather than kiyo?</w:t>
       </w:r>
     </w:p>
     <w:p>
@@ -1797,7 +1930,13 @@
     </w:p>
     <w:p>
       <w:r>
-        <w:t>For き = ki, the final i is replaced by the yōon combination:</w:t>
+        <w:t xml:space="preserve">For </w:t>
+      </w:r>
+      <w:r>
+        <w:t>き</w:t>
+      </w:r>
+      <w:r>
+        <w:t xml:space="preserve"> = ki, the final i is replaced by the yōon combination:</w:t>
       </w:r>
     </w:p>
     <w:p>
@@ -2056,124 +2195,130 @@
         <w:rPr>
           <w:rFonts w:hint="eastAsia"/>
         </w:rPr>
+        <w:t>にほん</w:t>
+      </w:r>
+      <w:r>
+        <w:rPr>
+          <w:rFonts w:hint="eastAsia"/>
+        </w:rPr>
+        <w:t xml:space="preserve"> </w:t>
+      </w:r>
+      <w:r>
+        <w:rPr>
+          <w:rFonts w:hint="eastAsia"/>
+        </w:rPr>
+        <w:t>→</w:t>
+      </w:r>
+      <w:r>
+        <w:rPr>
+          <w:rFonts w:hint="eastAsia"/>
+        </w:rPr>
+        <w:t xml:space="preserve"> nihon</w:t>
+      </w:r>
+    </w:p>
+    <w:p>
+      <w:r>
+        <w:rPr>
+          <w:rFonts w:hint="eastAsia"/>
+        </w:rPr>
+        <w:t>しんぶん</w:t>
+      </w:r>
+      <w:r>
+        <w:rPr>
+          <w:rFonts w:hint="eastAsia"/>
+        </w:rPr>
+        <w:t xml:space="preserve"> </w:t>
+      </w:r>
+      <w:r>
+        <w:rPr>
+          <w:rFonts w:hint="eastAsia"/>
+        </w:rPr>
+        <w:t>→</w:t>
+      </w:r>
+      <w:r>
+        <w:rPr>
+          <w:rFonts w:hint="eastAsia"/>
+        </w:rPr>
+        <w:t xml:space="preserve"> shinbun</w:t>
+      </w:r>
+    </w:p>
+    <w:p>
+      <w:r>
+        <w:rPr>
+          <w:rFonts w:hint="eastAsia"/>
+        </w:rPr>
+        <w:t>かんじ</w:t>
+      </w:r>
+      <w:r>
+        <w:rPr>
+          <w:rFonts w:hint="eastAsia"/>
+        </w:rPr>
+        <w:t xml:space="preserve"> </w:t>
+      </w:r>
+      <w:r>
+        <w:rPr>
+          <w:rFonts w:hint="eastAsia"/>
+        </w:rPr>
+        <w:t>→</w:t>
+      </w:r>
+      <w:r>
+        <w:rPr>
+          <w:rFonts w:hint="eastAsia"/>
+        </w:rPr>
+        <w:t xml:space="preserve"> kanji</w:t>
+      </w:r>
+    </w:p>
+    <w:p>
+      <w:r>
+        <w:rPr>
+          <w:rFonts w:hint="eastAsia"/>
+        </w:rPr>
+        <w:t>せんせい</w:t>
+      </w:r>
+      <w:r>
+        <w:rPr>
+          <w:rFonts w:hint="eastAsia"/>
+        </w:rPr>
+        <w:t xml:space="preserve"> </w:t>
+      </w:r>
+      <w:r>
+        <w:rPr>
+          <w:rFonts w:hint="eastAsia"/>
+        </w:rPr>
+        <w:t>→</w:t>
+      </w:r>
+      <w:r>
+        <w:rPr>
+          <w:rFonts w:hint="eastAsia"/>
+        </w:rPr>
+        <w:t xml:space="preserve"> sensei</w:t>
+      </w:r>
+    </w:p>
+    <w:p>
+      <w:pPr>
+        <w:pStyle w:val="Heading3"/>
+      </w:pPr>
+      <w:r>
+        <w:t xml:space="preserve">Apostrophe After </w:t>
+      </w:r>
+      <w:r>
+        <w:t>ん</w:t>
+      </w:r>
+    </w:p>
+    <w:p>
+      <w:r>
+        <w:t xml:space="preserve">When </w:t>
+      </w:r>
+      <w:r>
+        <w:t>ん</w:t>
+      </w:r>
+      <w:r>
+        <w:t xml:space="preserve"> is followed immediately within the same word by a vowel sound or y, add an apostrophe after n so the syllable boundary is clear.</w:t>
+      </w:r>
+    </w:p>
+    <w:p>
+      <w:r>
         <w:lastRenderedPageBreak/>
-        <w:t>にほん</w:t>
-      </w:r>
-      <w:r>
-        <w:rPr>
-          <w:rFonts w:hint="eastAsia"/>
-        </w:rPr>
-        <w:t xml:space="preserve"> </w:t>
-      </w:r>
-      <w:r>
-        <w:rPr>
-          <w:rFonts w:hint="eastAsia"/>
-        </w:rPr>
-        <w:t>→</w:t>
-      </w:r>
-      <w:r>
-        <w:rPr>
-          <w:rFonts w:hint="eastAsia"/>
-        </w:rPr>
-        <w:t xml:space="preserve"> nihon</w:t>
-      </w:r>
-    </w:p>
-    <w:p>
-      <w:r>
-        <w:rPr>
-          <w:rFonts w:hint="eastAsia"/>
-        </w:rPr>
-        <w:t>しんぶん</w:t>
-      </w:r>
-      <w:r>
-        <w:rPr>
-          <w:rFonts w:hint="eastAsia"/>
-        </w:rPr>
-        <w:t xml:space="preserve"> </w:t>
-      </w:r>
-      <w:r>
-        <w:rPr>
-          <w:rFonts w:hint="eastAsia"/>
-        </w:rPr>
-        <w:t>→</w:t>
-      </w:r>
-      <w:r>
-        <w:rPr>
-          <w:rFonts w:hint="eastAsia"/>
-        </w:rPr>
-        <w:t xml:space="preserve"> shinbun</w:t>
-      </w:r>
-    </w:p>
-    <w:p>
-      <w:r>
-        <w:rPr>
-          <w:rFonts w:hint="eastAsia"/>
-        </w:rPr>
-        <w:t>かんじ</w:t>
-      </w:r>
-      <w:r>
-        <w:rPr>
-          <w:rFonts w:hint="eastAsia"/>
-        </w:rPr>
-        <w:t xml:space="preserve"> </w:t>
-      </w:r>
-      <w:r>
-        <w:rPr>
-          <w:rFonts w:hint="eastAsia"/>
-        </w:rPr>
-        <w:t>→</w:t>
-      </w:r>
-      <w:r>
-        <w:rPr>
-          <w:rFonts w:hint="eastAsia"/>
-        </w:rPr>
-        <w:t xml:space="preserve"> kanji</w:t>
-      </w:r>
-    </w:p>
-    <w:p>
-      <w:r>
-        <w:rPr>
-          <w:rFonts w:hint="eastAsia"/>
-        </w:rPr>
-        <w:t>せんせい</w:t>
-      </w:r>
-      <w:r>
-        <w:rPr>
-          <w:rFonts w:hint="eastAsia"/>
-        </w:rPr>
-        <w:t xml:space="preserve"> </w:t>
-      </w:r>
-      <w:r>
-        <w:rPr>
-          <w:rFonts w:hint="eastAsia"/>
-        </w:rPr>
-        <w:t>→</w:t>
-      </w:r>
-      <w:r>
-        <w:rPr>
-          <w:rFonts w:hint="eastAsia"/>
-        </w:rPr>
-        <w:t xml:space="preserve"> sensei</w:t>
-      </w:r>
-    </w:p>
-    <w:p>
-      <w:pPr>
-        <w:pStyle w:val="Heading3"/>
-      </w:pPr>
-      <w:r>
-        <w:t xml:space="preserve">Apostrophe After </w:t>
-      </w:r>
-      <w:r>
-        <w:t>ん</w:t>
-      </w:r>
-    </w:p>
-    <w:p>
-      <w:r>
-        <w:t>When ん is followed immediately within the same word by a vowel sound or y, add an apostrophe after n so the syllable boundary is clear.</w:t>
-      </w:r>
-    </w:p>
-    <w:p>
-      <w:r>
         <w:t>For example:</w:t>
       </w:r>
     </w:p>
@@ -2387,12 +2532,90 @@
     </w:p>
     <w:p>
       <w:r>
-        <w:t>For げんえい, the kana are げ + ん + え + い. Romanising them gives ge + n + ei, so the result is gen'ei. Without the apostrophe, the boundary is less clear.</w:t>
-      </w:r>
-    </w:p>
-    <w:p>
-      <w:r>
-        <w:t>Similarly, しんよう (信用) is し + ん + よ + う → shi + n + you → shin'you. Without the apostrophe, shinyou could instead be read as the romanisation of しにょう (屎尿).</w:t>
+        <w:t xml:space="preserve">For </w:t>
+      </w:r>
+      <w:r>
+        <w:t>げんえい</w:t>
+      </w:r>
+      <w:r>
+        <w:t xml:space="preserve">, the kana are </w:t>
+      </w:r>
+      <w:r>
+        <w:t>げ</w:t>
+      </w:r>
+      <w:r>
+        <w:t xml:space="preserve"> + </w:t>
+      </w:r>
+      <w:r>
+        <w:t>ん</w:t>
+      </w:r>
+      <w:r>
+        <w:t xml:space="preserve"> + </w:t>
+      </w:r>
+      <w:r>
+        <w:t>え</w:t>
+      </w:r>
+      <w:r>
+        <w:t xml:space="preserve"> + </w:t>
+      </w:r>
+      <w:r>
+        <w:t>い</w:t>
+      </w:r>
+      <w:r>
+        <w:t>. Romanising them gives ge + n + ei, so the result is gen'ei. Without the apostrophe, the boundary is less clear.</w:t>
+      </w:r>
+    </w:p>
+    <w:p>
+      <w:r>
+        <w:t xml:space="preserve">Similarly, </w:t>
+      </w:r>
+      <w:r>
+        <w:t>しんよう</w:t>
+      </w:r>
+      <w:r>
+        <w:t xml:space="preserve"> (</w:t>
+      </w:r>
+      <w:r>
+        <w:t>信用</w:t>
+      </w:r>
+      <w:r>
+        <w:t xml:space="preserve">) is </w:t>
+      </w:r>
+      <w:r>
+        <w:t>し</w:t>
+      </w:r>
+      <w:r>
+        <w:t xml:space="preserve"> + </w:t>
+      </w:r>
+      <w:r>
+        <w:t>ん</w:t>
+      </w:r>
+      <w:r>
+        <w:t xml:space="preserve"> + </w:t>
+      </w:r>
+      <w:r>
+        <w:t>よ</w:t>
+      </w:r>
+      <w:r>
+        <w:t xml:space="preserve"> + </w:t>
+      </w:r>
+      <w:r>
+        <w:t>う</w:t>
+      </w:r>
+      <w:r>
+        <w:t xml:space="preserve"> → shi + n + you → shin'you. Without the apostrophe, shinyou could instead be read as the romanisation of </w:t>
+      </w:r>
+      <w:r>
+        <w:t>しにょう</w:t>
+      </w:r>
+      <w:r>
+        <w:t xml:space="preserve"> (</w:t>
+      </w:r>
+      <w:r>
+        <w:t>屎尿</w:t>
+      </w:r>
+      <w:r>
+        <w:t>).</w:t>
       </w:r>
     </w:p>
     <w:p>
@@ -2409,33 +2632,55 @@
       </w:r>
     </w:p>
     <w:p>
-      <w:pPr/>
-      <w:r>
-        <w:t>Represent small っ or ッ by doubling the following consonant. For example, えっち → ecchi, not etchi.</w:t>
-      </w:r>
-    </w:p>
-    <w:p>
-      <w:pPr/>
+      <w:r>
+        <w:t xml:space="preserve">Represent small </w:t>
+      </w:r>
+      <w:r>
+        <w:t>っ</w:t>
+      </w:r>
+      <w:r>
+        <w:t xml:space="preserve"> or </w:t>
+      </w:r>
+      <w:r>
+        <w:t>ッ</w:t>
+      </w:r>
+      <w:r>
+        <w:t xml:space="preserve"> by doubling the following consonant. For example, </w:t>
+      </w:r>
+      <w:r>
+        <w:t>えっち</w:t>
+      </w:r>
+      <w:r>
+        <w:t xml:space="preserve"> → ecchi, not etchi.</w:t>
+      </w:r>
+    </w:p>
+    <w:p>
       <w:r>
         <w:t>Other examples:</w:t>
       </w:r>
     </w:p>
     <w:p>
-      <w:pPr/>
-      <w:r>
-        <w:t>きっぷ → kippu</w:t>
-      </w:r>
-    </w:p>
-    <w:p>
-      <w:pPr/>
-      <w:r>
-        <w:t>がっこう → gakkou</w:t>
-      </w:r>
-    </w:p>
-    <w:p>
-      <w:pPr/>
-      <w:r>
-        <w:t>まっすぐ → massugu</w:t>
+      <w:r>
+        <w:t>きっぷ</w:t>
+      </w:r>
+      <w:r>
+        <w:t xml:space="preserve"> → kippu</w:t>
+      </w:r>
+    </w:p>
+    <w:p>
+      <w:r>
+        <w:t>がっこう</w:t>
+      </w:r>
+      <w:r>
+        <w:t xml:space="preserve"> → gakkou</w:t>
+      </w:r>
+    </w:p>
+    <w:p>
+      <w:r>
+        <w:t>まっすぐ</w:t>
+      </w:r>
+      <w:r>
+        <w:t xml:space="preserve"> → massugu</w:t>
       </w:r>
     </w:p>
     <w:p>
@@ -2443,13 +2688,27 @@
         <w:pStyle w:val="Heading3"/>
       </w:pPr>
       <w:r>
-        <w:t>つ vs っ</w:t>
-      </w:r>
-    </w:p>
-    <w:p>
-      <w:pPr/>
-      <w:r>
-        <w:t>つ = tsu. Small っ does not represent a standalone tsu syllable; it changes the following consonant instead. The small form is called a sokuon.</w:t>
+        <w:t>つ</w:t>
+      </w:r>
+      <w:r>
+        <w:t xml:space="preserve"> vs </w:t>
+      </w:r>
+      <w:r>
+        <w:t>っ</w:t>
+      </w:r>
+    </w:p>
+    <w:p>
+      <w:r>
+        <w:t>つ</w:t>
+      </w:r>
+      <w:r>
+        <w:t xml:space="preserve"> = tsu. Small </w:t>
+      </w:r>
+      <w:r>
+        <w:t>っ</w:t>
+      </w:r>
+      <w:r>
+        <w:t xml:space="preserve"> does not represent a standalone tsu syllable; it changes the following consonant instead. The small form is called a sokuon.</w:t>
       </w:r>
     </w:p>
     <w:p>
@@ -2457,19 +2716,30 @@
         <w:pStyle w:val="Heading4"/>
       </w:pPr>
       <w:r>
+        <w:lastRenderedPageBreak/>
         <w:t>つ</w:t>
       </w:r>
     </w:p>
     <w:p>
-      <w:pPr/>
-      <w:r>
-        <w:t>Romanise full-sized つ as the normal syllable tsu.</w:t>
-      </w:r>
-    </w:p>
-    <w:p>
-      <w:pPr/>
-      <w:r>
-        <w:t>For example, まつ which romanises into matsu (to wait).</w:t>
+      <w:r>
+        <w:t xml:space="preserve">Romanise full-sized </w:t>
+      </w:r>
+      <w:r>
+        <w:t>つ</w:t>
+      </w:r>
+      <w:r>
+        <w:t xml:space="preserve"> as the normal syllable tsu.</w:t>
+      </w:r>
+    </w:p>
+    <w:p>
+      <w:r>
+        <w:t xml:space="preserve">For example, </w:t>
+      </w:r>
+      <w:r>
+        <w:t>まつ</w:t>
+      </w:r>
+      <w:r>
+        <w:t xml:space="preserve"> which romanises into matsu (to wait).</w:t>
       </w:r>
     </w:p>
     <w:p>
@@ -2477,61 +2747,118 @@
         <w:pStyle w:val="Heading4"/>
       </w:pPr>
       <w:r>
-        <w:t>っ / ッ</w:t>
-      </w:r>
-    </w:p>
-    <w:p>
-      <w:pPr/>
-      <w:r>
-        <w:t>Small っ and ッ do not have a standalone tsu sound. They normally double the following consonant.</w:t>
-      </w:r>
-    </w:p>
-    <w:p>
-      <w:pPr/>
-      <w:r>
-        <w:t>For example, きて romanises into kite (come) whereas きって romanises into kitte (stamp).</w:t>
-      </w:r>
-    </w:p>
-    <w:p>
-      <w:pPr/>
+        <w:t>っ</w:t>
+      </w:r>
+      <w:r>
+        <w:t xml:space="preserve"> / </w:t>
+      </w:r>
+      <w:r>
+        <w:t>ッ</w:t>
+      </w:r>
+    </w:p>
+    <w:p>
+      <w:r>
+        <w:t xml:space="preserve">Small </w:t>
+      </w:r>
+      <w:r>
+        <w:t>っ</w:t>
+      </w:r>
+      <w:r>
+        <w:t xml:space="preserve"> and </w:t>
+      </w:r>
+      <w:r>
+        <w:t>ッ</w:t>
+      </w:r>
+      <w:r>
+        <w:t xml:space="preserve"> do not have a standalone tsu sound. They normally double the following consonant.</w:t>
+      </w:r>
+    </w:p>
+    <w:p>
+      <w:r>
+        <w:t xml:space="preserve">For example, </w:t>
+      </w:r>
+      <w:r>
+        <w:t>きて</w:t>
+      </w:r>
+      <w:r>
+        <w:t xml:space="preserve"> romanises into kite (come) whereas </w:t>
+      </w:r>
+      <w:r>
+        <w:t>きって</w:t>
+      </w:r>
+      <w:r>
+        <w:t xml:space="preserve"> romanises into kitte (stamp).</w:t>
+      </w:r>
+    </w:p>
+    <w:p>
       <w:r>
         <w:t>The same rule applies when the following sound uses more than one Romaji letter. Under this guide:</w:t>
       </w:r>
     </w:p>
     <w:p>
-      <w:pPr/>
-      <w:r>
-        <w:t>ざっし → zasshi</w:t>
-      </w:r>
-    </w:p>
-    <w:p>
-      <w:pPr/>
-      <w:r>
-        <w:t>えっち → ecchi</w:t>
-      </w:r>
-    </w:p>
-    <w:p>
-      <w:pPr/>
-      <w:r>
-        <w:t>みっつ → mittsu</w:t>
-      </w:r>
-    </w:p>
-    <w:p>
-      <w:pPr/>
-      <w:r>
-        <w:t>きっきょ → kikkyo</w:t>
-      </w:r>
-    </w:p>
-    <w:p>
-      <w:pPr/>
-      <w:r>
-        <w:t>Small っ/ッ also appears in verbs, numbers, counters and loanwords. The basic rule remains the same: double the supported consonant that follows it.</w:t>
-      </w:r>
-    </w:p>
-    <w:p>
-      <w:pPr/>
-      <w:r>
-        <w:t>Katakana loanwords can use ッ before consonants which are less common after っ in native Japanese. If the word is a loanword, remember that the Loanwords section still takes priority.</w:t>
+      <w:r>
+        <w:t>ざっし</w:t>
+      </w:r>
+      <w:r>
+        <w:t xml:space="preserve"> → zasshi</w:t>
+      </w:r>
+    </w:p>
+    <w:p>
+      <w:r>
+        <w:t>えっち</w:t>
+      </w:r>
+      <w:r>
+        <w:t xml:space="preserve"> → ecchi</w:t>
+      </w:r>
+    </w:p>
+    <w:p>
+      <w:r>
+        <w:t>みっつ</w:t>
+      </w:r>
+      <w:r>
+        <w:t xml:space="preserve"> → mittsu</w:t>
+      </w:r>
+    </w:p>
+    <w:p>
+      <w:r>
+        <w:t>きっきょ</w:t>
+      </w:r>
+      <w:r>
+        <w:t xml:space="preserve"> → kikkyo</w:t>
+      </w:r>
+    </w:p>
+    <w:p>
+      <w:r>
+        <w:t xml:space="preserve">Small </w:t>
+      </w:r>
+      <w:r>
+        <w:t>っ</w:t>
+      </w:r>
+      <w:r>
+        <w:t>/</w:t>
+      </w:r>
+      <w:r>
+        <w:t>ッ</w:t>
+      </w:r>
+      <w:r>
+        <w:t xml:space="preserve"> also appears in verbs, numbers, counters and loanwords. The basic rule remains the same: double the supported consonant that follows it.</w:t>
+      </w:r>
+    </w:p>
+    <w:p>
+      <w:r>
+        <w:t xml:space="preserve">Katakana loanwords can use </w:t>
+      </w:r>
+      <w:r>
+        <w:t>ッ</w:t>
+      </w:r>
+      <w:r>
+        <w:t xml:space="preserve"> before consonants which are less common after </w:t>
+      </w:r>
+      <w:r>
+        <w:t>っ</w:t>
+      </w:r>
+      <w:r>
+        <w:t xml:space="preserve"> in native Japanese. If the word is a loanword, remember that the Loanwords section still takes priority.</w:t>
       </w:r>
     </w:p>
     <w:p>
@@ -2539,55 +2866,135 @@
         <w:pStyle w:val="Heading4"/>
       </w:pPr>
       <w:r>
-        <w:t>Other uses of っ / ッ</w:t>
-      </w:r>
-    </w:p>
-    <w:p>
-      <w:pPr/>
-      <w:r>
-        <w:t>Sometimes っ or ッ appears at the end of a reaction, sound-effect word or emphatic piece of dialogue.</w:t>
-      </w:r>
-    </w:p>
-    <w:p>
-      <w:pPr/>
+        <w:t xml:space="preserve">Other uses of </w:t>
+      </w:r>
+      <w:r>
+        <w:t>っ</w:t>
+      </w:r>
+      <w:r>
+        <w:t xml:space="preserve"> / </w:t>
+      </w:r>
+      <w:r>
+        <w:t>ッ</w:t>
+      </w:r>
+    </w:p>
+    <w:p>
+      <w:r>
+        <w:t xml:space="preserve">Sometimes </w:t>
+      </w:r>
+      <w:r>
+        <w:t>っ</w:t>
+      </w:r>
+      <w:r>
+        <w:t xml:space="preserve"> or </w:t>
+      </w:r>
+      <w:r>
+        <w:t>ッ</w:t>
+      </w:r>
+      <w:r>
+        <w:t xml:space="preserve"> appears at the end of a reaction, sound-effect word or emphatic piece of dialogue.</w:t>
+      </w:r>
+    </w:p>
+    <w:p>
       <w:r>
         <w:t>For example:</w:t>
       </w:r>
     </w:p>
     <w:p>
-      <w:pPr/>
-      <w:r>
-        <w:t>あっ！ → A! (review required)</w:t>
-      </w:r>
-    </w:p>
-    <w:p>
-      <w:pPr/>
-      <w:r>
-        <w:t>えっ…… → E… (review required)</w:t>
-      </w:r>
-    </w:p>
-    <w:p>
-      <w:pPr/>
-      <w:r>
+      <w:r>
+        <w:t>あっ！</w:t>
+      </w:r>
+      <w:r>
+        <w:t xml:space="preserve"> → A! (review required)</w:t>
+      </w:r>
+    </w:p>
+    <w:p>
+      <w:r>
+        <w:t>えっ</w:t>
+      </w:r>
+      <w:r>
+        <w:t>…… → E… (review required)</w:t>
+      </w:r>
+    </w:p>
+    <w:p>
+      <w:r>
+        <w:lastRenderedPageBreak/>
         <w:t>There is no consonant after the sokuon in these examples, so there is nothing to double. Do not add a consonant and do not write tsu. Leave the sokuon without a Romaji letter and flag the result for review.</w:t>
       </w:r>
     </w:p>
     <w:p>
-      <w:pPr/>
-      <w:r>
-        <w:t>The same caution applies when っ/ッ is followed by a vowel, by a non-geminative sound such as n, m, r, w or y, or when repeated sokuon is used for emphasis. Do not invent a doubled form.</w:t>
-      </w:r>
-    </w:p>
-    <w:p>
-      <w:pPr/>
-      <w:r>
-        <w:t>A form such as っす is different. It is followed by s, so the normal rule still applies: っす → ssu.</w:t>
-      </w:r>
-    </w:p>
-    <w:p>
-      <w:pPr/>
-      <w:r>
-        <w:t>Full-sized つ and ツ normally remain tsu in modern text. Older or non-small typography may use a full-sized つ or ツ for a sokuon. Do not assume that every full-sized つ or ツ is a sokuon; only treat it as one when the reading or historical evidence confirms it.</w:t>
+      <w:r>
+        <w:t xml:space="preserve">The same caution applies when </w:t>
+      </w:r>
+      <w:r>
+        <w:t>っ</w:t>
+      </w:r>
+      <w:r>
+        <w:t>/</w:t>
+      </w:r>
+      <w:r>
+        <w:t>ッ</w:t>
+      </w:r>
+      <w:r>
+        <w:t xml:space="preserve"> is followed by a vowel, by a non-geminative sound such as n, m, r, w or y, or when repeated sokuon is used for emphasis. Do not invent a doubled form.</w:t>
+      </w:r>
+    </w:p>
+    <w:p>
+      <w:r>
+        <w:t xml:space="preserve">A form such as </w:t>
+      </w:r>
+      <w:r>
+        <w:t>っす</w:t>
+      </w:r>
+      <w:r>
+        <w:t xml:space="preserve"> is different. It is followed by s, so the normal rule still applies: </w:t>
+      </w:r>
+      <w:r>
+        <w:t>っす</w:t>
+      </w:r>
+      <w:r>
+        <w:t xml:space="preserve"> → ssu.</w:t>
+      </w:r>
+    </w:p>
+    <w:p>
+      <w:r>
+        <w:t xml:space="preserve">Full-sized </w:t>
+      </w:r>
+      <w:r>
+        <w:t>つ</w:t>
+      </w:r>
+      <w:r>
+        <w:t xml:space="preserve"> and </w:t>
+      </w:r>
+      <w:r>
+        <w:t>ツ</w:t>
+      </w:r>
+      <w:r>
+        <w:t xml:space="preserve"> normally remain tsu in modern text. Older or non-small typography may use a full-sized </w:t>
+      </w:r>
+      <w:r>
+        <w:t>つ</w:t>
+      </w:r>
+      <w:r>
+        <w:t xml:space="preserve"> or </w:t>
+      </w:r>
+      <w:r>
+        <w:t>ツ</w:t>
+      </w:r>
+      <w:r>
+        <w:t xml:space="preserve"> for a sokuon. Do not assume that every full-sized </w:t>
+      </w:r>
+      <w:r>
+        <w:t>つ</w:t>
+      </w:r>
+      <w:r>
+        <w:t xml:space="preserve"> or </w:t>
+      </w:r>
+      <w:r>
+        <w:t>ツ</w:t>
+      </w:r>
+      <w:r>
+        <w:t xml:space="preserve"> is a sokuon; only treat it as one when the reading or historical evidence confirms it.</w:t>
       </w:r>
     </w:p>
     <w:p>
@@ -2599,37 +3006,133 @@
       </w:r>
     </w:p>
     <w:p>
-      <w:pPr/>
       <w:r>
         <w:t>Japanese numbers are read compositionally, but long numeric expressions should remain readable rather than becoming one artificial Romaji word.</w:t>
       </w:r>
     </w:p>
     <w:p>
-      <w:pPr/>
-      <w:r>
-        <w:t>Keep a digit and the place-value unit that it directly forms together: 三百 → Sanbyaku, 三千 → Sanzen, 二万 → Niman, 二千万 → Nisenman, 一億 → Ichioku, and 一兆 → いっちょう → Icchou.</w:t>
-      </w:r>
-    </w:p>
-    <w:p>
-      <w:pPr/>
-      <w:r>
-        <w:t>When a completed numeric group is followed by a lower-value group, separate them with a space. For example: 二万三千四百五十六 → Niman Sanzen Yonhyaku Gojuuroku.</w:t>
-      </w:r>
-    </w:p>
-    <w:p>
-      <w:pPr/>
-      <w:r>
-        <w:t>Separate 円 from the preceding number: 一万円 → Ichiman En; 千円 → Sen En. This real word boundary takes precedence over the ん apostrophe rule, so 三千四百 is Sanzen Yonhyaku, not Sanzen'yonhyaku, and 千円 is Sen En, not Sen'en.</w:t>
-      </w:r>
-    </w:p>
-    <w:p>
-      <w:pPr/>
-      <w:r>
-        <w:t>The rule that ん is always written as n still applies inside numbers. Do not copy romanisation systems that assimilate n to m: 三百 → Sanbyaku and 三万 → Sanman.</w:t>
-      </w:r>
-    </w:p>
-    <w:p>
-      <w:pPr/>
+      <w:r>
+        <w:t xml:space="preserve">Keep a digit and the place-value unit that it directly forms together: </w:t>
+      </w:r>
+      <w:r>
+        <w:t>三百</w:t>
+      </w:r>
+      <w:r>
+        <w:t xml:space="preserve"> → Sanbyaku, </w:t>
+      </w:r>
+      <w:r>
+        <w:t>三千</w:t>
+      </w:r>
+      <w:r>
+        <w:t xml:space="preserve"> → Sanzen, </w:t>
+      </w:r>
+      <w:r>
+        <w:t>二万</w:t>
+      </w:r>
+      <w:r>
+        <w:t xml:space="preserve"> → Niman, </w:t>
+      </w:r>
+      <w:r>
+        <w:t>二千万</w:t>
+      </w:r>
+      <w:r>
+        <w:t xml:space="preserve"> → Nisenman, </w:t>
+      </w:r>
+      <w:r>
+        <w:t>一億</w:t>
+      </w:r>
+      <w:r>
+        <w:t xml:space="preserve"> → Ichioku, and </w:t>
+      </w:r>
+      <w:r>
+        <w:t>一兆</w:t>
+      </w:r>
+      <w:r>
+        <w:t xml:space="preserve"> → </w:t>
+      </w:r>
+      <w:r>
+        <w:t>いっちょう</w:t>
+      </w:r>
+      <w:r>
+        <w:t xml:space="preserve"> → Icchou.</w:t>
+      </w:r>
+    </w:p>
+    <w:p>
+      <w:r>
+        <w:t xml:space="preserve">When a completed numeric group is followed by a lower-value group, separate them with a space. For example: </w:t>
+      </w:r>
+      <w:r>
+        <w:t>二万三千四百五十六</w:t>
+      </w:r>
+      <w:r>
+        <w:t xml:space="preserve"> → Niman Sanzen Yonhyaku Gojuuroku.</w:t>
+      </w:r>
+    </w:p>
+    <w:p>
+      <w:r>
+        <w:t xml:space="preserve">Separate </w:t>
+      </w:r>
+      <w:r>
+        <w:t>円</w:t>
+      </w:r>
+      <w:r>
+        <w:t xml:space="preserve"> from the preceding number: </w:t>
+      </w:r>
+      <w:r>
+        <w:t>一万円</w:t>
+      </w:r>
+      <w:r>
+        <w:t xml:space="preserve"> → Ichiman En; </w:t>
+      </w:r>
+      <w:r>
+        <w:t>千円</w:t>
+      </w:r>
+      <w:r>
+        <w:t xml:space="preserve"> → Sen En. This real word boundary takes precedence over the </w:t>
+      </w:r>
+      <w:r>
+        <w:t>ん</w:t>
+      </w:r>
+      <w:r>
+        <w:t xml:space="preserve"> apostrophe rule, so </w:t>
+      </w:r>
+      <w:r>
+        <w:t>三千四百</w:t>
+      </w:r>
+      <w:r>
+        <w:t xml:space="preserve"> is Sanzen Yonhyaku, not Sanzen'yonhyaku, and </w:t>
+      </w:r>
+      <w:r>
+        <w:t>千円</w:t>
+      </w:r>
+      <w:r>
+        <w:t xml:space="preserve"> is Sen En, not Sen'en.</w:t>
+      </w:r>
+    </w:p>
+    <w:p>
+      <w:r>
+        <w:t xml:space="preserve">The rule that </w:t>
+      </w:r>
+      <w:r>
+        <w:t>ん</w:t>
+      </w:r>
+      <w:r>
+        <w:t xml:space="preserve"> is always written as n still applies inside numbers. Do not copy romanisation systems that assimilate n to m: </w:t>
+      </w:r>
+      <w:r>
+        <w:t>三百</w:t>
+      </w:r>
+      <w:r>
+        <w:t xml:space="preserve"> → Sanbyaku and </w:t>
+      </w:r>
+      <w:r>
+        <w:t>三万</w:t>
+      </w:r>
+      <w:r>
+        <w:t xml:space="preserve"> → Sanman.</w:t>
+      </w:r>
+    </w:p>
+    <w:p>
       <w:r>
         <w:t>Some strings made entirely from numeral Kanji can also have established lexical or name readings. Where the context does not safely distinguish the numeric interpretation from a whole-word/name reading, the result must be treated as reviewable rather than forcing a Kanji-by-Kanji guess.</w:t>
       </w:r>
@@ -2639,12 +3142,25 @@
         <w:pStyle w:val="Heading2"/>
       </w:pPr>
       <w:r>
+        <w:lastRenderedPageBreak/>
         <w:t>On'yomi vs Kun'yomi Readings</w:t>
       </w:r>
     </w:p>
     <w:p>
       <w:r>
-        <w:t>Kanji can have several readings. On'yomi (音読み) developed from historical Chinese pronunciations; Kun'yomi (訓読み) are Japanese readings associated with native vocabulary.</w:t>
+        <w:t>Kanji can have several readings. On'yomi (</w:t>
+      </w:r>
+      <w:r>
+        <w:t>音読み</w:t>
+      </w:r>
+      <w:r>
+        <w:t>) developed from historical Chinese pronunciations; Kun'yomi (</w:t>
+      </w:r>
+      <w:r>
+        <w:t>訓読み</w:t>
+      </w:r>
+      <w:r>
+        <w:t>) are Japanese readings associated with native vocabulary.</w:t>
       </w:r>
     </w:p>
     <w:p>
@@ -2673,16 +3189,400 @@
         <w:rPr>
           <w:rFonts w:hint="eastAsia"/>
         </w:rPr>
+        <w:t>学校</w:t>
+      </w:r>
+    </w:p>
+    <w:p>
+      <w:r>
+        <w:rPr>
+          <w:rFonts w:hint="eastAsia"/>
+        </w:rPr>
+        <w:t>学</w:t>
+      </w:r>
+      <w:r>
+        <w:rPr>
+          <w:rFonts w:hint="eastAsia"/>
+        </w:rPr>
+        <w:t xml:space="preserve"> </w:t>
+      </w:r>
+      <w:r>
+        <w:rPr>
+          <w:rFonts w:hint="eastAsia"/>
+        </w:rPr>
+        <w:t>→</w:t>
+      </w:r>
+      <w:r>
+        <w:rPr>
+          <w:rFonts w:hint="eastAsia"/>
+        </w:rPr>
+        <w:t xml:space="preserve"> </w:t>
+      </w:r>
+      <w:r>
+        <w:rPr>
+          <w:rFonts w:hint="eastAsia"/>
+        </w:rPr>
+        <w:t>がく</w:t>
+      </w:r>
+      <w:r>
+        <w:rPr>
+          <w:rFonts w:hint="eastAsia"/>
+        </w:rPr>
+        <w:t xml:space="preserve"> </w:t>
+      </w:r>
+      <w:r>
+        <w:rPr>
+          <w:rFonts w:hint="eastAsia"/>
+        </w:rPr>
+        <w:t>→</w:t>
+      </w:r>
+      <w:r>
+        <w:rPr>
+          <w:rFonts w:hint="eastAsia"/>
+        </w:rPr>
+        <w:t xml:space="preserve"> gaku</w:t>
+      </w:r>
+    </w:p>
+    <w:p>
+      <w:r>
+        <w:rPr>
+          <w:rFonts w:hint="eastAsia"/>
+        </w:rPr>
+        <w:t>校</w:t>
+      </w:r>
+      <w:r>
+        <w:rPr>
+          <w:rFonts w:hint="eastAsia"/>
+        </w:rPr>
+        <w:t xml:space="preserve"> </w:t>
+      </w:r>
+      <w:r>
+        <w:rPr>
+          <w:rFonts w:hint="eastAsia"/>
+        </w:rPr>
+        <w:t>→</w:t>
+      </w:r>
+      <w:r>
+        <w:rPr>
+          <w:rFonts w:hint="eastAsia"/>
+        </w:rPr>
+        <w:t xml:space="preserve"> </w:t>
+      </w:r>
+      <w:r>
+        <w:rPr>
+          <w:rFonts w:hint="eastAsia"/>
+        </w:rPr>
+        <w:t>こう</w:t>
+      </w:r>
+      <w:r>
+        <w:rPr>
+          <w:rFonts w:hint="eastAsia"/>
+        </w:rPr>
+        <w:t xml:space="preserve"> </w:t>
+      </w:r>
+      <w:r>
+        <w:rPr>
+          <w:rFonts w:hint="eastAsia"/>
+        </w:rPr>
+        <w:t>→</w:t>
+      </w:r>
+      <w:r>
+        <w:rPr>
+          <w:rFonts w:hint="eastAsia"/>
+        </w:rPr>
+        <w:t xml:space="preserve"> kou</w:t>
+      </w:r>
+    </w:p>
+    <w:p>
+      <w:r>
+        <w:rPr>
+          <w:rFonts w:hint="eastAsia"/>
+        </w:rPr>
+        <w:t>学校</w:t>
+      </w:r>
+      <w:r>
+        <w:rPr>
+          <w:rFonts w:hint="eastAsia"/>
+        </w:rPr>
+        <w:t xml:space="preserve"> </w:t>
+      </w:r>
+      <w:r>
+        <w:rPr>
+          <w:rFonts w:hint="eastAsia"/>
+        </w:rPr>
+        <w:t>→</w:t>
+      </w:r>
+      <w:r>
+        <w:rPr>
+          <w:rFonts w:hint="eastAsia"/>
+        </w:rPr>
+        <w:t xml:space="preserve"> </w:t>
+      </w:r>
+      <w:r>
+        <w:rPr>
+          <w:rFonts w:hint="eastAsia"/>
+        </w:rPr>
+        <w:t>がっこう</w:t>
+      </w:r>
+      <w:r>
+        <w:rPr>
+          <w:rFonts w:hint="eastAsia"/>
+        </w:rPr>
+        <w:t xml:space="preserve"> </w:t>
+      </w:r>
+      <w:r>
+        <w:rPr>
+          <w:rFonts w:hint="eastAsia"/>
+        </w:rPr>
+        <w:t>→</w:t>
+      </w:r>
+      <w:r>
+        <w:rPr>
+          <w:rFonts w:hint="eastAsia"/>
+        </w:rPr>
+        <w:t xml:space="preserve"> gakkou</w:t>
+      </w:r>
+    </w:p>
+    <w:p>
+      <w:r>
+        <w:t>Both Kanji use On'yomi here. Do not assume every Kanji compound does so; mixed and exceptional whole-word readings also occur.</w:t>
+      </w:r>
+    </w:p>
+    <w:p>
+      <w:pPr>
+        <w:pStyle w:val="Heading3"/>
+      </w:pPr>
+      <w:r>
+        <w:t>Kun'yomi</w:t>
+      </w:r>
+    </w:p>
+    <w:p>
+      <w:r>
+        <w:t>Kun'yomi is common when a Kanji represents a native Japanese word, especially when it is followed by okurigana (hiragana that completes the word).</w:t>
+      </w:r>
+    </w:p>
+    <w:p>
+      <w:r>
+        <w:t>For example</w:t>
+      </w:r>
+      <w:r>
+        <w:t>:</w:t>
+      </w:r>
+    </w:p>
+    <w:p>
+      <w:r>
+        <w:rPr>
+          <w:rFonts w:hint="eastAsia"/>
+        </w:rPr>
+        <w:t>食べる</w:t>
+      </w:r>
+    </w:p>
+    <w:p>
+      <w:r>
+        <w:rPr>
+          <w:rFonts w:hint="eastAsia"/>
+        </w:rPr>
+        <w:t>食</w:t>
+      </w:r>
+      <w:r>
+        <w:rPr>
+          <w:rFonts w:hint="eastAsia"/>
+        </w:rPr>
+        <w:t xml:space="preserve"> </w:t>
+      </w:r>
+      <w:r>
+        <w:rPr>
+          <w:rFonts w:hint="eastAsia"/>
+        </w:rPr>
+        <w:t>→</w:t>
+      </w:r>
+      <w:r>
+        <w:rPr>
+          <w:rFonts w:hint="eastAsia"/>
+        </w:rPr>
+        <w:t xml:space="preserve"> </w:t>
+      </w:r>
+      <w:r>
+        <w:rPr>
+          <w:rFonts w:hint="eastAsia"/>
+        </w:rPr>
+        <w:t>た</w:t>
+      </w:r>
+      <w:r>
+        <w:rPr>
+          <w:rFonts w:hint="eastAsia"/>
+        </w:rPr>
+        <w:t xml:space="preserve"> </w:t>
+      </w:r>
+      <w:r>
+        <w:rPr>
+          <w:rFonts w:hint="eastAsia"/>
+        </w:rPr>
+        <w:t>→</w:t>
+      </w:r>
+      <w:r>
+        <w:rPr>
+          <w:rFonts w:hint="eastAsia"/>
+        </w:rPr>
+        <w:t xml:space="preserve"> ta</w:t>
+      </w:r>
+    </w:p>
+    <w:p>
+      <w:r>
+        <w:rPr>
+          <w:rFonts w:hint="eastAsia"/>
+        </w:rPr>
+        <w:t>べる</w:t>
+      </w:r>
+      <w:r>
+        <w:rPr>
+          <w:rFonts w:hint="eastAsia"/>
+        </w:rPr>
+        <w:t xml:space="preserve"> </w:t>
+      </w:r>
+      <w:r>
+        <w:rPr>
+          <w:rFonts w:hint="eastAsia"/>
+        </w:rPr>
+        <w:t>→</w:t>
+      </w:r>
+      <w:r>
+        <w:rPr>
+          <w:rFonts w:hint="eastAsia"/>
+        </w:rPr>
+        <w:t xml:space="preserve"> beru</w:t>
+      </w:r>
+    </w:p>
+    <w:p>
+      <w:r>
+        <w:rPr>
+          <w:rFonts w:hint="eastAsia"/>
+        </w:rPr>
+        <w:t>食べる</w:t>
+      </w:r>
+      <w:r>
+        <w:rPr>
+          <w:rFonts w:hint="eastAsia"/>
+        </w:rPr>
+        <w:t xml:space="preserve"> </w:t>
+      </w:r>
+      <w:r>
+        <w:rPr>
+          <w:rFonts w:hint="eastAsia"/>
+        </w:rPr>
+        <w:t>→</w:t>
+      </w:r>
+      <w:r>
+        <w:rPr>
+          <w:rFonts w:hint="eastAsia"/>
+        </w:rPr>
+        <w:t xml:space="preserve"> taberu</w:t>
+      </w:r>
+    </w:p>
+    <w:p>
+      <w:r>
+        <w:t xml:space="preserve">Here, </w:t>
+      </w:r>
+      <w:r>
+        <w:t>食</w:t>
+      </w:r>
+      <w:r>
+        <w:t xml:space="preserve"> is using its Kun'yomi reading, ta</w:t>
+      </w:r>
+      <w:r>
+        <w:t xml:space="preserve">.  It does not use the On’yomi reading of </w:t>
+      </w:r>
+      <w:r>
+        <w:rPr>
+          <w:rStyle w:val="text-gray-600"/>
+        </w:rPr>
+        <w:t xml:space="preserve">shoku, as it would with </w:t>
+      </w:r>
+      <w:r>
+        <w:rPr>
+          <w:rStyle w:val="text-gray-600"/>
+        </w:rPr>
+        <w:t>食事</w:t>
+      </w:r>
+      <w:r>
+        <w:rPr>
+          <w:rStyle w:val="text-gray-600"/>
+        </w:rPr>
+        <w:t xml:space="preserve"> (</w:t>
+      </w:r>
+      <w:r>
+        <w:t>shokuji).</w:t>
+      </w:r>
+    </w:p>
+    <w:p>
+      <w:pPr>
+        <w:pStyle w:val="Heading3"/>
+      </w:pPr>
+      <w:r>
+        <w:t>Okurigana</w:t>
+      </w:r>
+    </w:p>
+    <w:p>
+      <w:r>
+        <w:t>Okurigana is hiragana written after a Kanji to complete or inflect a word. It often helps identify a Kun'yomi reading.</w:t>
+      </w:r>
+    </w:p>
+    <w:p>
+      <w:r>
         <w:lastRenderedPageBreak/>
-        <w:t>学校</w:t>
-      </w:r>
-    </w:p>
-    <w:p>
-      <w:r>
-        <w:rPr>
-          <w:rFonts w:hint="eastAsia"/>
-        </w:rPr>
-        <w:t>学</w:t>
+        <w:t>For example:</w:t>
+      </w:r>
+    </w:p>
+    <w:p>
+      <w:r>
+        <w:rPr>
+          <w:rFonts w:hint="eastAsia"/>
+        </w:rPr>
+        <w:t>食べる</w:t>
+      </w:r>
+    </w:p>
+    <w:p>
+      <w:r>
+        <w:rPr>
+          <w:rFonts w:hint="eastAsia"/>
+        </w:rPr>
+        <w:t xml:space="preserve">The kanji is </w:t>
+      </w:r>
+      <w:r>
+        <w:rPr>
+          <w:rFonts w:hint="eastAsia"/>
+        </w:rPr>
+        <w:t>食</w:t>
+      </w:r>
+      <w:r>
+        <w:rPr>
+          <w:rFonts w:hint="eastAsia"/>
+        </w:rPr>
+        <w:t xml:space="preserve">, while </w:t>
+      </w:r>
+      <w:r>
+        <w:rPr>
+          <w:rFonts w:hint="eastAsia"/>
+        </w:rPr>
+        <w:t>べる</w:t>
+      </w:r>
+      <w:r>
+        <w:rPr>
+          <w:rFonts w:hint="eastAsia"/>
+        </w:rPr>
+        <w:t xml:space="preserve"> is okurigana.</w:t>
+      </w:r>
+    </w:p>
+    <w:p>
+      <w:r>
+        <w:t>The reading is:</w:t>
+      </w:r>
+    </w:p>
+    <w:p>
+      <w:r>
+        <w:rPr>
+          <w:rFonts w:hint="eastAsia"/>
+        </w:rPr>
+        <w:t>食</w:t>
       </w:r>
       <w:r>
         <w:rPr>
@@ -2706,7 +3606,18 @@
         <w:rPr>
           <w:rFonts w:hint="eastAsia"/>
         </w:rPr>
-        <w:t>がく</w:t>
+        <w:t>た</w:t>
+      </w:r>
+      <w:r>
+        <w:t xml:space="preserve"> (ta)</w:t>
+      </w:r>
+    </w:p>
+    <w:p>
+      <w:r>
+        <w:rPr>
+          <w:rFonts w:hint="eastAsia"/>
+        </w:rPr>
+        <w:t>べる</w:t>
       </w:r>
       <w:r>
         <w:rPr>
@@ -2724,15 +3635,25 @@
         <w:rPr>
           <w:rFonts w:hint="eastAsia"/>
         </w:rPr>
-        <w:t xml:space="preserve"> gaku</w:t>
-      </w:r>
-    </w:p>
-    <w:p>
-      <w:r>
-        <w:rPr>
-          <w:rFonts w:hint="eastAsia"/>
-        </w:rPr>
-        <w:t>校</w:t>
+        <w:t xml:space="preserve"> beru</w:t>
+      </w:r>
+    </w:p>
+    <w:p>
+      <w:r>
+        <w:t>taberu</w:t>
+      </w:r>
+    </w:p>
+    <w:p>
+      <w:r>
+        <w:t>Similarly:</w:t>
+      </w:r>
+    </w:p>
+    <w:p>
+      <w:r>
+        <w:rPr>
+          <w:rFonts w:hint="eastAsia"/>
+        </w:rPr>
+        <w:t>飲む</w:t>
       </w:r>
       <w:r>
         <w:rPr>
@@ -2750,13 +3671,15 @@
         <w:rPr>
           <w:rFonts w:hint="eastAsia"/>
         </w:rPr>
-        <w:t xml:space="preserve"> </w:t>
-      </w:r>
-      <w:r>
-        <w:rPr>
-          <w:rFonts w:hint="eastAsia"/>
-        </w:rPr>
-        <w:t>こう</w:t>
+        <w:t xml:space="preserve"> nomu</w:t>
+      </w:r>
+    </w:p>
+    <w:p>
+      <w:r>
+        <w:rPr>
+          <w:rFonts w:hint="eastAsia"/>
+        </w:rPr>
+        <w:t>読む</w:t>
       </w:r>
       <w:r>
         <w:rPr>
@@ -2774,15 +3697,15 @@
         <w:rPr>
           <w:rFonts w:hint="eastAsia"/>
         </w:rPr>
-        <w:t xml:space="preserve"> kou</w:t>
-      </w:r>
-    </w:p>
-    <w:p>
-      <w:r>
-        <w:rPr>
-          <w:rFonts w:hint="eastAsia"/>
-        </w:rPr>
-        <w:t>学校</w:t>
+        <w:t xml:space="preserve"> yomu</w:t>
+      </w:r>
+    </w:p>
+    <w:p>
+      <w:r>
+        <w:rPr>
+          <w:rFonts w:hint="eastAsia"/>
+        </w:rPr>
+        <w:t>書く</w:t>
       </w:r>
       <w:r>
         <w:rPr>
@@ -2800,18 +3723,40 @@
         <w:rPr>
           <w:rFonts w:hint="eastAsia"/>
         </w:rPr>
-        <w:t xml:space="preserve"> </w:t>
-      </w:r>
-      <w:r>
-        <w:rPr>
-          <w:rFonts w:hint="eastAsia"/>
-        </w:rPr>
-        <w:t>がっこう</w:t>
-      </w:r>
-      <w:r>
-        <w:rPr>
-          <w:rFonts w:hint="eastAsia"/>
-        </w:rPr>
+        <w:t xml:space="preserve"> kaku</w:t>
+      </w:r>
+    </w:p>
+    <w:p>
+      <w:r>
+        <w:t>Okurigana is a useful clue, but it is not an absolute rule.</w:t>
+      </w:r>
+    </w:p>
+    <w:p>
+      <w:pPr>
+        <w:pStyle w:val="Heading3"/>
+      </w:pPr>
+      <w:r>
+        <w:t>Whole Word First</w:t>
+      </w:r>
+    </w:p>
+    <w:p>
+      <w:r>
+        <w:t>Do not determine a word's reading one Kanji at a time. Identify the reading of the complete word first, then romanise that reading.</w:t>
+      </w:r>
+    </w:p>
+    <w:p>
+      <w:r>
+        <w:t>For example:</w:t>
+      </w:r>
+    </w:p>
+    <w:p>
+      <w:r>
+        <w:rPr>
+          <w:rFonts w:hint="eastAsia"/>
+        </w:rPr>
+        <w:t>大人</w:t>
+      </w:r>
+      <w:r>
         <w:t xml:space="preserve"> </w:t>
       </w:r>
       <w:r>
@@ -2821,52 +3766,13 @@
         <w:t>→</w:t>
       </w:r>
       <w:r>
-        <w:rPr>
-          <w:rFonts w:hint="eastAsia"/>
-        </w:rPr>
-        <w:t xml:space="preserve"> gakkou</w:t>
-      </w:r>
-    </w:p>
-    <w:p>
-      <w:r>
-        <w:t>Both Kanji use On'yomi here. Do not assume every Kanji compound does so; mixed and exceptional whole-word readings also occur.</w:t>
-      </w:r>
-    </w:p>
-    <w:p>
-      <w:pPr>
-        <w:pStyle w:val="Heading3"/>
-      </w:pPr>
-      <w:r>
-        <w:t>Kun'yomi</w:t>
-      </w:r>
-    </w:p>
-    <w:p>
-      <w:r>
-        <w:t>Kun'yomi is common when a Kanji represents a native Japanese word, especially when it is followed by okurigana (hiragana that completes the word).</w:t>
-      </w:r>
-    </w:p>
-    <w:p>
-      <w:r>
-        <w:t>For example</w:t>
-      </w:r>
-      <w:r>
-        <w:t>:</w:t>
-      </w:r>
-    </w:p>
-    <w:p>
-      <w:r>
-        <w:rPr>
-          <w:rFonts w:hint="eastAsia"/>
-        </w:rPr>
-        <w:t>食べる</w:t>
-      </w:r>
-    </w:p>
-    <w:p>
-      <w:r>
-        <w:rPr>
-          <w:rFonts w:hint="eastAsia"/>
-        </w:rPr>
-        <w:t>食</w:t>
+        <w:t xml:space="preserve"> </w:t>
+      </w:r>
+      <w:r>
+        <w:rPr>
+          <w:rFonts w:hint="eastAsia"/>
+        </w:rPr>
+        <w:t>おとな</w:t>
       </w:r>
       <w:r>
         <w:rPr>
@@ -2884,403 +3790,15 @@
         <w:rPr>
           <w:rFonts w:hint="eastAsia"/>
         </w:rPr>
-        <w:t xml:space="preserve"> </w:t>
-      </w:r>
-      <w:r>
-        <w:rPr>
-          <w:rFonts w:hint="eastAsia"/>
-        </w:rPr>
-        <w:t>た</w:t>
-      </w:r>
-      <w:r>
-        <w:rPr>
-          <w:rFonts w:hint="eastAsia"/>
-        </w:rPr>
-        <w:t xml:space="preserve"> </w:t>
-      </w:r>
-      <w:r>
-        <w:rPr>
-          <w:rFonts w:hint="eastAsia"/>
-        </w:rPr>
-        <w:t>→</w:t>
-      </w:r>
-      <w:r>
-        <w:rPr>
-          <w:rFonts w:hint="eastAsia"/>
-        </w:rPr>
-        <w:t xml:space="preserve"> ta</w:t>
-      </w:r>
-    </w:p>
-    <w:p>
-      <w:r>
-        <w:rPr>
-          <w:rFonts w:hint="eastAsia"/>
-        </w:rPr>
-        <w:t>べる</w:t>
-      </w:r>
-      <w:r>
-        <w:rPr>
-          <w:rFonts w:hint="eastAsia"/>
-        </w:rPr>
-        <w:t xml:space="preserve"> </w:t>
-      </w:r>
-      <w:r>
-        <w:rPr>
-          <w:rFonts w:hint="eastAsia"/>
-        </w:rPr>
-        <w:t>→</w:t>
-      </w:r>
-      <w:r>
-        <w:rPr>
-          <w:rFonts w:hint="eastAsia"/>
-        </w:rPr>
-        <w:t xml:space="preserve"> beru</w:t>
-      </w:r>
-    </w:p>
-    <w:p>
-      <w:r>
-        <w:rPr>
-          <w:rFonts w:hint="eastAsia"/>
-        </w:rPr>
-        <w:t>食べる</w:t>
-      </w:r>
-      <w:r>
-        <w:rPr>
-          <w:rFonts w:hint="eastAsia"/>
-        </w:rPr>
-        <w:t xml:space="preserve"> </w:t>
-      </w:r>
-      <w:r>
-        <w:rPr>
-          <w:rFonts w:hint="eastAsia"/>
-        </w:rPr>
-        <w:t>→</w:t>
-      </w:r>
-      <w:r>
-        <w:rPr>
-          <w:rFonts w:hint="eastAsia"/>
-        </w:rPr>
-        <w:t xml:space="preserve"> taberu</w:t>
-      </w:r>
-    </w:p>
-    <w:p>
-      <w:r>
-        <w:t xml:space="preserve">Here, </w:t>
-      </w:r>
-      <w:r>
-        <w:t>食</w:t>
-      </w:r>
-      <w:r>
-        <w:t xml:space="preserve"> is using its Kun'yomi reading, ta</w:t>
-      </w:r>
-      <w:r>
-        <w:t xml:space="preserve">.  It does not use the On’yomi reading of </w:t>
-      </w:r>
-      <w:r>
-        <w:rPr>
-          <w:rStyle w:val="text-gray-600"/>
-        </w:rPr>
-        <w:t xml:space="preserve">shoku, as it would with </w:t>
-      </w:r>
-      <w:r>
-        <w:rPr>
-          <w:rStyle w:val="text-gray-600"/>
-        </w:rPr>
-        <w:t>食事</w:t>
-      </w:r>
-      <w:r>
-        <w:rPr>
-          <w:rStyle w:val="text-gray-600"/>
-        </w:rPr>
-        <w:t xml:space="preserve"> (</w:t>
-      </w:r>
-      <w:r>
-        <w:t>shokuji).</w:t>
-      </w:r>
-    </w:p>
-    <w:p>
-      <w:pPr>
-        <w:pStyle w:val="Heading3"/>
-      </w:pPr>
-      <w:r>
-        <w:t>Okurigana</w:t>
-      </w:r>
-    </w:p>
-    <w:p>
-      <w:r>
-        <w:t>Okurigana is hiragana written after a Kanji to complete or inflect a word. It often helps identify a Kun'yomi reading.</w:t>
-      </w:r>
-    </w:p>
-    <w:p>
-      <w:r>
-        <w:t>For example:</w:t>
-      </w:r>
-    </w:p>
-    <w:p>
-      <w:r>
-        <w:rPr>
-          <w:rFonts w:hint="eastAsia"/>
-        </w:rPr>
-        <w:t>食べる</w:t>
-      </w:r>
-    </w:p>
-    <w:p>
-      <w:r>
-        <w:rPr>
-          <w:rFonts w:hint="eastAsia"/>
-        </w:rPr>
-        <w:t xml:space="preserve">The kanji is </w:t>
-      </w:r>
-      <w:r>
-        <w:rPr>
-          <w:rFonts w:hint="eastAsia"/>
-        </w:rPr>
-        <w:t>食</w:t>
-      </w:r>
-      <w:r>
-        <w:rPr>
-          <w:rFonts w:hint="eastAsia"/>
-        </w:rPr>
-        <w:t xml:space="preserve">, while </w:t>
-      </w:r>
-      <w:r>
-        <w:rPr>
-          <w:rFonts w:hint="eastAsia"/>
-        </w:rPr>
-        <w:t>べる</w:t>
-      </w:r>
-      <w:r>
-        <w:rPr>
-          <w:rFonts w:hint="eastAsia"/>
-        </w:rPr>
-        <w:t xml:space="preserve"> is okurigana.</w:t>
-      </w:r>
-    </w:p>
-    <w:p>
-      <w:r>
-        <w:t>The reading is:</w:t>
-      </w:r>
-    </w:p>
-    <w:p>
-      <w:r>
-        <w:rPr>
-          <w:rFonts w:hint="eastAsia"/>
-        </w:rPr>
-        <w:t>食</w:t>
-      </w:r>
-      <w:r>
-        <w:rPr>
-          <w:rFonts w:hint="eastAsia"/>
-        </w:rPr>
-        <w:t xml:space="preserve"> </w:t>
-      </w:r>
-      <w:r>
-        <w:rPr>
-          <w:rFonts w:hint="eastAsia"/>
-        </w:rPr>
-        <w:t>→</w:t>
-      </w:r>
-      <w:r>
-        <w:rPr>
-          <w:rFonts w:hint="eastAsia"/>
-        </w:rPr>
-        <w:t xml:space="preserve"> </w:t>
-      </w:r>
-      <w:r>
-        <w:rPr>
-          <w:rFonts w:hint="eastAsia"/>
-        </w:rPr>
-        <w:t>た</w:t>
-      </w:r>
-      <w:r>
-        <w:t xml:space="preserve"> (ta)</w:t>
-      </w:r>
-    </w:p>
-    <w:p>
-      <w:r>
-        <w:rPr>
-          <w:rFonts w:hint="eastAsia"/>
-        </w:rPr>
-        <w:t>べる</w:t>
-      </w:r>
-      <w:r>
-        <w:rPr>
-          <w:rFonts w:hint="eastAsia"/>
-        </w:rPr>
-        <w:t xml:space="preserve"> </w:t>
-      </w:r>
-      <w:r>
-        <w:rPr>
-          <w:rFonts w:hint="eastAsia"/>
-        </w:rPr>
-        <w:t>→</w:t>
-      </w:r>
-      <w:r>
-        <w:rPr>
-          <w:rFonts w:hint="eastAsia"/>
-        </w:rPr>
-        <w:t xml:space="preserve"> beru</w:t>
-      </w:r>
-    </w:p>
-    <w:p>
-      <w:r>
-        <w:lastRenderedPageBreak/>
-        <w:t>taberu</w:t>
-      </w:r>
-    </w:p>
-    <w:p>
-      <w:r>
-        <w:t>Similarly:</w:t>
-      </w:r>
-    </w:p>
-    <w:p>
-      <w:r>
-        <w:rPr>
-          <w:rFonts w:hint="eastAsia"/>
-        </w:rPr>
-        <w:t>飲む</w:t>
-      </w:r>
-      <w:r>
-        <w:rPr>
-          <w:rFonts w:hint="eastAsia"/>
-        </w:rPr>
-        <w:t xml:space="preserve"> </w:t>
-      </w:r>
-      <w:r>
-        <w:rPr>
-          <w:rFonts w:hint="eastAsia"/>
-        </w:rPr>
-        <w:t>→</w:t>
-      </w:r>
-      <w:r>
-        <w:rPr>
-          <w:rFonts w:hint="eastAsia"/>
-        </w:rPr>
-        <w:t xml:space="preserve"> nomu</w:t>
-      </w:r>
-    </w:p>
-    <w:p>
-      <w:r>
-        <w:rPr>
-          <w:rFonts w:hint="eastAsia"/>
-        </w:rPr>
-        <w:t>読む</w:t>
-      </w:r>
-      <w:r>
-        <w:rPr>
-          <w:rFonts w:hint="eastAsia"/>
-        </w:rPr>
-        <w:t xml:space="preserve"> </w:t>
-      </w:r>
-      <w:r>
-        <w:rPr>
-          <w:rFonts w:hint="eastAsia"/>
-        </w:rPr>
-        <w:t>→</w:t>
-      </w:r>
-      <w:r>
-        <w:rPr>
-          <w:rFonts w:hint="eastAsia"/>
-        </w:rPr>
-        <w:t xml:space="preserve"> yomu</w:t>
-      </w:r>
-    </w:p>
-    <w:p>
-      <w:r>
-        <w:rPr>
-          <w:rFonts w:hint="eastAsia"/>
-        </w:rPr>
-        <w:t>書く</w:t>
-      </w:r>
-      <w:r>
-        <w:rPr>
-          <w:rFonts w:hint="eastAsia"/>
-        </w:rPr>
-        <w:t xml:space="preserve"> </w:t>
-      </w:r>
-      <w:r>
-        <w:rPr>
-          <w:rFonts w:hint="eastAsia"/>
-        </w:rPr>
-        <w:t>→</w:t>
-      </w:r>
-      <w:r>
-        <w:rPr>
-          <w:rFonts w:hint="eastAsia"/>
-        </w:rPr>
-        <w:t xml:space="preserve"> kaku</w:t>
-      </w:r>
-    </w:p>
-    <w:p>
-      <w:r>
-        <w:t>Okurigana is a useful clue, but it is not an absolute rule.</w:t>
-      </w:r>
-    </w:p>
-    <w:p>
-      <w:pPr>
-        <w:pStyle w:val="Heading3"/>
-      </w:pPr>
-      <w:r>
-        <w:t>Whole Word First</w:t>
-      </w:r>
-    </w:p>
-    <w:p>
-      <w:r>
-        <w:t>Do not determine a word's reading one Kanji at a time. Identify the reading of the complete word first, then romanise that reading.</w:t>
-      </w:r>
-    </w:p>
-    <w:p>
-      <w:r>
-        <w:t>For example:</w:t>
-      </w:r>
-    </w:p>
-    <w:p>
-      <w:r>
-        <w:rPr>
-          <w:rFonts w:hint="eastAsia"/>
-        </w:rPr>
+        <w:t xml:space="preserve"> otona</w:t>
+      </w:r>
+    </w:p>
+    <w:p>
+      <w:r>
         <w:t>大人</w:t>
       </w:r>
       <w:r>
-        <w:t xml:space="preserve"> </w:t>
-      </w:r>
-      <w:r>
-        <w:rPr>
-          <w:rFonts w:hint="eastAsia"/>
-        </w:rPr>
-        <w:t>→</w:t>
-      </w:r>
-      <w:r>
-        <w:t xml:space="preserve"> </w:t>
-      </w:r>
-      <w:r>
-        <w:rPr>
-          <w:rFonts w:hint="eastAsia"/>
-        </w:rPr>
-        <w:t>おとな</w:t>
-      </w:r>
-      <w:r>
-        <w:rPr>
-          <w:rFonts w:hint="eastAsia"/>
-        </w:rPr>
-        <w:t xml:space="preserve"> </w:t>
-      </w:r>
-      <w:r>
-        <w:rPr>
-          <w:rFonts w:hint="eastAsia"/>
-        </w:rPr>
-        <w:t>→</w:t>
-      </w:r>
-      <w:r>
-        <w:rPr>
-          <w:rFonts w:hint="eastAsia"/>
-        </w:rPr>
-        <w:t xml:space="preserve"> otona</w:t>
-      </w:r>
-    </w:p>
-    <w:p>
-      <w:r>
-        <w:t>大人 is an established whole-word reading. It cannot be safely predicted by combining the individual characters.</w:t>
+        <w:t xml:space="preserve"> is an established whole-word reading. It cannot be safely predicted by combining the individual characters.</w:t>
       </w:r>
     </w:p>
     <w:p>
@@ -3437,6 +3955,7 @@
         <w:rPr>
           <w:iCs w:val="0"/>
         </w:rPr>
+        <w:lastRenderedPageBreak/>
         <w:t>Mixed On'yomi and Kun'yomi</w:t>
       </w:r>
     </w:p>
@@ -3598,7 +4117,25 @@
     </w:p>
     <w:p>
       <w:r>
-        <w:t>For example, 朝 has the native reading あさ (asa) as well as On'yomi such as ちょう (chou).</w:t>
+        <w:t xml:space="preserve">For example, </w:t>
+      </w:r>
+      <w:r>
+        <w:t>朝</w:t>
+      </w:r>
+      <w:r>
+        <w:t xml:space="preserve"> has the native reading </w:t>
+      </w:r>
+      <w:r>
+        <w:t>あさ</w:t>
+      </w:r>
+      <w:r>
+        <w:t xml:space="preserve"> (asa) as well as On'yomi such as </w:t>
+      </w:r>
+      <w:r>
+        <w:t>ちょう</w:t>
+      </w:r>
+      <w:r>
+        <w:t xml:space="preserve"> (chou).</w:t>
       </w:r>
     </w:p>
     <w:p>
@@ -3811,6 +4348,7 @@
         <w:rPr>
           <w:iCs w:val="0"/>
         </w:rPr>
+        <w:lastRenderedPageBreak/>
         <w:t>Red Flag System</w:t>
       </w:r>
     </w:p>
@@ -3864,7 +4402,6 @@
         </w:numPr>
       </w:pPr>
       <w:r>
-        <w:lastRenderedPageBreak/>
         <w:t>a name is involved;</w:t>
       </w:r>
     </w:p>
@@ -3919,6 +4456,44 @@
     <w:p>
       <w:r>
         <w:t>The recommended manual workflow is: identify the complete word, verify its reading, obtain the kana, then romanise those kana using this guide.</w:t>
+      </w:r>
+    </w:p>
+    <w:p>
+      <w:pPr>
+        <w:pStyle w:val="Heading2"/>
+      </w:pPr>
+      <w:r>
+        <w:t>Inflection and Grammatical Words</w:t>
+      </w:r>
+    </w:p>
+    <w:p>
+      <w:pPr/>
+      <w:r>
+        <w:t>Endings that directly inflect a verb or adjective remain attached to that word. Do not insert a space simply because a tokenizer separates part of the conjugation.</w:t>
+      </w:r>
+    </w:p>
+    <w:p>
+      <w:pPr/>
+      <w:r>
+        <w:t>For example:</w:t>
+      </w:r>
+    </w:p>
+    <w:p>
+      <w:pPr/>
+      <w:r>
+        <w:t>行かなかった → Ikanakatta</w:t>
+      </w:r>
+    </w:p>
+    <w:p>
+      <w:pPr/>
+      <w:r>
+        <w:t>読まされる → Yomasareru</w:t>
+      </w:r>
+    </w:p>
+    <w:p>
+      <w:pPr/>
+      <w:r>
+        <w:t>A following independent verb or other separate grammatical word still uses the normal CJ2R spacing. For example, 食べて帰る → Tabete Kaeru. A genuine compound verb remains joined when the complete word is established independently of the tokenizer.</w:t>
       </w:r>
     </w:p>
     <w:p>
@@ -4530,6 +5105,7 @@
                 <w:sz w:val="16"/>
                 <w:szCs w:val="16"/>
               </w:rPr>
+              <w:lastRenderedPageBreak/>
               <w:t>いたい</w:t>
             </w:r>
           </w:p>
@@ -5290,7 +5866,6 @@
         <w:rPr>
           <w:rFonts w:hint="eastAsia"/>
         </w:rPr>
-        <w:lastRenderedPageBreak/>
         <w:t>日本は</w:t>
       </w:r>
       <w:r>
@@ -5500,7 +6075,16 @@
     </w:p>
     <w:p>
       <w:r>
-        <w:t>は is typically romanised as “ha” when it is part of an ordinary word; however, when は functions as the topic particle, it should be romanised as “wa”.</w:t>
+        <w:t>は</w:t>
+      </w:r>
+      <w:r>
+        <w:t xml:space="preserve"> is typically romanised as “ha” when it is part of an ordinary word; however, when </w:t>
+      </w:r>
+      <w:r>
+        <w:t>は</w:t>
+      </w:r>
+      <w:r>
+        <w:t xml:space="preserve"> functions as the topic particle, it should be romanised as “wa”.</w:t>
       </w:r>
     </w:p>
     <w:p>
@@ -5703,6 +6287,7 @@
         <w:rPr>
           <w:rFonts w:hint="eastAsia"/>
         </w:rPr>
+        <w:lastRenderedPageBreak/>
         <w:t>へ</w:t>
       </w:r>
       <w:r>
@@ -5711,7 +6296,16 @@
     </w:p>
     <w:p>
       <w:r>
-        <w:t>へ is typically romanised as “he” when it is part of an ordinary word; however, when へ functions as the directional particle, it should be romanised as “e”.</w:t>
+        <w:t>へ</w:t>
+      </w:r>
+      <w:r>
+        <w:t xml:space="preserve"> is typically romanised as “he” when it is part of an ordinary word; however, when </w:t>
+      </w:r>
+      <w:r>
+        <w:t>へ</w:t>
+      </w:r>
+      <w:r>
+        <w:t xml:space="preserve"> functions as the directional particle, it should be romanised as “e”.</w:t>
       </w:r>
     </w:p>
     <w:p>
@@ -5724,230 +6318,304 @@
         <w:rPr>
           <w:rFonts w:hint="eastAsia"/>
         </w:rPr>
+        <w:t>へや</w:t>
+      </w:r>
+      <w:r>
+        <w:rPr>
+          <w:rFonts w:hint="eastAsia"/>
+        </w:rPr>
+        <w:t xml:space="preserve"> </w:t>
+      </w:r>
+      <w:r>
+        <w:rPr>
+          <w:rFonts w:hint="eastAsia"/>
+        </w:rPr>
+        <w:t>→</w:t>
+      </w:r>
+      <w:r>
+        <w:rPr>
+          <w:rFonts w:hint="eastAsia"/>
+        </w:rPr>
+        <w:t xml:space="preserve"> heya </w:t>
+      </w:r>
+      <w:r>
+        <w:t>(</w:t>
+      </w:r>
+      <w:r>
+        <w:rPr>
+          <w:rFonts w:hint="eastAsia"/>
+        </w:rPr>
+        <w:t>room</w:t>
+      </w:r>
+      <w:r>
+        <w:t>)</w:t>
+      </w:r>
+    </w:p>
+    <w:p>
+      <w:r>
+        <w:rPr>
+          <w:rFonts w:hint="eastAsia"/>
+        </w:rPr>
+        <w:t>へび</w:t>
+      </w:r>
+      <w:r>
+        <w:rPr>
+          <w:rFonts w:hint="eastAsia"/>
+        </w:rPr>
+        <w:t xml:space="preserve"> </w:t>
+      </w:r>
+      <w:r>
+        <w:rPr>
+          <w:rFonts w:hint="eastAsia"/>
+        </w:rPr>
+        <w:t>→</w:t>
+      </w:r>
+      <w:r>
+        <w:rPr>
+          <w:rFonts w:hint="eastAsia"/>
+        </w:rPr>
+        <w:t xml:space="preserve"> hebi </w:t>
+      </w:r>
+      <w:r>
+        <w:t>(</w:t>
+      </w:r>
+      <w:r>
+        <w:rPr>
+          <w:rFonts w:hint="eastAsia"/>
+        </w:rPr>
+        <w:t>snake</w:t>
+      </w:r>
+      <w:r>
+        <w:t>)</w:t>
+      </w:r>
+    </w:p>
+    <w:p>
+      <w:r>
+        <w:rPr>
+          <w:rFonts w:hint="eastAsia"/>
+        </w:rPr>
+        <w:t>学校へ</w:t>
+      </w:r>
+      <w:r>
+        <w:rPr>
+          <w:rFonts w:hint="eastAsia"/>
+        </w:rPr>
+        <w:t xml:space="preserve"> </w:t>
+      </w:r>
+      <w:r>
+        <w:rPr>
+          <w:rFonts w:hint="eastAsia"/>
+        </w:rPr>
+        <w:t>→</w:t>
+      </w:r>
+      <w:r>
+        <w:rPr>
+          <w:rFonts w:hint="eastAsia"/>
+        </w:rPr>
+        <w:t xml:space="preserve"> gakkou e</w:t>
+      </w:r>
+    </w:p>
+    <w:p>
+      <w:r>
+        <w:rPr>
+          <w:rFonts w:hint="eastAsia"/>
+        </w:rPr>
+        <w:t>日本へ</w:t>
+      </w:r>
+      <w:r>
+        <w:rPr>
+          <w:rFonts w:hint="eastAsia"/>
+        </w:rPr>
+        <w:t xml:space="preserve"> </w:t>
+      </w:r>
+      <w:r>
+        <w:rPr>
+          <w:rFonts w:hint="eastAsia"/>
+        </w:rPr>
+        <w:t>→</w:t>
+      </w:r>
+      <w:r>
+        <w:rPr>
+          <w:rFonts w:hint="eastAsia"/>
+        </w:rPr>
+        <w:t xml:space="preserve"> Nihon e</w:t>
+      </w:r>
+    </w:p>
+    <w:p>
+      <w:pPr>
+        <w:pStyle w:val="Heading4"/>
+      </w:pPr>
+      <w:r>
+        <w:rPr>
+          <w:rFonts w:hint="eastAsia"/>
+        </w:rPr>
+        <w:t>を</w:t>
+      </w:r>
+      <w:r>
+        <w:t xml:space="preserve"> (Object Particle)</w:t>
+      </w:r>
+    </w:p>
+    <w:p>
+      <w:r>
+        <w:t>を</w:t>
+      </w:r>
+      <w:r>
+        <w:t xml:space="preserve"> is used mainly as the object particle. Although its historical reading is wo, in modern Japanese the particle is generally pronounced and romanised as o.</w:t>
+      </w:r>
+    </w:p>
+    <w:p>
+      <w:r>
+        <w:t>Therefore:</w:t>
+      </w:r>
+    </w:p>
+    <w:p>
+      <w:r>
+        <w:rPr>
+          <w:rFonts w:hint="eastAsia"/>
+        </w:rPr>
+        <w:t>本を</w:t>
+      </w:r>
+      <w:r>
+        <w:rPr>
+          <w:rFonts w:hint="eastAsia"/>
+        </w:rPr>
+        <w:t xml:space="preserve"> </w:t>
+      </w:r>
+      <w:r>
+        <w:rPr>
+          <w:rFonts w:hint="eastAsia"/>
+        </w:rPr>
+        <w:t>→</w:t>
+      </w:r>
+      <w:r>
+        <w:rPr>
+          <w:rFonts w:hint="eastAsia"/>
+        </w:rPr>
+        <w:t xml:space="preserve"> hon o</w:t>
+      </w:r>
+    </w:p>
+    <w:p>
+      <w:r>
+        <w:rPr>
+          <w:rFonts w:hint="eastAsia"/>
+        </w:rPr>
+        <w:t>水を</w:t>
+      </w:r>
+      <w:r>
+        <w:rPr>
+          <w:rFonts w:hint="eastAsia"/>
+        </w:rPr>
+        <w:t xml:space="preserve"> </w:t>
+      </w:r>
+      <w:r>
+        <w:rPr>
+          <w:rFonts w:hint="eastAsia"/>
+        </w:rPr>
+        <w:t>→</w:t>
+      </w:r>
+      <w:r>
+        <w:rPr>
+          <w:rFonts w:hint="eastAsia"/>
+        </w:rPr>
+        <w:t xml:space="preserve"> mizu o</w:t>
+      </w:r>
+    </w:p>
+    <w:p>
+      <w:r>
+        <w:rPr>
+          <w:rFonts w:hint="eastAsia"/>
+        </w:rPr>
+        <w:t>ご飯を食べる</w:t>
+      </w:r>
+      <w:r>
+        <w:rPr>
+          <w:rFonts w:hint="eastAsia"/>
+        </w:rPr>
+        <w:t xml:space="preserve"> </w:t>
+      </w:r>
+      <w:r>
+        <w:rPr>
+          <w:rFonts w:hint="eastAsia"/>
+        </w:rPr>
+        <w:t>→</w:t>
+      </w:r>
+      <w:r>
+        <w:rPr>
+          <w:rFonts w:hint="eastAsia"/>
+        </w:rPr>
+        <w:t xml:space="preserve"> gohan o taberu</w:t>
+      </w:r>
+    </w:p>
+    <w:p>
+      <w:pPr>
+        <w:pStyle w:val="Heading3"/>
+      </w:pPr>
+      <w:r>
+        <w:t>Particles Within Sentences</w:t>
+      </w:r>
+    </w:p>
+    <w:p>
+      <w:r>
+        <w:t>Particles should be romanised according to their grammatical function while the surrounding words are romanised normally.</w:t>
+      </w:r>
+    </w:p>
+    <w:p>
+      <w:r>
+        <w:t>For example:</w:t>
+      </w:r>
+    </w:p>
+    <w:p>
+      <w:r>
+        <w:rPr>
+          <w:rFonts w:hint="eastAsia"/>
+        </w:rPr>
+        <w:t>私は学校へ行く</w:t>
+      </w:r>
+    </w:p>
+    <w:p>
+      <w:r>
+        <w:t>watashi + wa + gakkou + e + iku</w:t>
+      </w:r>
+    </w:p>
+    <w:p>
+      <w:r>
+        <w:t xml:space="preserve">Watashi wa </w:t>
+      </w:r>
+      <w:r>
+        <w:t>G</w:t>
+      </w:r>
+      <w:r>
+        <w:t xml:space="preserve">akkou e </w:t>
+      </w:r>
+      <w:r>
+        <w:t>I</w:t>
+      </w:r>
+      <w:r>
+        <w:t>ku</w:t>
+      </w:r>
+    </w:p>
+    <w:p>
+      <w:pPr>
+        <w:pStyle w:val="Heading2"/>
+      </w:pPr>
+      <w:r>
+        <w:t>Punctuation</w:t>
+      </w:r>
+    </w:p>
+    <w:p>
+      <w:r>
+        <w:t>Use English-style punctuation in the Romaji output while preserving the original Japanese punctuation in the Japanese source field.</w:t>
+      </w:r>
+    </w:p>
+    <w:p>
+      <w:r>
+        <w:t>Japanese often uses full-width punctuation, while Romaji output should use the corresponding half-width English punctuation where appropriate.</w:t>
+      </w:r>
+    </w:p>
+    <w:p>
+      <w:r>
         <w:lastRenderedPageBreak/>
-        <w:t>へや</w:t>
-      </w:r>
-      <w:r>
-        <w:rPr>
-          <w:rFonts w:hint="eastAsia"/>
-        </w:rPr>
-        <w:t xml:space="preserve"> </w:t>
-      </w:r>
-      <w:r>
-        <w:rPr>
-          <w:rFonts w:hint="eastAsia"/>
-        </w:rPr>
-        <w:t>→</w:t>
-      </w:r>
-      <w:r>
-        <w:rPr>
-          <w:rFonts w:hint="eastAsia"/>
-        </w:rPr>
-        <w:t xml:space="preserve"> heya </w:t>
-      </w:r>
-      <w:r>
-        <w:t>(</w:t>
-      </w:r>
-      <w:r>
-        <w:rPr>
-          <w:rFonts w:hint="eastAsia"/>
-        </w:rPr>
-        <w:t>room</w:t>
-      </w:r>
-      <w:r>
-        <w:t>)</w:t>
-      </w:r>
-    </w:p>
-    <w:p>
-      <w:r>
-        <w:rPr>
-          <w:rFonts w:hint="eastAsia"/>
-        </w:rPr>
-        <w:t>へび</w:t>
-      </w:r>
-      <w:r>
-        <w:rPr>
-          <w:rFonts w:hint="eastAsia"/>
-        </w:rPr>
-        <w:t xml:space="preserve"> </w:t>
-      </w:r>
-      <w:r>
-        <w:rPr>
-          <w:rFonts w:hint="eastAsia"/>
-        </w:rPr>
-        <w:t>→</w:t>
-      </w:r>
-      <w:r>
-        <w:rPr>
-          <w:rFonts w:hint="eastAsia"/>
-        </w:rPr>
-        <w:t xml:space="preserve"> hebi </w:t>
-      </w:r>
-      <w:r>
-        <w:t>(</w:t>
-      </w:r>
-      <w:r>
-        <w:rPr>
-          <w:rFonts w:hint="eastAsia"/>
-        </w:rPr>
-        <w:t>snake</w:t>
-      </w:r>
-      <w:r>
-        <w:t>)</w:t>
-      </w:r>
-    </w:p>
-    <w:p>
-      <w:r>
-        <w:rPr>
-          <w:rFonts w:hint="eastAsia"/>
-        </w:rPr>
-        <w:t>学校へ</w:t>
-      </w:r>
-      <w:r>
-        <w:rPr>
-          <w:rFonts w:hint="eastAsia"/>
-        </w:rPr>
-        <w:t xml:space="preserve"> </w:t>
-      </w:r>
-      <w:r>
-        <w:rPr>
-          <w:rFonts w:hint="eastAsia"/>
-        </w:rPr>
-        <w:t>→</w:t>
-      </w:r>
-      <w:r>
-        <w:rPr>
-          <w:rFonts w:hint="eastAsia"/>
-        </w:rPr>
-        <w:t xml:space="preserve"> gakkou e</w:t>
-      </w:r>
-    </w:p>
-    <w:p>
-      <w:r>
-        <w:rPr>
-          <w:rFonts w:hint="eastAsia"/>
-        </w:rPr>
-        <w:t>日本へ</w:t>
-      </w:r>
-      <w:r>
-        <w:rPr>
-          <w:rFonts w:hint="eastAsia"/>
-        </w:rPr>
-        <w:t xml:space="preserve"> </w:t>
-      </w:r>
-      <w:r>
-        <w:rPr>
-          <w:rFonts w:hint="eastAsia"/>
-        </w:rPr>
-        <w:t>→</w:t>
-      </w:r>
-      <w:r>
-        <w:rPr>
-          <w:rFonts w:hint="eastAsia"/>
-        </w:rPr>
-        <w:t xml:space="preserve"> Nihon e</w:t>
-      </w:r>
-    </w:p>
-    <w:p>
-      <w:pPr>
-        <w:pStyle w:val="Heading4"/>
-      </w:pPr>
-      <w:r>
-        <w:rPr>
-          <w:rFonts w:hint="eastAsia"/>
-        </w:rPr>
-        <w:t>を</w:t>
-      </w:r>
-      <w:r>
-        <w:t xml:space="preserve"> (Object Particle)</w:t>
-      </w:r>
-    </w:p>
-    <w:p>
-      <w:r>
-        <w:t>を is used mainly as the object particle. Although its historical reading is wo, in modern Japanese the particle is generally pronounced and romanised as o.</w:t>
-      </w:r>
-    </w:p>
-    <w:p>
-      <w:r>
-        <w:t>Therefore:</w:t>
-      </w:r>
-    </w:p>
-    <w:p>
-      <w:r>
-        <w:rPr>
-          <w:rFonts w:hint="eastAsia"/>
-        </w:rPr>
-        <w:t>本を</w:t>
-      </w:r>
-      <w:r>
-        <w:rPr>
-          <w:rFonts w:hint="eastAsia"/>
-        </w:rPr>
-        <w:t xml:space="preserve"> </w:t>
-      </w:r>
-      <w:r>
-        <w:rPr>
-          <w:rFonts w:hint="eastAsia"/>
-        </w:rPr>
-        <w:t>→</w:t>
-      </w:r>
-      <w:r>
-        <w:rPr>
-          <w:rFonts w:hint="eastAsia"/>
-        </w:rPr>
-        <w:t xml:space="preserve"> hon o</w:t>
-      </w:r>
-    </w:p>
-    <w:p>
-      <w:r>
-        <w:rPr>
-          <w:rFonts w:hint="eastAsia"/>
-        </w:rPr>
-        <w:t>水を</w:t>
-      </w:r>
-      <w:r>
-        <w:rPr>
-          <w:rFonts w:hint="eastAsia"/>
-        </w:rPr>
-        <w:t xml:space="preserve"> </w:t>
-      </w:r>
-      <w:r>
-        <w:rPr>
-          <w:rFonts w:hint="eastAsia"/>
-        </w:rPr>
-        <w:t>→</w:t>
-      </w:r>
-      <w:r>
-        <w:rPr>
-          <w:rFonts w:hint="eastAsia"/>
-        </w:rPr>
-        <w:t xml:space="preserve"> mizu o</w:t>
-      </w:r>
-    </w:p>
-    <w:p>
-      <w:r>
-        <w:rPr>
-          <w:rFonts w:hint="eastAsia"/>
-        </w:rPr>
-        <w:t>ご飯を食べる</w:t>
-      </w:r>
-      <w:r>
-        <w:rPr>
-          <w:rFonts w:hint="eastAsia"/>
-        </w:rPr>
-        <w:t xml:space="preserve"> </w:t>
-      </w:r>
-      <w:r>
-        <w:rPr>
-          <w:rFonts w:hint="eastAsia"/>
-        </w:rPr>
-        <w:t>→</w:t>
-      </w:r>
-      <w:r>
-        <w:rPr>
-          <w:rFonts w:hint="eastAsia"/>
-        </w:rPr>
-        <w:t xml:space="preserve"> gohan o taberu</w:t>
+        <w:t>The examples below show how punctuation should appear in CJ2R-style Romaji.</w:t>
       </w:r>
     </w:p>
     <w:p>
@@ -5955,78 +6623,6 @@
         <w:pStyle w:val="Heading3"/>
       </w:pPr>
       <w:r>
-        <w:t>Particles Within Sentences</w:t>
-      </w:r>
-    </w:p>
-    <w:p>
-      <w:r>
-        <w:t>Particles should be romanised according to their grammatical function while the surrounding words are romanised normally.</w:t>
-      </w:r>
-    </w:p>
-    <w:p>
-      <w:r>
-        <w:t>For example:</w:t>
-      </w:r>
-    </w:p>
-    <w:p>
-      <w:r>
-        <w:rPr>
-          <w:rFonts w:hint="eastAsia"/>
-        </w:rPr>
-        <w:t>私は学校へ行く</w:t>
-      </w:r>
-    </w:p>
-    <w:p>
-      <w:r>
-        <w:t>watashi + wa + gakkou + e + iku</w:t>
-      </w:r>
-    </w:p>
-    <w:p>
-      <w:r>
-        <w:t xml:space="preserve">Watashi wa </w:t>
-      </w:r>
-      <w:r>
-        <w:t>G</w:t>
-      </w:r>
-      <w:r>
-        <w:t xml:space="preserve">akkou e </w:t>
-      </w:r>
-      <w:r>
-        <w:t>I</w:t>
-      </w:r>
-      <w:r>
-        <w:t>ku</w:t>
-      </w:r>
-    </w:p>
-    <w:p>
-      <w:pPr>
-        <w:pStyle w:val="Heading2"/>
-      </w:pPr>
-      <w:r>
-        <w:t>Punctuation</w:t>
-      </w:r>
-    </w:p>
-    <w:p>
-      <w:r>
-        <w:t>Use English-style punctuation in the Romaji output while preserving the original Japanese punctuation in the Japanese source field.</w:t>
-      </w:r>
-    </w:p>
-    <w:p>
-      <w:r>
-        <w:t>Japanese often uses full-width punctuation, while Romaji output should use the corresponding half-width English punctuation where appropriate.</w:t>
-      </w:r>
-    </w:p>
-    <w:p>
-      <w:r>
-        <w:t>The examples below show how punctuation should appear in CJ2R-style Romaji.</w:t>
-      </w:r>
-    </w:p>
-    <w:p>
-      <w:pPr>
-        <w:pStyle w:val="Heading3"/>
-      </w:pPr>
-      <w:r>
-        <w:lastRenderedPageBreak/>
         <w:t>Table of Punctuation</w:t>
       </w:r>
     </w:p>
@@ -6808,6 +7404,7 @@
         <w:rPr>
           <w:rFonts w:hint="eastAsia"/>
         </w:rPr>
+        <w:lastRenderedPageBreak/>
         <w:t>「彼は『日本語を勉強している』と言いました。」</w:t>
       </w:r>
     </w:p>
@@ -6817,6 +7414,12 @@
       </w:r>
     </w:p>
     <w:p>
+      <w:pPr/>
+      <w:r>
+        <w:t>A particle written outside a closing quotation mark keeps its normal grammatical role. The quotation marks do not turn it into part of the quoted word. For example, 「日本語を勉強している」と言いました。 → "Nihongo o Benkyou Shiteiru" to Iimashita.</w:t>
+      </w:r>
+    </w:p>
+    <w:p>
       <w:pPr>
         <w:pStyle w:val="Heading4"/>
       </w:pPr>
@@ -6826,7 +7429,25 @@
     </w:p>
     <w:p>
       <w:r>
-        <w:t>Japanese does not always use ？ or ！ in the same way as English. A sentence can be grammatically interrogative and still end with 。.</w:t>
+        <w:t xml:space="preserve">Japanese does not always use </w:t>
+      </w:r>
+      <w:r>
+        <w:t>？</w:t>
+      </w:r>
+      <w:r>
+        <w:t xml:space="preserve"> or </w:t>
+      </w:r>
+      <w:r>
+        <w:t>！</w:t>
+      </w:r>
+      <w:r>
+        <w:t xml:space="preserve"> in the same way as English. A sentence can be grammatically interrogative and still end with </w:t>
+      </w:r>
+      <w:r>
+        <w:t>。</w:t>
+      </w:r>
+      <w:r>
+        <w:t>.</w:t>
       </w:r>
     </w:p>
     <w:p>
@@ -6836,12 +7457,18 @@
     </w:p>
     <w:p>
       <w:r>
-        <w:t>これは何ですか。 → Kore wa Nani Desu ka?</w:t>
-      </w:r>
-    </w:p>
-    <w:p>
-      <w:r>
-        <w:t>？ is also very common in modern Japanese, especially in informal writing:</w:t>
+        <w:t>これは何ですか。</w:t>
+      </w:r>
+      <w:r>
+        <w:t xml:space="preserve"> → Kore wa Nani Desu ka?</w:t>
+      </w:r>
+    </w:p>
+    <w:p>
+      <w:r>
+        <w:t>？</w:t>
+      </w:r>
+      <w:r>
+        <w:t xml:space="preserve"> is also very common in modern Japanese, especially in informal writing:</w:t>
       </w:r>
     </w:p>
     <w:p>
@@ -6951,7 +7578,10 @@
     </w:p>
     <w:p>
       <w:r>
-        <w:t>アンナ・マリア → Anna Maria</w:t>
+        <w:t>アンナ・マリア</w:t>
+      </w:r>
+      <w:r>
+        <w:t xml:space="preserve"> → Anna Maria</w:t>
       </w:r>
     </w:p>
     <w:p>
@@ -6961,7 +7591,10 @@
     </w:p>
     <w:p>
       <w:r>
-        <w:t>東京・大阪・京都 → Toukyou, Oosaka, and Kyouto</w:t>
+        <w:t>東京・大阪・京都</w:t>
+      </w:r>
+      <w:r>
+        <w:t xml:space="preserve"> → Toukyou, Oosaka, and Kyouto</w:t>
       </w:r>
     </w:p>
     <w:p>
@@ -7129,6 +7762,12 @@
       </w:r>
     </w:p>
     <w:p>
+      <w:pPr/>
+      <w:r>
+        <w:t>If the source itself contains a space, preserve that structural separation without changing the grammatical role of the surrounding words. A particle remains a particle even when a space or quotation mark appears next to it.</w:t>
+      </w:r>
+    </w:p>
+    <w:p>
       <w:pPr>
         <w:pStyle w:val="Heading2"/>
       </w:pPr>
@@ -7137,44 +7776,211 @@
       </w:r>
     </w:p>
     <w:p>
-      <w:pPr>
+      <w:r>
+        <w:t>Loanwords (usually written in katakana) should use their reviewed spelling in the source language rather than a purely phonetic katakana romanisation.</w:t>
+      </w:r>
+      <w:r>
         <w:rPr>
           <w:rStyle w:val="b"/>
         </w:rPr>
-      </w:pPr>
-      <w:r>
-        <w:t>Loanwords (usually written in katakana) should use their reviewed spelling in the source language rather than a purely phonetic katakana romanisation.</w:t>
-      </w:r>
-    </w:p>
-    <w:p>
-      <w:pPr>
-        <w:rPr>
-          <w:rStyle w:val="b"/>
-        </w:rPr>
-      </w:pPr>
-      <w:r>
-        <w:rPr>
-          <w:rStyle w:val="b"/>
-        </w:rPr>
-        <w:t>Examples:</w:t>
-      </w:r>
-    </w:p>
-    <w:p>
-      <w:pPr>
-        <w:rPr>
-          <w:rStyle w:val="b"/>
-        </w:rPr>
-      </w:pPr>
-      <w:r>
-        <w:rPr>
-          <w:rStyle w:val="b"/>
-        </w:rPr>
-        <w:t>オータム</w:t>
-      </w:r>
-      <w:r>
-        <w:rPr>
-          <w:rStyle w:val="b"/>
-        </w:rPr>
+        <w:t xml:space="preserve">  </w:t>
+      </w:r>
+      <w:r>
+        <w:t>Use a</w:t>
+      </w:r>
+      <w:r>
+        <w:t xml:space="preserve">n </w:t>
+      </w:r>
+      <w:r>
+        <w:t xml:space="preserve">equivalent rather than deleting unsupported letters; for example, </w:t>
+      </w:r>
+      <w:r>
+        <w:t>デビュー</w:t>
+      </w:r>
+      <w:r>
+        <w:t xml:space="preserve"> → Debut, </w:t>
+      </w:r>
+      <w:r>
+        <w:t>メルヘン</w:t>
+      </w:r>
+      <w:r>
+        <w:t xml:space="preserve"> → Marchen and Straße-derived spellings use ss for ß.</w:t>
+      </w:r>
+    </w:p>
+    <w:p>
+      <w:r>
+        <w:t xml:space="preserve">Where an established modern Japanese language name is formed from a foreign country name plus </w:t>
+      </w:r>
+      <w:r>
+        <w:t>語</w:t>
+      </w:r>
+      <w:r>
+        <w:t xml:space="preserve">, preserve the reviewed conventional English country name and romanise </w:t>
+      </w:r>
+      <w:r>
+        <w:t>語</w:t>
+      </w:r>
+      <w:r>
+        <w:t xml:space="preserve"> as -go. For example, </w:t>
+      </w:r>
+      <w:r>
+        <w:t>ロシア語</w:t>
+      </w:r>
+      <w:r>
+        <w:t xml:space="preserve"> → Russia-go and </w:t>
+      </w:r>
+      <w:r>
+        <w:t>トルコ語</w:t>
+      </w:r>
+      <w:r>
+        <w:t xml:space="preserve"> → Turkey-go. This is not a productive rule: do not invent a country + -go form for a nonstandard, obsolete or otherwise unreviewed expression; for example, </w:t>
+      </w:r>
+      <w:r>
+        <w:t>イギリス語</w:t>
+      </w:r>
+      <w:r>
+        <w:t xml:space="preserve"> must not be converted to United Kingdom-go merely from </w:t>
+      </w:r>
+      <w:r>
+        <w:t>イギリス</w:t>
+      </w:r>
+      <w:r>
+        <w:t xml:space="preserve"> → United Kingdom.</w:t>
+      </w:r>
+    </w:p>
+    <w:p>
+      <w:pPr>
+        <w:pStyle w:val="Heading3"/>
+      </w:pPr>
+      <w:r>
+        <w:t>Choosing the Source-Language Spelling</w:t>
+      </w:r>
+    </w:p>
+    <w:p>
+      <w:pPr/>
+      <w:r>
+        <w:t>A defensible reviewed canonical donor spelling may be emitted even when another legitimate donor interpretation exists. Choosing the output and deciding whether the ambiguity requires review are separate decisions. A rare or incidental alternate does not automatically make the output reviewable. A material or common alternate may require review when the surrounding Japanese does not resolve it. Do not fall back to a mechanical Katakana romanisation merely because more than one donor interpretation exists.</w:t>
+      </w:r>
+    </w:p>
+    <w:p>
+      <w:pPr/>
+      <w:r>
+        <w:t>For example:</w:t>
+      </w:r>
+    </w:p>
+    <w:p>
+      <w:pPr/>
+      <w:r>
+        <w:t>カード → Card</w:t>
+      </w:r>
+    </w:p>
+    <w:p>
+      <w:pPr/>
+      <w:r>
+        <w:t>ホーム → Home</w:t>
+      </w:r>
+    </w:p>
+    <w:p>
+      <w:pPr/>
+      <w:r>
+        <w:t>ベース → Base</w:t>
+      </w:r>
+    </w:p>
+    <w:p>
+      <w:pPr/>
+      <w:r>
+        <w:t>The established defaults are カード → Card, ホーム → Home and ベース → Base. For a materially ambiguous form, sufficiently strong context may select a reviewed alternate without review; for example, clear musical context may resolve ベース → Bass. If context does not settle a genuinely material ambiguity, keep the reviewed canonical default and mark the result for review. Output selection and ambiguity handling therefore remain separate decisions.</w:t>
+      </w:r>
+    </w:p>
+    <w:p>
+      <w:pPr>
+        <w:pStyle w:val="Heading3"/>
+      </w:pPr>
+      <w:r>
+        <w:t>Clipped and Abbreviated Loanwords</w:t>
+      </w:r>
+    </w:p>
+    <w:p>
+      <w:pPr/>
+      <w:r>
+        <w:t>Japanese often shortens borrowed words after they enter the language. When a clipping or abbreviation is established as Japanese vocabulary, CJ2R preserves the established Japanese clipped Roman form. It does not reconstruct the historical full donor expression merely because the etymology is known.</w:t>
+      </w:r>
+    </w:p>
+    <w:p>
+      <w:pPr/>
+      <w:r>
+        <w:t>Examples: アニメ → Anime; パソコン → Pasokon; エアコン → Eakon; マスコミ → Masukomi. These are treated as established Japanese clippings, not automatically expanded to their historical full donor expressions.</w:t>
+      </w:r>
+    </w:p>
+    <w:p>
+      <w:pPr>
+        <w:pStyle w:val="Heading3"/>
+      </w:pPr>
+      <w:r>
+        <w:t>Japanese-Made Foreign Expressions</w:t>
+      </w:r>
+    </w:p>
+    <w:p>
+      <w:pPr/>
+      <w:r>
+        <w:t>Wasei-eigo and similar Japanese-made expressions are Japanese vocabulary built from foreign-derived parts. Do not translate them into idiomatic English. Where an established Roman representation exists, preserve the Japanese-coined expression using reviewed source-component spelling. Do not reconstruct an unattested English phrase simply because its individual parts originated in English or another donor language.</w:t>
+      </w:r>
+    </w:p>
+    <w:p>
+      <w:pPr>
+        <w:pStyle w:val="Heading3"/>
+      </w:pPr>
+      <w:r>
+        <w:t>Non-English and Non-Latin Sources</w:t>
+      </w:r>
+    </w:p>
+    <w:p>
+      <w:pPr/>
+      <w:r>
+        <w:t>Loanwords are not assumed to come from English. Use the reviewed donor spelling for words borrowed from non-English European languages such as German, French, Portuguese or Dutch when that donor is the established source. CJ2R runtime output uses its conventional unaccented Latin/ASCII form: preserve the reviewed donor identity while using the established ASCII-safe equivalent for diacritics and similar characters. German ß is represented as ss. The original donor spelling, including diacritics where relevant, belongs in provenance rather than being forced into runtime output.</w:t>
+      </w:r>
+    </w:p>
+    <w:p>
+      <w:pPr/>
+      <w:r>
+        <w:t>When the donor language normally uses a non-Latin script, including Cyrillic or other non-Latin writing systems, use a reviewed established Latin spelling or transliteration. Do not copy the donor script into Romaji output and do not invent an English form merely to avoid the original script. The same evidence standard applies: use the reviewed Latin representation that best reflects the established donor form.</w:t>
+      </w:r>
+    </w:p>
+    <w:p>
+      <w:pPr>
+        <w:pStyle w:val="Heading3"/>
+      </w:pPr>
+      <w:r>
+        <w:lastRenderedPageBreak/>
+        <w:t>Kanji Used as Phonetic Representations of Foreign Words (Ateji)</w:t>
+      </w:r>
+    </w:p>
+    <w:p>
+      <w:r>
+        <w:t>Ateji (</w:t>
+      </w:r>
+      <w:r>
+        <w:t>当て字</w:t>
+      </w:r>
+      <w:r>
+        <w:t>) uses Kanji primarily for sound. Some ateji represent foreign loanwords, but not all ateji are foreign-derived.</w:t>
+      </w:r>
+    </w:p>
+    <w:p>
+      <w:r>
+        <w:t>When an ateji represents a foreign loanword, follow the Loanwords rule and use the reviewed source-language spelling.</w:t>
+      </w:r>
+    </w:p>
+    <w:p>
+      <w:r>
+        <w:t>For example:</w:t>
+      </w:r>
+    </w:p>
+    <w:p>
+      <w:r>
+        <w:t>缶</w:t>
+      </w:r>
+      <w:r>
         <w:t xml:space="preserve"> </w:t>
       </w:r>
       <w:r>
@@ -7187,28 +7993,12 @@
         <w:t xml:space="preserve"> </w:t>
       </w:r>
       <w:r>
-        <w:rPr>
-          <w:rStyle w:val="b"/>
-        </w:rPr>
-        <w:t>Autumn</w:t>
-      </w:r>
-    </w:p>
-    <w:p>
-      <w:pPr>
-        <w:rPr>
-          <w:rStyle w:val="b"/>
-        </w:rPr>
-      </w:pPr>
-      <w:r>
-        <w:rPr>
-          <w:rStyle w:val="b"/>
-        </w:rPr>
-        <w:t>アルバイト</w:t>
-      </w:r>
-      <w:r>
-        <w:rPr>
-          <w:rStyle w:val="b"/>
-        </w:rPr>
+        <w:t>かん</w:t>
+      </w:r>
+      <w:r>
+        <w:t xml:space="preserve"> (kan)</w:t>
+      </w:r>
+      <w:r>
         <w:t xml:space="preserve"> </w:t>
       </w:r>
       <w:r>
@@ -7218,13 +8008,431 @@
         <w:t>→</w:t>
       </w:r>
       <w:r>
-        <w:t xml:space="preserve"> </w:t>
-      </w:r>
-      <w:r>
-        <w:rPr>
-          <w:rStyle w:val="b"/>
-        </w:rPr>
-        <w:t>Arbeit</w:t>
+        <w:t xml:space="preserve"> can</w:t>
+      </w:r>
+    </w:p>
+    <w:p>
+      <w:r>
+        <w:t>珈琲</w:t>
+      </w:r>
+      <w:r>
+        <w:t xml:space="preserve"> </w:t>
+      </w:r>
+      <w:r>
+        <w:rPr>
+          <w:rFonts w:hint="eastAsia"/>
+        </w:rPr>
+        <w:t>→</w:t>
+      </w:r>
+      <w:r>
+        <w:t xml:space="preserve"> </w:t>
+      </w:r>
+      <w:r>
+        <w:t>コーヒー</w:t>
+      </w:r>
+      <w:r>
+        <w:t xml:space="preserve"> (k</w:t>
+      </w:r>
+      <w:r>
+        <w:t>oo</w:t>
+      </w:r>
+      <w:r>
+        <w:t>h</w:t>
+      </w:r>
+      <w:r>
+        <w:t>ii</w:t>
+      </w:r>
+      <w:r>
+        <w:t>)</w:t>
+      </w:r>
+      <w:r>
+        <w:t xml:space="preserve"> </w:t>
+      </w:r>
+      <w:r>
+        <w:rPr>
+          <w:rFonts w:hint="eastAsia"/>
+        </w:rPr>
+        <w:t>→</w:t>
+      </w:r>
+      <w:r>
+        <w:t xml:space="preserve"> coffee</w:t>
+      </w:r>
+    </w:p>
+    <w:p>
+      <w:r>
+        <w:t>瓦斯</w:t>
+      </w:r>
+      <w:r>
+        <w:t xml:space="preserve"> </w:t>
+      </w:r>
+      <w:r>
+        <w:rPr>
+          <w:rFonts w:hint="eastAsia"/>
+        </w:rPr>
+        <w:t>→</w:t>
+      </w:r>
+      <w:r>
+        <w:t xml:space="preserve"> </w:t>
+      </w:r>
+      <w:r>
+        <w:t>ガス</w:t>
+      </w:r>
+      <w:r>
+        <w:t xml:space="preserve"> (gasu)</w:t>
+      </w:r>
+      <w:r>
+        <w:t xml:space="preserve"> </w:t>
+      </w:r>
+      <w:r>
+        <w:rPr>
+          <w:rFonts w:hint="eastAsia"/>
+        </w:rPr>
+        <w:t>→</w:t>
+      </w:r>
+      <w:r>
+        <w:t xml:space="preserve"> gas</w:t>
+      </w:r>
+    </w:p>
+    <w:p>
+      <w:r>
+        <w:t>倶楽部</w:t>
+      </w:r>
+      <w:r>
+        <w:t xml:space="preserve"> </w:t>
+      </w:r>
+      <w:r>
+        <w:rPr>
+          <w:rFonts w:hint="eastAsia"/>
+        </w:rPr>
+        <w:t>→</w:t>
+      </w:r>
+      <w:r>
+        <w:t xml:space="preserve"> </w:t>
+      </w:r>
+      <w:r>
+        <w:t>クラブ</w:t>
+      </w:r>
+      <w:r>
+        <w:t xml:space="preserve"> (kurabu)</w:t>
+      </w:r>
+      <w:r>
+        <w:t xml:space="preserve"> </w:t>
+      </w:r>
+      <w:r>
+        <w:rPr>
+          <w:rFonts w:hint="eastAsia"/>
+        </w:rPr>
+        <w:t>→</w:t>
+      </w:r>
+      <w:r>
+        <w:t xml:space="preserve"> club</w:t>
+      </w:r>
+    </w:p>
+    <w:p>
+      <w:r>
+        <w:t>煙草</w:t>
+      </w:r>
+      <w:r>
+        <w:t xml:space="preserve"> </w:t>
+      </w:r>
+      <w:r>
+        <w:rPr>
+          <w:rFonts w:hint="eastAsia"/>
+        </w:rPr>
+        <w:t>→</w:t>
+      </w:r>
+      <w:r>
+        <w:t xml:space="preserve"> </w:t>
+      </w:r>
+      <w:r>
+        <w:t>タバコ</w:t>
+      </w:r>
+      <w:r>
+        <w:t xml:space="preserve"> (tabako)</w:t>
+      </w:r>
+      <w:r>
+        <w:t xml:space="preserve"> </w:t>
+      </w:r>
+      <w:r>
+        <w:rPr>
+          <w:rFonts w:hint="eastAsia"/>
+        </w:rPr>
+        <w:t>→</w:t>
+      </w:r>
+      <w:r>
+        <w:t xml:space="preserve"> tobacco</w:t>
+      </w:r>
+    </w:p>
+    <w:p>
+      <w:r>
+        <w:t>This rule applies to the foreign-derived word represented by the kanji, not simply to any kanji whose meaning happens to have an English translation.</w:t>
+      </w:r>
+    </w:p>
+    <w:p>
+      <w:r>
+        <w:t>For example:</w:t>
+      </w:r>
+    </w:p>
+    <w:p>
+      <w:r>
+        <w:rPr>
+          <w:rFonts w:hint="eastAsia"/>
+        </w:rPr>
+        <w:t>猫</w:t>
+      </w:r>
+      <w:r>
+        <w:rPr>
+          <w:rFonts w:hint="eastAsia"/>
+        </w:rPr>
+        <w:t xml:space="preserve"> </w:t>
+      </w:r>
+      <w:r>
+        <w:rPr>
+          <w:rFonts w:hint="eastAsia"/>
+        </w:rPr>
+        <w:t>→</w:t>
+      </w:r>
+      <w:r>
+        <w:rPr>
+          <w:rFonts w:hint="eastAsia"/>
+        </w:rPr>
+        <w:t xml:space="preserve"> neko, not cat</w:t>
+      </w:r>
+    </w:p>
+    <w:p>
+      <w:r>
+        <w:rPr>
+          <w:rFonts w:hint="eastAsia"/>
+        </w:rPr>
+        <w:t>山</w:t>
+      </w:r>
+      <w:r>
+        <w:rPr>
+          <w:rFonts w:hint="eastAsia"/>
+        </w:rPr>
+        <w:t xml:space="preserve"> </w:t>
+      </w:r>
+      <w:r>
+        <w:rPr>
+          <w:rFonts w:hint="eastAsia"/>
+        </w:rPr>
+        <w:t>→</w:t>
+      </w:r>
+      <w:r>
+        <w:rPr>
+          <w:rFonts w:hint="eastAsia"/>
+        </w:rPr>
+        <w:t xml:space="preserve"> yama, not mountain</w:t>
+      </w:r>
+    </w:p>
+    <w:p>
+      <w:r>
+        <w:rPr>
+          <w:rFonts w:hint="eastAsia"/>
+        </w:rPr>
+        <w:t>水</w:t>
+      </w:r>
+      <w:r>
+        <w:rPr>
+          <w:rFonts w:hint="eastAsia"/>
+        </w:rPr>
+        <w:t xml:space="preserve"> </w:t>
+      </w:r>
+      <w:r>
+        <w:rPr>
+          <w:rFonts w:hint="eastAsia"/>
+        </w:rPr>
+        <w:t>→</w:t>
+      </w:r>
+      <w:r>
+        <w:rPr>
+          <w:rFonts w:hint="eastAsia"/>
+        </w:rPr>
+        <w:t xml:space="preserve"> mizu, not water</w:t>
+      </w:r>
+    </w:p>
+    <w:p>
+      <w:r>
+        <w:t>These are ordinary Japanese vocabulary and should be romanised normally.</w:t>
+      </w:r>
+    </w:p>
+    <w:p>
+      <w:pPr>
+        <w:pStyle w:val="Heading2"/>
+      </w:pPr>
+      <w:r>
+        <w:t>Names</w:t>
+      </w:r>
+    </w:p>
+    <w:p>
+      <w:r>
+        <w:t>Use the original Japanese name as the primary name; translations belong as aliases.</w:t>
+      </w:r>
+    </w:p>
+    <w:p>
+      <w:pPr>
+        <w:rPr>
+          <w:color w:val="EE0000"/>
+        </w:rPr>
+      </w:pPr>
+      <w:r>
+        <w:t xml:space="preserve">Suzumiya Haruhi no Yuuutsu </w:t>
+      </w:r>
+      <w:r>
+        <w:rPr>
+          <w:color w:val="00B050"/>
+        </w:rPr>
+        <w:t>✓</w:t>
+      </w:r>
+      <w:r>
+        <w:tab/>
+      </w:r>
+      <w:r>
+        <w:t>The Melancholy of Haruhi Suzumiya</w:t>
+      </w:r>
+      <w:r>
+        <w:t xml:space="preserve"> </w:t>
+      </w:r>
+      <w:r>
+        <w:rPr>
+          <w:color w:val="EE0000"/>
+        </w:rPr>
+        <w:t>×</w:t>
+      </w:r>
+    </w:p>
+    <w:p>
+      <w:r>
+        <w:t>Japanese personal names should keep the Japanese name order.</w:t>
+      </w:r>
+    </w:p>
+    <w:p>
+      <w:pPr>
+        <w:rPr>
+          <w:color w:val="EE0000"/>
+        </w:rPr>
+      </w:pPr>
+      <w:r>
+        <w:t>Fujibayashi Kyou</w:t>
+      </w:r>
+      <w:r>
+        <w:t xml:space="preserve"> </w:t>
+      </w:r>
+      <w:r>
+        <w:rPr>
+          <w:color w:val="00B050"/>
+        </w:rPr>
+        <w:t>✓</w:t>
+      </w:r>
+      <w:r>
+        <w:rPr>
+          <w:color w:val="00B050"/>
+        </w:rPr>
+        <w:tab/>
+      </w:r>
+      <w:r>
+        <w:t>Kyou Fujibayashi</w:t>
+      </w:r>
+      <w:r>
+        <w:t xml:space="preserve"> </w:t>
+      </w:r>
+      <w:r>
+        <w:rPr>
+          <w:color w:val="EE0000"/>
+        </w:rPr>
+        <w:t>×</w:t>
+      </w:r>
+    </w:p>
+    <w:p>
+      <w:r>
+        <w:t>When creating an Encyclopaedia entry, add the official Japanese form in the Original Name field. If the official presentation uses Roman letters, capitalisation, kana or mixed script, preserve that official form.</w:t>
+      </w:r>
+    </w:p>
+    <w:p>
+      <w:r>
+        <w:t>When entering separate name Kanji in the Original Name field, include the required space between surname and given name.</w:t>
+      </w:r>
+    </w:p>
+    <w:p>
+      <w:pPr>
+        <w:rPr>
+          <w:color w:val="EE0000"/>
+        </w:rPr>
+      </w:pPr>
+      <w:r>
+        <w:lastRenderedPageBreak/>
+        <w:t>藤林</w:t>
+      </w:r>
+      <w:r>
+        <w:t xml:space="preserve"> </w:t>
+      </w:r>
+      <w:r>
+        <w:t>杏</w:t>
+      </w:r>
+      <w:r>
+        <w:t xml:space="preserve"> </w:t>
+      </w:r>
+      <w:r>
+        <w:rPr>
+          <w:color w:val="00B050"/>
+        </w:rPr>
+        <w:t>✓</w:t>
+      </w:r>
+      <w:r>
+        <w:rPr>
+          <w:color w:val="00B050"/>
+        </w:rPr>
+        <w:tab/>
+      </w:r>
+      <w:r>
+        <w:t>藤林杏</w:t>
+      </w:r>
+      <w:r>
+        <w:t xml:space="preserve"> </w:t>
+      </w:r>
+      <w:r>
+        <w:rPr>
+          <w:color w:val="EE0000"/>
+        </w:rPr>
+        <w:t>×</w:t>
+      </w:r>
+    </w:p>
+    <w:p>
+      <w:r>
+        <w:t>Western names should keep their normal source-language order.</w:t>
+      </w:r>
+    </w:p>
+    <w:p>
+      <w:pPr>
+        <w:rPr>
+          <w:color w:val="EE0000"/>
+        </w:rPr>
+      </w:pPr>
+      <w:r>
+        <w:t>Jack Skellington</w:t>
+      </w:r>
+      <w:r>
+        <w:t xml:space="preserve"> </w:t>
+      </w:r>
+      <w:r>
+        <w:rPr>
+          <w:color w:val="00B050"/>
+        </w:rPr>
+        <w:t>✓</w:t>
+      </w:r>
+      <w:r>
+        <w:tab/>
+      </w:r>
+      <w:r>
+        <w:t>Skellington Jack</w:t>
+      </w:r>
+      <w:r>
+        <w:t xml:space="preserve"> </w:t>
+      </w:r>
+      <w:r>
+        <w:rPr>
+          <w:color w:val="EE0000"/>
+        </w:rPr>
+        <w:t>×</w:t>
       </w:r>
     </w:p>
     <w:p>
@@ -7232,302 +8440,19 @@
         <w:pStyle w:val="Heading3"/>
       </w:pPr>
       <w:r>
-        <w:t>Kanji Used as Phonetic Representations of Foreign Words (Ateji)</w:t>
-      </w:r>
-    </w:p>
-    <w:p>
-      <w:r>
-        <w:t>Ateji (当て字) uses Kanji primarily for sound. Some ateji represent foreign loanwords, but not all ateji are foreign-derived.</w:t>
-      </w:r>
-    </w:p>
-    <w:p>
-      <w:r>
-        <w:t>When an ateji represents a foreign loanword, follow the Loanwords rule and use the reviewed source-language spelling.</w:t>
-      </w:r>
-    </w:p>
-    <w:p>
-      <w:r>
-        <w:t>For example:</w:t>
-      </w:r>
-    </w:p>
-    <w:p>
-      <w:r>
-        <w:t>缶</w:t>
-      </w:r>
-      <w:r>
-        <w:t xml:space="preserve"> </w:t>
-      </w:r>
-      <w:r>
-        <w:rPr>
-          <w:rFonts w:hint="eastAsia"/>
-        </w:rPr>
-        <w:t>→</w:t>
-      </w:r>
-      <w:r>
-        <w:t xml:space="preserve"> </w:t>
-      </w:r>
-      <w:r>
-        <w:t>かん</w:t>
-      </w:r>
-      <w:r>
-        <w:t xml:space="preserve"> (kan)</w:t>
-      </w:r>
-      <w:r>
-        <w:t xml:space="preserve"> </w:t>
-      </w:r>
-      <w:r>
-        <w:rPr>
-          <w:rFonts w:hint="eastAsia"/>
-        </w:rPr>
-        <w:t>→</w:t>
-      </w:r>
-      <w:r>
-        <w:t xml:space="preserve"> can</w:t>
-      </w:r>
-    </w:p>
-    <w:p>
-      <w:r>
-        <w:t>珈琲</w:t>
-      </w:r>
-      <w:r>
-        <w:t xml:space="preserve"> </w:t>
-      </w:r>
-      <w:r>
-        <w:rPr>
-          <w:rFonts w:hint="eastAsia"/>
-        </w:rPr>
-        <w:t>→</w:t>
-      </w:r>
-      <w:r>
-        <w:t xml:space="preserve"> </w:t>
-      </w:r>
-      <w:r>
-        <w:t>コーヒー</w:t>
-      </w:r>
-      <w:r>
-        <w:t xml:space="preserve"> (k</w:t>
-      </w:r>
-      <w:r>
-        <w:t>oo</w:t>
-      </w:r>
-      <w:r>
-        <w:t>h</w:t>
-      </w:r>
-      <w:r>
-        <w:t>ii</w:t>
-      </w:r>
-      <w:r>
-        <w:t>)</w:t>
-      </w:r>
-      <w:r>
-        <w:t xml:space="preserve"> </w:t>
-      </w:r>
-      <w:r>
-        <w:rPr>
-          <w:rFonts w:hint="eastAsia"/>
-        </w:rPr>
-        <w:t>→</w:t>
-      </w:r>
-      <w:r>
-        <w:t xml:space="preserve"> coffee</w:t>
-      </w:r>
-    </w:p>
-    <w:p>
-      <w:r>
-        <w:t>瓦斯</w:t>
-      </w:r>
-      <w:r>
-        <w:t xml:space="preserve"> </w:t>
-      </w:r>
-      <w:r>
-        <w:rPr>
-          <w:rFonts w:hint="eastAsia"/>
-        </w:rPr>
-        <w:t>→</w:t>
-      </w:r>
-      <w:r>
-        <w:t xml:space="preserve"> </w:t>
-      </w:r>
-      <w:r>
-        <w:t>ガス</w:t>
-      </w:r>
-      <w:r>
-        <w:t xml:space="preserve"> (gasu)</w:t>
-      </w:r>
-      <w:r>
-        <w:t xml:space="preserve"> </w:t>
-      </w:r>
-      <w:r>
-        <w:rPr>
-          <w:rFonts w:hint="eastAsia"/>
-        </w:rPr>
-        <w:t>→</w:t>
-      </w:r>
-      <w:r>
-        <w:t xml:space="preserve"> gas</w:t>
-      </w:r>
-    </w:p>
-    <w:p>
-      <w:r>
-        <w:t>倶楽部</w:t>
-      </w:r>
-      <w:r>
-        <w:t xml:space="preserve"> </w:t>
-      </w:r>
-      <w:r>
-        <w:rPr>
-          <w:rFonts w:hint="eastAsia"/>
-        </w:rPr>
-        <w:t>→</w:t>
-      </w:r>
-      <w:r>
-        <w:t xml:space="preserve"> </w:t>
-      </w:r>
-      <w:r>
-        <w:t>クラブ</w:t>
-      </w:r>
-      <w:r>
-        <w:t xml:space="preserve"> (kurabu)</w:t>
-      </w:r>
-      <w:r>
-        <w:t xml:space="preserve"> </w:t>
-      </w:r>
-      <w:r>
-        <w:rPr>
-          <w:rFonts w:hint="eastAsia"/>
-        </w:rPr>
-        <w:t>→</w:t>
-      </w:r>
-      <w:r>
-        <w:t xml:space="preserve"> club</w:t>
-      </w:r>
-    </w:p>
-    <w:p>
-      <w:r>
-        <w:t>煙草</w:t>
-      </w:r>
-      <w:r>
-        <w:t xml:space="preserve"> </w:t>
-      </w:r>
-      <w:r>
-        <w:rPr>
-          <w:rFonts w:hint="eastAsia"/>
-        </w:rPr>
-        <w:t>→</w:t>
-      </w:r>
-      <w:r>
-        <w:t xml:space="preserve"> </w:t>
-      </w:r>
-      <w:r>
-        <w:t>タバコ</w:t>
-      </w:r>
-      <w:r>
-        <w:t xml:space="preserve"> (tabako)</w:t>
-      </w:r>
-      <w:r>
-        <w:t xml:space="preserve"> </w:t>
-      </w:r>
-      <w:r>
-        <w:rPr>
-          <w:rFonts w:hint="eastAsia"/>
-        </w:rPr>
-        <w:t>→</w:t>
-      </w:r>
-      <w:r>
-        <w:t xml:space="preserve"> tobacco</w:t>
-      </w:r>
-    </w:p>
-    <w:p>
-      <w:r>
-        <w:t>This rule applies to the foreign-derived word represented by the kanji, not simply to any kanji whose meaning happens to have an English translation.</w:t>
-      </w:r>
-    </w:p>
-    <w:p>
-      <w:r>
-        <w:t>For example:</w:t>
-      </w:r>
-    </w:p>
-    <w:p>
-      <w:r>
-        <w:rPr>
-          <w:rFonts w:hint="eastAsia"/>
-        </w:rPr>
-        <w:t>猫</w:t>
-      </w:r>
-      <w:r>
-        <w:rPr>
-          <w:rFonts w:hint="eastAsia"/>
-        </w:rPr>
-        <w:t xml:space="preserve"> </w:t>
-      </w:r>
-      <w:r>
-        <w:rPr>
-          <w:rFonts w:hint="eastAsia"/>
-        </w:rPr>
-        <w:t>→</w:t>
-      </w:r>
-      <w:r>
-        <w:rPr>
-          <w:rFonts w:hint="eastAsia"/>
-        </w:rPr>
-        <w:t xml:space="preserve"> neko, not cat</w:t>
-      </w:r>
-    </w:p>
-    <w:p>
-      <w:r>
-        <w:rPr>
-          <w:rFonts w:hint="eastAsia"/>
-        </w:rPr>
-        <w:t>山</w:t>
-      </w:r>
-      <w:r>
-        <w:rPr>
-          <w:rFonts w:hint="eastAsia"/>
-        </w:rPr>
-        <w:t xml:space="preserve"> </w:t>
-      </w:r>
-      <w:r>
-        <w:rPr>
-          <w:rFonts w:hint="eastAsia"/>
-        </w:rPr>
-        <w:t>→</w:t>
-      </w:r>
-      <w:r>
-        <w:rPr>
-          <w:rFonts w:hint="eastAsia"/>
-        </w:rPr>
-        <w:t xml:space="preserve"> yama, not mountain</w:t>
-      </w:r>
-    </w:p>
-    <w:p>
-      <w:r>
-        <w:rPr>
-          <w:rFonts w:hint="eastAsia"/>
-        </w:rPr>
-        <w:t>水</w:t>
-      </w:r>
-      <w:r>
-        <w:rPr>
-          <w:rFonts w:hint="eastAsia"/>
-        </w:rPr>
-        <w:t xml:space="preserve"> </w:t>
-      </w:r>
-      <w:r>
-        <w:rPr>
-          <w:rFonts w:hint="eastAsia"/>
-        </w:rPr>
-        <w:t>→</w:t>
-      </w:r>
-      <w:r>
-        <w:rPr>
-          <w:rFonts w:hint="eastAsia"/>
-        </w:rPr>
-        <w:t xml:space="preserve"> mizu, not water</w:t>
-      </w:r>
-    </w:p>
-    <w:p>
-      <w:r>
-        <w:t>These are ordinary Japanese vocabulary and should be romanised normally.</w:t>
+        <w:t>Spaces and Whole-Name Spellings</w:t>
+      </w:r>
+    </w:p>
+    <w:p>
+      <w:pPr/>
+      <w:r>
+        <w:t>For Japanese personal names, keep the boundary between surname and given name. For places, stations, airports, universities, administrative areas, geographical features, organisations and similar names, do not apply one blanket joining or spacing rule to every generic word.</w:t>
+      </w:r>
+    </w:p>
+    <w:p>
+      <w:pPr/>
+      <w:r>
+        <w:t>Use an authoritative whole-name Roman spelling when one is available. Otherwise, follow reviewed Japanese name structure and the normal CJ2R word-boundary rules. If the structure cannot be established safely, keep it reviewable rather than silently joining the parts.</w:t>
       </w:r>
     </w:p>
     <w:p>
@@ -7535,185 +8460,6 @@
         <w:pStyle w:val="Heading2"/>
       </w:pPr>
       <w:r>
-        <w:t>Names</w:t>
-      </w:r>
-    </w:p>
-    <w:p>
-      <w:r>
-        <w:t>Use the original Japanese name as the primary name; translations belong as aliases.</w:t>
-      </w:r>
-    </w:p>
-    <w:p>
-      <w:pPr>
-        <w:rPr>
-          <w:color w:val="EE0000"/>
-        </w:rPr>
-      </w:pPr>
-      <w:r>
-        <w:t xml:space="preserve">Suzumiya Haruhi no Yuuutsu </w:t>
-      </w:r>
-      <w:r>
-        <w:rPr>
-          <w:color w:val="00B050"/>
-        </w:rPr>
-        <w:t>✓</w:t>
-      </w:r>
-      <w:r>
-        <w:tab/>
-      </w:r>
-      <w:r>
-        <w:t>The Melancholy of Haruhi Suzumiya</w:t>
-      </w:r>
-      <w:r>
-        <w:t xml:space="preserve"> </w:t>
-      </w:r>
-      <w:r>
-        <w:rPr>
-          <w:color w:val="EE0000"/>
-        </w:rPr>
-        <w:t>×</w:t>
-      </w:r>
-    </w:p>
-    <w:p>
-      <w:r>
-        <w:t>Japanese personal names should keep the Japanese name order.</w:t>
-      </w:r>
-    </w:p>
-    <w:p>
-      <w:pPr>
-        <w:rPr>
-          <w:color w:val="EE0000"/>
-        </w:rPr>
-      </w:pPr>
-      <w:r>
-        <w:t>Fujibayashi Kyou</w:t>
-      </w:r>
-      <w:r>
-        <w:t xml:space="preserve"> </w:t>
-      </w:r>
-      <w:r>
-        <w:rPr>
-          <w:color w:val="00B050"/>
-        </w:rPr>
-        <w:t>✓</w:t>
-      </w:r>
-      <w:r>
-        <w:rPr>
-          <w:color w:val="00B050"/>
-        </w:rPr>
-        <w:tab/>
-      </w:r>
-      <w:r>
-        <w:t>Kyou Fujibayashi</w:t>
-      </w:r>
-      <w:r>
-        <w:t xml:space="preserve"> </w:t>
-      </w:r>
-      <w:r>
-        <w:rPr>
-          <w:color w:val="EE0000"/>
-        </w:rPr>
-        <w:t>×</w:t>
-      </w:r>
-    </w:p>
-    <w:p>
-      <w:r>
-        <w:t>When creating an Encyclopaedia entry, add the official Japanese form in the Original Name field. If the official presentation uses Roman letters, capitalisation, kana or mixed script, preserve that official form.</w:t>
-      </w:r>
-    </w:p>
-    <w:p>
-      <w:r>
-        <w:t>When entering separate name Kanji in the Original Name field, include the required space between surname and given name.</w:t>
-      </w:r>
-    </w:p>
-    <w:p>
-      <w:pPr>
-        <w:rPr>
-          <w:color w:val="EE0000"/>
-        </w:rPr>
-      </w:pPr>
-      <w:r>
-        <w:t>藤林</w:t>
-      </w:r>
-      <w:r>
-        <w:t xml:space="preserve"> </w:t>
-      </w:r>
-      <w:r>
-        <w:t>杏</w:t>
-      </w:r>
-      <w:r>
-        <w:t xml:space="preserve"> </w:t>
-      </w:r>
-      <w:r>
-        <w:rPr>
-          <w:color w:val="00B050"/>
-        </w:rPr>
-        <w:t>✓</w:t>
-      </w:r>
-      <w:r>
-        <w:rPr>
-          <w:color w:val="00B050"/>
-        </w:rPr>
-        <w:tab/>
-      </w:r>
-      <w:r>
-        <w:t>藤林杏</w:t>
-      </w:r>
-      <w:r>
-        <w:t xml:space="preserve"> </w:t>
-      </w:r>
-      <w:r>
-        <w:rPr>
-          <w:color w:val="EE0000"/>
-        </w:rPr>
-        <w:t>×</w:t>
-      </w:r>
-    </w:p>
-    <w:p>
-      <w:r>
-        <w:t>Western names should keep their normal source-language order.</w:t>
-      </w:r>
-    </w:p>
-    <w:p>
-      <w:pPr>
-        <w:rPr>
-          <w:color w:val="EE0000"/>
-        </w:rPr>
-      </w:pPr>
-      <w:r>
-        <w:t>Jack Skellington</w:t>
-      </w:r>
-      <w:r>
-        <w:t xml:space="preserve"> </w:t>
-      </w:r>
-      <w:r>
-        <w:rPr>
-          <w:color w:val="00B050"/>
-        </w:rPr>
-        <w:t>✓</w:t>
-      </w:r>
-      <w:r>
-        <w:tab/>
-      </w:r>
-      <w:r>
-        <w:t>Skellington Jack</w:t>
-      </w:r>
-      <w:r>
-        <w:t xml:space="preserve"> </w:t>
-      </w:r>
-      <w:r>
-        <w:rPr>
-          <w:color w:val="EE0000"/>
-        </w:rPr>
-        <w:t>×</w:t>
-      </w:r>
-    </w:p>
-    <w:p>
-      <w:pPr>
-        <w:pStyle w:val="Heading2"/>
-      </w:pPr>
-      <w:r>
-        <w:lastRenderedPageBreak/>
         <w:t>Summary</w:t>
       </w:r>
     </w:p>
@@ -7794,7 +8540,19 @@
         </w:numPr>
       </w:pPr>
       <w:r>
-        <w:t>For long o, おお → oo and おう → ou.</w:t>
+        <w:t xml:space="preserve">For long o, </w:t>
+      </w:r>
+      <w:r>
+        <w:t>おお</w:t>
+      </w:r>
+      <w:r>
+        <w:t xml:space="preserve"> → oo and </w:t>
+      </w:r>
+      <w:r>
+        <w:t>おう</w:t>
+      </w:r>
+      <w:r>
+        <w:t xml:space="preserve"> → ou.</w:t>
       </w:r>
     </w:p>
     <w:p>
@@ -7806,7 +8564,16 @@
         </w:numPr>
       </w:pPr>
       <w:r>
-        <w:t>ー repeats the preceding vowel (for example, オー → oo); it does not imply ou.</w:t>
+        <w:t>ー</w:t>
+      </w:r>
+      <w:r>
+        <w:t xml:space="preserve"> repeats the preceding vowel (for example, </w:t>
+      </w:r>
+      <w:r>
+        <w:t>オー</w:t>
+      </w:r>
+      <w:r>
+        <w:t xml:space="preserve"> → oo); it does not imply ou.</w:t>
       </w:r>
     </w:p>
     <w:p>
@@ -7818,7 +8585,19 @@
         </w:numPr>
       </w:pPr>
       <w:r>
-        <w:t>Small っ/ッ normally doubles the supported following consonant.</w:t>
+        <w:t xml:space="preserve">Small </w:t>
+      </w:r>
+      <w:r>
+        <w:t>っ</w:t>
+      </w:r>
+      <w:r>
+        <w:t>/</w:t>
+      </w:r>
+      <w:r>
+        <w:t>ッ</w:t>
+      </w:r>
+      <w:r>
+        <w:t xml:space="preserve"> normally doubles the supported following consonant.</w:t>
       </w:r>
     </w:p>
     <w:p>
@@ -7830,7 +8609,19 @@
         </w:numPr>
       </w:pPr>
       <w:r>
-        <w:t>Do not romanise small っ/ッ as tsu.</w:t>
+        <w:t xml:space="preserve">Do not romanise small </w:t>
+      </w:r>
+      <w:r>
+        <w:t>っ</w:t>
+      </w:r>
+      <w:r>
+        <w:t>/</w:t>
+      </w:r>
+      <w:r>
+        <w:t>ッ</w:t>
+      </w:r>
+      <w:r>
+        <w:t xml:space="preserve"> as tsu.</w:t>
       </w:r>
     </w:p>
     <w:p>
@@ -7854,7 +8645,13 @@
         </w:numPr>
       </w:pPr>
       <w:r>
-        <w:t>Long numeric expressions use readable structural groups, and those spaces prevent false ん apostrophes across real boundaries.</w:t>
+        <w:t xml:space="preserve">Long numeric expressions use readable structural groups, and those spaces prevent false </w:t>
+      </w:r>
+      <w:r>
+        <w:t>ん</w:t>
+      </w:r>
+      <w:r>
+        <w:t xml:space="preserve"> apostrophes across real boundaries.</w:t>
       </w:r>
     </w:p>
     <w:p>
@@ -7878,7 +8675,13 @@
         </w:numPr>
       </w:pPr>
       <w:r>
-        <w:t>Treat yōon small kana as part of the preceding kana (for example, きょ → kyo, not kiyo).</w:t>
+        <w:t xml:space="preserve">Treat yōon small kana as part of the preceding kana (for example, </w:t>
+      </w:r>
+      <w:r>
+        <w:t>きょ</w:t>
+      </w:r>
+      <w:r>
+        <w:t xml:space="preserve"> → kyo, not kiyo).</w:t>
       </w:r>
     </w:p>
     <w:p>
@@ -7890,7 +8693,19 @@
         </w:numPr>
       </w:pPr>
       <w:r>
-        <w:t>Within one Romaji unit, ん before a vowel or y takes an apostrophe (for example, げんえい → Gen'ei).</w:t>
+        <w:t xml:space="preserve">Within one Romaji unit, </w:t>
+      </w:r>
+      <w:r>
+        <w:t>ん</w:t>
+      </w:r>
+      <w:r>
+        <w:t xml:space="preserve"> before a vowel or y takes an apostrophe (for example, </w:t>
+      </w:r>
+      <w:r>
+        <w:t>げんえい</w:t>
+      </w:r>
+      <w:r>
+        <w:t xml:space="preserve"> → Gen'ei).</w:t>
       </w:r>
     </w:p>
     <w:p>
@@ -7902,7 +8717,13 @@
         </w:numPr>
       </w:pPr>
       <w:r>
-        <w:t>Otherwise write ん as n, never m.</w:t>
+        <w:t xml:space="preserve">Otherwise write </w:t>
+      </w:r>
+      <w:r>
+        <w:t>ん</w:t>
+      </w:r>
+      <w:r>
+        <w:t xml:space="preserve"> as n, never m.</w:t>
       </w:r>
     </w:p>
     <w:p>
@@ -7932,6 +8753,53 @@
     <w:p>
       <w:pPr>
         <w:pStyle w:val="ListParagraph"/>
+      </w:pPr>
+      <w:r>
+        <w:t>Reviewed foreign spellings use the project’s conventional unaccented Latin/ASCII runtime form; preserve the original accented spelling in provenance.</w:t>
+      </w:r>
+    </w:p>
+    <w:p>
+      <w:pPr>
+        <w:pStyle w:val="ListParagraph"/>
+      </w:pPr>
+      <w:r>
+        <w:t>A reviewed canonical donor spelling may remain the output even when alternates exist; incidental alternates do not automatically trigger review, while unresolved material alternates may do so.</w:t>
+      </w:r>
+    </w:p>
+    <w:p>
+      <w:pPr>
+        <w:pStyle w:val="ListParagraph"/>
+      </w:pPr>
+      <w:r>
+        <w:t>Established Japanese clippings remain in their reviewed clipped Roman form, and wasei-eigo remains the Japanese-coined expression rather than being expanded or translated into an unattested English phrase.</w:t>
+      </w:r>
+    </w:p>
+    <w:p>
+      <w:pPr>
+        <w:pStyle w:val="ListParagraph"/>
+      </w:pPr>
+      <w:r>
+        <w:t>Non-English donors retain reviewed donor-language identity; runtime output uses the project’s established ASCII-safe Latin form for diacritics, ß and non-Latin scripts such as Cyrillic.</w:t>
+      </w:r>
+    </w:p>
+    <w:p>
+      <w:pPr>
+        <w:pStyle w:val="ListParagraph"/>
+      </w:pPr>
+      <w:r>
+        <w:lastRenderedPageBreak/>
+        <w:t xml:space="preserve">Use reviewed country + -go language forms only for established modern expressions (for example, Russia-go and Turkey-go); never generate them mechanically from any country name followed by </w:t>
+      </w:r>
+      <w:r>
+        <w:t>語</w:t>
+      </w:r>
+      <w:r>
+        <w:t>.</w:t>
+      </w:r>
+    </w:p>
+    <w:p>
+      <w:pPr>
+        <w:pStyle w:val="ListParagraph"/>
         <w:numPr>
           <w:ilvl w:val="1"/>
           <w:numId w:val="38"/>
@@ -7947,7 +8815,19 @@
         <w:ind w:left="1440"/>
       </w:pPr>
       <w:r>
-        <w:t>For example: 缶 → can, not kan; 猫 → neko, not cat.</w:t>
+        <w:t xml:space="preserve">For example: </w:t>
+      </w:r>
+      <w:r>
+        <w:t>缶</w:t>
+      </w:r>
+      <w:r>
+        <w:t xml:space="preserve"> → can, not kan; </w:t>
+      </w:r>
+      <w:r>
+        <w:t>猫</w:t>
+      </w:r>
+      <w:r>
+        <w:t xml:space="preserve"> → neko, not cat.</w:t>
       </w:r>
     </w:p>
     <w:p>

--- a/readme/Romaji Rules.docx
+++ b/readme/Romaji Rules.docx
@@ -50,14 +50,27 @@
         <w:t>おう</w:t>
       </w:r>
       <w:r>
-        <w:t xml:space="preserve"> → ou; </w:t>
+        <w:t xml:space="preserve"> → </w:t>
+      </w:r>
+      <w:proofErr w:type="spellStart"/>
+      <w:r>
+        <w:t>ou</w:t>
+      </w:r>
+      <w:proofErr w:type="spellEnd"/>
+      <w:r>
+        <w:t xml:space="preserve">; </w:t>
       </w:r>
       <w:r>
         <w:t>おお</w:t>
       </w:r>
       <w:r>
-        <w:t xml:space="preserve"> → oo</w:t>
-      </w:r>
+        <w:t xml:space="preserve"> → </w:t>
+      </w:r>
+      <w:proofErr w:type="spellStart"/>
+      <w:r>
+        <w:t>oo</w:t>
+      </w:r>
+      <w:proofErr w:type="spellEnd"/>
     </w:p>
     <w:p>
       <w:r>
@@ -158,8 +171,13 @@
         <w:t>えい</w:t>
       </w:r>
       <w:r>
-        <w:t xml:space="preserve"> → ee / ei</w:t>
-      </w:r>
+        <w:t xml:space="preserve"> → ee / </w:t>
+      </w:r>
+      <w:proofErr w:type="spellStart"/>
+      <w:r>
+        <w:t>ei</w:t>
+      </w:r>
+      <w:proofErr w:type="spellEnd"/>
     </w:p>
     <w:p>
       <w:r>
@@ -198,12 +216,14 @@
       <w:r>
         <w:t xml:space="preserve"> </w:t>
       </w:r>
+      <w:proofErr w:type="spellStart"/>
       <w:r>
         <w:rPr>
           <w:rFonts w:hint="eastAsia"/>
         </w:rPr>
         <w:t>uu</w:t>
       </w:r>
+      <w:proofErr w:type="spellEnd"/>
     </w:p>
     <w:p>
       <w:r>
@@ -233,8 +253,16 @@
         <w:rPr>
           <w:rFonts w:hint="eastAsia"/>
         </w:rPr>
-        <w:t xml:space="preserve"> Toukyou</w:t>
-      </w:r>
+        <w:t xml:space="preserve"> </w:t>
+      </w:r>
+      <w:proofErr w:type="spellStart"/>
+      <w:r>
+        <w:rPr>
+          <w:rFonts w:hint="eastAsia"/>
+        </w:rPr>
+        <w:t>Toukyou</w:t>
+      </w:r>
+      <w:proofErr w:type="spellEnd"/>
     </w:p>
     <w:p>
       <w:r>
@@ -259,8 +287,16 @@
         <w:rPr>
           <w:rFonts w:hint="eastAsia"/>
         </w:rPr>
-        <w:t xml:space="preserve"> gakkou</w:t>
-      </w:r>
+        <w:t xml:space="preserve"> </w:t>
+      </w:r>
+      <w:proofErr w:type="spellStart"/>
+      <w:r>
+        <w:rPr>
+          <w:rFonts w:hint="eastAsia"/>
+        </w:rPr>
+        <w:t>gakkou</w:t>
+      </w:r>
+      <w:proofErr w:type="spellEnd"/>
     </w:p>
     <w:p>
       <w:r>
@@ -285,8 +321,16 @@
         <w:rPr>
           <w:rFonts w:hint="eastAsia"/>
         </w:rPr>
-        <w:t xml:space="preserve"> oniisan</w:t>
-      </w:r>
+        <w:t xml:space="preserve"> </w:t>
+      </w:r>
+      <w:proofErr w:type="spellStart"/>
+      <w:r>
+        <w:rPr>
+          <w:rFonts w:hint="eastAsia"/>
+        </w:rPr>
+        <w:t>oniisan</w:t>
+      </w:r>
+      <w:proofErr w:type="spellEnd"/>
     </w:p>
     <w:p>
       <w:r>
@@ -311,8 +355,16 @@
         <w:rPr>
           <w:rFonts w:hint="eastAsia"/>
         </w:rPr>
-        <w:t xml:space="preserve"> obaasan</w:t>
-      </w:r>
+        <w:t xml:space="preserve"> </w:t>
+      </w:r>
+      <w:proofErr w:type="spellStart"/>
+      <w:r>
+        <w:rPr>
+          <w:rFonts w:hint="eastAsia"/>
+        </w:rPr>
+        <w:t>obaasan</w:t>
+      </w:r>
+      <w:proofErr w:type="spellEnd"/>
     </w:p>
     <w:p>
       <w:r>
@@ -342,7 +394,31 @@
     </w:p>
     <w:p>
       <w:r>
-        <w:t>Do not convert these to forms such as Tōkyō, gakkō, or onīsan.</w:t>
+        <w:t xml:space="preserve">Do not convert these </w:t>
+      </w:r>
+      <w:proofErr w:type="spellStart"/>
+      <w:r>
+        <w:t>to</w:t>
+      </w:r>
+      <w:proofErr w:type="spellEnd"/>
+      <w:r>
+        <w:t xml:space="preserve"> forms such as Tōkyō, </w:t>
+      </w:r>
+      <w:proofErr w:type="spellStart"/>
+      <w:r>
+        <w:t>gakkō</w:t>
+      </w:r>
+      <w:proofErr w:type="spellEnd"/>
+      <w:r>
+        <w:t xml:space="preserve">, or </w:t>
+      </w:r>
+      <w:proofErr w:type="spellStart"/>
+      <w:r>
+        <w:t>onīsan</w:t>
+      </w:r>
+      <w:proofErr w:type="spellEnd"/>
+      <w:r>
+        <w:t>.</w:t>
       </w:r>
     </w:p>
     <w:p>
@@ -361,7 +437,15 @@
         <w:t>ー</w:t>
       </w:r>
       <w:r>
-        <w:t>” is the long vowel mark. It is used mainly in katakana to extend the preceding vowel by one mora. Do not romanise it as a separate character; repeat the vowel of the preceding kana. Loanwords still follow the Loanwords section of this guide.</w:t>
+        <w:t xml:space="preserve">” is the long vowel mark. It is used mainly in katakana to extend the preceding vowel by one mora. Do not </w:t>
+      </w:r>
+      <w:proofErr w:type="spellStart"/>
+      <w:r>
+        <w:t>romanise</w:t>
+      </w:r>
+      <w:proofErr w:type="spellEnd"/>
+      <w:r>
+        <w:t xml:space="preserve"> it as a separate character; repeat the vowel of the preceding kana. Loanwords still follow the Loanwords section of this guide.</w:t>
       </w:r>
     </w:p>
     <w:p>
@@ -422,8 +506,13 @@
         <w:t>→</w:t>
       </w:r>
       <w:r>
-        <w:t xml:space="preserve"> uu</w:t>
-      </w:r>
+        <w:t xml:space="preserve"> </w:t>
+      </w:r>
+      <w:proofErr w:type="spellStart"/>
+      <w:r>
+        <w:t>uu</w:t>
+      </w:r>
+      <w:proofErr w:type="spellEnd"/>
     </w:p>
     <w:p>
       <w:r>
@@ -462,8 +551,13 @@
         <w:t>→</w:t>
       </w:r>
       <w:r>
-        <w:t xml:space="preserve"> oo</w:t>
-      </w:r>
+        <w:t xml:space="preserve"> </w:t>
+      </w:r>
+      <w:proofErr w:type="spellStart"/>
+      <w:r>
+        <w:t>oo</w:t>
+      </w:r>
+      <w:proofErr w:type="spellEnd"/>
     </w:p>
     <w:p>
       <w:r>
@@ -473,7 +567,15 @@
         <w:t>ー</w:t>
       </w:r>
       <w:r>
-        <w:t>, repeat the preceding vowel. Do not infer ou merely because another romanisation tool displays the result with ō.</w:t>
+        <w:t xml:space="preserve">, repeat the preceding vowel. Do not infer </w:t>
+      </w:r>
+      <w:proofErr w:type="spellStart"/>
+      <w:r>
+        <w:t>ou</w:t>
+      </w:r>
+      <w:proofErr w:type="spellEnd"/>
+      <w:r>
+        <w:t xml:space="preserve"> merely because another romanisation tool displays the result with ō.</w:t>
       </w:r>
     </w:p>
     <w:p>
@@ -496,7 +598,15 @@
         </w:rPr>
       </w:pPr>
       <w:r>
-        <w:t>When does ō become oo?</w:t>
+        <w:t xml:space="preserve">When does ō become </w:t>
+      </w:r>
+      <w:proofErr w:type="spellStart"/>
+      <w:r>
+        <w:t>oo</w:t>
+      </w:r>
+      <w:proofErr w:type="spellEnd"/>
+      <w:r>
+        <w:t>?</w:t>
       </w:r>
     </w:p>
     <w:p>
@@ -542,8 +652,16 @@
         <w:rPr>
           <w:rFonts w:hint="eastAsia"/>
         </w:rPr>
-        <w:t xml:space="preserve"> oo</w:t>
-      </w:r>
+        <w:t xml:space="preserve"> </w:t>
+      </w:r>
+      <w:proofErr w:type="spellStart"/>
+      <w:r>
+        <w:rPr>
+          <w:rFonts w:hint="eastAsia"/>
+        </w:rPr>
+        <w:t>oo</w:t>
+      </w:r>
+      <w:proofErr w:type="spellEnd"/>
     </w:p>
     <w:p>
       <w:pPr>
@@ -554,7 +672,15 @@
         </w:rPr>
       </w:pPr>
       <w:r>
-        <w:t>When does ō become ou?</w:t>
+        <w:t xml:space="preserve">When does ō become </w:t>
+      </w:r>
+      <w:proofErr w:type="spellStart"/>
+      <w:r>
+        <w:t>ou</w:t>
+      </w:r>
+      <w:proofErr w:type="spellEnd"/>
+      <w:r>
+        <w:t>?</w:t>
       </w:r>
     </w:p>
     <w:p>
@@ -600,8 +726,16 @@
         <w:rPr>
           <w:rFonts w:hint="eastAsia"/>
         </w:rPr>
-        <w:t xml:space="preserve"> ou</w:t>
-      </w:r>
+        <w:t xml:space="preserve"> </w:t>
+      </w:r>
+      <w:proofErr w:type="spellStart"/>
+      <w:r>
+        <w:rPr>
+          <w:rFonts w:hint="eastAsia"/>
+        </w:rPr>
+        <w:t>ou</w:t>
+      </w:r>
+      <w:proofErr w:type="spellEnd"/>
     </w:p>
     <w:p>
       <w:pPr>
@@ -693,7 +827,23 @@
         <w:t>とうきょう</w:t>
       </w:r>
       <w:r>
-        <w:t xml:space="preserve">, the correct Wāpuro form is Toukyou. Likewise, </w:t>
+        <w:t xml:space="preserve">, the correct </w:t>
+      </w:r>
+      <w:proofErr w:type="spellStart"/>
+      <w:r>
+        <w:t>Wāpuro</w:t>
+      </w:r>
+      <w:proofErr w:type="spellEnd"/>
+      <w:r>
+        <w:t xml:space="preserve"> form is </w:t>
+      </w:r>
+      <w:proofErr w:type="spellStart"/>
+      <w:r>
+        <w:t>Toukyou</w:t>
+      </w:r>
+      <w:proofErr w:type="spellEnd"/>
+      <w:r>
+        <w:t xml:space="preserve">. Likewise, </w:t>
       </w:r>
       <w:r>
         <w:t>学校</w:t>
@@ -705,7 +855,23 @@
         <w:t>がっこう</w:t>
       </w:r>
       <w:r>
-        <w:t>, so it becomes Gakkou, not Gakkoo.</w:t>
+        <w:t xml:space="preserve">, so it becomes </w:t>
+      </w:r>
+      <w:proofErr w:type="spellStart"/>
+      <w:r>
+        <w:t>Gakkou</w:t>
+      </w:r>
+      <w:proofErr w:type="spellEnd"/>
+      <w:r>
+        <w:t xml:space="preserve">, not </w:t>
+      </w:r>
+      <w:proofErr w:type="spellStart"/>
+      <w:r>
+        <w:t>Gakkoo</w:t>
+      </w:r>
+      <w:proofErr w:type="spellEnd"/>
+      <w:r>
+        <w:t>.</w:t>
       </w:r>
     </w:p>
     <w:p>
@@ -716,13 +882,45 @@
         <w:t>おお</w:t>
       </w:r>
       <w:r>
-        <w:t xml:space="preserve"> (oo) and </w:t>
+        <w:t xml:space="preserve"> (</w:t>
+      </w:r>
+      <w:proofErr w:type="spellStart"/>
+      <w:r>
+        <w:t>oo</w:t>
+      </w:r>
+      <w:proofErr w:type="spellEnd"/>
+      <w:r>
+        <w:t xml:space="preserve">) and </w:t>
       </w:r>
       <w:r>
         <w:t>おう</w:t>
       </w:r>
       <w:r>
-        <w:t xml:space="preserve"> (ou). When converting from an existing macron-based romanisation, the original Japanese spelling must be consulted if you need to determine whether ō should become oo or ou.</w:t>
+        <w:t xml:space="preserve"> (</w:t>
+      </w:r>
+      <w:proofErr w:type="spellStart"/>
+      <w:r>
+        <w:t>ou</w:t>
+      </w:r>
+      <w:proofErr w:type="spellEnd"/>
+      <w:r>
+        <w:t xml:space="preserve">). When converting from an existing macron-based romanisation, the original Japanese spelling must be consulted if you need to determine whether ō should become </w:t>
+      </w:r>
+      <w:proofErr w:type="spellStart"/>
+      <w:r>
+        <w:t>oo</w:t>
+      </w:r>
+      <w:proofErr w:type="spellEnd"/>
+      <w:r>
+        <w:t xml:space="preserve"> or </w:t>
+      </w:r>
+      <w:proofErr w:type="spellStart"/>
+      <w:r>
+        <w:t>ou</w:t>
+      </w:r>
+      <w:proofErr w:type="spellEnd"/>
+      <w:r>
+        <w:t>.</w:t>
       </w:r>
     </w:p>
     <w:p>
@@ -787,8 +985,13 @@
         <w:t>→</w:t>
       </w:r>
       <w:r>
-        <w:t xml:space="preserve"> Toukyou</w:t>
-      </w:r>
+        <w:t xml:space="preserve"> </w:t>
+      </w:r>
+      <w:proofErr w:type="spellStart"/>
+      <w:r>
+        <w:t>Toukyou</w:t>
+      </w:r>
+      <w:proofErr w:type="spellEnd"/>
     </w:p>
     <w:p>
       <w:r>
@@ -890,12 +1093,14 @@
       <w:r>
         <w:t xml:space="preserve"> </w:t>
       </w:r>
+      <w:proofErr w:type="spellStart"/>
       <w:r>
         <w:rPr>
           <w:rFonts w:hint="eastAsia"/>
         </w:rPr>
         <w:t>Kōkō</w:t>
       </w:r>
+      <w:proofErr w:type="spellEnd"/>
       <w:r>
         <w:t xml:space="preserve"> </w:t>
       </w:r>
@@ -952,12 +1157,14 @@
       <w:r>
         <w:t xml:space="preserve"> </w:t>
       </w:r>
+      <w:proofErr w:type="spellStart"/>
       <w:r>
         <w:rPr>
           <w:rFonts w:hint="eastAsia"/>
         </w:rPr>
         <w:t>Ōkii</w:t>
       </w:r>
+      <w:proofErr w:type="spellEnd"/>
       <w:r>
         <w:t xml:space="preserve"> </w:t>
       </w:r>
@@ -970,12 +1177,14 @@
       <w:r>
         <w:t xml:space="preserve"> </w:t>
       </w:r>
+      <w:proofErr w:type="spellStart"/>
       <w:r>
         <w:rPr>
           <w:rFonts w:hint="eastAsia"/>
         </w:rPr>
         <w:t>Ookii</w:t>
       </w:r>
+      <w:proofErr w:type="spellEnd"/>
     </w:p>
     <w:p>
       <w:r>
@@ -1014,12 +1223,14 @@
       <w:r>
         <w:t xml:space="preserve"> </w:t>
       </w:r>
+      <w:proofErr w:type="spellStart"/>
       <w:r>
         <w:rPr>
           <w:rFonts w:hint="eastAsia"/>
         </w:rPr>
         <w:t>Gakkō</w:t>
       </w:r>
+      <w:proofErr w:type="spellEnd"/>
       <w:r>
         <w:t xml:space="preserve"> </w:t>
       </w:r>
@@ -1032,12 +1243,14 @@
       <w:r>
         <w:t xml:space="preserve"> </w:t>
       </w:r>
+      <w:proofErr w:type="spellStart"/>
       <w:r>
         <w:rPr>
           <w:rFonts w:hint="eastAsia"/>
         </w:rPr>
         <w:t>Gakkou</w:t>
       </w:r>
+      <w:proofErr w:type="spellEnd"/>
     </w:p>
     <w:p>
       <w:pPr>
@@ -1083,7 +1296,15 @@
         <w:t>おお</w:t>
       </w:r>
       <w:r>
-        <w:t xml:space="preserve"> become oo?</w:t>
+        <w:t xml:space="preserve"> become </w:t>
+      </w:r>
+      <w:proofErr w:type="spellStart"/>
+      <w:r>
+        <w:t>oo</w:t>
+      </w:r>
+      <w:proofErr w:type="spellEnd"/>
+      <w:r>
+        <w:t>?</w:t>
       </w:r>
     </w:p>
     <w:p>
@@ -1097,7 +1318,15 @@
         <w:t>おお</w:t>
       </w:r>
       <w:r>
-        <w:t xml:space="preserve"> = oo, the two kana are both independently romanised as o.</w:t>
+        <w:t xml:space="preserve"> = </w:t>
+      </w:r>
+      <w:proofErr w:type="spellStart"/>
+      <w:r>
+        <w:t>oo</w:t>
+      </w:r>
+      <w:proofErr w:type="spellEnd"/>
+      <w:r>
+        <w:t>, the two kana are both independently romanised as o.</w:t>
       </w:r>
     </w:p>
     <w:p>
@@ -1214,8 +1443,16 @@
         <w:rPr>
           <w:rFonts w:hint="eastAsia"/>
         </w:rPr>
-        <w:t xml:space="preserve"> i</w:t>
-      </w:r>
+        <w:t xml:space="preserve"> </w:t>
+      </w:r>
+      <w:proofErr w:type="spellStart"/>
+      <w:r>
+        <w:rPr>
+          <w:rFonts w:hint="eastAsia"/>
+        </w:rPr>
+        <w:t>i</w:t>
+      </w:r>
+      <w:proofErr w:type="spellEnd"/>
     </w:p>
     <w:p>
       <w:pPr>
@@ -1228,7 +1465,15 @@
         <w:t>おう</w:t>
       </w:r>
       <w:r>
-        <w:t xml:space="preserve"> become ou?</w:t>
+        <w:t xml:space="preserve"> become </w:t>
+      </w:r>
+      <w:proofErr w:type="spellStart"/>
+      <w:r>
+        <w:t>ou</w:t>
+      </w:r>
+      <w:proofErr w:type="spellEnd"/>
+      <w:r>
+        <w:t>?</w:t>
       </w:r>
     </w:p>
     <w:p>
@@ -1248,7 +1493,15 @@
         <w:t>おう</w:t>
       </w:r>
       <w:r>
-        <w:t xml:space="preserve"> = ou.</w:t>
+        <w:t xml:space="preserve"> = </w:t>
+      </w:r>
+      <w:proofErr w:type="spellStart"/>
+      <w:r>
+        <w:t>ou</w:t>
+      </w:r>
+      <w:proofErr w:type="spellEnd"/>
+      <w:r>
+        <w:t>.</w:t>
       </w:r>
     </w:p>
     <w:p>
@@ -1339,8 +1592,16 @@
         <w:rPr>
           <w:rFonts w:hint="eastAsia"/>
         </w:rPr>
-        <w:t xml:space="preserve"> kyo</w:t>
-      </w:r>
+        <w:t xml:space="preserve"> </w:t>
+      </w:r>
+      <w:proofErr w:type="spellStart"/>
+      <w:r>
+        <w:rPr>
+          <w:rFonts w:hint="eastAsia"/>
+        </w:rPr>
+        <w:t>kyo</w:t>
+      </w:r>
+      <w:proofErr w:type="spellEnd"/>
     </w:p>
     <w:p>
       <w:r>
@@ -1387,13 +1648,45 @@
         <w:t>おう</w:t>
       </w:r>
       <w:r>
-        <w:t xml:space="preserve"> can sound very similar, but they are different kana sequences. Wāpuro-style long vowels preserve that spelling distinction.</w:t>
+        <w:t xml:space="preserve"> can sound very similar, but they are different kana sequences. </w:t>
+      </w:r>
+      <w:proofErr w:type="spellStart"/>
+      <w:r>
+        <w:t>Wāpuro</w:t>
+      </w:r>
+      <w:proofErr w:type="spellEnd"/>
+      <w:r>
+        <w:t>-style long vowels preserve that spelling distinction.</w:t>
       </w:r>
     </w:p>
     <w:p>
       <w:r>
         <w:lastRenderedPageBreak/>
-        <w:t>Do not choose oo or ou from the sound alone. Use the kana that are actually written.</w:t>
+        <w:t xml:space="preserve">Do not choose </w:t>
+      </w:r>
+      <w:proofErr w:type="spellStart"/>
+      <w:r>
+        <w:t>oo</w:t>
+      </w:r>
+      <w:proofErr w:type="spellEnd"/>
+      <w:r>
+        <w:t xml:space="preserve"> or </w:t>
+      </w:r>
+      <w:proofErr w:type="spellStart"/>
+      <w:r>
+        <w:t>ou</w:t>
+      </w:r>
+      <w:proofErr w:type="spellEnd"/>
+      <w:r>
+        <w:t xml:space="preserve"> from the sound alone. Use the kana that are </w:t>
+      </w:r>
+      <w:proofErr w:type="gramStart"/>
+      <w:r>
+        <w:t>actually written</w:t>
+      </w:r>
+      <w:proofErr w:type="gramEnd"/>
+      <w:r>
+        <w:t>.</w:t>
       </w:r>
     </w:p>
     <w:p>
@@ -1417,7 +1710,15 @@
         <w:t>えい</w:t>
       </w:r>
       <w:r>
-        <w:t xml:space="preserve"> = ei, yet both are romanised to </w:t>
+        <w:t xml:space="preserve"> = </w:t>
+      </w:r>
+      <w:proofErr w:type="spellStart"/>
+      <w:r>
+        <w:t>ei</w:t>
+      </w:r>
+      <w:proofErr w:type="spellEnd"/>
+      <w:r>
+        <w:t xml:space="preserve">, yet both are romanised to </w:t>
       </w:r>
       <w:r>
         <w:t>ē</w:t>
@@ -1521,8 +1822,16 @@
         <w:rPr>
           <w:rFonts w:hint="eastAsia"/>
         </w:rPr>
-        <w:t xml:space="preserve"> onēsan</w:t>
-      </w:r>
+        <w:t xml:space="preserve"> </w:t>
+      </w:r>
+      <w:proofErr w:type="spellStart"/>
+      <w:r>
+        <w:rPr>
+          <w:rFonts w:hint="eastAsia"/>
+        </w:rPr>
+        <w:t>onēsan</w:t>
+      </w:r>
+      <w:proofErr w:type="spellEnd"/>
     </w:p>
     <w:p>
       <w:r>
@@ -1609,22 +1918,34 @@
         </w:rPr>
         <w:t xml:space="preserve"> </w:t>
       </w:r>
+      <w:proofErr w:type="spellStart"/>
       <w:r>
         <w:t>sens</w:t>
       </w:r>
       <w:r>
         <w:t>ē</w:t>
       </w:r>
+      <w:proofErr w:type="spellEnd"/>
     </w:p>
     <w:p>
       <w:r>
         <w:t xml:space="preserve">Using the </w:t>
       </w:r>
+      <w:proofErr w:type="spellStart"/>
       <w:r>
         <w:t>Wāpuro</w:t>
       </w:r>
-      <w:r>
-        <w:t xml:space="preserve"> method instead results in oneesan and sensei.</w:t>
+      <w:proofErr w:type="spellEnd"/>
+      <w:r>
+        <w:t xml:space="preserve"> method instead results in </w:t>
+      </w:r>
+      <w:proofErr w:type="spellStart"/>
+      <w:r>
+        <w:t>oneesan</w:t>
+      </w:r>
+      <w:proofErr w:type="spellEnd"/>
+      <w:r>
+        <w:t xml:space="preserve"> and sensei.</w:t>
       </w:r>
     </w:p>
     <w:p>
@@ -1661,7 +1982,15 @@
         <w:t>ょ</w:t>
       </w:r>
       <w:r>
-        <w:t xml:space="preserve"> (yōon). Small </w:t>
+        <w:t xml:space="preserve"> (</w:t>
+      </w:r>
+      <w:proofErr w:type="spellStart"/>
+      <w:r>
+        <w:t>yōon</w:t>
+      </w:r>
+      <w:proofErr w:type="spellEnd"/>
+      <w:r>
+        <w:t xml:space="preserve">). Small </w:t>
       </w:r>
       <w:r>
         <w:t>っ</w:t>
@@ -1693,7 +2022,15 @@
         <w:t>ょ</w:t>
       </w:r>
       <w:r>
-        <w:t xml:space="preserve"> form contracted sounds called yōon.</w:t>
+        <w:t xml:space="preserve"> form contracted sounds called </w:t>
+      </w:r>
+      <w:proofErr w:type="spellStart"/>
+      <w:r>
+        <w:t>yōon</w:t>
+      </w:r>
+      <w:proofErr w:type="spellEnd"/>
+      <w:r>
+        <w:t>.</w:t>
       </w:r>
     </w:p>
     <w:p>
@@ -1707,8 +2044,16 @@
         <w:rPr>
           <w:rFonts w:hint="eastAsia"/>
         </w:rPr>
-        <w:t xml:space="preserve"> = small ya</w:t>
-      </w:r>
+        <w:t xml:space="preserve"> = small </w:t>
+      </w:r>
+      <w:proofErr w:type="spellStart"/>
+      <w:r>
+        <w:rPr>
+          <w:rFonts w:hint="eastAsia"/>
+        </w:rPr>
+        <w:t>ya</w:t>
+      </w:r>
+      <w:proofErr w:type="spellEnd"/>
     </w:p>
     <w:p>
       <w:r>
@@ -1721,8 +2066,16 @@
         <w:rPr>
           <w:rFonts w:hint="eastAsia"/>
         </w:rPr>
-        <w:t xml:space="preserve"> = small yu</w:t>
-      </w:r>
+        <w:t xml:space="preserve"> = small </w:t>
+      </w:r>
+      <w:proofErr w:type="spellStart"/>
+      <w:r>
+        <w:rPr>
+          <w:rFonts w:hint="eastAsia"/>
+        </w:rPr>
+        <w:t>yu</w:t>
+      </w:r>
+      <w:proofErr w:type="spellEnd"/>
     </w:p>
     <w:p>
       <w:r>
@@ -1735,12 +2088,28 @@
         <w:rPr>
           <w:rFonts w:hint="eastAsia"/>
         </w:rPr>
-        <w:t xml:space="preserve"> = small yo</w:t>
-      </w:r>
-    </w:p>
-    <w:p>
-      <w:r>
-        <w:t>They combine with certain kana that end in an i sound.</w:t>
+        <w:t xml:space="preserve"> = small </w:t>
+      </w:r>
+      <w:proofErr w:type="spellStart"/>
+      <w:r>
+        <w:rPr>
+          <w:rFonts w:hint="eastAsia"/>
+        </w:rPr>
+        <w:t>yo</w:t>
+      </w:r>
+      <w:proofErr w:type="spellEnd"/>
+    </w:p>
+    <w:p>
+      <w:r>
+        <w:t xml:space="preserve">They combine with certain kana that end in an </w:t>
+      </w:r>
+      <w:proofErr w:type="spellStart"/>
+      <w:r>
+        <w:t>i</w:t>
+      </w:r>
+      <w:proofErr w:type="spellEnd"/>
+      <w:r>
+        <w:t xml:space="preserve"> sound.</w:t>
       </w:r>
     </w:p>
     <w:p>
@@ -1771,8 +2140,16 @@
         <w:rPr>
           <w:rFonts w:hint="eastAsia"/>
         </w:rPr>
-        <w:t xml:space="preserve"> kya</w:t>
-      </w:r>
+        <w:t xml:space="preserve"> </w:t>
+      </w:r>
+      <w:proofErr w:type="spellStart"/>
+      <w:r>
+        <w:rPr>
+          <w:rFonts w:hint="eastAsia"/>
+        </w:rPr>
+        <w:t>kya</w:t>
+      </w:r>
+      <w:proofErr w:type="spellEnd"/>
     </w:p>
     <w:p>
       <w:r>
@@ -1823,8 +2200,16 @@
         <w:rPr>
           <w:rFonts w:hint="eastAsia"/>
         </w:rPr>
-        <w:t xml:space="preserve"> kyo</w:t>
-      </w:r>
+        <w:t xml:space="preserve"> </w:t>
+      </w:r>
+      <w:proofErr w:type="spellStart"/>
+      <w:r>
+        <w:rPr>
+          <w:rFonts w:hint="eastAsia"/>
+        </w:rPr>
+        <w:t>kyo</w:t>
+      </w:r>
+      <w:proofErr w:type="spellEnd"/>
     </w:p>
     <w:p>
       <w:r>
@@ -1875,8 +2260,16 @@
         <w:rPr>
           <w:rFonts w:hint="eastAsia"/>
         </w:rPr>
-        <w:t xml:space="preserve"> shu</w:t>
-      </w:r>
+        <w:t xml:space="preserve"> </w:t>
+      </w:r>
+      <w:proofErr w:type="spellStart"/>
+      <w:r>
+        <w:rPr>
+          <w:rFonts w:hint="eastAsia"/>
+        </w:rPr>
+        <w:t>shu</w:t>
+      </w:r>
+      <w:proofErr w:type="spellEnd"/>
     </w:p>
     <w:p>
       <w:r>
@@ -1901,8 +2294,16 @@
         <w:rPr>
           <w:rFonts w:hint="eastAsia"/>
         </w:rPr>
-        <w:t xml:space="preserve"> sho</w:t>
-      </w:r>
+        <w:t xml:space="preserve"> </w:t>
+      </w:r>
+      <w:proofErr w:type="spellStart"/>
+      <w:r>
+        <w:rPr>
+          <w:rFonts w:hint="eastAsia"/>
+        </w:rPr>
+        <w:t>sho</w:t>
+      </w:r>
+      <w:proofErr w:type="spellEnd"/>
     </w:p>
     <w:p>
       <w:pPr>
@@ -1920,12 +2321,33 @@
         <w:t>きょ</w:t>
       </w:r>
       <w:r>
-        <w:t xml:space="preserve"> become kyo rather than kiyo?</w:t>
-      </w:r>
-    </w:p>
-    <w:p>
-      <w:r>
-        <w:t>Yōon is treated as one combined sound for romanisation.</w:t>
+        <w:t xml:space="preserve"> become </w:t>
+      </w:r>
+      <w:proofErr w:type="spellStart"/>
+      <w:r>
+        <w:t>kyo</w:t>
+      </w:r>
+      <w:proofErr w:type="spellEnd"/>
+      <w:r>
+        <w:t xml:space="preserve"> rather than </w:t>
+      </w:r>
+      <w:proofErr w:type="spellStart"/>
+      <w:r>
+        <w:t>kiyo</w:t>
+      </w:r>
+      <w:proofErr w:type="spellEnd"/>
+      <w:r>
+        <w:t>?</w:t>
+      </w:r>
+    </w:p>
+    <w:p>
+      <w:proofErr w:type="spellStart"/>
+      <w:r>
+        <w:t>Yōon</w:t>
+      </w:r>
+      <w:proofErr w:type="spellEnd"/>
+      <w:r>
+        <w:t xml:space="preserve"> is treated as one combined sound for romanisation.</w:t>
       </w:r>
     </w:p>
     <w:p>
@@ -1936,7 +2358,23 @@
         <w:t>き</w:t>
       </w:r>
       <w:r>
-        <w:t xml:space="preserve"> = ki, the final i is replaced by the yōon combination:</w:t>
+        <w:t xml:space="preserve"> = ki, the final </w:t>
+      </w:r>
+      <w:proofErr w:type="spellStart"/>
+      <w:r>
+        <w:t>i</w:t>
+      </w:r>
+      <w:proofErr w:type="spellEnd"/>
+      <w:r>
+        <w:t xml:space="preserve"> is replaced by the </w:t>
+      </w:r>
+      <w:proofErr w:type="spellStart"/>
+      <w:r>
+        <w:t>yōon</w:t>
+      </w:r>
+      <w:proofErr w:type="spellEnd"/>
+      <w:r>
+        <w:t xml:space="preserve"> combination:</w:t>
       </w:r>
     </w:p>
     <w:p>
@@ -1964,8 +2402,13 @@
         <w:t>→</w:t>
       </w:r>
       <w:r>
-        <w:t xml:space="preserve"> kyo</w:t>
-      </w:r>
+        <w:t xml:space="preserve"> </w:t>
+      </w:r>
+      <w:proofErr w:type="spellStart"/>
+      <w:r>
+        <w:t>kyo</w:t>
+      </w:r>
+      <w:proofErr w:type="spellEnd"/>
       <w:r>
         <w:t xml:space="preserve"> </w:t>
       </w:r>
@@ -2000,8 +2443,13 @@
         <w:t>→</w:t>
       </w:r>
       <w:r>
-        <w:t xml:space="preserve"> kiyo</w:t>
-      </w:r>
+        <w:t xml:space="preserve"> </w:t>
+      </w:r>
+      <w:proofErr w:type="spellStart"/>
+      <w:r>
+        <w:t>kiyo</w:t>
+      </w:r>
+      <w:proofErr w:type="spellEnd"/>
       <w:r>
         <w:t xml:space="preserve"> </w:t>
       </w:r>
@@ -2021,7 +2469,15 @@
         </w:rPr>
       </w:pPr>
       <w:r>
-        <w:t>How does this affect Wāpuro romanisation?</w:t>
+        <w:t xml:space="preserve">How does this affect </w:t>
+      </w:r>
+      <w:proofErr w:type="spellStart"/>
+      <w:r>
+        <w:t>Wāpuro</w:t>
+      </w:r>
+      <w:proofErr w:type="spellEnd"/>
+      <w:r>
+        <w:t xml:space="preserve"> romanisation?</w:t>
       </w:r>
     </w:p>
     <w:p>
@@ -2105,8 +2561,13 @@
       </w:r>
     </w:p>
     <w:p>
-      <w:r>
-        <w:t xml:space="preserve">So if </w:t>
+      <w:proofErr w:type="gramStart"/>
+      <w:r>
+        <w:t>So</w:t>
+      </w:r>
+      <w:proofErr w:type="gramEnd"/>
+      <w:r>
+        <w:t xml:space="preserve"> if </w:t>
       </w:r>
       <w:r>
         <w:rPr>
@@ -2115,7 +2576,15 @@
         <w:t>きょ</w:t>
       </w:r>
       <w:r>
-        <w:t xml:space="preserve"> = kyo and </w:t>
+        <w:t xml:space="preserve"> = </w:t>
+      </w:r>
+      <w:proofErr w:type="spellStart"/>
+      <w:r>
+        <w:t>kyo</w:t>
+      </w:r>
+      <w:proofErr w:type="spellEnd"/>
+      <w:r>
+        <w:t xml:space="preserve"> and </w:t>
       </w:r>
       <w:r>
         <w:rPr>
@@ -2133,7 +2602,15 @@
         <w:t>きょう</w:t>
       </w:r>
       <w:r>
-        <w:t xml:space="preserve"> = kyou.</w:t>
+        <w:t xml:space="preserve"> = </w:t>
+      </w:r>
+      <w:proofErr w:type="spellStart"/>
+      <w:r>
+        <w:t>kyou</w:t>
+      </w:r>
+      <w:proofErr w:type="spellEnd"/>
+      <w:r>
+        <w:t>.</w:t>
       </w:r>
     </w:p>
     <w:p>
@@ -2213,8 +2690,16 @@
         <w:rPr>
           <w:rFonts w:hint="eastAsia"/>
         </w:rPr>
-        <w:t xml:space="preserve"> nihon</w:t>
-      </w:r>
+        <w:t xml:space="preserve"> </w:t>
+      </w:r>
+      <w:proofErr w:type="spellStart"/>
+      <w:r>
+        <w:rPr>
+          <w:rFonts w:hint="eastAsia"/>
+        </w:rPr>
+        <w:t>nihon</w:t>
+      </w:r>
+      <w:proofErr w:type="spellEnd"/>
     </w:p>
     <w:p>
       <w:r>
@@ -2239,8 +2724,16 @@
         <w:rPr>
           <w:rFonts w:hint="eastAsia"/>
         </w:rPr>
-        <w:t xml:space="preserve"> shinbun</w:t>
-      </w:r>
+        <w:t xml:space="preserve"> </w:t>
+      </w:r>
+      <w:proofErr w:type="spellStart"/>
+      <w:r>
+        <w:rPr>
+          <w:rFonts w:hint="eastAsia"/>
+        </w:rPr>
+        <w:t>shinbun</w:t>
+      </w:r>
+      <w:proofErr w:type="spellEnd"/>
     </w:p>
     <w:p>
       <w:r>
@@ -2345,8 +2838,16 @@
         <w:rPr>
           <w:rFonts w:hint="eastAsia"/>
         </w:rPr>
-        <w:t xml:space="preserve"> Gen'ei</w:t>
-      </w:r>
+        <w:t xml:space="preserve"> </w:t>
+      </w:r>
+      <w:proofErr w:type="spellStart"/>
+      <w:r>
+        <w:rPr>
+          <w:rFonts w:hint="eastAsia"/>
+        </w:rPr>
+        <w:t>Gen'ei</w:t>
+      </w:r>
+      <w:proofErr w:type="spellEnd"/>
     </w:p>
     <w:p>
       <w:r>
@@ -2371,8 +2872,16 @@
         <w:rPr>
           <w:rFonts w:hint="eastAsia"/>
         </w:rPr>
-        <w:t xml:space="preserve"> shin'you</w:t>
-      </w:r>
+        <w:t xml:space="preserve"> </w:t>
+      </w:r>
+      <w:proofErr w:type="spellStart"/>
+      <w:r>
+        <w:rPr>
+          <w:rFonts w:hint="eastAsia"/>
+        </w:rPr>
+        <w:t>shin'you</w:t>
+      </w:r>
+      <w:proofErr w:type="spellEnd"/>
     </w:p>
     <w:p>
       <w:r>
@@ -2397,8 +2906,16 @@
         <w:rPr>
           <w:rFonts w:hint="eastAsia"/>
         </w:rPr>
-        <w:t xml:space="preserve"> kan'i</w:t>
-      </w:r>
+        <w:t xml:space="preserve"> </w:t>
+      </w:r>
+      <w:proofErr w:type="spellStart"/>
+      <w:r>
+        <w:rPr>
+          <w:rFonts w:hint="eastAsia"/>
+        </w:rPr>
+        <w:t>kan'i</w:t>
+      </w:r>
+      <w:proofErr w:type="spellEnd"/>
     </w:p>
     <w:p>
       <w:r>
@@ -2464,8 +2981,16 @@
         <w:rPr>
           <w:rFonts w:hint="eastAsia"/>
         </w:rPr>
-        <w:t xml:space="preserve"> gen'ei</w:t>
-      </w:r>
+        <w:t xml:space="preserve"> </w:t>
+      </w:r>
+      <w:proofErr w:type="spellStart"/>
+      <w:r>
+        <w:rPr>
+          <w:rFonts w:hint="eastAsia"/>
+        </w:rPr>
+        <w:t>gen'ei</w:t>
+      </w:r>
+      <w:proofErr w:type="spellEnd"/>
     </w:p>
     <w:p>
       <w:r>
@@ -2507,8 +3032,16 @@
         <w:rPr>
           <w:rFonts w:hint="eastAsia"/>
         </w:rPr>
-        <w:t xml:space="preserve"> genei</w:t>
-      </w:r>
+        <w:t xml:space="preserve"> </w:t>
+      </w:r>
+      <w:proofErr w:type="spellStart"/>
+      <w:r>
+        <w:rPr>
+          <w:rFonts w:hint="eastAsia"/>
+        </w:rPr>
+        <w:t>genei</w:t>
+      </w:r>
+      <w:proofErr w:type="spellEnd"/>
     </w:p>
     <w:p>
       <w:pPr>
@@ -2562,7 +3095,31 @@
         <w:t>い</w:t>
       </w:r>
       <w:r>
-        <w:t>. Romanising them gives ge + n + ei, so the result is gen'ei. Without the apostrophe, the boundary is less clear.</w:t>
+        <w:t xml:space="preserve">. Romanising them gives </w:t>
+      </w:r>
+      <w:proofErr w:type="spellStart"/>
+      <w:r>
+        <w:t>ge</w:t>
+      </w:r>
+      <w:proofErr w:type="spellEnd"/>
+      <w:r>
+        <w:t xml:space="preserve"> + n + </w:t>
+      </w:r>
+      <w:proofErr w:type="spellStart"/>
+      <w:r>
+        <w:t>ei</w:t>
+      </w:r>
+      <w:proofErr w:type="spellEnd"/>
+      <w:r>
+        <w:t xml:space="preserve">, so the result is </w:t>
+      </w:r>
+      <w:proofErr w:type="spellStart"/>
+      <w:r>
+        <w:t>gen'ei</w:t>
+      </w:r>
+      <w:proofErr w:type="spellEnd"/>
+      <w:r>
+        <w:t>. Without the apostrophe, the boundary is less clear.</w:t>
       </w:r>
     </w:p>
     <w:p>
@@ -2603,7 +3160,31 @@
         <w:t>う</w:t>
       </w:r>
       <w:r>
-        <w:t xml:space="preserve"> → shi + n + you → shin'you. Without the apostrophe, shinyou could instead be read as the romanisation of </w:t>
+        <w:t xml:space="preserve"> → </w:t>
+      </w:r>
+      <w:proofErr w:type="spellStart"/>
+      <w:r>
+        <w:t>shi</w:t>
+      </w:r>
+      <w:proofErr w:type="spellEnd"/>
+      <w:r>
+        <w:t xml:space="preserve"> + n + you → </w:t>
+      </w:r>
+      <w:proofErr w:type="spellStart"/>
+      <w:r>
+        <w:t>shin'you</w:t>
+      </w:r>
+      <w:proofErr w:type="spellEnd"/>
+      <w:r>
+        <w:t xml:space="preserve">. Without the apostrophe, </w:t>
+      </w:r>
+      <w:proofErr w:type="spellStart"/>
+      <w:r>
+        <w:t>shinyou</w:t>
+      </w:r>
+      <w:proofErr w:type="spellEnd"/>
+      <w:r>
+        <w:t xml:space="preserve"> could instead be read as the romanisation of </w:t>
       </w:r>
       <w:r>
         <w:t>しにょう</w:t>
@@ -2651,7 +3232,23 @@
         <w:t>えっち</w:t>
       </w:r>
       <w:r>
-        <w:t xml:space="preserve"> → ecchi, not etchi.</w:t>
+        <w:t xml:space="preserve"> → </w:t>
+      </w:r>
+      <w:proofErr w:type="spellStart"/>
+      <w:r>
+        <w:t>ecchi</w:t>
+      </w:r>
+      <w:proofErr w:type="spellEnd"/>
+      <w:r>
+        <w:t xml:space="preserve">, not </w:t>
+      </w:r>
+      <w:proofErr w:type="spellStart"/>
+      <w:r>
+        <w:t>etchi</w:t>
+      </w:r>
+      <w:proofErr w:type="spellEnd"/>
+      <w:r>
+        <w:t>.</w:t>
       </w:r>
     </w:p>
     <w:p>
@@ -2664,24 +3261,39 @@
         <w:t>きっぷ</w:t>
       </w:r>
       <w:r>
-        <w:t xml:space="preserve"> → kippu</w:t>
-      </w:r>
+        <w:t xml:space="preserve"> → </w:t>
+      </w:r>
+      <w:proofErr w:type="spellStart"/>
+      <w:r>
+        <w:t>kippu</w:t>
+      </w:r>
+      <w:proofErr w:type="spellEnd"/>
     </w:p>
     <w:p>
       <w:r>
         <w:t>がっこう</w:t>
       </w:r>
       <w:r>
-        <w:t xml:space="preserve"> → gakkou</w:t>
-      </w:r>
+        <w:t xml:space="preserve"> → </w:t>
+      </w:r>
+      <w:proofErr w:type="spellStart"/>
+      <w:r>
+        <w:t>gakkou</w:t>
+      </w:r>
+      <w:proofErr w:type="spellEnd"/>
     </w:p>
     <w:p>
       <w:r>
         <w:t>まっすぐ</w:t>
       </w:r>
       <w:r>
-        <w:t xml:space="preserve"> → massugu</w:t>
-      </w:r>
+        <w:t xml:space="preserve"> → </w:t>
+      </w:r>
+      <w:proofErr w:type="spellStart"/>
+      <w:r>
+        <w:t>massugu</w:t>
+      </w:r>
+      <w:proofErr w:type="spellEnd"/>
     </w:p>
     <w:p>
       <w:pPr>
@@ -2702,13 +3314,37 @@
         <w:t>つ</w:t>
       </w:r>
       <w:r>
-        <w:t xml:space="preserve"> = tsu. Small </w:t>
+        <w:t xml:space="preserve"> = </w:t>
+      </w:r>
+      <w:proofErr w:type="spellStart"/>
+      <w:r>
+        <w:t>tsu</w:t>
+      </w:r>
+      <w:proofErr w:type="spellEnd"/>
+      <w:r>
+        <w:t xml:space="preserve">. Small </w:t>
       </w:r>
       <w:r>
         <w:t>っ</w:t>
       </w:r>
       <w:r>
-        <w:t xml:space="preserve"> does not represent a standalone tsu syllable; it changes the following consonant instead. The small form is called a sokuon.</w:t>
+        <w:t xml:space="preserve"> does not represent a standalone </w:t>
+      </w:r>
+      <w:proofErr w:type="spellStart"/>
+      <w:r>
+        <w:t>tsu</w:t>
+      </w:r>
+      <w:proofErr w:type="spellEnd"/>
+      <w:r>
+        <w:t xml:space="preserve"> syllable; it changes the following consonant instead. The small form is called a </w:t>
+      </w:r>
+      <w:proofErr w:type="spellStart"/>
+      <w:r>
+        <w:t>sokuon</w:t>
+      </w:r>
+      <w:proofErr w:type="spellEnd"/>
+      <w:r>
+        <w:t>.</w:t>
       </w:r>
     </w:p>
     <w:p>
@@ -2728,7 +3364,15 @@
         <w:t>つ</w:t>
       </w:r>
       <w:r>
-        <w:t xml:space="preserve"> as the normal syllable tsu.</w:t>
+        <w:t xml:space="preserve"> as the normal syllable </w:t>
+      </w:r>
+      <w:proofErr w:type="spellStart"/>
+      <w:r>
+        <w:t>tsu</w:t>
+      </w:r>
+      <w:proofErr w:type="spellEnd"/>
+      <w:r>
+        <w:t>.</w:t>
       </w:r>
     </w:p>
     <w:p>
@@ -2739,7 +3383,23 @@
         <w:t>まつ</w:t>
       </w:r>
       <w:r>
-        <w:t xml:space="preserve"> which romanises into matsu (to wait).</w:t>
+        <w:t xml:space="preserve"> which </w:t>
+      </w:r>
+      <w:proofErr w:type="spellStart"/>
+      <w:r>
+        <w:t>romanises</w:t>
+      </w:r>
+      <w:proofErr w:type="spellEnd"/>
+      <w:r>
+        <w:t xml:space="preserve"> into </w:t>
+      </w:r>
+      <w:proofErr w:type="spellStart"/>
+      <w:r>
+        <w:t>matsu</w:t>
+      </w:r>
+      <w:proofErr w:type="spellEnd"/>
+      <w:r>
+        <w:t xml:space="preserve"> (to wait).</w:t>
       </w:r>
     </w:p>
     <w:p>
@@ -2770,7 +3430,15 @@
         <w:t>ッ</w:t>
       </w:r>
       <w:r>
-        <w:t xml:space="preserve"> do not have a standalone tsu sound. They normally double the following consonant.</w:t>
+        <w:t xml:space="preserve"> do not have a standalone </w:t>
+      </w:r>
+      <w:proofErr w:type="spellStart"/>
+      <w:r>
+        <w:t>tsu</w:t>
+      </w:r>
+      <w:proofErr w:type="spellEnd"/>
+      <w:r>
+        <w:t xml:space="preserve"> sound. They normally double the following consonant.</w:t>
       </w:r>
     </w:p>
     <w:p>
@@ -2781,13 +3449,37 @@
         <w:t>きて</w:t>
       </w:r>
       <w:r>
-        <w:t xml:space="preserve"> romanises into kite (come) whereas </w:t>
+        <w:t xml:space="preserve"> </w:t>
+      </w:r>
+      <w:proofErr w:type="spellStart"/>
+      <w:r>
+        <w:t>romanises</w:t>
+      </w:r>
+      <w:proofErr w:type="spellEnd"/>
+      <w:r>
+        <w:t xml:space="preserve"> into kite (come) whereas </w:t>
       </w:r>
       <w:r>
         <w:t>きって</w:t>
       </w:r>
       <w:r>
-        <w:t xml:space="preserve"> romanises into kitte (stamp).</w:t>
+        <w:t xml:space="preserve"> </w:t>
+      </w:r>
+      <w:proofErr w:type="spellStart"/>
+      <w:r>
+        <w:t>romanises</w:t>
+      </w:r>
+      <w:proofErr w:type="spellEnd"/>
+      <w:r>
+        <w:t xml:space="preserve"> into </w:t>
+      </w:r>
+      <w:proofErr w:type="spellStart"/>
+      <w:r>
+        <w:t>kitte</w:t>
+      </w:r>
+      <w:proofErr w:type="spellEnd"/>
+      <w:r>
+        <w:t xml:space="preserve"> (stamp).</w:t>
       </w:r>
     </w:p>
     <w:p>
@@ -2800,32 +3492,52 @@
         <w:t>ざっし</w:t>
       </w:r>
       <w:r>
-        <w:t xml:space="preserve"> → zasshi</w:t>
-      </w:r>
+        <w:t xml:space="preserve"> → </w:t>
+      </w:r>
+      <w:proofErr w:type="spellStart"/>
+      <w:r>
+        <w:t>zasshi</w:t>
+      </w:r>
+      <w:proofErr w:type="spellEnd"/>
     </w:p>
     <w:p>
       <w:r>
         <w:t>えっち</w:t>
       </w:r>
       <w:r>
-        <w:t xml:space="preserve"> → ecchi</w:t>
-      </w:r>
+        <w:t xml:space="preserve"> → </w:t>
+      </w:r>
+      <w:proofErr w:type="spellStart"/>
+      <w:r>
+        <w:t>ecchi</w:t>
+      </w:r>
+      <w:proofErr w:type="spellEnd"/>
     </w:p>
     <w:p>
       <w:r>
         <w:t>みっつ</w:t>
       </w:r>
       <w:r>
-        <w:t xml:space="preserve"> → mittsu</w:t>
-      </w:r>
+        <w:t xml:space="preserve"> → </w:t>
+      </w:r>
+      <w:proofErr w:type="spellStart"/>
+      <w:r>
+        <w:t>mittsu</w:t>
+      </w:r>
+      <w:proofErr w:type="spellEnd"/>
     </w:p>
     <w:p>
       <w:r>
         <w:t>きっきょ</w:t>
       </w:r>
       <w:r>
-        <w:t xml:space="preserve"> → kikkyo</w:t>
-      </w:r>
+        <w:t xml:space="preserve"> → </w:t>
+      </w:r>
+      <w:proofErr w:type="spellStart"/>
+      <w:r>
+        <w:t>kikkyo</w:t>
+      </w:r>
+      <w:proofErr w:type="spellEnd"/>
     </w:p>
     <w:p>
       <w:r>
@@ -2919,7 +3631,31 @@
     <w:p>
       <w:r>
         <w:lastRenderedPageBreak/>
-        <w:t>There is no consonant after the sokuon in these examples, so there is nothing to double. Do not add a consonant and do not write tsu. Leave the sokuon without a Romaji letter and flag the result for review.</w:t>
+        <w:t xml:space="preserve">There is no consonant after the </w:t>
+      </w:r>
+      <w:proofErr w:type="spellStart"/>
+      <w:r>
+        <w:t>sokuon</w:t>
+      </w:r>
+      <w:proofErr w:type="spellEnd"/>
+      <w:r>
+        <w:t xml:space="preserve"> in these examples, so there is nothing to double. Do not add a consonant and do not write </w:t>
+      </w:r>
+      <w:proofErr w:type="spellStart"/>
+      <w:r>
+        <w:t>tsu</w:t>
+      </w:r>
+      <w:proofErr w:type="spellEnd"/>
+      <w:r>
+        <w:t xml:space="preserve">. Leave the </w:t>
+      </w:r>
+      <w:proofErr w:type="spellStart"/>
+      <w:r>
+        <w:t>sokuon</w:t>
+      </w:r>
+      <w:proofErr w:type="spellEnd"/>
+      <w:r>
+        <w:t xml:space="preserve"> without a Romaji letter and flag the result for review.</w:t>
       </w:r>
     </w:p>
     <w:p>
@@ -2936,7 +3672,23 @@
         <w:t>ッ</w:t>
       </w:r>
       <w:r>
-        <w:t xml:space="preserve"> is followed by a vowel, by a non-geminative sound such as n, m, r, w or y, or when repeated sokuon is used for emphasis. Do not invent a doubled form.</w:t>
+        <w:t xml:space="preserve"> is followed by a vowel, by a non-</w:t>
+      </w:r>
+      <w:proofErr w:type="spellStart"/>
+      <w:r>
+        <w:t>geminative</w:t>
+      </w:r>
+      <w:proofErr w:type="spellEnd"/>
+      <w:r>
+        <w:t xml:space="preserve"> sound such as n, m, r, w or y, or when repeated </w:t>
+      </w:r>
+      <w:proofErr w:type="spellStart"/>
+      <w:r>
+        <w:t>sokuon</w:t>
+      </w:r>
+      <w:proofErr w:type="spellEnd"/>
+      <w:r>
+        <w:t xml:space="preserve"> is used for emphasis. Do not invent a doubled form.</w:t>
       </w:r>
     </w:p>
     <w:p>
@@ -2953,7 +3705,15 @@
         <w:t>っす</w:t>
       </w:r>
       <w:r>
-        <w:t xml:space="preserve"> → ssu.</w:t>
+        <w:t xml:space="preserve"> → </w:t>
+      </w:r>
+      <w:proofErr w:type="spellStart"/>
+      <w:r>
+        <w:t>ssu</w:t>
+      </w:r>
+      <w:proofErr w:type="spellEnd"/>
+      <w:r>
+        <w:t>.</w:t>
       </w:r>
     </w:p>
     <w:p>
@@ -2970,7 +3730,15 @@
         <w:t>ツ</w:t>
       </w:r>
       <w:r>
-        <w:t xml:space="preserve"> normally remain tsu in modern text. Older or non-small typography may use a full-sized </w:t>
+        <w:t xml:space="preserve"> normally remain </w:t>
+      </w:r>
+      <w:proofErr w:type="spellStart"/>
+      <w:r>
+        <w:t>tsu</w:t>
+      </w:r>
+      <w:proofErr w:type="spellEnd"/>
+      <w:r>
+        <w:t xml:space="preserve"> in modern text. Older or non-small typography may use a full-sized </w:t>
       </w:r>
       <w:r>
         <w:t>つ</w:t>
@@ -2982,7 +3750,15 @@
         <w:t>ツ</w:t>
       </w:r>
       <w:r>
-        <w:t xml:space="preserve"> for a sokuon. Do not assume that every full-sized </w:t>
+        <w:t xml:space="preserve"> for a </w:t>
+      </w:r>
+      <w:proofErr w:type="spellStart"/>
+      <w:r>
+        <w:t>sokuon</w:t>
+      </w:r>
+      <w:proofErr w:type="spellEnd"/>
+      <w:r>
+        <w:t xml:space="preserve">. Do not assume that every full-sized </w:t>
       </w:r>
       <w:r>
         <w:t>つ</w:t>
@@ -2994,7 +3770,15 @@
         <w:t>ツ</w:t>
       </w:r>
       <w:r>
-        <w:t xml:space="preserve"> is a sokuon; only treat it as one when the reading or historical evidence confirms it.</w:t>
+        <w:t xml:space="preserve"> is a </w:t>
+      </w:r>
+      <w:proofErr w:type="spellStart"/>
+      <w:r>
+        <w:t>sokuon</w:t>
+      </w:r>
+      <w:proofErr w:type="spellEnd"/>
+      <w:r>
+        <w:t>; only treat it as one when the reading or historical evidence confirms it.</w:t>
       </w:r>
     </w:p>
     <w:p>
@@ -3018,13 +3802,29 @@
         <w:t>三百</w:t>
       </w:r>
       <w:r>
-        <w:t xml:space="preserve"> → Sanbyaku, </w:t>
+        <w:t xml:space="preserve"> → </w:t>
+      </w:r>
+      <w:proofErr w:type="spellStart"/>
+      <w:r>
+        <w:t>Sanbyaku</w:t>
+      </w:r>
+      <w:proofErr w:type="spellEnd"/>
+      <w:r>
+        <w:t xml:space="preserve">, </w:t>
       </w:r>
       <w:r>
         <w:t>三千</w:t>
       </w:r>
       <w:r>
-        <w:t xml:space="preserve"> → Sanzen, </w:t>
+        <w:t xml:space="preserve"> → </w:t>
+      </w:r>
+      <w:proofErr w:type="spellStart"/>
+      <w:r>
+        <w:t>Sanzen</w:t>
+      </w:r>
+      <w:proofErr w:type="spellEnd"/>
+      <w:r>
+        <w:t xml:space="preserve">, </w:t>
       </w:r>
       <w:r>
         <w:t>二万</w:t>
@@ -3036,13 +3836,29 @@
         <w:t>二千万</w:t>
       </w:r>
       <w:r>
-        <w:t xml:space="preserve"> → Nisenman, </w:t>
+        <w:t xml:space="preserve"> → </w:t>
+      </w:r>
+      <w:proofErr w:type="spellStart"/>
+      <w:r>
+        <w:t>Nisenman</w:t>
+      </w:r>
+      <w:proofErr w:type="spellEnd"/>
+      <w:r>
+        <w:t xml:space="preserve">, </w:t>
       </w:r>
       <w:r>
         <w:t>一億</w:t>
       </w:r>
       <w:r>
-        <w:t xml:space="preserve"> → Ichioku, and </w:t>
+        <w:t xml:space="preserve"> → </w:t>
+      </w:r>
+      <w:proofErr w:type="spellStart"/>
+      <w:r>
+        <w:t>Ichioku</w:t>
+      </w:r>
+      <w:proofErr w:type="spellEnd"/>
+      <w:r>
+        <w:t xml:space="preserve">, and </w:t>
       </w:r>
       <w:r>
         <w:t>一兆</w:t>
@@ -3054,7 +3870,15 @@
         <w:t>いっちょう</w:t>
       </w:r>
       <w:r>
-        <w:t xml:space="preserve"> → Icchou.</w:t>
+        <w:t xml:space="preserve"> → </w:t>
+      </w:r>
+      <w:proofErr w:type="spellStart"/>
+      <w:r>
+        <w:t>Icchou</w:t>
+      </w:r>
+      <w:proofErr w:type="spellEnd"/>
+      <w:r>
+        <w:t>.</w:t>
       </w:r>
     </w:p>
     <w:p>
@@ -3065,7 +3889,31 @@
         <w:t>二万三千四百五十六</w:t>
       </w:r>
       <w:r>
-        <w:t xml:space="preserve"> → Niman Sanzen Yonhyaku Gojuuroku.</w:t>
+        <w:t xml:space="preserve"> → Niman </w:t>
+      </w:r>
+      <w:proofErr w:type="spellStart"/>
+      <w:r>
+        <w:t>Sanzen</w:t>
+      </w:r>
+      <w:proofErr w:type="spellEnd"/>
+      <w:r>
+        <w:t xml:space="preserve"> </w:t>
+      </w:r>
+      <w:proofErr w:type="spellStart"/>
+      <w:r>
+        <w:t>Yonhyaku</w:t>
+      </w:r>
+      <w:proofErr w:type="spellEnd"/>
+      <w:r>
+        <w:t xml:space="preserve"> </w:t>
+      </w:r>
+      <w:proofErr w:type="spellStart"/>
+      <w:r>
+        <w:t>Gojuuroku</w:t>
+      </w:r>
+      <w:proofErr w:type="spellEnd"/>
+      <w:r>
+        <w:t>.</w:t>
       </w:r>
     </w:p>
     <w:p>
@@ -3082,7 +3930,15 @@
         <w:t>一万円</w:t>
       </w:r>
       <w:r>
-        <w:t xml:space="preserve"> → Ichiman En; </w:t>
+        <w:t xml:space="preserve"> → </w:t>
+      </w:r>
+      <w:proofErr w:type="spellStart"/>
+      <w:r>
+        <w:t>Ichiman</w:t>
+      </w:r>
+      <w:proofErr w:type="spellEnd"/>
+      <w:r>
+        <w:t xml:space="preserve"> En; </w:t>
       </w:r>
       <w:r>
         <w:t>千円</w:t>
@@ -3100,13 +3956,45 @@
         <w:t>三千四百</w:t>
       </w:r>
       <w:r>
-        <w:t xml:space="preserve"> is Sanzen Yonhyaku, not Sanzen'yonhyaku, and </w:t>
+        <w:t xml:space="preserve"> is </w:t>
+      </w:r>
+      <w:proofErr w:type="spellStart"/>
+      <w:r>
+        <w:t>Sanzen</w:t>
+      </w:r>
+      <w:proofErr w:type="spellEnd"/>
+      <w:r>
+        <w:t xml:space="preserve"> </w:t>
+      </w:r>
+      <w:proofErr w:type="spellStart"/>
+      <w:r>
+        <w:t>Yonhyaku</w:t>
+      </w:r>
+      <w:proofErr w:type="spellEnd"/>
+      <w:r>
+        <w:t xml:space="preserve">, not </w:t>
+      </w:r>
+      <w:proofErr w:type="spellStart"/>
+      <w:r>
+        <w:t>Sanzen'yonhyaku</w:t>
+      </w:r>
+      <w:proofErr w:type="spellEnd"/>
+      <w:r>
+        <w:t xml:space="preserve">, and </w:t>
       </w:r>
       <w:r>
         <w:t>千円</w:t>
       </w:r>
       <w:r>
-        <w:t xml:space="preserve"> is Sen En, not Sen'en.</w:t>
+        <w:t xml:space="preserve"> is Sen En, not </w:t>
+      </w:r>
+      <w:proofErr w:type="spellStart"/>
+      <w:r>
+        <w:t>Sen'en</w:t>
+      </w:r>
+      <w:proofErr w:type="spellEnd"/>
+      <w:r>
+        <w:t>.</w:t>
       </w:r>
     </w:p>
     <w:p>
@@ -3123,13 +4011,29 @@
         <w:t>三百</w:t>
       </w:r>
       <w:r>
-        <w:t xml:space="preserve"> → Sanbyaku and </w:t>
+        <w:t xml:space="preserve"> → </w:t>
+      </w:r>
+      <w:proofErr w:type="spellStart"/>
+      <w:r>
+        <w:t>Sanbyaku</w:t>
+      </w:r>
+      <w:proofErr w:type="spellEnd"/>
+      <w:r>
+        <w:t xml:space="preserve"> and </w:t>
       </w:r>
       <w:r>
         <w:t>三万</w:t>
       </w:r>
       <w:r>
-        <w:t xml:space="preserve"> → Sanman.</w:t>
+        <w:t xml:space="preserve"> → </w:t>
+      </w:r>
+      <w:proofErr w:type="spellStart"/>
+      <w:r>
+        <w:t>Sanman</w:t>
+      </w:r>
+      <w:proofErr w:type="spellEnd"/>
+      <w:r>
+        <w:t>.</w:t>
       </w:r>
     </w:p>
     <w:p>
@@ -3141,20 +4045,49 @@
       <w:pPr>
         <w:pStyle w:val="Heading2"/>
       </w:pPr>
+      <w:proofErr w:type="spellStart"/>
       <w:r>
         <w:lastRenderedPageBreak/>
-        <w:t>On'yomi vs Kun'yomi Readings</w:t>
-      </w:r>
-    </w:p>
-    <w:p>
-      <w:r>
-        <w:t>Kanji can have several readings. On'yomi (</w:t>
+        <w:t>On'yomi</w:t>
+      </w:r>
+      <w:proofErr w:type="spellEnd"/>
+      <w:r>
+        <w:t xml:space="preserve"> vs </w:t>
+      </w:r>
+      <w:proofErr w:type="spellStart"/>
+      <w:r>
+        <w:t>Kun'yomi</w:t>
+      </w:r>
+      <w:proofErr w:type="spellEnd"/>
+      <w:r>
+        <w:t xml:space="preserve"> Readings</w:t>
+      </w:r>
+    </w:p>
+    <w:p>
+      <w:r>
+        <w:t xml:space="preserve">Kanji can have several readings. </w:t>
+      </w:r>
+      <w:proofErr w:type="spellStart"/>
+      <w:r>
+        <w:t>On'yomi</w:t>
+      </w:r>
+      <w:proofErr w:type="spellEnd"/>
+      <w:r>
+        <w:t xml:space="preserve"> (</w:t>
       </w:r>
       <w:r>
         <w:t>音読み</w:t>
       </w:r>
       <w:r>
-        <w:t>) developed from historical Chinese pronunciations; Kun'yomi (</w:t>
+        <w:t xml:space="preserve">) developed from historical Chinese pronunciations; </w:t>
+      </w:r>
+      <w:proofErr w:type="spellStart"/>
+      <w:r>
+        <w:t>Kun'yomi</w:t>
+      </w:r>
+      <w:proofErr w:type="spellEnd"/>
+      <w:r>
+        <w:t xml:space="preserve"> (</w:t>
       </w:r>
       <w:r>
         <w:t>訓読み</w:t>
@@ -3167,13 +4100,20 @@
       <w:pPr>
         <w:pStyle w:val="Heading3"/>
       </w:pPr>
+      <w:proofErr w:type="spellStart"/>
       <w:r>
         <w:t>On'yomi</w:t>
       </w:r>
-    </w:p>
-    <w:p>
-      <w:r>
-        <w:t xml:space="preserve">On'yomi readings are particularly common when two or more kanji are combined to form a compound </w:t>
+      <w:proofErr w:type="spellEnd"/>
+    </w:p>
+    <w:p>
+      <w:proofErr w:type="spellStart"/>
+      <w:r>
+        <w:t>On'yomi</w:t>
+      </w:r>
+      <w:proofErr w:type="spellEnd"/>
+      <w:r>
+        <w:t xml:space="preserve"> readings are particularly common when two or more kanji are combined to form a compound </w:t>
       </w:r>
       <w:r>
         <w:t>word.</w:t>
@@ -3239,8 +4179,16 @@
         <w:rPr>
           <w:rFonts w:hint="eastAsia"/>
         </w:rPr>
-        <w:t xml:space="preserve"> gaku</w:t>
-      </w:r>
+        <w:t xml:space="preserve"> </w:t>
+      </w:r>
+      <w:proofErr w:type="spellStart"/>
+      <w:r>
+        <w:rPr>
+          <w:rFonts w:hint="eastAsia"/>
+        </w:rPr>
+        <w:t>gaku</w:t>
+      </w:r>
+      <w:proofErr w:type="spellEnd"/>
     </w:p>
     <w:p>
       <w:r>
@@ -3289,8 +4237,16 @@
         <w:rPr>
           <w:rFonts w:hint="eastAsia"/>
         </w:rPr>
-        <w:t xml:space="preserve"> kou</w:t>
-      </w:r>
+        <w:t xml:space="preserve"> </w:t>
+      </w:r>
+      <w:proofErr w:type="spellStart"/>
+      <w:r>
+        <w:rPr>
+          <w:rFonts w:hint="eastAsia"/>
+        </w:rPr>
+        <w:t>kou</w:t>
+      </w:r>
+      <w:proofErr w:type="spellEnd"/>
     </w:p>
     <w:p>
       <w:r>
@@ -3339,25 +4295,48 @@
         <w:rPr>
           <w:rFonts w:hint="eastAsia"/>
         </w:rPr>
-        <w:t xml:space="preserve"> gakkou</w:t>
-      </w:r>
-    </w:p>
-    <w:p>
-      <w:r>
-        <w:t>Both Kanji use On'yomi here. Do not assume every Kanji compound does so; mixed and exceptional whole-word readings also occur.</w:t>
+        <w:t xml:space="preserve"> </w:t>
+      </w:r>
+      <w:proofErr w:type="spellStart"/>
+      <w:r>
+        <w:rPr>
+          <w:rFonts w:hint="eastAsia"/>
+        </w:rPr>
+        <w:t>gakkou</w:t>
+      </w:r>
+      <w:proofErr w:type="spellEnd"/>
+    </w:p>
+    <w:p>
+      <w:r>
+        <w:t xml:space="preserve">Both Kanji use </w:t>
+      </w:r>
+      <w:proofErr w:type="spellStart"/>
+      <w:r>
+        <w:t>On'yomi</w:t>
+      </w:r>
+      <w:proofErr w:type="spellEnd"/>
+      <w:r>
+        <w:t xml:space="preserve"> here. Do not assume every Kanji compound does so; mixed and exceptional whole-word readings also occur.</w:t>
       </w:r>
     </w:p>
     <w:p>
       <w:pPr>
         <w:pStyle w:val="Heading3"/>
       </w:pPr>
+      <w:proofErr w:type="spellStart"/>
       <w:r>
         <w:t>Kun'yomi</w:t>
       </w:r>
-    </w:p>
-    <w:p>
-      <w:r>
-        <w:t>Kun'yomi is common when a Kanji represents a native Japanese word, especially when it is followed by okurigana (hiragana that completes the word).</w:t>
+      <w:proofErr w:type="spellEnd"/>
+    </w:p>
+    <w:p>
+      <w:proofErr w:type="spellStart"/>
+      <w:r>
+        <w:t>Kun'yomi</w:t>
+      </w:r>
+      <w:proofErr w:type="spellEnd"/>
+      <w:r>
+        <w:t xml:space="preserve"> is common when a Kanji represents a native Japanese word, especially when it is followed by okurigana (hiragana that completes the word).</w:t>
       </w:r>
     </w:p>
     <w:p>
@@ -3449,8 +4428,16 @@
         <w:rPr>
           <w:rFonts w:hint="eastAsia"/>
         </w:rPr>
-        <w:t xml:space="preserve"> beru</w:t>
-      </w:r>
+        <w:t xml:space="preserve"> </w:t>
+      </w:r>
+      <w:proofErr w:type="spellStart"/>
+      <w:r>
+        <w:rPr>
+          <w:rFonts w:hint="eastAsia"/>
+        </w:rPr>
+        <w:t>beru</w:t>
+      </w:r>
+      <w:proofErr w:type="spellEnd"/>
     </w:p>
     <w:p>
       <w:r>
@@ -3475,8 +4462,16 @@
         <w:rPr>
           <w:rFonts w:hint="eastAsia"/>
         </w:rPr>
-        <w:t xml:space="preserve"> taberu</w:t>
-      </w:r>
+        <w:t xml:space="preserve"> </w:t>
+      </w:r>
+      <w:proofErr w:type="spellStart"/>
+      <w:r>
+        <w:rPr>
+          <w:rFonts w:hint="eastAsia"/>
+        </w:rPr>
+        <w:t>taberu</w:t>
+      </w:r>
+      <w:proofErr w:type="spellEnd"/>
     </w:p>
     <w:p>
       <w:r>
@@ -3486,21 +4481,45 @@
         <w:t>食</w:t>
       </w:r>
       <w:r>
-        <w:t xml:space="preserve"> is using its Kun'yomi reading, ta</w:t>
-      </w:r>
-      <w:r>
-        <w:t xml:space="preserve">.  It does not use the On’yomi reading of </w:t>
-      </w:r>
+        <w:t xml:space="preserve"> is using its </w:t>
+      </w:r>
+      <w:proofErr w:type="spellStart"/>
+      <w:r>
+        <w:t>Kun'yomi</w:t>
+      </w:r>
+      <w:proofErr w:type="spellEnd"/>
+      <w:r>
+        <w:t xml:space="preserve"> reading, ta</w:t>
+      </w:r>
+      <w:r>
+        <w:t xml:space="preserve">.  It does not use the </w:t>
+      </w:r>
+      <w:proofErr w:type="spellStart"/>
+      <w:r>
+        <w:t>On’yomi</w:t>
+      </w:r>
+      <w:proofErr w:type="spellEnd"/>
+      <w:r>
+        <w:t xml:space="preserve"> reading of </w:t>
+      </w:r>
+      <w:proofErr w:type="spellStart"/>
       <w:r>
         <w:rPr>
           <w:rStyle w:val="text-gray-600"/>
         </w:rPr>
-        <w:t xml:space="preserve">shoku, as it would with </w:t>
-      </w:r>
+        <w:t>shoku</w:t>
+      </w:r>
+      <w:proofErr w:type="spellEnd"/>
       <w:r>
         <w:rPr>
           <w:rStyle w:val="text-gray-600"/>
         </w:rPr>
+        <w:t xml:space="preserve">, as it would with </w:t>
+      </w:r>
+      <w:r>
+        <w:rPr>
+          <w:rStyle w:val="text-gray-600"/>
+        </w:rPr>
         <w:t>食事</w:t>
       </w:r>
       <w:r>
@@ -3509,8 +4528,13 @@
         </w:rPr>
         <w:t xml:space="preserve"> (</w:t>
       </w:r>
-      <w:r>
-        <w:t>shokuji).</w:t>
+      <w:proofErr w:type="spellStart"/>
+      <w:r>
+        <w:t>shokuji</w:t>
+      </w:r>
+      <w:proofErr w:type="spellEnd"/>
+      <w:r>
+        <w:t>).</w:t>
       </w:r>
     </w:p>
     <w:p>
@@ -3523,7 +4547,15 @@
     </w:p>
     <w:p>
       <w:r>
-        <w:t>Okurigana is hiragana written after a Kanji to complete or inflect a word. It often helps identify a Kun'yomi reading.</w:t>
+        <w:t xml:space="preserve">Okurigana is hiragana written after a Kanji to complete or inflect a word. It often helps identify a </w:t>
+      </w:r>
+      <w:proofErr w:type="spellStart"/>
+      <w:r>
+        <w:t>Kun'yomi</w:t>
+      </w:r>
+      <w:proofErr w:type="spellEnd"/>
+      <w:r>
+        <w:t xml:space="preserve"> reading.</w:t>
       </w:r>
     </w:p>
     <w:p>
@@ -3635,13 +4667,23 @@
         <w:rPr>
           <w:rFonts w:hint="eastAsia"/>
         </w:rPr>
-        <w:t xml:space="preserve"> beru</w:t>
-      </w:r>
-    </w:p>
-    <w:p>
+        <w:t xml:space="preserve"> </w:t>
+      </w:r>
+      <w:proofErr w:type="spellStart"/>
+      <w:r>
+        <w:rPr>
+          <w:rFonts w:hint="eastAsia"/>
+        </w:rPr>
+        <w:t>beru</w:t>
+      </w:r>
+      <w:proofErr w:type="spellEnd"/>
+    </w:p>
+    <w:p>
+      <w:proofErr w:type="spellStart"/>
       <w:r>
         <w:t>taberu</w:t>
       </w:r>
+      <w:proofErr w:type="spellEnd"/>
     </w:p>
     <w:p>
       <w:r>
@@ -3671,8 +4713,16 @@
         <w:rPr>
           <w:rFonts w:hint="eastAsia"/>
         </w:rPr>
-        <w:t xml:space="preserve"> nomu</w:t>
-      </w:r>
+        <w:t xml:space="preserve"> </w:t>
+      </w:r>
+      <w:proofErr w:type="spellStart"/>
+      <w:r>
+        <w:rPr>
+          <w:rFonts w:hint="eastAsia"/>
+        </w:rPr>
+        <w:t>nomu</w:t>
+      </w:r>
+      <w:proofErr w:type="spellEnd"/>
     </w:p>
     <w:p>
       <w:r>
@@ -3697,8 +4747,16 @@
         <w:rPr>
           <w:rFonts w:hint="eastAsia"/>
         </w:rPr>
-        <w:t xml:space="preserve"> yomu</w:t>
-      </w:r>
+        <w:t xml:space="preserve"> </w:t>
+      </w:r>
+      <w:proofErr w:type="spellStart"/>
+      <w:r>
+        <w:rPr>
+          <w:rFonts w:hint="eastAsia"/>
+        </w:rPr>
+        <w:t>yomu</w:t>
+      </w:r>
+      <w:proofErr w:type="spellEnd"/>
     </w:p>
     <w:p>
       <w:r>
@@ -3723,8 +4781,16 @@
         <w:rPr>
           <w:rFonts w:hint="eastAsia"/>
         </w:rPr>
-        <w:t xml:space="preserve"> kaku</w:t>
-      </w:r>
+        <w:t xml:space="preserve"> </w:t>
+      </w:r>
+      <w:proofErr w:type="spellStart"/>
+      <w:r>
+        <w:rPr>
+          <w:rFonts w:hint="eastAsia"/>
+        </w:rPr>
+        <w:t>kaku</w:t>
+      </w:r>
+      <w:proofErr w:type="spellEnd"/>
     </w:p>
     <w:p>
       <w:r>
@@ -3741,7 +4807,15 @@
     </w:p>
     <w:p>
       <w:r>
-        <w:t>Do not determine a word's reading one Kanji at a time. Identify the reading of the complete word first, then romanise that reading.</w:t>
+        <w:t xml:space="preserve">Do not determine a word's reading one Kanji at a time. Identify the reading of the complete word first, then </w:t>
+      </w:r>
+      <w:proofErr w:type="spellStart"/>
+      <w:r>
+        <w:t>romanise</w:t>
+      </w:r>
+      <w:proofErr w:type="spellEnd"/>
+      <w:r>
+        <w:t xml:space="preserve"> that reading.</w:t>
       </w:r>
     </w:p>
     <w:p>
@@ -3790,8 +4864,16 @@
         <w:rPr>
           <w:rFonts w:hint="eastAsia"/>
         </w:rPr>
-        <w:t xml:space="preserve"> otona</w:t>
-      </w:r>
+        <w:t xml:space="preserve"> </w:t>
+      </w:r>
+      <w:proofErr w:type="spellStart"/>
+      <w:r>
+        <w:rPr>
+          <w:rFonts w:hint="eastAsia"/>
+        </w:rPr>
+        <w:t>otona</w:t>
+      </w:r>
+      <w:proofErr w:type="spellEnd"/>
     </w:p>
     <w:p>
       <w:r>
@@ -3843,12 +4925,14 @@
       <w:r>
         <w:t xml:space="preserve"> </w:t>
       </w:r>
+      <w:proofErr w:type="spellStart"/>
       <w:r>
         <w:rPr>
           <w:rFonts w:hint="eastAsia"/>
         </w:rPr>
         <w:t>ookii</w:t>
       </w:r>
+      <w:proofErr w:type="spellEnd"/>
     </w:p>
     <w:p>
       <w:r>
@@ -3887,12 +4971,14 @@
       <w:r>
         <w:t xml:space="preserve"> </w:t>
       </w:r>
+      <w:proofErr w:type="spellStart"/>
       <w:r>
         <w:rPr>
           <w:rFonts w:hint="eastAsia"/>
         </w:rPr>
         <w:t>daigaku</w:t>
       </w:r>
+      <w:proofErr w:type="spellEnd"/>
     </w:p>
     <w:p>
       <w:r>
@@ -3931,16 +5017,26 @@
       <w:r>
         <w:t xml:space="preserve"> </w:t>
       </w:r>
+      <w:proofErr w:type="spellStart"/>
       <w:r>
         <w:rPr>
           <w:rFonts w:hint="eastAsia"/>
         </w:rPr>
         <w:t>otona</w:t>
       </w:r>
-    </w:p>
-    <w:p>
-      <w:r>
-        <w:t>Manual workflow: identify the complete word, determine its Japanese reading, obtain the kana, then romanise those kana using this guide.</w:t>
+      <w:proofErr w:type="spellEnd"/>
+    </w:p>
+    <w:p>
+      <w:r>
+        <w:t xml:space="preserve">Manual workflow: identify the complete word, determine its Japanese reading, obtain the kana, then </w:t>
+      </w:r>
+      <w:proofErr w:type="spellStart"/>
+      <w:r>
+        <w:t>romanise</w:t>
+      </w:r>
+      <w:proofErr w:type="spellEnd"/>
+      <w:r>
+        <w:t xml:space="preserve"> those kana using this guide.</w:t>
       </w:r>
     </w:p>
     <w:p>
@@ -3956,8 +5052,30 @@
           <w:iCs w:val="0"/>
         </w:rPr>
         <w:lastRenderedPageBreak/>
-        <w:t>Mixed On'yomi and Kun'yomi</w:t>
-      </w:r>
+        <w:t xml:space="preserve">Mixed </w:t>
+      </w:r>
+      <w:proofErr w:type="spellStart"/>
+      <w:r>
+        <w:rPr>
+          <w:iCs w:val="0"/>
+        </w:rPr>
+        <w:t>On'yomi</w:t>
+      </w:r>
+      <w:proofErr w:type="spellEnd"/>
+      <w:r>
+        <w:rPr>
+          <w:iCs w:val="0"/>
+        </w:rPr>
+        <w:t xml:space="preserve"> and </w:t>
+      </w:r>
+      <w:proofErr w:type="spellStart"/>
+      <w:r>
+        <w:rPr>
+          <w:iCs w:val="0"/>
+        </w:rPr>
+        <w:t>Kun'yomi</w:t>
+      </w:r>
+      <w:proofErr w:type="spellEnd"/>
     </w:p>
     <w:p>
       <w:r>
@@ -3995,9 +5113,11 @@
       <w:r>
         <w:t xml:space="preserve"> </w:t>
       </w:r>
+      <w:proofErr w:type="spellStart"/>
       <w:r>
         <w:t>maiasa</w:t>
       </w:r>
+      <w:proofErr w:type="spellEnd"/>
     </w:p>
     <w:p>
       <w:r>
@@ -4047,14 +5167,24 @@
       <w:r>
         <w:t xml:space="preserve"> </w:t>
       </w:r>
+      <w:proofErr w:type="spellStart"/>
       <w:r>
         <w:rPr>
           <w:rFonts w:hint="eastAsia"/>
         </w:rPr>
         <w:t>mai</w:t>
       </w:r>
-      <w:r>
-        <w:t xml:space="preserve"> (On’yomi)</w:t>
+      <w:proofErr w:type="spellEnd"/>
+      <w:r>
+        <w:t xml:space="preserve"> (</w:t>
+      </w:r>
+      <w:proofErr w:type="spellStart"/>
+      <w:r>
+        <w:t>On’yomi</w:t>
+      </w:r>
+      <w:proofErr w:type="spellEnd"/>
+      <w:r>
+        <w:t>)</w:t>
       </w:r>
     </w:p>
     <w:p>
@@ -4100,19 +5230,45 @@
       <w:r>
         <w:t xml:space="preserve"> </w:t>
       </w:r>
+      <w:proofErr w:type="spellStart"/>
       <w:r>
         <w:rPr>
           <w:rFonts w:hint="eastAsia"/>
         </w:rPr>
         <w:t>asa</w:t>
       </w:r>
-      <w:r>
-        <w:t xml:space="preserve"> (Kun’yomi)</w:t>
-      </w:r>
-    </w:p>
-    <w:p>
-      <w:r>
-        <w:t>Mixed readings are possible because On'yomi and Kun'yomi are different layers of Japanese vocabulary rather than competing rules.</w:t>
+      <w:proofErr w:type="spellEnd"/>
+      <w:r>
+        <w:t xml:space="preserve"> (</w:t>
+      </w:r>
+      <w:proofErr w:type="spellStart"/>
+      <w:r>
+        <w:t>Kun’yomi</w:t>
+      </w:r>
+      <w:proofErr w:type="spellEnd"/>
+      <w:r>
+        <w:t>)</w:t>
+      </w:r>
+    </w:p>
+    <w:p>
+      <w:r>
+        <w:t xml:space="preserve">Mixed readings are possible because </w:t>
+      </w:r>
+      <w:proofErr w:type="spellStart"/>
+      <w:r>
+        <w:t>On'yomi</w:t>
+      </w:r>
+      <w:proofErr w:type="spellEnd"/>
+      <w:r>
+        <w:t xml:space="preserve"> and </w:t>
+      </w:r>
+      <w:proofErr w:type="spellStart"/>
+      <w:r>
+        <w:t>Kun'yomi</w:t>
+      </w:r>
+      <w:proofErr w:type="spellEnd"/>
+      <w:r>
+        <w:t xml:space="preserve"> are different layers of Japanese vocabulary rather than competing rules.</w:t>
       </w:r>
     </w:p>
     <w:p>
@@ -4129,7 +5285,23 @@
         <w:t>あさ</w:t>
       </w:r>
       <w:r>
-        <w:t xml:space="preserve"> (asa) as well as On'yomi such as </w:t>
+        <w:t xml:space="preserve"> (</w:t>
+      </w:r>
+      <w:proofErr w:type="spellStart"/>
+      <w:r>
+        <w:t>asa</w:t>
+      </w:r>
+      <w:proofErr w:type="spellEnd"/>
+      <w:r>
+        <w:t xml:space="preserve">) as well as </w:t>
+      </w:r>
+      <w:proofErr w:type="spellStart"/>
+      <w:r>
+        <w:t>On'yomi</w:t>
+      </w:r>
+      <w:proofErr w:type="spellEnd"/>
+      <w:r>
+        <w:t xml:space="preserve"> such as </w:t>
       </w:r>
       <w:r>
         <w:t>ちょう</w:t>
@@ -4163,7 +5335,15 @@
     </w:p>
     <w:p>
       <w:r>
-        <w:t>When working manually, do not romanise an unfamiliar Kanji string by guessing individual character readings. First obtain or verify the kana reading of the complete word, then apply this guide.</w:t>
+        <w:t xml:space="preserve">When working manually, do not </w:t>
+      </w:r>
+      <w:proofErr w:type="spellStart"/>
+      <w:r>
+        <w:t>romanise</w:t>
+      </w:r>
+      <w:proofErr w:type="spellEnd"/>
+      <w:r>
+        <w:t xml:space="preserve"> an unfamiliar Kanji string by guessing individual character readings. First obtain or verify the kana reading of the complete word, then apply this guide.</w:t>
       </w:r>
     </w:p>
     <w:p>
@@ -4218,8 +5398,16 @@
         <w:rPr>
           <w:rFonts w:hint="eastAsia"/>
         </w:rPr>
-        <w:t xml:space="preserve"> Toukyou</w:t>
-      </w:r>
+        <w:t xml:space="preserve"> </w:t>
+      </w:r>
+      <w:proofErr w:type="spellStart"/>
+      <w:r>
+        <w:rPr>
+          <w:rFonts w:hint="eastAsia"/>
+        </w:rPr>
+        <w:t>Toukyou</w:t>
+      </w:r>
+      <w:proofErr w:type="spellEnd"/>
     </w:p>
     <w:p>
       <w:r>
@@ -4455,7 +5643,23 @@
     </w:p>
     <w:p>
       <w:r>
-        <w:t>The recommended manual workflow is: identify the complete word, verify its reading, obtain the kana, then romanise those kana using this guide.</w:t>
+        <w:t xml:space="preserve">The recommended manual workflow </w:t>
+      </w:r>
+      <w:proofErr w:type="gramStart"/>
+      <w:r>
+        <w:t>is:</w:t>
+      </w:r>
+      <w:proofErr w:type="gramEnd"/>
+      <w:r>
+        <w:t xml:space="preserve"> identify the complete word, verify its reading, obtain the kana, then </w:t>
+      </w:r>
+      <w:proofErr w:type="spellStart"/>
+      <w:r>
+        <w:t>romanise</w:t>
+      </w:r>
+      <w:proofErr w:type="spellEnd"/>
+      <w:r>
+        <w:t xml:space="preserve"> those kana using this guide.</w:t>
       </w:r>
     </w:p>
     <w:p>
@@ -4467,33 +5671,66 @@
       </w:r>
     </w:p>
     <w:p>
-      <w:pPr/>
       <w:r>
         <w:t>Endings that directly inflect a verb or adjective remain attached to that word. Do not insert a space simply because a tokenizer separates part of the conjugation.</w:t>
       </w:r>
     </w:p>
     <w:p>
-      <w:pPr/>
       <w:r>
         <w:t>For example:</w:t>
       </w:r>
     </w:p>
     <w:p>
-      <w:pPr/>
-      <w:r>
-        <w:t>行かなかった → Ikanakatta</w:t>
-      </w:r>
-    </w:p>
-    <w:p>
-      <w:pPr/>
-      <w:r>
-        <w:t>読まされる → Yomasareru</w:t>
-      </w:r>
-    </w:p>
-    <w:p>
-      <w:pPr/>
-      <w:r>
-        <w:t>A following independent verb or other separate grammatical word still uses the normal CJ2R spacing. For example, 食べて帰る → Tabete Kaeru. A genuine compound verb remains joined when the complete word is established independently of the tokenizer.</w:t>
+      <w:r>
+        <w:t>行かなかった</w:t>
+      </w:r>
+      <w:r>
+        <w:t xml:space="preserve"> → </w:t>
+      </w:r>
+      <w:proofErr w:type="spellStart"/>
+      <w:r>
+        <w:t>Ikanakatta</w:t>
+      </w:r>
+      <w:proofErr w:type="spellEnd"/>
+    </w:p>
+    <w:p>
+      <w:r>
+        <w:t>読まされる</w:t>
+      </w:r>
+      <w:r>
+        <w:t xml:space="preserve"> → </w:t>
+      </w:r>
+      <w:proofErr w:type="spellStart"/>
+      <w:r>
+        <w:t>Yomasareru</w:t>
+      </w:r>
+      <w:proofErr w:type="spellEnd"/>
+    </w:p>
+    <w:p>
+      <w:r>
+        <w:t xml:space="preserve">A following independent verb or other separate grammatical word still uses the normal CJ2R spacing. For example, </w:t>
+      </w:r>
+      <w:r>
+        <w:t>食べて帰る</w:t>
+      </w:r>
+      <w:r>
+        <w:t xml:space="preserve"> → </w:t>
+      </w:r>
+      <w:proofErr w:type="spellStart"/>
+      <w:r>
+        <w:t>Tabete</w:t>
+      </w:r>
+      <w:proofErr w:type="spellEnd"/>
+      <w:r>
+        <w:t xml:space="preserve"> </w:t>
+      </w:r>
+      <w:proofErr w:type="spellStart"/>
+      <w:r>
+        <w:t>Kaeru</w:t>
+      </w:r>
+      <w:proofErr w:type="spellEnd"/>
+      <w:r>
+        <w:t>. A genuine compound verb remains joined when the complete word is established independently of the tokenizer.</w:t>
       </w:r>
     </w:p>
     <w:p>
@@ -4537,7 +5774,21 @@
         <w:rPr>
           <w:rFonts w:hint="eastAsia"/>
         </w:rPr>
-        <w:t xml:space="preserve"> (wa), </w:t>
+        <w:t xml:space="preserve"> (</w:t>
+      </w:r>
+      <w:proofErr w:type="spellStart"/>
+      <w:r>
+        <w:rPr>
+          <w:rFonts w:hint="eastAsia"/>
+        </w:rPr>
+        <w:t>wa</w:t>
+      </w:r>
+      <w:proofErr w:type="spellEnd"/>
+      <w:r>
+        <w:rPr>
+          <w:rFonts w:hint="eastAsia"/>
+        </w:rPr>
+        <w:t xml:space="preserve">), </w:t>
       </w:r>
       <w:r>
         <w:rPr>
@@ -4573,7 +5824,21 @@
         <w:rPr>
           <w:rFonts w:hint="eastAsia"/>
         </w:rPr>
-        <w:t xml:space="preserve"> (ni), </w:t>
+        <w:t xml:space="preserve"> (</w:t>
+      </w:r>
+      <w:proofErr w:type="spellStart"/>
+      <w:r>
+        <w:rPr>
+          <w:rFonts w:hint="eastAsia"/>
+        </w:rPr>
+        <w:t>ni</w:t>
+      </w:r>
+      <w:proofErr w:type="spellEnd"/>
+      <w:r>
+        <w:rPr>
+          <w:rFonts w:hint="eastAsia"/>
+        </w:rPr>
+        <w:t xml:space="preserve">), </w:t>
       </w:r>
       <w:r>
         <w:rPr>
@@ -4621,7 +5886,21 @@
         <w:rPr>
           <w:rFonts w:hint="eastAsia"/>
         </w:rPr>
-        <w:t xml:space="preserve"> (mo), </w:t>
+        <w:t xml:space="preserve"> (</w:t>
+      </w:r>
+      <w:proofErr w:type="spellStart"/>
+      <w:r>
+        <w:rPr>
+          <w:rFonts w:hint="eastAsia"/>
+        </w:rPr>
+        <w:t>mo</w:t>
+      </w:r>
+      <w:proofErr w:type="spellEnd"/>
+      <w:r>
+        <w:rPr>
+          <w:rFonts w:hint="eastAsia"/>
+        </w:rPr>
+        <w:t xml:space="preserve">), </w:t>
       </w:r>
       <w:r>
         <w:rPr>
@@ -4633,7 +5912,21 @@
         <w:rPr>
           <w:rFonts w:hint="eastAsia"/>
         </w:rPr>
-        <w:t xml:space="preserve"> (ya), </w:t>
+        <w:t xml:space="preserve"> (</w:t>
+      </w:r>
+      <w:proofErr w:type="spellStart"/>
+      <w:r>
+        <w:rPr>
+          <w:rFonts w:hint="eastAsia"/>
+        </w:rPr>
+        <w:t>ya</w:t>
+      </w:r>
+      <w:proofErr w:type="spellEnd"/>
+      <w:r>
+        <w:rPr>
+          <w:rFonts w:hint="eastAsia"/>
+        </w:rPr>
+        <w:t xml:space="preserve">), </w:t>
       </w:r>
       <w:r>
         <w:rPr>
@@ -4657,7 +5950,35 @@
         <w:rPr>
           <w:rFonts w:hint="eastAsia"/>
         </w:rPr>
-        <w:t xml:space="preserve"> (ni tsuite), </w:t>
+        <w:t xml:space="preserve"> (</w:t>
+      </w:r>
+      <w:proofErr w:type="spellStart"/>
+      <w:r>
+        <w:rPr>
+          <w:rFonts w:hint="eastAsia"/>
+        </w:rPr>
+        <w:t>ni</w:t>
+      </w:r>
+      <w:proofErr w:type="spellEnd"/>
+      <w:r>
+        <w:rPr>
+          <w:rFonts w:hint="eastAsia"/>
+        </w:rPr>
+        <w:t xml:space="preserve"> </w:t>
+      </w:r>
+      <w:proofErr w:type="spellStart"/>
+      <w:r>
+        <w:rPr>
+          <w:rFonts w:hint="eastAsia"/>
+        </w:rPr>
+        <w:t>tsuite</w:t>
+      </w:r>
+      <w:proofErr w:type="spellEnd"/>
+      <w:r>
+        <w:rPr>
+          <w:rFonts w:hint="eastAsia"/>
+        </w:rPr>
+        <w:t xml:space="preserve">), </w:t>
       </w:r>
       <w:r>
         <w:rPr>
@@ -4669,7 +5990,35 @@
         <w:rPr>
           <w:rFonts w:hint="eastAsia"/>
         </w:rPr>
-        <w:t xml:space="preserve"> (ni totte), </w:t>
+        <w:t xml:space="preserve"> (</w:t>
+      </w:r>
+      <w:proofErr w:type="spellStart"/>
+      <w:r>
+        <w:rPr>
+          <w:rFonts w:hint="eastAsia"/>
+        </w:rPr>
+        <w:t>ni</w:t>
+      </w:r>
+      <w:proofErr w:type="spellEnd"/>
+      <w:r>
+        <w:rPr>
+          <w:rFonts w:hint="eastAsia"/>
+        </w:rPr>
+        <w:t xml:space="preserve"> </w:t>
+      </w:r>
+      <w:proofErr w:type="spellStart"/>
+      <w:r>
+        <w:rPr>
+          <w:rFonts w:hint="eastAsia"/>
+        </w:rPr>
+        <w:t>totte</w:t>
+      </w:r>
+      <w:proofErr w:type="spellEnd"/>
+      <w:r>
+        <w:rPr>
+          <w:rFonts w:hint="eastAsia"/>
+        </w:rPr>
+        <w:t xml:space="preserve">), </w:t>
       </w:r>
       <w:r>
         <w:rPr>
@@ -4702,7 +6051,35 @@
         <w:rPr>
           <w:rFonts w:hint="eastAsia"/>
         </w:rPr>
-        <w:t xml:space="preserve"> (ni shite wa) and </w:t>
+        <w:t xml:space="preserve"> (</w:t>
+      </w:r>
+      <w:proofErr w:type="spellStart"/>
+      <w:r>
+        <w:rPr>
+          <w:rFonts w:hint="eastAsia"/>
+        </w:rPr>
+        <w:t>ni</w:t>
+      </w:r>
+      <w:proofErr w:type="spellEnd"/>
+      <w:r>
+        <w:rPr>
+          <w:rFonts w:hint="eastAsia"/>
+        </w:rPr>
+        <w:t xml:space="preserve"> shite </w:t>
+      </w:r>
+      <w:proofErr w:type="spellStart"/>
+      <w:r>
+        <w:rPr>
+          <w:rFonts w:hint="eastAsia"/>
+        </w:rPr>
+        <w:t>wa</w:t>
+      </w:r>
+      <w:proofErr w:type="spellEnd"/>
+      <w:r>
+        <w:rPr>
+          <w:rFonts w:hint="eastAsia"/>
+        </w:rPr>
+        <w:t xml:space="preserve">) and </w:t>
       </w:r>
       <w:r>
         <w:rPr>
@@ -4714,11 +6091,40 @@
         <w:rPr>
           <w:rFonts w:hint="eastAsia"/>
         </w:rPr>
-        <w:t xml:space="preserve"> (bakari de naku).</w:t>
-      </w:r>
-    </w:p>
-    <w:p>
-      <w:r>
+        <w:t xml:space="preserve"> (</w:t>
+      </w:r>
+      <w:proofErr w:type="spellStart"/>
+      <w:r>
+        <w:rPr>
+          <w:rFonts w:hint="eastAsia"/>
+        </w:rPr>
+        <w:t>bakari</w:t>
+      </w:r>
+      <w:proofErr w:type="spellEnd"/>
+      <w:r>
+        <w:rPr>
+          <w:rFonts w:hint="eastAsia"/>
+        </w:rPr>
+        <w:t xml:space="preserve"> de </w:t>
+      </w:r>
+      <w:proofErr w:type="spellStart"/>
+      <w:r>
+        <w:rPr>
+          <w:rFonts w:hint="eastAsia"/>
+        </w:rPr>
+        <w:t>naku</w:t>
+      </w:r>
+      <w:proofErr w:type="spellEnd"/>
+      <w:r>
+        <w:rPr>
+          <w:rFonts w:hint="eastAsia"/>
+        </w:rPr>
+        <w:t>).</w:t>
+      </w:r>
+    </w:p>
+    <w:p>
+      <w:r>
+        <w:lastRenderedPageBreak/>
         <w:t>This rule applies only to particles and established particle-based grammatical expressions. It does not apply to ordinary words or grammatical constructions involving verbs, adjectives, or other lexical words.</w:t>
       </w:r>
     </w:p>
@@ -4737,7 +6143,55 @@
     </w:p>
     <w:p>
       <w:r>
-        <w:t>Itai no wa Iya nano de Bougyoryoku ni Kyokufuri Shitai to Omoimasu.</w:t>
+        <w:t xml:space="preserve">Itai no </w:t>
+      </w:r>
+      <w:proofErr w:type="spellStart"/>
+      <w:r>
+        <w:t>wa</w:t>
+      </w:r>
+      <w:proofErr w:type="spellEnd"/>
+      <w:r>
+        <w:t xml:space="preserve"> Iya nano de </w:t>
+      </w:r>
+      <w:proofErr w:type="spellStart"/>
+      <w:r>
+        <w:t>Bougyoryoku</w:t>
+      </w:r>
+      <w:proofErr w:type="spellEnd"/>
+      <w:r>
+        <w:t xml:space="preserve"> </w:t>
+      </w:r>
+      <w:proofErr w:type="spellStart"/>
+      <w:r>
+        <w:t>ni</w:t>
+      </w:r>
+      <w:proofErr w:type="spellEnd"/>
+      <w:r>
+        <w:t xml:space="preserve"> </w:t>
+      </w:r>
+      <w:proofErr w:type="spellStart"/>
+      <w:r>
+        <w:t>Kyokufuri</w:t>
+      </w:r>
+      <w:proofErr w:type="spellEnd"/>
+      <w:r>
+        <w:t xml:space="preserve"> </w:t>
+      </w:r>
+      <w:proofErr w:type="spellStart"/>
+      <w:r>
+        <w:t>Shitai</w:t>
+      </w:r>
+      <w:proofErr w:type="spellEnd"/>
+      <w:r>
+        <w:t xml:space="preserve"> to </w:t>
+      </w:r>
+      <w:proofErr w:type="spellStart"/>
+      <w:r>
+        <w:t>Omoimasu</w:t>
+      </w:r>
+      <w:proofErr w:type="spellEnd"/>
+      <w:r>
+        <w:t>.</w:t>
       </w:r>
     </w:p>
     <w:tbl>
@@ -5105,7 +6559,6 @@
                 <w:sz w:val="16"/>
                 <w:szCs w:val="16"/>
               </w:rPr>
-              <w:lastRenderedPageBreak/>
               <w:t>いたい</w:t>
             </w:r>
           </w:p>
@@ -5354,6 +6807,7 @@
                 <w:szCs w:val="22"/>
               </w:rPr>
             </w:pPr>
+            <w:proofErr w:type="spellStart"/>
             <w:r>
               <w:rPr>
                 <w:color w:val="00B050"/>
@@ -5362,6 +6816,7 @@
               </w:rPr>
               <w:t>wa</w:t>
             </w:r>
+            <w:proofErr w:type="spellEnd"/>
           </w:p>
         </w:tc>
         <w:tc>
@@ -5442,6 +6897,7 @@
                 <w:szCs w:val="22"/>
               </w:rPr>
             </w:pPr>
+            <w:proofErr w:type="spellStart"/>
             <w:r>
               <w:rPr>
                 <w:color w:val="00B050"/>
@@ -5450,6 +6906,7 @@
               </w:rPr>
               <w:t>Bougyoryoku</w:t>
             </w:r>
+            <w:proofErr w:type="spellEnd"/>
           </w:p>
         </w:tc>
         <w:tc>
@@ -5464,6 +6921,7 @@
                 <w:szCs w:val="22"/>
               </w:rPr>
             </w:pPr>
+            <w:proofErr w:type="spellStart"/>
             <w:r>
               <w:rPr>
                 <w:color w:val="00B050"/>
@@ -5472,6 +6930,7 @@
               </w:rPr>
               <w:t>ni</w:t>
             </w:r>
+            <w:proofErr w:type="spellEnd"/>
           </w:p>
         </w:tc>
         <w:tc>
@@ -5486,6 +6945,7 @@
                 <w:szCs w:val="22"/>
               </w:rPr>
             </w:pPr>
+            <w:proofErr w:type="spellStart"/>
             <w:r>
               <w:rPr>
                 <w:color w:val="00B050"/>
@@ -5494,6 +6954,7 @@
               </w:rPr>
               <w:t>Kyokufuri</w:t>
             </w:r>
+            <w:proofErr w:type="spellEnd"/>
           </w:p>
         </w:tc>
         <w:tc>
@@ -5508,6 +6969,7 @@
                 <w:szCs w:val="22"/>
               </w:rPr>
             </w:pPr>
+            <w:proofErr w:type="spellStart"/>
             <w:r>
               <w:rPr>
                 <w:color w:val="00B050"/>
@@ -5516,6 +6978,7 @@
               </w:rPr>
               <w:t>Shitai</w:t>
             </w:r>
+            <w:proofErr w:type="spellEnd"/>
           </w:p>
         </w:tc>
         <w:tc>
@@ -5552,6 +7015,7 @@
                 <w:szCs w:val="22"/>
               </w:rPr>
             </w:pPr>
+            <w:proofErr w:type="spellStart"/>
             <w:r>
               <w:rPr>
                 <w:color w:val="00B050"/>
@@ -5560,6 +7024,7 @@
               </w:rPr>
               <w:t>Omoimasu</w:t>
             </w:r>
+            <w:proofErr w:type="spellEnd"/>
           </w:p>
         </w:tc>
       </w:tr>
@@ -5708,6 +7173,7 @@
                 <w:szCs w:val="22"/>
               </w:rPr>
             </w:pPr>
+            <w:proofErr w:type="spellStart"/>
             <w:r>
               <w:rPr>
                 <w:color w:val="EE0000"/>
@@ -5732,6 +7198,7 @@
               </w:rPr>
               <w:t>gyoryoku</w:t>
             </w:r>
+            <w:proofErr w:type="spellEnd"/>
           </w:p>
         </w:tc>
         <w:tc>
@@ -5746,6 +7213,7 @@
                 <w:szCs w:val="22"/>
               </w:rPr>
             </w:pPr>
+            <w:proofErr w:type="spellStart"/>
             <w:r>
               <w:rPr>
                 <w:color w:val="00B050"/>
@@ -5754,6 +7222,7 @@
               </w:rPr>
               <w:t>ni</w:t>
             </w:r>
+            <w:proofErr w:type="spellEnd"/>
           </w:p>
         </w:tc>
         <w:tc>
@@ -5768,6 +7237,7 @@
                 <w:szCs w:val="22"/>
               </w:rPr>
             </w:pPr>
+            <w:proofErr w:type="spellStart"/>
             <w:r>
               <w:rPr>
                 <w:color w:val="EE0000"/>
@@ -5776,6 +7246,7 @@
               </w:rPr>
               <w:t>kyokufuri</w:t>
             </w:r>
+            <w:proofErr w:type="spellEnd"/>
           </w:p>
         </w:tc>
         <w:tc>
@@ -5790,6 +7261,7 @@
                 <w:szCs w:val="22"/>
               </w:rPr>
             </w:pPr>
+            <w:proofErr w:type="spellStart"/>
             <w:r>
               <w:rPr>
                 <w:color w:val="00B050"/>
@@ -5798,6 +7270,7 @@
               </w:rPr>
               <w:t>Shitai</w:t>
             </w:r>
+            <w:proofErr w:type="spellEnd"/>
           </w:p>
         </w:tc>
         <w:tc>
@@ -5834,6 +7307,7 @@
                 <w:szCs w:val="22"/>
               </w:rPr>
             </w:pPr>
+            <w:proofErr w:type="spellStart"/>
             <w:r>
               <w:rPr>
                 <w:color w:val="00B050"/>
@@ -5842,6 +7316,7 @@
               </w:rPr>
               <w:t>Omoimasu</w:t>
             </w:r>
+            <w:proofErr w:type="spellEnd"/>
           </w:p>
         </w:tc>
       </w:tr>
@@ -5884,8 +7359,16 @@
         <w:rPr>
           <w:rFonts w:hint="eastAsia"/>
         </w:rPr>
-        <w:t xml:space="preserve"> Nihon wa</w:t>
-      </w:r>
+        <w:t xml:space="preserve"> Nihon </w:t>
+      </w:r>
+      <w:proofErr w:type="spellStart"/>
+      <w:r>
+        <w:rPr>
+          <w:rFonts w:hint="eastAsia"/>
+        </w:rPr>
+        <w:t>wa</w:t>
+      </w:r>
+      <w:proofErr w:type="spellEnd"/>
     </w:p>
     <w:p>
       <w:r>
@@ -5910,7 +7393,21 @@
         <w:rPr>
           <w:rFonts w:hint="eastAsia"/>
         </w:rPr>
-        <w:t xml:space="preserve"> Gakkou e</w:t>
+        <w:t xml:space="preserve"> </w:t>
+      </w:r>
+      <w:proofErr w:type="spellStart"/>
+      <w:r>
+        <w:rPr>
+          <w:rFonts w:hint="eastAsia"/>
+        </w:rPr>
+        <w:t>Gakkou</w:t>
+      </w:r>
+      <w:proofErr w:type="spellEnd"/>
+      <w:r>
+        <w:rPr>
+          <w:rFonts w:hint="eastAsia"/>
+        </w:rPr>
+        <w:t xml:space="preserve"> e</w:t>
       </w:r>
     </w:p>
     <w:p>
@@ -5936,8 +7433,30 @@
         <w:rPr>
           <w:rFonts w:hint="eastAsia"/>
         </w:rPr>
-        <w:t xml:space="preserve"> Nihon ni tsuite</w:t>
-      </w:r>
+        <w:t xml:space="preserve"> Nihon </w:t>
+      </w:r>
+      <w:proofErr w:type="spellStart"/>
+      <w:r>
+        <w:rPr>
+          <w:rFonts w:hint="eastAsia"/>
+        </w:rPr>
+        <w:t>ni</w:t>
+      </w:r>
+      <w:proofErr w:type="spellEnd"/>
+      <w:r>
+        <w:rPr>
+          <w:rFonts w:hint="eastAsia"/>
+        </w:rPr>
+        <w:t xml:space="preserve"> </w:t>
+      </w:r>
+      <w:proofErr w:type="spellStart"/>
+      <w:r>
+        <w:rPr>
+          <w:rFonts w:hint="eastAsia"/>
+        </w:rPr>
+        <w:t>tsuite</w:t>
+      </w:r>
+      <w:proofErr w:type="spellEnd"/>
     </w:p>
     <w:p>
       <w:r>
@@ -5962,8 +7481,30 @@
         <w:rPr>
           <w:rFonts w:hint="eastAsia"/>
         </w:rPr>
-        <w:t xml:space="preserve"> Kare ni totte</w:t>
-      </w:r>
+        <w:t xml:space="preserve"> Kare </w:t>
+      </w:r>
+      <w:proofErr w:type="spellStart"/>
+      <w:r>
+        <w:rPr>
+          <w:rFonts w:hint="eastAsia"/>
+        </w:rPr>
+        <w:t>ni</w:t>
+      </w:r>
+      <w:proofErr w:type="spellEnd"/>
+      <w:r>
+        <w:rPr>
+          <w:rFonts w:hint="eastAsia"/>
+        </w:rPr>
+        <w:t xml:space="preserve"> </w:t>
+      </w:r>
+      <w:proofErr w:type="spellStart"/>
+      <w:r>
+        <w:rPr>
+          <w:rFonts w:hint="eastAsia"/>
+        </w:rPr>
+        <w:t>totte</w:t>
+      </w:r>
+      <w:proofErr w:type="spellEnd"/>
     </w:p>
     <w:p>
       <w:r>
@@ -5988,8 +7529,16 @@
         <w:rPr>
           <w:rFonts w:hint="eastAsia"/>
         </w:rPr>
-        <w:t xml:space="preserve"> Nihongo o manabu</w:t>
-      </w:r>
+        <w:t xml:space="preserve"> Nihongo o </w:t>
+      </w:r>
+      <w:proofErr w:type="spellStart"/>
+      <w:r>
+        <w:rPr>
+          <w:rFonts w:hint="eastAsia"/>
+        </w:rPr>
+        <w:t>manabu</w:t>
+      </w:r>
+      <w:proofErr w:type="spellEnd"/>
     </w:p>
     <w:p>
       <w:r>
@@ -6014,8 +7563,30 @@
         <w:rPr>
           <w:rFonts w:hint="eastAsia"/>
         </w:rPr>
-        <w:t xml:space="preserve"> Tabete iru</w:t>
-      </w:r>
+        <w:t xml:space="preserve"> </w:t>
+      </w:r>
+      <w:proofErr w:type="spellStart"/>
+      <w:r>
+        <w:rPr>
+          <w:rFonts w:hint="eastAsia"/>
+        </w:rPr>
+        <w:t>Tabete</w:t>
+      </w:r>
+      <w:proofErr w:type="spellEnd"/>
+      <w:r>
+        <w:rPr>
+          <w:rFonts w:hint="eastAsia"/>
+        </w:rPr>
+        <w:t xml:space="preserve"> </w:t>
+      </w:r>
+      <w:proofErr w:type="spellStart"/>
+      <w:r>
+        <w:rPr>
+          <w:rFonts w:hint="eastAsia"/>
+        </w:rPr>
+        <w:t>iru</w:t>
+      </w:r>
+      <w:proofErr w:type="spellEnd"/>
     </w:p>
     <w:p>
       <w:r>
@@ -6040,8 +7611,30 @@
         <w:rPr>
           <w:rFonts w:hint="eastAsia"/>
         </w:rPr>
-        <w:t xml:space="preserve"> Ookiku naru</w:t>
-      </w:r>
+        <w:t xml:space="preserve"> </w:t>
+      </w:r>
+      <w:proofErr w:type="spellStart"/>
+      <w:r>
+        <w:rPr>
+          <w:rFonts w:hint="eastAsia"/>
+        </w:rPr>
+        <w:t>Ookiku</w:t>
+      </w:r>
+      <w:proofErr w:type="spellEnd"/>
+      <w:r>
+        <w:rPr>
+          <w:rFonts w:hint="eastAsia"/>
+        </w:rPr>
+        <w:t xml:space="preserve"> </w:t>
+      </w:r>
+      <w:proofErr w:type="spellStart"/>
+      <w:r>
+        <w:rPr>
+          <w:rFonts w:hint="eastAsia"/>
+        </w:rPr>
+        <w:t>naru</w:t>
+      </w:r>
+      <w:proofErr w:type="spellEnd"/>
     </w:p>
     <w:p>
       <w:pPr>
@@ -6084,11 +7677,20 @@
         <w:t>は</w:t>
       </w:r>
       <w:r>
-        <w:t xml:space="preserve"> functions as the topic particle, it should be romanised as “wa”.</w:t>
-      </w:r>
-    </w:p>
-    <w:p>
-      <w:r>
+        <w:t xml:space="preserve"> functions as the topic particle, it should be romanised as “</w:t>
+      </w:r>
+      <w:proofErr w:type="spellStart"/>
+      <w:r>
+        <w:t>wa</w:t>
+      </w:r>
+      <w:proofErr w:type="spellEnd"/>
+      <w:r>
+        <w:t>”.</w:t>
+      </w:r>
+    </w:p>
+    <w:p>
+      <w:r>
+        <w:lastRenderedPageBreak/>
         <w:t>For example:</w:t>
       </w:r>
     </w:p>
@@ -6130,7 +7732,21 @@
         <w:rPr>
           <w:rFonts w:hint="eastAsia"/>
         </w:rPr>
-        <w:t xml:space="preserve"> hana </w:t>
+        <w:t xml:space="preserve"> </w:t>
+      </w:r>
+      <w:proofErr w:type="spellStart"/>
+      <w:r>
+        <w:rPr>
+          <w:rFonts w:hint="eastAsia"/>
+        </w:rPr>
+        <w:t>hana</w:t>
+      </w:r>
+      <w:proofErr w:type="spellEnd"/>
+      <w:r>
+        <w:rPr>
+          <w:rFonts w:hint="eastAsia"/>
+        </w:rPr>
+        <w:t xml:space="preserve"> </w:t>
       </w:r>
       <w:r>
         <w:t>(</w:t>
@@ -6168,8 +7784,16 @@
         <w:rPr>
           <w:rFonts w:hint="eastAsia"/>
         </w:rPr>
-        <w:t xml:space="preserve"> hashi</w:t>
-      </w:r>
+        <w:t xml:space="preserve"> </w:t>
+      </w:r>
+      <w:proofErr w:type="spellStart"/>
+      <w:r>
+        <w:rPr>
+          <w:rFonts w:hint="eastAsia"/>
+        </w:rPr>
+        <w:t>hashi</w:t>
+      </w:r>
+      <w:proofErr w:type="spellEnd"/>
       <w:r>
         <w:t xml:space="preserve"> </w:t>
       </w:r>
@@ -6224,8 +7848,30 @@
         <w:rPr>
           <w:rFonts w:hint="eastAsia"/>
         </w:rPr>
-        <w:t xml:space="preserve"> watashi wa</w:t>
-      </w:r>
+        <w:t xml:space="preserve"> </w:t>
+      </w:r>
+      <w:proofErr w:type="spellStart"/>
+      <w:r>
+        <w:rPr>
+          <w:rFonts w:hint="eastAsia"/>
+        </w:rPr>
+        <w:t>watashi</w:t>
+      </w:r>
+      <w:proofErr w:type="spellEnd"/>
+      <w:r>
+        <w:rPr>
+          <w:rFonts w:hint="eastAsia"/>
+        </w:rPr>
+        <w:t xml:space="preserve"> </w:t>
+      </w:r>
+      <w:proofErr w:type="spellStart"/>
+      <w:r>
+        <w:rPr>
+          <w:rFonts w:hint="eastAsia"/>
+        </w:rPr>
+        <w:t>wa</w:t>
+      </w:r>
+      <w:proofErr w:type="spellEnd"/>
     </w:p>
     <w:p>
       <w:r>
@@ -6250,8 +7896,16 @@
         <w:rPr>
           <w:rFonts w:hint="eastAsia"/>
         </w:rPr>
-        <w:t xml:space="preserve"> kore wa</w:t>
-      </w:r>
+        <w:t xml:space="preserve"> kore </w:t>
+      </w:r>
+      <w:proofErr w:type="spellStart"/>
+      <w:r>
+        <w:rPr>
+          <w:rFonts w:hint="eastAsia"/>
+        </w:rPr>
+        <w:t>wa</w:t>
+      </w:r>
+      <w:proofErr w:type="spellEnd"/>
     </w:p>
     <w:p>
       <w:r>
@@ -6276,8 +7930,30 @@
         <w:rPr>
           <w:rFonts w:hint="eastAsia"/>
         </w:rPr>
-        <w:t xml:space="preserve"> kyou wa</w:t>
-      </w:r>
+        <w:t xml:space="preserve"> </w:t>
+      </w:r>
+      <w:proofErr w:type="spellStart"/>
+      <w:r>
+        <w:rPr>
+          <w:rFonts w:hint="eastAsia"/>
+        </w:rPr>
+        <w:t>kyou</w:t>
+      </w:r>
+      <w:proofErr w:type="spellEnd"/>
+      <w:r>
+        <w:rPr>
+          <w:rFonts w:hint="eastAsia"/>
+        </w:rPr>
+        <w:t xml:space="preserve"> </w:t>
+      </w:r>
+      <w:proofErr w:type="spellStart"/>
+      <w:r>
+        <w:rPr>
+          <w:rFonts w:hint="eastAsia"/>
+        </w:rPr>
+        <w:t>wa</w:t>
+      </w:r>
+      <w:proofErr w:type="spellEnd"/>
     </w:p>
     <w:p>
       <w:pPr>
@@ -6287,25 +7963,354 @@
         <w:rPr>
           <w:rFonts w:hint="eastAsia"/>
         </w:rPr>
+        <w:t>へ</w:t>
+      </w:r>
+      <w:r>
+        <w:t xml:space="preserve"> (Directional Particle)</w:t>
+      </w:r>
+    </w:p>
+    <w:p>
+      <w:r>
+        <w:t>へ</w:t>
+      </w:r>
+      <w:r>
+        <w:t xml:space="preserve"> is typically romanised as “he” when it is part of an ordinary word; however, when </w:t>
+      </w:r>
+      <w:r>
+        <w:t>へ</w:t>
+      </w:r>
+      <w:r>
+        <w:t xml:space="preserve"> functions as the directional particle, it should be romanised as “e”.</w:t>
+      </w:r>
+    </w:p>
+    <w:p>
+      <w:r>
+        <w:t>For example:</w:t>
+      </w:r>
+    </w:p>
+    <w:p>
+      <w:r>
+        <w:rPr>
+          <w:rFonts w:hint="eastAsia"/>
+        </w:rPr>
+        <w:t>へや</w:t>
+      </w:r>
+      <w:r>
+        <w:rPr>
+          <w:rFonts w:hint="eastAsia"/>
+        </w:rPr>
+        <w:t xml:space="preserve"> </w:t>
+      </w:r>
+      <w:r>
+        <w:rPr>
+          <w:rFonts w:hint="eastAsia"/>
+        </w:rPr>
+        <w:t>→</w:t>
+      </w:r>
+      <w:r>
+        <w:rPr>
+          <w:rFonts w:hint="eastAsia"/>
+        </w:rPr>
+        <w:t xml:space="preserve"> </w:t>
+      </w:r>
+      <w:proofErr w:type="spellStart"/>
+      <w:r>
+        <w:rPr>
+          <w:rFonts w:hint="eastAsia"/>
+        </w:rPr>
+        <w:t>heya</w:t>
+      </w:r>
+      <w:proofErr w:type="spellEnd"/>
+      <w:r>
+        <w:rPr>
+          <w:rFonts w:hint="eastAsia"/>
+        </w:rPr>
+        <w:t xml:space="preserve"> </w:t>
+      </w:r>
+      <w:r>
+        <w:t>(</w:t>
+      </w:r>
+      <w:r>
+        <w:rPr>
+          <w:rFonts w:hint="eastAsia"/>
+        </w:rPr>
+        <w:t>room</w:t>
+      </w:r>
+      <w:r>
+        <w:t>)</w:t>
+      </w:r>
+    </w:p>
+    <w:p>
+      <w:r>
+        <w:rPr>
+          <w:rFonts w:hint="eastAsia"/>
+        </w:rPr>
+        <w:t>へび</w:t>
+      </w:r>
+      <w:r>
+        <w:rPr>
+          <w:rFonts w:hint="eastAsia"/>
+        </w:rPr>
+        <w:t xml:space="preserve"> </w:t>
+      </w:r>
+      <w:r>
+        <w:rPr>
+          <w:rFonts w:hint="eastAsia"/>
+        </w:rPr>
+        <w:t>→</w:t>
+      </w:r>
+      <w:r>
+        <w:rPr>
+          <w:rFonts w:hint="eastAsia"/>
+        </w:rPr>
+        <w:t xml:space="preserve"> </w:t>
+      </w:r>
+      <w:proofErr w:type="spellStart"/>
+      <w:r>
+        <w:rPr>
+          <w:rFonts w:hint="eastAsia"/>
+        </w:rPr>
+        <w:t>hebi</w:t>
+      </w:r>
+      <w:proofErr w:type="spellEnd"/>
+      <w:r>
+        <w:rPr>
+          <w:rFonts w:hint="eastAsia"/>
+        </w:rPr>
+        <w:t xml:space="preserve"> </w:t>
+      </w:r>
+      <w:r>
+        <w:t>(</w:t>
+      </w:r>
+      <w:r>
+        <w:rPr>
+          <w:rFonts w:hint="eastAsia"/>
+        </w:rPr>
+        <w:t>snake</w:t>
+      </w:r>
+      <w:r>
+        <w:t>)</w:t>
+      </w:r>
+    </w:p>
+    <w:p>
+      <w:r>
+        <w:rPr>
+          <w:rFonts w:hint="eastAsia"/>
+        </w:rPr>
+        <w:t>学校へ</w:t>
+      </w:r>
+      <w:r>
+        <w:rPr>
+          <w:rFonts w:hint="eastAsia"/>
+        </w:rPr>
+        <w:t xml:space="preserve"> </w:t>
+      </w:r>
+      <w:r>
+        <w:rPr>
+          <w:rFonts w:hint="eastAsia"/>
+        </w:rPr>
+        <w:t>→</w:t>
+      </w:r>
+      <w:r>
+        <w:rPr>
+          <w:rFonts w:hint="eastAsia"/>
+        </w:rPr>
+        <w:t xml:space="preserve"> </w:t>
+      </w:r>
+      <w:proofErr w:type="spellStart"/>
+      <w:r>
+        <w:rPr>
+          <w:rFonts w:hint="eastAsia"/>
+        </w:rPr>
+        <w:t>gakkou</w:t>
+      </w:r>
+      <w:proofErr w:type="spellEnd"/>
+      <w:r>
+        <w:rPr>
+          <w:rFonts w:hint="eastAsia"/>
+        </w:rPr>
+        <w:t xml:space="preserve"> e</w:t>
+      </w:r>
+    </w:p>
+    <w:p>
+      <w:r>
+        <w:rPr>
+          <w:rFonts w:hint="eastAsia"/>
+        </w:rPr>
+        <w:t>日本へ</w:t>
+      </w:r>
+      <w:r>
+        <w:rPr>
+          <w:rFonts w:hint="eastAsia"/>
+        </w:rPr>
+        <w:t xml:space="preserve"> </w:t>
+      </w:r>
+      <w:r>
+        <w:rPr>
+          <w:rFonts w:hint="eastAsia"/>
+        </w:rPr>
+        <w:t>→</w:t>
+      </w:r>
+      <w:r>
+        <w:rPr>
+          <w:rFonts w:hint="eastAsia"/>
+        </w:rPr>
+        <w:t xml:space="preserve"> Nihon e</w:t>
+      </w:r>
+    </w:p>
+    <w:p>
+      <w:pPr>
+        <w:pStyle w:val="Heading4"/>
+      </w:pPr>
+      <w:r>
+        <w:rPr>
+          <w:rFonts w:hint="eastAsia"/>
+        </w:rPr>
+        <w:t>を</w:t>
+      </w:r>
+      <w:r>
+        <w:t xml:space="preserve"> (Object Particle)</w:t>
+      </w:r>
+    </w:p>
+    <w:p>
+      <w:r>
+        <w:t>を</w:t>
+      </w:r>
+      <w:r>
+        <w:t xml:space="preserve"> is used mainly as the object particle. Although its historical reading is wo, in modern Japanese the particle is generally pronounced and romanised as o.</w:t>
+      </w:r>
+    </w:p>
+    <w:p>
+      <w:r>
+        <w:t>Therefore:</w:t>
+      </w:r>
+    </w:p>
+    <w:p>
+      <w:r>
+        <w:rPr>
+          <w:rFonts w:hint="eastAsia"/>
+        </w:rPr>
+        <w:t>本を</w:t>
+      </w:r>
+      <w:r>
+        <w:rPr>
+          <w:rFonts w:hint="eastAsia"/>
+        </w:rPr>
+        <w:t xml:space="preserve"> </w:t>
+      </w:r>
+      <w:r>
+        <w:rPr>
+          <w:rFonts w:hint="eastAsia"/>
+        </w:rPr>
+        <w:t>→</w:t>
+      </w:r>
+      <w:r>
+        <w:rPr>
+          <w:rFonts w:hint="eastAsia"/>
+        </w:rPr>
+        <w:t xml:space="preserve"> hon o</w:t>
+      </w:r>
+    </w:p>
+    <w:p>
+      <w:r>
+        <w:rPr>
+          <w:rFonts w:hint="eastAsia"/>
+        </w:rPr>
+        <w:t>水を</w:t>
+      </w:r>
+      <w:r>
+        <w:rPr>
+          <w:rFonts w:hint="eastAsia"/>
+        </w:rPr>
+        <w:t xml:space="preserve"> </w:t>
+      </w:r>
+      <w:r>
+        <w:rPr>
+          <w:rFonts w:hint="eastAsia"/>
+        </w:rPr>
+        <w:t>→</w:t>
+      </w:r>
+      <w:r>
+        <w:rPr>
+          <w:rFonts w:hint="eastAsia"/>
+        </w:rPr>
+        <w:t xml:space="preserve"> </w:t>
+      </w:r>
+      <w:proofErr w:type="spellStart"/>
+      <w:r>
+        <w:rPr>
+          <w:rFonts w:hint="eastAsia"/>
+        </w:rPr>
+        <w:t>mizu</w:t>
+      </w:r>
+      <w:proofErr w:type="spellEnd"/>
+      <w:r>
+        <w:rPr>
+          <w:rFonts w:hint="eastAsia"/>
+        </w:rPr>
+        <w:t xml:space="preserve"> o</w:t>
+      </w:r>
+    </w:p>
+    <w:p>
+      <w:r>
+        <w:rPr>
+          <w:rFonts w:hint="eastAsia"/>
+        </w:rPr>
+        <w:t>ご飯を食べる</w:t>
+      </w:r>
+      <w:r>
+        <w:rPr>
+          <w:rFonts w:hint="eastAsia"/>
+        </w:rPr>
+        <w:t xml:space="preserve"> </w:t>
+      </w:r>
+      <w:r>
+        <w:rPr>
+          <w:rFonts w:hint="eastAsia"/>
+        </w:rPr>
+        <w:t>→</w:t>
+      </w:r>
+      <w:r>
+        <w:rPr>
+          <w:rFonts w:hint="eastAsia"/>
+        </w:rPr>
+        <w:t xml:space="preserve"> </w:t>
+      </w:r>
+      <w:proofErr w:type="spellStart"/>
+      <w:r>
+        <w:rPr>
+          <w:rFonts w:hint="eastAsia"/>
+        </w:rPr>
+        <w:t>gohan</w:t>
+      </w:r>
+      <w:proofErr w:type="spellEnd"/>
+      <w:r>
+        <w:rPr>
+          <w:rFonts w:hint="eastAsia"/>
+        </w:rPr>
+        <w:t xml:space="preserve"> o </w:t>
+      </w:r>
+      <w:proofErr w:type="spellStart"/>
+      <w:r>
+        <w:rPr>
+          <w:rFonts w:hint="eastAsia"/>
+        </w:rPr>
+        <w:t>taberu</w:t>
+      </w:r>
+      <w:proofErr w:type="spellEnd"/>
+    </w:p>
+    <w:p>
+      <w:pPr>
+        <w:pStyle w:val="Heading3"/>
+      </w:pPr>
+      <w:r>
         <w:lastRenderedPageBreak/>
-        <w:t>へ</w:t>
-      </w:r>
-      <w:r>
-        <w:t xml:space="preserve"> (Directional Particle)</w:t>
-      </w:r>
-    </w:p>
-    <w:p>
-      <w:r>
-        <w:t>へ</w:t>
-      </w:r>
-      <w:r>
-        <w:t xml:space="preserve"> is typically romanised as “he” when it is part of an ordinary word; however, when </w:t>
-      </w:r>
-      <w:r>
-        <w:t>へ</w:t>
-      </w:r>
-      <w:r>
-        <w:t xml:space="preserve"> functions as the directional particle, it should be romanised as “e”.</w:t>
+        <w:t>Particles Within Sentences</w:t>
+      </w:r>
+    </w:p>
+    <w:p>
+      <w:r>
+        <w:t>Particles should be romanised according to their grammatical function while the surrounding words are romanised normally.</w:t>
       </w:r>
     </w:p>
     <w:p>
@@ -6318,274 +8323,67 @@
         <w:rPr>
           <w:rFonts w:hint="eastAsia"/>
         </w:rPr>
-        <w:t>へや</w:t>
-      </w:r>
-      <w:r>
-        <w:rPr>
-          <w:rFonts w:hint="eastAsia"/>
-        </w:rPr>
-        <w:t xml:space="preserve"> </w:t>
-      </w:r>
-      <w:r>
-        <w:rPr>
-          <w:rFonts w:hint="eastAsia"/>
-        </w:rPr>
-        <w:t>→</w:t>
-      </w:r>
-      <w:r>
-        <w:rPr>
-          <w:rFonts w:hint="eastAsia"/>
-        </w:rPr>
-        <w:t xml:space="preserve"> heya </w:t>
-      </w:r>
-      <w:r>
-        <w:t>(</w:t>
-      </w:r>
-      <w:r>
-        <w:rPr>
-          <w:rFonts w:hint="eastAsia"/>
-        </w:rPr>
-        <w:t>room</w:t>
-      </w:r>
-      <w:r>
-        <w:t>)</w:t>
-      </w:r>
-    </w:p>
-    <w:p>
-      <w:r>
-        <w:rPr>
-          <w:rFonts w:hint="eastAsia"/>
-        </w:rPr>
-        <w:t>へび</w:t>
-      </w:r>
-      <w:r>
-        <w:rPr>
-          <w:rFonts w:hint="eastAsia"/>
-        </w:rPr>
-        <w:t xml:space="preserve"> </w:t>
-      </w:r>
-      <w:r>
-        <w:rPr>
-          <w:rFonts w:hint="eastAsia"/>
-        </w:rPr>
-        <w:t>→</w:t>
-      </w:r>
-      <w:r>
-        <w:rPr>
-          <w:rFonts w:hint="eastAsia"/>
-        </w:rPr>
-        <w:t xml:space="preserve"> hebi </w:t>
-      </w:r>
-      <w:r>
-        <w:t>(</w:t>
-      </w:r>
-      <w:r>
-        <w:rPr>
-          <w:rFonts w:hint="eastAsia"/>
-        </w:rPr>
-        <w:t>snake</w:t>
-      </w:r>
-      <w:r>
-        <w:t>)</w:t>
-      </w:r>
-    </w:p>
-    <w:p>
-      <w:r>
-        <w:rPr>
-          <w:rFonts w:hint="eastAsia"/>
-        </w:rPr>
-        <w:t>学校へ</w:t>
-      </w:r>
-      <w:r>
-        <w:rPr>
-          <w:rFonts w:hint="eastAsia"/>
-        </w:rPr>
-        <w:t xml:space="preserve"> </w:t>
-      </w:r>
-      <w:r>
-        <w:rPr>
-          <w:rFonts w:hint="eastAsia"/>
-        </w:rPr>
-        <w:t>→</w:t>
-      </w:r>
-      <w:r>
-        <w:rPr>
-          <w:rFonts w:hint="eastAsia"/>
-        </w:rPr>
-        <w:t xml:space="preserve"> gakkou e</w:t>
-      </w:r>
-    </w:p>
-    <w:p>
-      <w:r>
-        <w:rPr>
-          <w:rFonts w:hint="eastAsia"/>
-        </w:rPr>
-        <w:t>日本へ</w:t>
-      </w:r>
-      <w:r>
-        <w:rPr>
-          <w:rFonts w:hint="eastAsia"/>
-        </w:rPr>
-        <w:t xml:space="preserve"> </w:t>
-      </w:r>
-      <w:r>
-        <w:rPr>
-          <w:rFonts w:hint="eastAsia"/>
-        </w:rPr>
-        <w:t>→</w:t>
-      </w:r>
-      <w:r>
-        <w:rPr>
-          <w:rFonts w:hint="eastAsia"/>
-        </w:rPr>
-        <w:t xml:space="preserve"> Nihon e</w:t>
-      </w:r>
-    </w:p>
-    <w:p>
-      <w:pPr>
-        <w:pStyle w:val="Heading4"/>
-      </w:pPr>
-      <w:r>
-        <w:rPr>
-          <w:rFonts w:hint="eastAsia"/>
-        </w:rPr>
-        <w:t>を</w:t>
-      </w:r>
-      <w:r>
-        <w:t xml:space="preserve"> (Object Particle)</w:t>
-      </w:r>
-    </w:p>
-    <w:p>
-      <w:r>
-        <w:t>を</w:t>
-      </w:r>
-      <w:r>
-        <w:t xml:space="preserve"> is used mainly as the object particle. Although its historical reading is wo, in modern Japanese the particle is generally pronounced and romanised as o.</w:t>
-      </w:r>
-    </w:p>
-    <w:p>
-      <w:r>
-        <w:t>Therefore:</w:t>
-      </w:r>
-    </w:p>
-    <w:p>
-      <w:r>
-        <w:rPr>
-          <w:rFonts w:hint="eastAsia"/>
-        </w:rPr>
-        <w:t>本を</w:t>
-      </w:r>
-      <w:r>
-        <w:rPr>
-          <w:rFonts w:hint="eastAsia"/>
-        </w:rPr>
-        <w:t xml:space="preserve"> </w:t>
-      </w:r>
-      <w:r>
-        <w:rPr>
-          <w:rFonts w:hint="eastAsia"/>
-        </w:rPr>
-        <w:t>→</w:t>
-      </w:r>
-      <w:r>
-        <w:rPr>
-          <w:rFonts w:hint="eastAsia"/>
-        </w:rPr>
-        <w:t xml:space="preserve"> hon o</w:t>
-      </w:r>
-    </w:p>
-    <w:p>
-      <w:r>
-        <w:rPr>
-          <w:rFonts w:hint="eastAsia"/>
-        </w:rPr>
-        <w:t>水を</w:t>
-      </w:r>
-      <w:r>
-        <w:rPr>
-          <w:rFonts w:hint="eastAsia"/>
-        </w:rPr>
-        <w:t xml:space="preserve"> </w:t>
-      </w:r>
-      <w:r>
-        <w:rPr>
-          <w:rFonts w:hint="eastAsia"/>
-        </w:rPr>
-        <w:t>→</w:t>
-      </w:r>
-      <w:r>
-        <w:rPr>
-          <w:rFonts w:hint="eastAsia"/>
-        </w:rPr>
-        <w:t xml:space="preserve"> mizu o</w:t>
-      </w:r>
-    </w:p>
-    <w:p>
-      <w:r>
-        <w:rPr>
-          <w:rFonts w:hint="eastAsia"/>
-        </w:rPr>
-        <w:t>ご飯を食べる</w:t>
-      </w:r>
-      <w:r>
-        <w:rPr>
-          <w:rFonts w:hint="eastAsia"/>
-        </w:rPr>
-        <w:t xml:space="preserve"> </w:t>
-      </w:r>
-      <w:r>
-        <w:rPr>
-          <w:rFonts w:hint="eastAsia"/>
-        </w:rPr>
-        <w:t>→</w:t>
-      </w:r>
-      <w:r>
-        <w:rPr>
-          <w:rFonts w:hint="eastAsia"/>
-        </w:rPr>
-        <w:t xml:space="preserve"> gohan o taberu</w:t>
-      </w:r>
-    </w:p>
-    <w:p>
-      <w:pPr>
-        <w:pStyle w:val="Heading3"/>
-      </w:pPr>
-      <w:r>
-        <w:t>Particles Within Sentences</w:t>
-      </w:r>
-    </w:p>
-    <w:p>
-      <w:r>
-        <w:t>Particles should be romanised according to their grammatical function while the surrounding words are romanised normally.</w:t>
-      </w:r>
-    </w:p>
-    <w:p>
-      <w:r>
-        <w:t>For example:</w:t>
-      </w:r>
-    </w:p>
-    <w:p>
-      <w:r>
-        <w:rPr>
-          <w:rFonts w:hint="eastAsia"/>
-        </w:rPr>
         <w:t>私は学校へ行く</w:t>
       </w:r>
     </w:p>
     <w:p>
-      <w:r>
-        <w:t>watashi + wa + gakkou + e + iku</w:t>
-      </w:r>
-    </w:p>
-    <w:p>
-      <w:r>
-        <w:t xml:space="preserve">Watashi wa </w:t>
-      </w:r>
+      <w:proofErr w:type="spellStart"/>
+      <w:r>
+        <w:t>watashi</w:t>
+      </w:r>
+      <w:proofErr w:type="spellEnd"/>
+      <w:r>
+        <w:t xml:space="preserve"> + </w:t>
+      </w:r>
+      <w:proofErr w:type="spellStart"/>
+      <w:r>
+        <w:t>wa</w:t>
+      </w:r>
+      <w:proofErr w:type="spellEnd"/>
+      <w:r>
+        <w:t xml:space="preserve"> + </w:t>
+      </w:r>
+      <w:proofErr w:type="spellStart"/>
+      <w:r>
+        <w:t>gakkou</w:t>
+      </w:r>
+      <w:proofErr w:type="spellEnd"/>
+      <w:r>
+        <w:t xml:space="preserve"> + e + </w:t>
+      </w:r>
+      <w:proofErr w:type="spellStart"/>
+      <w:r>
+        <w:t>iku</w:t>
+      </w:r>
+      <w:proofErr w:type="spellEnd"/>
+    </w:p>
+    <w:p>
+      <w:proofErr w:type="spellStart"/>
+      <w:r>
+        <w:t>Watashi</w:t>
+      </w:r>
+      <w:proofErr w:type="spellEnd"/>
+      <w:r>
+        <w:t xml:space="preserve"> </w:t>
+      </w:r>
+      <w:proofErr w:type="spellStart"/>
+      <w:r>
+        <w:t>wa</w:t>
+      </w:r>
+      <w:proofErr w:type="spellEnd"/>
+      <w:r>
+        <w:t xml:space="preserve"> </w:t>
+      </w:r>
+      <w:proofErr w:type="spellStart"/>
       <w:r>
         <w:t>G</w:t>
       </w:r>
       <w:r>
-        <w:t xml:space="preserve">akkou e </w:t>
+        <w:t>akkou</w:t>
+      </w:r>
+      <w:proofErr w:type="spellEnd"/>
+      <w:r>
+        <w:t xml:space="preserve"> e </w:t>
       </w:r>
       <w:r>
         <w:t>I</w:t>
@@ -6614,7 +8412,6 @@
     </w:p>
     <w:p>
       <w:r>
-        <w:lastRenderedPageBreak/>
         <w:t>The examples below show how punctuation should appear in CJ2R-style Romaji.</w:t>
       </w:r>
     </w:p>
@@ -6638,6 +8435,9 @@
         <w:gridCol w:w="3006"/>
       </w:tblGrid>
       <w:tr>
+        <w:trPr>
+          <w:tblHeader w:val="true"/>
+        </w:trPr>
         <w:tc>
           <w:tcPr>
             <w:tcW w:w="3005" w:type="dxa"/>
@@ -6786,8 +8586,16 @@
               <w:rPr>
                 <w:rFonts w:hint="eastAsia"/>
               </w:rPr>
-              <w:t xml:space="preserve"> or ?</w:t>
+              <w:t xml:space="preserve"> </w:t>
             </w:r>
+            <w:proofErr w:type="gramStart"/>
+            <w:r>
+              <w:rPr>
+                <w:rFonts w:hint="eastAsia"/>
+              </w:rPr>
+              <w:t>or ?</w:t>
+            </w:r>
+            <w:proofErr w:type="gramEnd"/>
           </w:p>
         </w:tc>
         <w:tc>
@@ -6833,8 +8641,16 @@
               <w:rPr>
                 <w:rFonts w:hint="eastAsia"/>
               </w:rPr>
-              <w:t xml:space="preserve"> or !</w:t>
+              <w:t xml:space="preserve"> </w:t>
             </w:r>
+            <w:proofErr w:type="gramStart"/>
+            <w:r>
+              <w:rPr>
+                <w:rFonts w:hint="eastAsia"/>
+              </w:rPr>
+              <w:t>or !</w:t>
+            </w:r>
+            <w:proofErr w:type="gramEnd"/>
           </w:p>
         </w:tc>
         <w:tc>
@@ -7277,12 +9093,14 @@
             <w:tcW w:w="3006" w:type="dxa"/>
           </w:tcPr>
           <w:p>
+            <w:proofErr w:type="gramStart"/>
             <w:r>
               <w:rPr>
                 <w:rFonts w:hint="eastAsia"/>
               </w:rPr>
               <w:t>[ ]</w:t>
             </w:r>
+            <w:proofErr w:type="gramEnd"/>
             <w:r>
               <w:t xml:space="preserve"> or</w:t>
             </w:r>
@@ -7290,8 +9108,16 @@
               <w:rPr>
                 <w:rFonts w:hint="eastAsia"/>
               </w:rPr>
-              <w:t xml:space="preserve"> ( )</w:t>
+              <w:t xml:space="preserve"> </w:t>
             </w:r>
+            <w:proofErr w:type="gramStart"/>
+            <w:r>
+              <w:rPr>
+                <w:rFonts w:hint="eastAsia"/>
+              </w:rPr>
+              <w:t>( )</w:t>
+            </w:r>
+            <w:proofErr w:type="gramEnd"/>
           </w:p>
         </w:tc>
       </w:tr>
@@ -7320,14 +9146,23 @@
         <w:rPr>
           <w:rFonts w:hint="eastAsia"/>
         </w:rPr>
-        <w:t xml:space="preserve"> instead of .</w:t>
-      </w:r>
-    </w:p>
-    <w:p>
-      <w:r>
-        <w:rPr>
-          <w:rFonts w:hint="eastAsia"/>
-        </w:rPr>
+        <w:t xml:space="preserve"> instead </w:t>
+      </w:r>
+      <w:proofErr w:type="gramStart"/>
+      <w:r>
+        <w:rPr>
+          <w:rFonts w:hint="eastAsia"/>
+        </w:rPr>
+        <w:t>of .</w:t>
+      </w:r>
+      <w:proofErr w:type="gramEnd"/>
+    </w:p>
+    <w:p>
+      <w:r>
+        <w:rPr>
+          <w:rFonts w:hint="eastAsia"/>
+        </w:rPr>
+        <w:lastRenderedPageBreak/>
         <w:t>、</w:t>
       </w:r>
       <w:r>
@@ -7352,7 +9187,23 @@
     </w:p>
     <w:p>
       <w:r>
-        <w:t>Nihongo o Benkyou Shiteimasu.</w:t>
+        <w:t xml:space="preserve">Nihongo o </w:t>
+      </w:r>
+      <w:proofErr w:type="spellStart"/>
+      <w:r>
+        <w:t>Benkyou</w:t>
+      </w:r>
+      <w:proofErr w:type="spellEnd"/>
+      <w:r>
+        <w:t xml:space="preserve"> </w:t>
+      </w:r>
+      <w:proofErr w:type="spellStart"/>
+      <w:r>
+        <w:t>Shiteimasu</w:t>
+      </w:r>
+      <w:proofErr w:type="spellEnd"/>
+      <w:r>
+        <w:t>.</w:t>
       </w:r>
     </w:p>
     <w:p>
@@ -7364,8 +9215,53 @@
       </w:r>
     </w:p>
     <w:p>
-      <w:r>
-        <w:t>Watashi wa Toukyou, Oosaka, Kyouto ni Ikimashita.</w:t>
+      <w:proofErr w:type="spellStart"/>
+      <w:r>
+        <w:t>Watashi</w:t>
+      </w:r>
+      <w:proofErr w:type="spellEnd"/>
+      <w:r>
+        <w:t xml:space="preserve"> </w:t>
+      </w:r>
+      <w:proofErr w:type="spellStart"/>
+      <w:r>
+        <w:t>wa</w:t>
+      </w:r>
+      <w:proofErr w:type="spellEnd"/>
+      <w:r>
+        <w:t xml:space="preserve"> </w:t>
+      </w:r>
+      <w:proofErr w:type="spellStart"/>
+      <w:r>
+        <w:t>Toukyou</w:t>
+      </w:r>
+      <w:proofErr w:type="spellEnd"/>
+      <w:r>
+        <w:t xml:space="preserve">, Oosaka, </w:t>
+      </w:r>
+      <w:proofErr w:type="spellStart"/>
+      <w:r>
+        <w:t>Kyouto</w:t>
+      </w:r>
+      <w:proofErr w:type="spellEnd"/>
+      <w:r>
+        <w:t xml:space="preserve"> </w:t>
+      </w:r>
+      <w:proofErr w:type="spellStart"/>
+      <w:r>
+        <w:t>ni</w:t>
+      </w:r>
+      <w:proofErr w:type="spellEnd"/>
+      <w:r>
+        <w:t xml:space="preserve"> </w:t>
+      </w:r>
+      <w:proofErr w:type="spellStart"/>
+      <w:r>
+        <w:t>Ikimashita</w:t>
+      </w:r>
+      <w:proofErr w:type="spellEnd"/>
+      <w:r>
+        <w:t>.</w:t>
       </w:r>
     </w:p>
     <w:p>
@@ -7391,8 +9287,16 @@
     </w:p>
     <w:p>
       <w:r>
-        <w:t>"Kore wa Nihongo Desu."</w:t>
-      </w:r>
+        <w:t>"Kore wa Nihongo desu."</w:t>
+      </w:r>
+      <w:proofErr w:type="spellStart"/>
+      <w:r/>
+      <w:proofErr w:type="spellEnd"/>
+      <w:r/>
+      <w:proofErr w:type="spellStart"/>
+      <w:r/>
+      <w:proofErr w:type="spellEnd"/>
+      <w:r/>
     </w:p>
     <w:p>
       <w:r>
@@ -7404,19 +9308,210 @@
         <w:rPr>
           <w:rFonts w:hint="eastAsia"/>
         </w:rPr>
+        <w:t>「彼は『日本語を勉強している』と言いました。」</w:t>
+      </w:r>
+    </w:p>
+    <w:p>
+      <w:r>
+        <w:t xml:space="preserve">"Kare </w:t>
+      </w:r>
+      <w:proofErr w:type="spellStart"/>
+      <w:r>
+        <w:t>wa</w:t>
+      </w:r>
+      <w:proofErr w:type="spellEnd"/>
+      <w:r>
+        <w:t xml:space="preserve"> 'Nihongo o </w:t>
+      </w:r>
+      <w:proofErr w:type="spellStart"/>
+      <w:r>
+        <w:t>Benkyou</w:t>
+      </w:r>
+      <w:proofErr w:type="spellEnd"/>
+      <w:r>
+        <w:t xml:space="preserve"> Shite</w:t>
+      </w:r>
+      <w:r>
+        <w:t xml:space="preserve"> </w:t>
+      </w:r>
+      <w:proofErr w:type="spellStart"/>
+      <w:r>
+        <w:t>iru</w:t>
+      </w:r>
+      <w:proofErr w:type="spellEnd"/>
+      <w:r>
+        <w:t xml:space="preserve">' to </w:t>
+      </w:r>
+      <w:proofErr w:type="spellStart"/>
+      <w:r>
+        <w:t>Iimashita</w:t>
+      </w:r>
+      <w:proofErr w:type="spellEnd"/>
+      <w:r>
+        <w:t>."</w:t>
+      </w:r>
+    </w:p>
+    <w:p>
+      <w:r>
+        <w:t xml:space="preserve">A particle written outside a closing quotation mark keeps its normal grammatical role. The quotation marks do not turn it into part of the quoted word. For example, </w:t>
+      </w:r>
+      <w:r>
+        <w:t>「日本語を勉強している」と言いました。</w:t>
+      </w:r>
+      <w:r>
+        <w:t xml:space="preserve"> → "Nihongo o </w:t>
+      </w:r>
+      <w:proofErr w:type="spellStart"/>
+      <w:r>
+        <w:t>Benkyou</w:t>
+      </w:r>
+      <w:proofErr w:type="spellEnd"/>
+      <w:r>
+        <w:t xml:space="preserve"> Shite</w:t>
+      </w:r>
+      <w:r>
+        <w:t xml:space="preserve"> </w:t>
+      </w:r>
+      <w:proofErr w:type="spellStart"/>
+      <w:r>
+        <w:t>iru</w:t>
+      </w:r>
+      <w:proofErr w:type="spellEnd"/>
+      <w:r>
+        <w:t xml:space="preserve">" to </w:t>
+      </w:r>
+      <w:proofErr w:type="spellStart"/>
+      <w:r>
+        <w:t>Iimashita</w:t>
+      </w:r>
+      <w:proofErr w:type="spellEnd"/>
+      <w:r>
+        <w:t>.</w:t>
+      </w:r>
+    </w:p>
+    <w:p>
+      <w:pPr>
+        <w:pStyle w:val="Heading4"/>
+      </w:pPr>
+      <w:r>
+        <w:t>Question and Exclamation Marks</w:t>
+      </w:r>
+    </w:p>
+    <w:p>
+      <w:r>
+        <w:t>Japanese does not always use ？ or ！ in the same way as English. A sentence can be grammatically interrogative and still end with 。. CJ2R preserves the punctuation mark written in the source; it does not infer a question mark from grammar alone.</w:t>
+      </w:r>
+      <w:r/>
+      <w:r/>
+      <w:r/>
+      <w:r/>
+      <w:r/>
+      <w:r/>
+    </w:p>
+    <w:p>
+      <w:r>
+        <w:t>For example:</w:t>
+      </w:r>
+    </w:p>
+    <w:p>
+      <w:r>
+        <w:t>これは何ですか。 → Kore wa Nani desu ka.</w:t>
+      </w:r>
+      <w:r/>
+      <w:proofErr w:type="spellStart"/>
+      <w:r/>
+      <w:proofErr w:type="spellEnd"/>
+      <w:r/>
+      <w:proofErr w:type="spellStart"/>
+      <w:r/>
+      <w:proofErr w:type="spellEnd"/>
+      <w:r/>
+    </w:p>
+    <w:p>
+      <w:r>
+        <w:t>？</w:t>
+      </w:r>
+      <w:r>
+        <w:t xml:space="preserve"> is also very common in modern Japanese, especially in informal writing:</w:t>
+      </w:r>
+    </w:p>
+    <w:p>
+      <w:r>
+        <w:rPr>
+          <w:rFonts w:hint="eastAsia"/>
+        </w:rPr>
+        <w:t>これは何ですか？</w:t>
+      </w:r>
+    </w:p>
+    <w:p>
+      <w:r>
+        <w:rPr>
+          <w:rFonts w:hint="eastAsia"/>
+        </w:rPr>
+        <w:t xml:space="preserve">Likewise, </w:t>
+      </w:r>
+      <w:r>
+        <w:t>“</w:t>
+      </w:r>
+      <w:r>
+        <w:rPr>
+          <w:rFonts w:hint="eastAsia"/>
+        </w:rPr>
+        <w:t>！</w:t>
+      </w:r>
+      <w:r>
+        <w:t>”</w:t>
+      </w:r>
+      <w:r>
+        <w:rPr>
+          <w:rFonts w:hint="eastAsia"/>
+        </w:rPr>
+        <w:t xml:space="preserve"> is widely used:</w:t>
+      </w:r>
+    </w:p>
+    <w:p>
+      <w:r>
+        <w:rPr>
+          <w:rFonts w:hint="eastAsia"/>
+        </w:rPr>
+        <w:t>すごい！</w:t>
+      </w:r>
+    </w:p>
+    <w:p>
+      <w:pPr>
+        <w:pStyle w:val="Heading4"/>
+      </w:pPr>
+      <w:r>
         <w:lastRenderedPageBreak/>
-        <w:t>「彼は『日本語を勉強している』と言いました。」</w:t>
-      </w:r>
-    </w:p>
-    <w:p>
-      <w:r>
-        <w:t>"Kare wa 'Nihongo o Benkyou Shiteiru' to Iimashita."</w:t>
-      </w:r>
-    </w:p>
-    <w:p>
-      <w:pPr/>
-      <w:r>
-        <w:t>A particle written outside a closing quotation mark keeps its normal grammatical role. The quotation marks do not turn it into part of the quoted word. For example, 「日本語を勉強している」と言いました。 → "Nihongo o Benkyou Shiteiru" to Iimashita.</w:t>
+        <w:t>Ellipses</w:t>
+      </w:r>
+    </w:p>
+    <w:p>
+      <w:r>
+        <w:t>Japanese commonly uses two ellipsis characters:</w:t>
+      </w:r>
+    </w:p>
+    <w:p>
+      <w:r>
+        <w:t>……</w:t>
+      </w:r>
+    </w:p>
+    <w:p>
+      <w:r>
+        <w:t>Japanese ellipses are commonly written as …… (two ellipsis characters). In Romaji output, use … or ... consistently rather than a row of ordinary full stops.</w:t>
+      </w:r>
+    </w:p>
+    <w:p>
+      <w:r>
+        <w:t>For example:</w:t>
+      </w:r>
+    </w:p>
+    <w:p>
+      <w:r>
+        <w:rPr>
+          <w:rFonts w:hint="eastAsia"/>
+        </w:rPr>
+        <w:t>そうですね……</w:t>
       </w:r>
     </w:p>
     <w:p>
@@ -7424,30 +9519,339 @@
         <w:pStyle w:val="Heading4"/>
       </w:pPr>
       <w:r>
-        <w:t>Question and Exclamation Marks</w:t>
-      </w:r>
-    </w:p>
-    <w:p>
-      <w:r>
-        <w:t xml:space="preserve">Japanese does not always use </w:t>
-      </w:r>
-      <w:r>
-        <w:t>？</w:t>
-      </w:r>
-      <w:r>
-        <w:t xml:space="preserve"> or </w:t>
-      </w:r>
-      <w:r>
-        <w:t>！</w:t>
-      </w:r>
-      <w:r>
-        <w:t xml:space="preserve"> in the same way as English. A sentence can be grammatically interrogative and still end with </w:t>
-      </w:r>
-      <w:r>
-        <w:t>。</w:t>
-      </w:r>
-      <w:r>
-        <w:t>.</w:t>
+        <w:t>Middle Dot</w:t>
+      </w:r>
+    </w:p>
+    <w:p>
+      <w:r>
+        <w:rPr>
+          <w:rFonts w:hint="eastAsia"/>
+        </w:rPr>
+        <w:t>・</w:t>
+      </w:r>
+      <w:r>
+        <w:rPr>
+          <w:rFonts w:hint="eastAsia"/>
+        </w:rPr>
+        <w:t xml:space="preserve"> is particularly characteristic of Japanese and doesn't have one universal English equivalent.</w:t>
+      </w:r>
+    </w:p>
+    <w:p>
+      <w:r>
+        <w:t>It can separate items or names, especially foreign names:</w:t>
+      </w:r>
+    </w:p>
+    <w:p>
+      <w:r>
+        <w:t>アンナ・マリア</w:t>
+      </w:r>
+      <w:r>
+        <w:t xml:space="preserve"> → Anna Maria</w:t>
+      </w:r>
+    </w:p>
+    <w:p>
+      <w:r>
+        <w:t>It can also separate words in lists:</w:t>
+      </w:r>
+    </w:p>
+    <w:p>
+      <w:r>
+        <w:t>東京・大阪・京都</w:t>
+      </w:r>
+      <w:r>
+        <w:t xml:space="preserve"> → </w:t>
+      </w:r>
+      <w:proofErr w:type="spellStart"/>
+      <w:r>
+        <w:t>Toukyou</w:t>
+      </w:r>
+      <w:proofErr w:type="spellEnd"/>
+      <w:r>
+        <w:t xml:space="preserve">, Oosaka, and </w:t>
+      </w:r>
+      <w:proofErr w:type="spellStart"/>
+      <w:r>
+        <w:t>Kyouto</w:t>
+      </w:r>
+      <w:proofErr w:type="spellEnd"/>
+    </w:p>
+    <w:p>
+      <w:r>
+        <w:t>The middle dot may therefore become a space, comma or other separator depending on context.</w:t>
+      </w:r>
+    </w:p>
+    <w:p>
+      <w:pPr>
+        <w:pStyle w:val="Heading4"/>
+      </w:pPr>
+      <w:r>
+        <w:t>Parentheses</w:t>
+      </w:r>
+    </w:p>
+    <w:p>
+      <w:r>
+        <w:t>Japanese commonly uses full-width parentheses:</w:t>
+      </w:r>
+    </w:p>
+    <w:p>
+      <w:r>
+        <w:rPr>
+          <w:rFonts w:hint="eastAsia"/>
+        </w:rPr>
+        <w:t>（これは例です。）</w:t>
+      </w:r>
+    </w:p>
+    <w:p>
+      <w:r>
+        <w:t>English normally uses:</w:t>
+      </w:r>
+    </w:p>
+    <w:p>
+      <w:r>
+        <w:t>(This is an example.)</w:t>
+      </w:r>
+    </w:p>
+    <w:p>
+      <w:r>
+        <w:t>Japanese may also use parentheses where English-style prose would use commas, dashes or a separate sentence.</w:t>
+      </w:r>
+    </w:p>
+    <w:p>
+      <w:pPr>
+        <w:pStyle w:val="Heading4"/>
+      </w:pPr>
+      <w:r>
+        <w:t>Punctuation Spacing</w:t>
+      </w:r>
+    </w:p>
+    <w:p>
+      <w:r>
+        <w:t>Japanese normally does not put spaces between words.</w:t>
+      </w:r>
+    </w:p>
+    <w:p>
+      <w:r>
+        <w:rPr>
+          <w:rFonts w:hint="eastAsia"/>
+        </w:rPr>
+        <w:t>私は日本語を勉強しています。</w:t>
+      </w:r>
+    </w:p>
+    <w:p>
+      <w:r>
+        <w:t>Rather than:</w:t>
+      </w:r>
+    </w:p>
+    <w:p>
+      <w:r>
+        <w:rPr>
+          <w:rFonts w:hint="eastAsia"/>
+        </w:rPr>
+        <w:t>私</w:t>
+      </w:r>
+      <w:r>
+        <w:rPr>
+          <w:rFonts w:hint="eastAsia"/>
+        </w:rPr>
+        <w:t xml:space="preserve"> </w:t>
+      </w:r>
+      <w:r>
+        <w:rPr>
+          <w:rFonts w:hint="eastAsia"/>
+        </w:rPr>
+        <w:t>は</w:t>
+      </w:r>
+      <w:r>
+        <w:rPr>
+          <w:rFonts w:hint="eastAsia"/>
+        </w:rPr>
+        <w:t xml:space="preserve"> </w:t>
+      </w:r>
+      <w:r>
+        <w:rPr>
+          <w:rFonts w:hint="eastAsia"/>
+        </w:rPr>
+        <w:t>日本語</w:t>
+      </w:r>
+      <w:r>
+        <w:rPr>
+          <w:rFonts w:hint="eastAsia"/>
+        </w:rPr>
+        <w:t xml:space="preserve"> </w:t>
+      </w:r>
+      <w:r>
+        <w:rPr>
+          <w:rFonts w:hint="eastAsia"/>
+        </w:rPr>
+        <w:t>を</w:t>
+      </w:r>
+      <w:r>
+        <w:rPr>
+          <w:rFonts w:hint="eastAsia"/>
+        </w:rPr>
+        <w:t xml:space="preserve"> </w:t>
+      </w:r>
+      <w:r>
+        <w:rPr>
+          <w:rFonts w:hint="eastAsia"/>
+        </w:rPr>
+        <w:t>勉強</w:t>
+      </w:r>
+      <w:r>
+        <w:rPr>
+          <w:rFonts w:hint="eastAsia"/>
+        </w:rPr>
+        <w:t xml:space="preserve"> </w:t>
+      </w:r>
+      <w:r>
+        <w:rPr>
+          <w:rFonts w:hint="eastAsia"/>
+        </w:rPr>
+        <w:t>しています。</w:t>
+      </w:r>
+    </w:p>
+    <w:p>
+      <w:r>
+        <w:lastRenderedPageBreak/>
+        <w:t>Japanese punctuation also normally sits directly against the surrounding text:</w:t>
+      </w:r>
+    </w:p>
+    <w:p>
+      <w:r>
+        <w:rPr>
+          <w:rFonts w:hint="eastAsia"/>
+        </w:rPr>
+        <w:t>これは、例です。</w:t>
+      </w:r>
+    </w:p>
+    <w:p>
+      <w:r>
+        <w:t>English uses spaces after punctuation where appropriate:</w:t>
+      </w:r>
+    </w:p>
+    <w:p>
+      <w:r>
+        <w:t>This is, for example, a sentence.</w:t>
+      </w:r>
+    </w:p>
+    <w:p>
+      <w:r>
+        <w:t>Keep the original Japanese unspaced unless the source itself contains spaces. Apply normal CJ2R word spacing and English punctuation spacing to the Romaji output.</w:t>
+      </w:r>
+    </w:p>
+    <w:p>
+      <w:r>
+        <w:t>If the source itself contains a space, preserve that structural separation without changing the grammatical role of the surrounding words. A particle remains a particle even when a space or quotation mark appears next to it.</w:t>
+      </w:r>
+    </w:p>
+    <w:p>
+      <w:pPr>
+        <w:pStyle w:val="Heading2"/>
+      </w:pPr>
+      <w:r>
+        <w:t>Loanwords</w:t>
+      </w:r>
+    </w:p>
+    <w:p>
+      <w:r>
+        <w:t>Loanwords (usually written in katakana) should use their reviewed spelling in the source language rather than a purely phonetic katakana romanisation.</w:t>
+      </w:r>
+      <w:r>
+        <w:rPr>
+          <w:rStyle w:val="b"/>
+        </w:rPr>
+        <w:t xml:space="preserve">  </w:t>
+      </w:r>
+      <w:r>
+        <w:t>Use a</w:t>
+      </w:r>
+      <w:r>
+        <w:t xml:space="preserve">n </w:t>
+      </w:r>
+      <w:r>
+        <w:t xml:space="preserve">equivalent rather than deleting unsupported letters; for example, </w:t>
+      </w:r>
+      <w:r>
+        <w:t>デビュー</w:t>
+      </w:r>
+      <w:r>
+        <w:t xml:space="preserve"> → Debut, </w:t>
+      </w:r>
+      <w:r>
+        <w:t>メルヘン</w:t>
+      </w:r>
+      <w:r>
+        <w:t xml:space="preserve"> → Marchen and </w:t>
+      </w:r>
+      <w:proofErr w:type="spellStart"/>
+      <w:r>
+        <w:t>Straße</w:t>
+      </w:r>
+      <w:proofErr w:type="spellEnd"/>
+      <w:r>
+        <w:t>-derived spellings use ss for ß.</w:t>
+      </w:r>
+    </w:p>
+    <w:p>
+      <w:r>
+        <w:t xml:space="preserve">Where an established modern Japanese language name is formed from a foreign country name plus </w:t>
+      </w:r>
+      <w:r>
+        <w:t>語</w:t>
+      </w:r>
+      <w:r>
+        <w:t xml:space="preserve">, preserve the reviewed conventional English country name and </w:t>
+      </w:r>
+      <w:proofErr w:type="spellStart"/>
+      <w:r>
+        <w:t>romanise</w:t>
+      </w:r>
+      <w:proofErr w:type="spellEnd"/>
+      <w:r>
+        <w:t xml:space="preserve"> </w:t>
+      </w:r>
+      <w:r>
+        <w:t>語</w:t>
+      </w:r>
+      <w:r>
+        <w:t xml:space="preserve"> as -go. For example, </w:t>
+      </w:r>
+      <w:r>
+        <w:t>ロシア語</w:t>
+      </w:r>
+      <w:r>
+        <w:t xml:space="preserve"> → Russia-go and </w:t>
+      </w:r>
+      <w:r>
+        <w:t>トルコ語</w:t>
+      </w:r>
+      <w:r>
+        <w:t xml:space="preserve"> → Turkey-go. This is not a productive rule: do not invent a country + -go form for a nonstandard, obsolete or otherwise unreviewed expression; for example, </w:t>
+      </w:r>
+      <w:r>
+        <w:t>イギリス語</w:t>
+      </w:r>
+      <w:r>
+        <w:t xml:space="preserve"> must not be converted to United Kingdom-go merely from </w:t>
+      </w:r>
+      <w:r>
+        <w:t>イギリス</w:t>
+      </w:r>
+      <w:r>
+        <w:t xml:space="preserve"> → United Kingdom.</w:t>
+      </w:r>
+    </w:p>
+    <w:p>
+      <w:pPr>
+        <w:pStyle w:val="Heading3"/>
+      </w:pPr>
+      <w:r>
+        <w:t>Choosing the Source-Language Spelling</w:t>
+      </w:r>
+    </w:p>
+    <w:p>
+      <w:r>
+        <w:t>A defensible reviewed canonical donor spelling may be emitted even when another legitimate donor interpretation exists. Choosing the output and deciding whether the ambiguity requires review are separate decisions. A rare or incidental alternate does not automatically make the output reviewable. A material or common alternate may require review when the surrounding Japanese does not resolve it. Do not fall back to a mechanical Katakana romanisation merely because more than one donor interpretation exists.</w:t>
       </w:r>
     </w:p>
     <w:p>
@@ -7457,83 +9861,202 @@
     </w:p>
     <w:p>
       <w:r>
-        <w:t>これは何ですか。</w:t>
-      </w:r>
-      <w:r>
-        <w:t xml:space="preserve"> → Kore wa Nani Desu ka?</w:t>
-      </w:r>
-    </w:p>
-    <w:p>
-      <w:r>
-        <w:t>？</w:t>
-      </w:r>
-      <w:r>
-        <w:t xml:space="preserve"> is also very common in modern Japanese, especially in informal writing:</w:t>
-      </w:r>
-    </w:p>
-    <w:p>
-      <w:r>
-        <w:rPr>
-          <w:rFonts w:hint="eastAsia"/>
-        </w:rPr>
-        <w:t>これは何ですか？</w:t>
-      </w:r>
-    </w:p>
-    <w:p>
-      <w:r>
-        <w:rPr>
-          <w:rFonts w:hint="eastAsia"/>
-        </w:rPr>
-        <w:t xml:space="preserve">Likewise, </w:t>
-      </w:r>
-      <w:r>
-        <w:t>“</w:t>
-      </w:r>
-      <w:r>
-        <w:rPr>
-          <w:rFonts w:hint="eastAsia"/>
-        </w:rPr>
-        <w:t>！</w:t>
-      </w:r>
-      <w:r>
-        <w:t>”</w:t>
-      </w:r>
-      <w:r>
-        <w:rPr>
-          <w:rFonts w:hint="eastAsia"/>
-        </w:rPr>
-        <w:t xml:space="preserve"> is widely used:</w:t>
-      </w:r>
-    </w:p>
-    <w:p>
-      <w:r>
-        <w:rPr>
-          <w:rFonts w:hint="eastAsia"/>
-        </w:rPr>
-        <w:t>すごい！</w:t>
-      </w:r>
-    </w:p>
-    <w:p>
-      <w:pPr>
-        <w:pStyle w:val="Heading4"/>
-      </w:pPr>
-      <w:r>
-        <w:t>Ellipses</w:t>
-      </w:r>
-    </w:p>
-    <w:p>
-      <w:r>
-        <w:t>Japanese commonly uses two ellipsis characters:</w:t>
-      </w:r>
-    </w:p>
-    <w:p>
-      <w:r>
-        <w:t>……</w:t>
-      </w:r>
-    </w:p>
-    <w:p>
-      <w:r>
-        <w:t>Japanese ellipses are commonly written as …… (two ellipsis characters). In Romaji output, use … or ... consistently rather than a row of ordinary full stops.</w:t>
+        <w:t>カード</w:t>
+      </w:r>
+      <w:r>
+        <w:t xml:space="preserve"> → Card</w:t>
+      </w:r>
+    </w:p>
+    <w:p>
+      <w:r>
+        <w:t>ホーム</w:t>
+      </w:r>
+      <w:r>
+        <w:t xml:space="preserve"> → Home</w:t>
+      </w:r>
+    </w:p>
+    <w:p>
+      <w:r>
+        <w:lastRenderedPageBreak/>
+        <w:t>ベース</w:t>
+      </w:r>
+      <w:r>
+        <w:t xml:space="preserve"> → Base</w:t>
+      </w:r>
+    </w:p>
+    <w:p>
+      <w:r>
+        <w:t xml:space="preserve">The established defaults are </w:t>
+      </w:r>
+      <w:r>
+        <w:t>カード</w:t>
+      </w:r>
+      <w:r>
+        <w:t xml:space="preserve"> → Card, </w:t>
+      </w:r>
+      <w:r>
+        <w:t>ホーム</w:t>
+      </w:r>
+      <w:r>
+        <w:t xml:space="preserve"> → Home and </w:t>
+      </w:r>
+      <w:r>
+        <w:t>ベース</w:t>
+      </w:r>
+      <w:r>
+        <w:t xml:space="preserve"> → Base. For a materially ambiguous form, sufficiently strong context may select a reviewed alternate without review; for example, clear musical context may resolve </w:t>
+      </w:r>
+      <w:r>
+        <w:t>ベース</w:t>
+      </w:r>
+      <w:r>
+        <w:t xml:space="preserve"> → Bass. If context does not settle a genuinely material ambiguity, keep the reviewed canonical default and mark the result for review. Output selection and ambiguity handling therefore remain separate decisions.</w:t>
+      </w:r>
+    </w:p>
+    <w:p>
+      <w:pPr>
+        <w:pStyle w:val="Heading3"/>
+      </w:pPr>
+      <w:r>
+        <w:t>Clipped and Abbreviated Loanwords</w:t>
+      </w:r>
+    </w:p>
+    <w:p>
+      <w:r>
+        <w:t>Japanese often shortens borrowed words after they enter the language. When a clipping or abbreviation is established as Japanese vocabulary, CJ2R preserves the established Japanese clipped Roman form. It does not reconstruct the historical full donor expression merely because the etymology is known.</w:t>
+      </w:r>
+    </w:p>
+    <w:p>
+      <w:r>
+        <w:t xml:space="preserve">Examples: </w:t>
+      </w:r>
+      <w:r>
+        <w:t>アニメ</w:t>
+      </w:r>
+      <w:r>
+        <w:t xml:space="preserve"> → Anime; </w:t>
+      </w:r>
+      <w:r>
+        <w:t>パソコン</w:t>
+      </w:r>
+      <w:r>
+        <w:t xml:space="preserve"> → </w:t>
+      </w:r>
+      <w:proofErr w:type="spellStart"/>
+      <w:r>
+        <w:t>Pasokon</w:t>
+      </w:r>
+      <w:proofErr w:type="spellEnd"/>
+      <w:r>
+        <w:t xml:space="preserve">; </w:t>
+      </w:r>
+      <w:r>
+        <w:t>エアコン</w:t>
+      </w:r>
+      <w:r>
+        <w:t xml:space="preserve"> → Eakon; </w:t>
+      </w:r>
+      <w:r>
+        <w:t>マスコミ</w:t>
+      </w:r>
+      <w:r>
+        <w:t xml:space="preserve"> → </w:t>
+      </w:r>
+      <w:proofErr w:type="spellStart"/>
+      <w:r>
+        <w:t>Masukomi</w:t>
+      </w:r>
+      <w:proofErr w:type="spellEnd"/>
+      <w:r>
+        <w:t>. These are treated as established Japanese clippings, not automatically expanded to their historical full donor expressions.</w:t>
+      </w:r>
+    </w:p>
+    <w:p>
+      <w:pPr>
+        <w:pStyle w:val="Heading3"/>
+      </w:pPr>
+      <w:r>
+        <w:t>Japanese-Made Foreign Expressions</w:t>
+      </w:r>
+    </w:p>
+    <w:p>
+      <w:proofErr w:type="spellStart"/>
+      <w:r>
+        <w:t>Wasei-eigo</w:t>
+      </w:r>
+      <w:proofErr w:type="spellEnd"/>
+      <w:r>
+        <w:t xml:space="preserve"> and similar Japanese-made expressions are Japanese vocabulary built from foreign-derived parts. Do not translate them into idiomatic English. Where an established Roman representation exists, preserve the Japanese-coined expression using reviewed source-component spelling. Do not reconstruct an unattested English phrase simply because its individual parts originated in English or another donor language.</w:t>
+      </w:r>
+    </w:p>
+    <w:p>
+      <w:pPr>
+        <w:pStyle w:val="Heading3"/>
+      </w:pPr>
+      <w:r>
+        <w:t>Non-English and Non-Latin Sources</w:t>
+      </w:r>
+    </w:p>
+    <w:p>
+      <w:r>
+        <w:t>Loanwords are not assumed to come from English. Use the reviewed donor spelling for words borrowed from non-English European languages such as German, French, Portuguese or Dutch when that donor is the established source. CJ2R runtime output uses its conventional unaccented Latin/ASCII form: preserve the reviewed donor identity while using the established ASCII-safe equivalent for diacritics and similar characters. German ß is represented as ss. The original donor spelling, including diacritics where relevant, belongs in provenance rather than being forced into runtime output.</w:t>
+      </w:r>
+    </w:p>
+    <w:p>
+      <w:r>
+        <w:t xml:space="preserve">When the donor language normally uses a non-Latin script, including Cyrillic or other non-Latin writing systems, use a reviewed established Latin spelling or transliteration. Do not copy the donor script into Romaji output and do not invent an English form </w:t>
+      </w:r>
+      <w:r>
+        <w:lastRenderedPageBreak/>
+        <w:t xml:space="preserve">merely to avoid the original script. The same evidence standard </w:t>
+      </w:r>
+      <w:proofErr w:type="gramStart"/>
+      <w:r>
+        <w:t>applies:</w:t>
+      </w:r>
+      <w:proofErr w:type="gramEnd"/>
+      <w:r>
+        <w:t xml:space="preserve"> use the reviewed Latin representation that best reflects the established donor form.</w:t>
+      </w:r>
+    </w:p>
+    <w:p>
+      <w:pPr>
+        <w:pStyle w:val="Heading3"/>
+      </w:pPr>
+      <w:r>
+        <w:t>Kanji Used as Phonetic Representations of Foreign Words (Ateji)</w:t>
+      </w:r>
+    </w:p>
+    <w:p>
+      <w:r>
+        <w:t>Ateji (</w:t>
+      </w:r>
+      <w:r>
+        <w:t>当て字</w:t>
+      </w:r>
+      <w:r>
+        <w:t xml:space="preserve">) uses Kanji primarily for sound. Some </w:t>
+      </w:r>
+      <w:proofErr w:type="gramStart"/>
+      <w:r>
+        <w:t>ateji</w:t>
+      </w:r>
+      <w:proofErr w:type="gramEnd"/>
+      <w:r>
+        <w:t xml:space="preserve"> represent foreign loanwords, but not all </w:t>
+      </w:r>
+      <w:proofErr w:type="gramStart"/>
+      <w:r>
+        <w:t>ateji</w:t>
+      </w:r>
+      <w:proofErr w:type="gramEnd"/>
+      <w:r>
+        <w:t xml:space="preserve"> are foreign-derived.</w:t>
+      </w:r>
+    </w:p>
+    <w:p>
+      <w:r>
+        <w:t>When an ateji represents a foreign loanword, follow the Loanwords rule and use the reviewed source-language spelling.</w:t>
       </w:r>
     </w:p>
     <w:p>
@@ -7543,228 +10066,566 @@
     </w:p>
     <w:p>
       <w:r>
-        <w:rPr>
-          <w:rFonts w:hint="eastAsia"/>
-        </w:rPr>
-        <w:t>そうですね……</w:t>
-      </w:r>
-    </w:p>
-    <w:p>
-      <w:pPr>
-        <w:pStyle w:val="Heading4"/>
-      </w:pPr>
-      <w:r>
-        <w:t>Middle Dot</w:t>
-      </w:r>
-    </w:p>
-    <w:p>
-      <w:r>
-        <w:rPr>
-          <w:rFonts w:hint="eastAsia"/>
-        </w:rPr>
-        <w:t>・</w:t>
-      </w:r>
-      <w:r>
-        <w:rPr>
-          <w:rFonts w:hint="eastAsia"/>
-        </w:rPr>
-        <w:t xml:space="preserve"> is particularly characteristic of Japanese and doesn't have one universal English equivalent.</w:t>
-      </w:r>
-    </w:p>
-    <w:p>
-      <w:r>
-        <w:t>It can separate items or names, especially foreign names:</w:t>
-      </w:r>
-    </w:p>
-    <w:p>
-      <w:r>
-        <w:t>アンナ・マリア</w:t>
-      </w:r>
-      <w:r>
-        <w:t xml:space="preserve"> → Anna Maria</w:t>
-      </w:r>
-    </w:p>
-    <w:p>
-      <w:r>
-        <w:t>It can also separate words in lists:</w:t>
-      </w:r>
-    </w:p>
-    <w:p>
-      <w:r>
-        <w:t>東京・大阪・京都</w:t>
-      </w:r>
-      <w:r>
-        <w:t xml:space="preserve"> → Toukyou, Oosaka, and Kyouto</w:t>
-      </w:r>
-    </w:p>
-    <w:p>
-      <w:r>
-        <w:t>The middle dot may therefore become a space, comma or other separator depending on context.</w:t>
-      </w:r>
-    </w:p>
-    <w:p>
-      <w:pPr>
-        <w:pStyle w:val="Heading4"/>
-      </w:pPr>
+        <w:t>缶</w:t>
+      </w:r>
+      <w:r>
+        <w:t xml:space="preserve"> </w:t>
+      </w:r>
+      <w:r>
+        <w:rPr>
+          <w:rFonts w:hint="eastAsia"/>
+        </w:rPr>
+        <w:t>→</w:t>
+      </w:r>
+      <w:r>
+        <w:t xml:space="preserve"> </w:t>
+      </w:r>
+      <w:r>
+        <w:t>かん</w:t>
+      </w:r>
+      <w:r>
+        <w:t xml:space="preserve"> (</w:t>
+      </w:r>
+      <w:proofErr w:type="spellStart"/>
+      <w:r>
+        <w:t>kan</w:t>
+      </w:r>
+      <w:proofErr w:type="spellEnd"/>
+      <w:r>
+        <w:t>)</w:t>
+      </w:r>
+      <w:r>
+        <w:t xml:space="preserve"> </w:t>
+      </w:r>
+      <w:r>
+        <w:rPr>
+          <w:rFonts w:hint="eastAsia"/>
+        </w:rPr>
+        <w:t>→</w:t>
+      </w:r>
+      <w:r>
+        <w:t xml:space="preserve"> can</w:t>
+      </w:r>
+    </w:p>
+    <w:p>
+      <w:r>
+        <w:t>珈琲</w:t>
+      </w:r>
+      <w:r>
+        <w:t xml:space="preserve"> </w:t>
+      </w:r>
+      <w:r>
+        <w:rPr>
+          <w:rFonts w:hint="eastAsia"/>
+        </w:rPr>
+        <w:t>→</w:t>
+      </w:r>
+      <w:r>
+        <w:t xml:space="preserve"> </w:t>
+      </w:r>
+      <w:r>
+        <w:t>コーヒー</w:t>
+      </w:r>
+      <w:r>
+        <w:t xml:space="preserve"> (</w:t>
+      </w:r>
+      <w:proofErr w:type="spellStart"/>
+      <w:r>
+        <w:t>k</w:t>
+      </w:r>
+      <w:r>
+        <w:t>oo</w:t>
+      </w:r>
+      <w:r>
+        <w:t>h</w:t>
+      </w:r>
+      <w:r>
+        <w:t>ii</w:t>
+      </w:r>
+      <w:proofErr w:type="spellEnd"/>
+      <w:r>
+        <w:t>)</w:t>
+      </w:r>
+      <w:r>
+        <w:t xml:space="preserve"> </w:t>
+      </w:r>
+      <w:r>
+        <w:rPr>
+          <w:rFonts w:hint="eastAsia"/>
+        </w:rPr>
+        <w:t>→</w:t>
+      </w:r>
+      <w:r>
+        <w:t xml:space="preserve"> coffee</w:t>
+      </w:r>
+    </w:p>
+    <w:p>
+      <w:r>
+        <w:t>瓦斯</w:t>
+      </w:r>
+      <w:r>
+        <w:t xml:space="preserve"> </w:t>
+      </w:r>
+      <w:r>
+        <w:rPr>
+          <w:rFonts w:hint="eastAsia"/>
+        </w:rPr>
+        <w:t>→</w:t>
+      </w:r>
+      <w:r>
+        <w:t xml:space="preserve"> </w:t>
+      </w:r>
+      <w:r>
+        <w:t>ガス</w:t>
+      </w:r>
+      <w:r>
+        <w:t xml:space="preserve"> (</w:t>
+      </w:r>
+      <w:proofErr w:type="spellStart"/>
+      <w:r>
+        <w:t>gasu</w:t>
+      </w:r>
+      <w:proofErr w:type="spellEnd"/>
+      <w:r>
+        <w:t>)</w:t>
+      </w:r>
+      <w:r>
+        <w:t xml:space="preserve"> </w:t>
+      </w:r>
+      <w:r>
+        <w:rPr>
+          <w:rFonts w:hint="eastAsia"/>
+        </w:rPr>
+        <w:t>→</w:t>
+      </w:r>
+      <w:r>
+        <w:t xml:space="preserve"> gas</w:t>
+      </w:r>
+    </w:p>
+    <w:p>
+      <w:r>
+        <w:t>倶楽部</w:t>
+      </w:r>
+      <w:r>
+        <w:t xml:space="preserve"> </w:t>
+      </w:r>
+      <w:r>
+        <w:rPr>
+          <w:rFonts w:hint="eastAsia"/>
+        </w:rPr>
+        <w:t>→</w:t>
+      </w:r>
+      <w:r>
+        <w:t xml:space="preserve"> </w:t>
+      </w:r>
+      <w:r>
+        <w:t>クラブ</w:t>
+      </w:r>
+      <w:r>
+        <w:t xml:space="preserve"> (</w:t>
+      </w:r>
+      <w:proofErr w:type="spellStart"/>
+      <w:r>
+        <w:t>kurabu</w:t>
+      </w:r>
+      <w:proofErr w:type="spellEnd"/>
+      <w:r>
+        <w:t>)</w:t>
+      </w:r>
+      <w:r>
+        <w:t xml:space="preserve"> </w:t>
+      </w:r>
+      <w:r>
+        <w:rPr>
+          <w:rFonts w:hint="eastAsia"/>
+        </w:rPr>
+        <w:t>→</w:t>
+      </w:r>
+      <w:r>
+        <w:t xml:space="preserve"> club</w:t>
+      </w:r>
+    </w:p>
+    <w:p>
+      <w:r>
+        <w:t>煙草</w:t>
+      </w:r>
+      <w:r>
+        <w:t xml:space="preserve"> </w:t>
+      </w:r>
+      <w:r>
+        <w:rPr>
+          <w:rFonts w:hint="eastAsia"/>
+        </w:rPr>
+        <w:t>→</w:t>
+      </w:r>
+      <w:r>
+        <w:t xml:space="preserve"> </w:t>
+      </w:r>
+      <w:r>
+        <w:t>タバコ</w:t>
+      </w:r>
+      <w:r>
+        <w:t xml:space="preserve"> (</w:t>
+      </w:r>
+      <w:proofErr w:type="spellStart"/>
+      <w:r>
+        <w:t>tabako</w:t>
+      </w:r>
+      <w:proofErr w:type="spellEnd"/>
+      <w:r>
+        <w:t>)</w:t>
+      </w:r>
+      <w:r>
+        <w:t xml:space="preserve"> </w:t>
+      </w:r>
+      <w:r>
+        <w:rPr>
+          <w:rFonts w:hint="eastAsia"/>
+        </w:rPr>
+        <w:t>→</w:t>
+      </w:r>
+      <w:r>
+        <w:t xml:space="preserve"> tobacco</w:t>
+      </w:r>
+    </w:p>
+    <w:p>
+      <w:r>
+        <w:t>This rule applies to the foreign-derived word represented by the kanji, not simply to any kanji whose meaning happens to have an English translation.</w:t>
+      </w:r>
+    </w:p>
+    <w:p>
+      <w:r>
+        <w:t>For example:</w:t>
+      </w:r>
+    </w:p>
+    <w:p>
+      <w:r>
+        <w:rPr>
+          <w:rFonts w:hint="eastAsia"/>
+        </w:rPr>
+        <w:t>猫</w:t>
+      </w:r>
+      <w:r>
+        <w:rPr>
+          <w:rFonts w:hint="eastAsia"/>
+        </w:rPr>
+        <w:t xml:space="preserve"> </w:t>
+      </w:r>
+      <w:r>
+        <w:rPr>
+          <w:rFonts w:hint="eastAsia"/>
+        </w:rPr>
+        <w:t>→</w:t>
+      </w:r>
+      <w:r>
+        <w:rPr>
+          <w:rFonts w:hint="eastAsia"/>
+        </w:rPr>
+        <w:t xml:space="preserve"> </w:t>
+      </w:r>
+      <w:proofErr w:type="spellStart"/>
+      <w:r>
+        <w:rPr>
+          <w:rFonts w:hint="eastAsia"/>
+        </w:rPr>
+        <w:t>neko</w:t>
+      </w:r>
+      <w:proofErr w:type="spellEnd"/>
+      <w:r>
+        <w:rPr>
+          <w:rFonts w:hint="eastAsia"/>
+        </w:rPr>
+        <w:t>, not cat</w:t>
+      </w:r>
+    </w:p>
+    <w:p>
+      <w:r>
+        <w:rPr>
+          <w:rFonts w:hint="eastAsia"/>
+        </w:rPr>
+        <w:t>山</w:t>
+      </w:r>
+      <w:r>
+        <w:rPr>
+          <w:rFonts w:hint="eastAsia"/>
+        </w:rPr>
+        <w:t xml:space="preserve"> </w:t>
+      </w:r>
+      <w:r>
+        <w:rPr>
+          <w:rFonts w:hint="eastAsia"/>
+        </w:rPr>
+        <w:t>→</w:t>
+      </w:r>
+      <w:r>
+        <w:rPr>
+          <w:rFonts w:hint="eastAsia"/>
+        </w:rPr>
+        <w:t xml:space="preserve"> </w:t>
+      </w:r>
+      <w:proofErr w:type="spellStart"/>
+      <w:r>
+        <w:rPr>
+          <w:rFonts w:hint="eastAsia"/>
+        </w:rPr>
+        <w:t>yama</w:t>
+      </w:r>
+      <w:proofErr w:type="spellEnd"/>
+      <w:r>
+        <w:rPr>
+          <w:rFonts w:hint="eastAsia"/>
+        </w:rPr>
+        <w:t>, not mountain</w:t>
+      </w:r>
+    </w:p>
+    <w:p>
+      <w:r>
+        <w:rPr>
+          <w:rFonts w:hint="eastAsia"/>
+        </w:rPr>
+        <w:t>水</w:t>
+      </w:r>
+      <w:r>
+        <w:rPr>
+          <w:rFonts w:hint="eastAsia"/>
+        </w:rPr>
+        <w:t xml:space="preserve"> </w:t>
+      </w:r>
+      <w:r>
+        <w:rPr>
+          <w:rFonts w:hint="eastAsia"/>
+        </w:rPr>
+        <w:t>→</w:t>
+      </w:r>
+      <w:r>
+        <w:rPr>
+          <w:rFonts w:hint="eastAsia"/>
+        </w:rPr>
+        <w:t xml:space="preserve"> </w:t>
+      </w:r>
+      <w:proofErr w:type="spellStart"/>
+      <w:r>
+        <w:rPr>
+          <w:rFonts w:hint="eastAsia"/>
+        </w:rPr>
+        <w:t>mizu</w:t>
+      </w:r>
+      <w:proofErr w:type="spellEnd"/>
+      <w:r>
+        <w:rPr>
+          <w:rFonts w:hint="eastAsia"/>
+        </w:rPr>
+        <w:t>, not water</w:t>
+      </w:r>
+    </w:p>
+    <w:p>
+      <w:r>
+        <w:t>These are ordinary Japanese vocabulary and should be romanised normally.</w:t>
+      </w:r>
+    </w:p>
+    <w:p>
+      <w:pPr>
+        <w:pStyle w:val="Heading2"/>
+      </w:pPr>
+      <w:r>
+        <w:t>Names</w:t>
+      </w:r>
+    </w:p>
+    <w:p>
+      <w:r>
+        <w:t>Use the original Japanese name as the primary name; translations belong as aliases.</w:t>
+      </w:r>
+    </w:p>
+    <w:p>
+      <w:pPr>
+        <w:rPr>
+          <w:color w:val="EE0000"/>
+        </w:rPr>
+      </w:pPr>
+      <w:r>
+        <w:t xml:space="preserve">Suzumiya Haruhi no </w:t>
+      </w:r>
+      <w:proofErr w:type="spellStart"/>
+      <w:r>
+        <w:t>Yuuutsu</w:t>
+      </w:r>
+      <w:proofErr w:type="spellEnd"/>
+      <w:r>
+        <w:t xml:space="preserve"> </w:t>
+      </w:r>
+      <w:r>
+        <w:rPr>
+          <w:color w:val="00B050"/>
+        </w:rPr>
+        <w:t>✓</w:t>
+      </w:r>
+      <w:r>
+        <w:tab/>
+      </w:r>
+      <w:r>
+        <w:t>The Melancholy of Haruhi Suzumiya</w:t>
+      </w:r>
+      <w:r>
+        <w:t xml:space="preserve"> </w:t>
+      </w:r>
+      <w:r>
+        <w:rPr>
+          <w:color w:val="EE0000"/>
+        </w:rPr>
+        <w:t>×</w:t>
+      </w:r>
+    </w:p>
+    <w:p>
+      <w:r>
+        <w:t>Japanese personal names should keep the Japanese name order.</w:t>
+      </w:r>
+    </w:p>
+    <w:p>
+      <w:pPr>
+        <w:rPr>
+          <w:color w:val="EE0000"/>
+        </w:rPr>
+      </w:pPr>
+      <w:r>
+        <w:t>Fujibayashi Kyou</w:t>
+      </w:r>
+      <w:r>
+        <w:t xml:space="preserve"> </w:t>
+      </w:r>
+      <w:r>
+        <w:rPr>
+          <w:color w:val="00B050"/>
+        </w:rPr>
+        <w:t>✓</w:t>
+      </w:r>
+      <w:r>
+        <w:rPr>
+          <w:color w:val="00B050"/>
+        </w:rPr>
+        <w:tab/>
+      </w:r>
+      <w:r>
+        <w:t>Kyou Fujibayashi</w:t>
+      </w:r>
+      <w:r>
+        <w:t xml:space="preserve"> </w:t>
+      </w:r>
+      <w:r>
+        <w:rPr>
+          <w:color w:val="EE0000"/>
+        </w:rPr>
+        <w:t>×</w:t>
+      </w:r>
+    </w:p>
+    <w:p>
+      <w:r>
+        <w:t>When creating an Encyclopaedia entry, add the official Japanese form in the Original Name field. If the official presentation uses Roman letters, capitalisation, kana or mixed script, preserve that official form.</w:t>
+      </w:r>
+    </w:p>
+    <w:p>
       <w:r>
         <w:lastRenderedPageBreak/>
-        <w:t>Parentheses</w:t>
-      </w:r>
-    </w:p>
-    <w:p>
-      <w:r>
-        <w:t>Japanese commonly uses full-width parentheses:</w:t>
-      </w:r>
-    </w:p>
-    <w:p>
-      <w:r>
-        <w:rPr>
-          <w:rFonts w:hint="eastAsia"/>
-        </w:rPr>
-        <w:t>（これは例です。）</w:t>
-      </w:r>
-    </w:p>
-    <w:p>
-      <w:r>
-        <w:t>English normally uses:</w:t>
-      </w:r>
-    </w:p>
-    <w:p>
-      <w:r>
-        <w:t>(This is an example.)</w:t>
-      </w:r>
-    </w:p>
-    <w:p>
-      <w:r>
-        <w:t>Japanese may also use parentheses where English-style prose would use commas, dashes or a separate sentence.</w:t>
-      </w:r>
-    </w:p>
-    <w:p>
-      <w:pPr>
-        <w:pStyle w:val="Heading4"/>
-      </w:pPr>
-      <w:r>
-        <w:t>Punctuation Spacing</w:t>
-      </w:r>
-    </w:p>
-    <w:p>
-      <w:r>
-        <w:t>Japanese normally does not put spaces between words.</w:t>
-      </w:r>
-    </w:p>
-    <w:p>
-      <w:r>
-        <w:rPr>
-          <w:rFonts w:hint="eastAsia"/>
-        </w:rPr>
-        <w:t>私は日本語を勉強しています。</w:t>
-      </w:r>
-    </w:p>
-    <w:p>
-      <w:r>
-        <w:t>Rather than:</w:t>
-      </w:r>
-    </w:p>
-    <w:p>
-      <w:r>
-        <w:rPr>
-          <w:rFonts w:hint="eastAsia"/>
-        </w:rPr>
-        <w:t>私</w:t>
-      </w:r>
-      <w:r>
-        <w:rPr>
-          <w:rFonts w:hint="eastAsia"/>
-        </w:rPr>
-        <w:t xml:space="preserve"> </w:t>
-      </w:r>
-      <w:r>
-        <w:rPr>
-          <w:rFonts w:hint="eastAsia"/>
-        </w:rPr>
-        <w:t>は</w:t>
-      </w:r>
-      <w:r>
-        <w:rPr>
-          <w:rFonts w:hint="eastAsia"/>
-        </w:rPr>
-        <w:t xml:space="preserve"> </w:t>
-      </w:r>
-      <w:r>
-        <w:rPr>
-          <w:rFonts w:hint="eastAsia"/>
-        </w:rPr>
-        <w:t>日本語</w:t>
-      </w:r>
-      <w:r>
-        <w:rPr>
-          <w:rFonts w:hint="eastAsia"/>
-        </w:rPr>
-        <w:t xml:space="preserve"> </w:t>
-      </w:r>
-      <w:r>
-        <w:rPr>
-          <w:rFonts w:hint="eastAsia"/>
-        </w:rPr>
-        <w:t>を</w:t>
-      </w:r>
-      <w:r>
-        <w:rPr>
-          <w:rFonts w:hint="eastAsia"/>
-        </w:rPr>
-        <w:t xml:space="preserve"> </w:t>
-      </w:r>
-      <w:r>
-        <w:rPr>
-          <w:rFonts w:hint="eastAsia"/>
-        </w:rPr>
-        <w:t>勉強</w:t>
-      </w:r>
-      <w:r>
-        <w:rPr>
-          <w:rFonts w:hint="eastAsia"/>
-        </w:rPr>
-        <w:t xml:space="preserve"> </w:t>
-      </w:r>
-      <w:r>
-        <w:rPr>
-          <w:rFonts w:hint="eastAsia"/>
-        </w:rPr>
-        <w:t>しています。</w:t>
-      </w:r>
-    </w:p>
-    <w:p>
-      <w:r>
-        <w:t>Japanese punctuation also normally sits directly against the surrounding text:</w:t>
-      </w:r>
-    </w:p>
-    <w:p>
-      <w:r>
-        <w:rPr>
-          <w:rFonts w:hint="eastAsia"/>
-        </w:rPr>
-        <w:t>これは、例です。</w:t>
-      </w:r>
-    </w:p>
-    <w:p>
-      <w:r>
-        <w:t>English uses spaces after punctuation where appropriate:</w:t>
-      </w:r>
-    </w:p>
-    <w:p>
-      <w:r>
-        <w:t>This is, for example, a sentence.</w:t>
-      </w:r>
-    </w:p>
-    <w:p>
-      <w:r>
-        <w:t>Keep the original Japanese unspaced unless the source itself contains spaces. Apply normal CJ2R word spacing and English punctuation spacing to the Romaji output.</w:t>
-      </w:r>
-    </w:p>
-    <w:p>
-      <w:pPr/>
-      <w:r>
-        <w:t>If the source itself contains a space, preserve that structural separation without changing the grammatical role of the surrounding words. A particle remains a particle even when a space or quotation mark appears next to it.</w:t>
+        <w:t>When entering separate name Kanji in the Original Name field, include the required space between surname and given name.</w:t>
+      </w:r>
+    </w:p>
+    <w:p>
+      <w:pPr>
+        <w:rPr>
+          <w:color w:val="EE0000"/>
+        </w:rPr>
+      </w:pPr>
+      <w:r>
+        <w:t>藤林</w:t>
+      </w:r>
+      <w:r>
+        <w:t xml:space="preserve"> </w:t>
+      </w:r>
+      <w:r>
+        <w:t>杏</w:t>
+      </w:r>
+      <w:r>
+        <w:t xml:space="preserve"> </w:t>
+      </w:r>
+      <w:r>
+        <w:rPr>
+          <w:color w:val="00B050"/>
+        </w:rPr>
+        <w:t>✓</w:t>
+      </w:r>
+      <w:r>
+        <w:rPr>
+          <w:color w:val="00B050"/>
+        </w:rPr>
+        <w:tab/>
+      </w:r>
+      <w:r>
+        <w:t>藤林杏</w:t>
+      </w:r>
+      <w:r>
+        <w:t xml:space="preserve"> </w:t>
+      </w:r>
+      <w:r>
+        <w:rPr>
+          <w:color w:val="EE0000"/>
+        </w:rPr>
+        <w:t>×</w:t>
+      </w:r>
+    </w:p>
+    <w:p>
+      <w:r>
+        <w:t>Western names should keep their normal source-language order.</w:t>
+      </w:r>
+    </w:p>
+    <w:p>
+      <w:pPr>
+        <w:rPr>
+          <w:color w:val="EE0000"/>
+        </w:rPr>
+      </w:pPr>
+      <w:r>
+        <w:t>Jack Skellington</w:t>
+      </w:r>
+      <w:r>
+        <w:t xml:space="preserve"> </w:t>
+      </w:r>
+      <w:r>
+        <w:rPr>
+          <w:color w:val="00B050"/>
+        </w:rPr>
+        <w:t>✓</w:t>
+      </w:r>
+      <w:r>
+        <w:tab/>
+      </w:r>
+      <w:r>
+        <w:t>Skellington Jack</w:t>
+      </w:r>
+      <w:r>
+        <w:t xml:space="preserve"> </w:t>
+      </w:r>
+      <w:r>
+        <w:rPr>
+          <w:color w:val="EE0000"/>
+        </w:rPr>
+        <w:t>×</w:t>
+      </w:r>
+    </w:p>
+    <w:p>
+      <w:pPr>
+        <w:pStyle w:val="Heading3"/>
+      </w:pPr>
+      <w:r>
+        <w:t>Spaces and Whole-Name Spellings</w:t>
+      </w:r>
+    </w:p>
+    <w:p>
+      <w:r>
+        <w:t>For Japanese personal names, keep the boundary between surname and given name. For places, stations, airports, universities, administrative areas, geographical features, organisations and similar names, do not apply one blanket joining or spacing rule to every generic word.</w:t>
+      </w:r>
+    </w:p>
+    <w:p>
+      <w:r>
+        <w:t>Use an authoritative whole-name Roman spelling when one is available. Otherwise, follow reviewed Japanese name structure and the normal CJ2R word-boundary rules. If the structure cannot be established safely, keep it reviewable rather than silently joining the parts.</w:t>
       </w:r>
     </w:p>
     <w:p>
@@ -7772,694 +10633,6 @@
         <w:pStyle w:val="Heading2"/>
       </w:pPr>
       <w:r>
-        <w:t>Loanwords</w:t>
-      </w:r>
-    </w:p>
-    <w:p>
-      <w:r>
-        <w:t>Loanwords (usually written in katakana) should use their reviewed spelling in the source language rather than a purely phonetic katakana romanisation.</w:t>
-      </w:r>
-      <w:r>
-        <w:rPr>
-          <w:rStyle w:val="b"/>
-        </w:rPr>
-        <w:t xml:space="preserve">  </w:t>
-      </w:r>
-      <w:r>
-        <w:t>Use a</w:t>
-      </w:r>
-      <w:r>
-        <w:t xml:space="preserve">n </w:t>
-      </w:r>
-      <w:r>
-        <w:t xml:space="preserve">equivalent rather than deleting unsupported letters; for example, </w:t>
-      </w:r>
-      <w:r>
-        <w:t>デビュー</w:t>
-      </w:r>
-      <w:r>
-        <w:t xml:space="preserve"> → Debut, </w:t>
-      </w:r>
-      <w:r>
-        <w:t>メルヘン</w:t>
-      </w:r>
-      <w:r>
-        <w:t xml:space="preserve"> → Marchen and Straße-derived spellings use ss for ß.</w:t>
-      </w:r>
-    </w:p>
-    <w:p>
-      <w:r>
-        <w:t xml:space="preserve">Where an established modern Japanese language name is formed from a foreign country name plus </w:t>
-      </w:r>
-      <w:r>
-        <w:t>語</w:t>
-      </w:r>
-      <w:r>
-        <w:t xml:space="preserve">, preserve the reviewed conventional English country name and romanise </w:t>
-      </w:r>
-      <w:r>
-        <w:t>語</w:t>
-      </w:r>
-      <w:r>
-        <w:t xml:space="preserve"> as -go. For example, </w:t>
-      </w:r>
-      <w:r>
-        <w:t>ロシア語</w:t>
-      </w:r>
-      <w:r>
-        <w:t xml:space="preserve"> → Russia-go and </w:t>
-      </w:r>
-      <w:r>
-        <w:t>トルコ語</w:t>
-      </w:r>
-      <w:r>
-        <w:t xml:space="preserve"> → Turkey-go. This is not a productive rule: do not invent a country + -go form for a nonstandard, obsolete or otherwise unreviewed expression; for example, </w:t>
-      </w:r>
-      <w:r>
-        <w:t>イギリス語</w:t>
-      </w:r>
-      <w:r>
-        <w:t xml:space="preserve"> must not be converted to United Kingdom-go merely from </w:t>
-      </w:r>
-      <w:r>
-        <w:t>イギリス</w:t>
-      </w:r>
-      <w:r>
-        <w:t xml:space="preserve"> → United Kingdom.</w:t>
-      </w:r>
-    </w:p>
-    <w:p>
-      <w:pPr>
-        <w:pStyle w:val="Heading3"/>
-      </w:pPr>
-      <w:r>
-        <w:t>Choosing the Source-Language Spelling</w:t>
-      </w:r>
-    </w:p>
-    <w:p>
-      <w:pPr/>
-      <w:r>
-        <w:t>A defensible reviewed canonical donor spelling may be emitted even when another legitimate donor interpretation exists. Choosing the output and deciding whether the ambiguity requires review are separate decisions. A rare or incidental alternate does not automatically make the output reviewable. A material or common alternate may require review when the surrounding Japanese does not resolve it. Do not fall back to a mechanical Katakana romanisation merely because more than one donor interpretation exists.</w:t>
-      </w:r>
-    </w:p>
-    <w:p>
-      <w:pPr/>
-      <w:r>
-        <w:t>For example:</w:t>
-      </w:r>
-    </w:p>
-    <w:p>
-      <w:pPr/>
-      <w:r>
-        <w:t>カード → Card</w:t>
-      </w:r>
-    </w:p>
-    <w:p>
-      <w:pPr/>
-      <w:r>
-        <w:t>ホーム → Home</w:t>
-      </w:r>
-    </w:p>
-    <w:p>
-      <w:pPr/>
-      <w:r>
-        <w:t>ベース → Base</w:t>
-      </w:r>
-    </w:p>
-    <w:p>
-      <w:pPr/>
-      <w:r>
-        <w:t>The established defaults are カード → Card, ホーム → Home and ベース → Base. For a materially ambiguous form, sufficiently strong context may select a reviewed alternate without review; for example, clear musical context may resolve ベース → Bass. If context does not settle a genuinely material ambiguity, keep the reviewed canonical default and mark the result for review. Output selection and ambiguity handling therefore remain separate decisions.</w:t>
-      </w:r>
-    </w:p>
-    <w:p>
-      <w:pPr>
-        <w:pStyle w:val="Heading3"/>
-      </w:pPr>
-      <w:r>
-        <w:t>Clipped and Abbreviated Loanwords</w:t>
-      </w:r>
-    </w:p>
-    <w:p>
-      <w:pPr/>
-      <w:r>
-        <w:t>Japanese often shortens borrowed words after they enter the language. When a clipping or abbreviation is established as Japanese vocabulary, CJ2R preserves the established Japanese clipped Roman form. It does not reconstruct the historical full donor expression merely because the etymology is known.</w:t>
-      </w:r>
-    </w:p>
-    <w:p>
-      <w:pPr/>
-      <w:r>
-        <w:t>Examples: アニメ → Anime; パソコン → Pasokon; エアコン → Eakon; マスコミ → Masukomi. These are treated as established Japanese clippings, not automatically expanded to their historical full donor expressions.</w:t>
-      </w:r>
-    </w:p>
-    <w:p>
-      <w:pPr>
-        <w:pStyle w:val="Heading3"/>
-      </w:pPr>
-      <w:r>
-        <w:t>Japanese-Made Foreign Expressions</w:t>
-      </w:r>
-    </w:p>
-    <w:p>
-      <w:pPr/>
-      <w:r>
-        <w:t>Wasei-eigo and similar Japanese-made expressions are Japanese vocabulary built from foreign-derived parts. Do not translate them into idiomatic English. Where an established Roman representation exists, preserve the Japanese-coined expression using reviewed source-component spelling. Do not reconstruct an unattested English phrase simply because its individual parts originated in English or another donor language.</w:t>
-      </w:r>
-    </w:p>
-    <w:p>
-      <w:pPr>
-        <w:pStyle w:val="Heading3"/>
-      </w:pPr>
-      <w:r>
-        <w:t>Non-English and Non-Latin Sources</w:t>
-      </w:r>
-    </w:p>
-    <w:p>
-      <w:pPr/>
-      <w:r>
-        <w:t>Loanwords are not assumed to come from English. Use the reviewed donor spelling for words borrowed from non-English European languages such as German, French, Portuguese or Dutch when that donor is the established source. CJ2R runtime output uses its conventional unaccented Latin/ASCII form: preserve the reviewed donor identity while using the established ASCII-safe equivalent for diacritics and similar characters. German ß is represented as ss. The original donor spelling, including diacritics where relevant, belongs in provenance rather than being forced into runtime output.</w:t>
-      </w:r>
-    </w:p>
-    <w:p>
-      <w:pPr/>
-      <w:r>
-        <w:t>When the donor language normally uses a non-Latin script, including Cyrillic or other non-Latin writing systems, use a reviewed established Latin spelling or transliteration. Do not copy the donor script into Romaji output and do not invent an English form merely to avoid the original script. The same evidence standard applies: use the reviewed Latin representation that best reflects the established donor form.</w:t>
-      </w:r>
-    </w:p>
-    <w:p>
-      <w:pPr>
-        <w:pStyle w:val="Heading3"/>
-      </w:pPr>
-      <w:r>
-        <w:lastRenderedPageBreak/>
-        <w:t>Kanji Used as Phonetic Representations of Foreign Words (Ateji)</w:t>
-      </w:r>
-    </w:p>
-    <w:p>
-      <w:r>
-        <w:t>Ateji (</w:t>
-      </w:r>
-      <w:r>
-        <w:t>当て字</w:t>
-      </w:r>
-      <w:r>
-        <w:t>) uses Kanji primarily for sound. Some ateji represent foreign loanwords, but not all ateji are foreign-derived.</w:t>
-      </w:r>
-    </w:p>
-    <w:p>
-      <w:r>
-        <w:t>When an ateji represents a foreign loanword, follow the Loanwords rule and use the reviewed source-language spelling.</w:t>
-      </w:r>
-    </w:p>
-    <w:p>
-      <w:r>
-        <w:t>For example:</w:t>
-      </w:r>
-    </w:p>
-    <w:p>
-      <w:r>
-        <w:t>缶</w:t>
-      </w:r>
-      <w:r>
-        <w:t xml:space="preserve"> </w:t>
-      </w:r>
-      <w:r>
-        <w:rPr>
-          <w:rFonts w:hint="eastAsia"/>
-        </w:rPr>
-        <w:t>→</w:t>
-      </w:r>
-      <w:r>
-        <w:t xml:space="preserve"> </w:t>
-      </w:r>
-      <w:r>
-        <w:t>かん</w:t>
-      </w:r>
-      <w:r>
-        <w:t xml:space="preserve"> (kan)</w:t>
-      </w:r>
-      <w:r>
-        <w:t xml:space="preserve"> </w:t>
-      </w:r>
-      <w:r>
-        <w:rPr>
-          <w:rFonts w:hint="eastAsia"/>
-        </w:rPr>
-        <w:t>→</w:t>
-      </w:r>
-      <w:r>
-        <w:t xml:space="preserve"> can</w:t>
-      </w:r>
-    </w:p>
-    <w:p>
-      <w:r>
-        <w:t>珈琲</w:t>
-      </w:r>
-      <w:r>
-        <w:t xml:space="preserve"> </w:t>
-      </w:r>
-      <w:r>
-        <w:rPr>
-          <w:rFonts w:hint="eastAsia"/>
-        </w:rPr>
-        <w:t>→</w:t>
-      </w:r>
-      <w:r>
-        <w:t xml:space="preserve"> </w:t>
-      </w:r>
-      <w:r>
-        <w:t>コーヒー</w:t>
-      </w:r>
-      <w:r>
-        <w:t xml:space="preserve"> (k</w:t>
-      </w:r>
-      <w:r>
-        <w:t>oo</w:t>
-      </w:r>
-      <w:r>
-        <w:t>h</w:t>
-      </w:r>
-      <w:r>
-        <w:t>ii</w:t>
-      </w:r>
-      <w:r>
-        <w:t>)</w:t>
-      </w:r>
-      <w:r>
-        <w:t xml:space="preserve"> </w:t>
-      </w:r>
-      <w:r>
-        <w:rPr>
-          <w:rFonts w:hint="eastAsia"/>
-        </w:rPr>
-        <w:t>→</w:t>
-      </w:r>
-      <w:r>
-        <w:t xml:space="preserve"> coffee</w:t>
-      </w:r>
-    </w:p>
-    <w:p>
-      <w:r>
-        <w:t>瓦斯</w:t>
-      </w:r>
-      <w:r>
-        <w:t xml:space="preserve"> </w:t>
-      </w:r>
-      <w:r>
-        <w:rPr>
-          <w:rFonts w:hint="eastAsia"/>
-        </w:rPr>
-        <w:t>→</w:t>
-      </w:r>
-      <w:r>
-        <w:t xml:space="preserve"> </w:t>
-      </w:r>
-      <w:r>
-        <w:t>ガス</w:t>
-      </w:r>
-      <w:r>
-        <w:t xml:space="preserve"> (gasu)</w:t>
-      </w:r>
-      <w:r>
-        <w:t xml:space="preserve"> </w:t>
-      </w:r>
-      <w:r>
-        <w:rPr>
-          <w:rFonts w:hint="eastAsia"/>
-        </w:rPr>
-        <w:t>→</w:t>
-      </w:r>
-      <w:r>
-        <w:t xml:space="preserve"> gas</w:t>
-      </w:r>
-    </w:p>
-    <w:p>
-      <w:r>
-        <w:t>倶楽部</w:t>
-      </w:r>
-      <w:r>
-        <w:t xml:space="preserve"> </w:t>
-      </w:r>
-      <w:r>
-        <w:rPr>
-          <w:rFonts w:hint="eastAsia"/>
-        </w:rPr>
-        <w:t>→</w:t>
-      </w:r>
-      <w:r>
-        <w:t xml:space="preserve"> </w:t>
-      </w:r>
-      <w:r>
-        <w:t>クラブ</w:t>
-      </w:r>
-      <w:r>
-        <w:t xml:space="preserve"> (kurabu)</w:t>
-      </w:r>
-      <w:r>
-        <w:t xml:space="preserve"> </w:t>
-      </w:r>
-      <w:r>
-        <w:rPr>
-          <w:rFonts w:hint="eastAsia"/>
-        </w:rPr>
-        <w:t>→</w:t>
-      </w:r>
-      <w:r>
-        <w:t xml:space="preserve"> club</w:t>
-      </w:r>
-    </w:p>
-    <w:p>
-      <w:r>
-        <w:t>煙草</w:t>
-      </w:r>
-      <w:r>
-        <w:t xml:space="preserve"> </w:t>
-      </w:r>
-      <w:r>
-        <w:rPr>
-          <w:rFonts w:hint="eastAsia"/>
-        </w:rPr>
-        <w:t>→</w:t>
-      </w:r>
-      <w:r>
-        <w:t xml:space="preserve"> </w:t>
-      </w:r>
-      <w:r>
-        <w:t>タバコ</w:t>
-      </w:r>
-      <w:r>
-        <w:t xml:space="preserve"> (tabako)</w:t>
-      </w:r>
-      <w:r>
-        <w:t xml:space="preserve"> </w:t>
-      </w:r>
-      <w:r>
-        <w:rPr>
-          <w:rFonts w:hint="eastAsia"/>
-        </w:rPr>
-        <w:t>→</w:t>
-      </w:r>
-      <w:r>
-        <w:t xml:space="preserve"> tobacco</w:t>
-      </w:r>
-    </w:p>
-    <w:p>
-      <w:r>
-        <w:t>This rule applies to the foreign-derived word represented by the kanji, not simply to any kanji whose meaning happens to have an English translation.</w:t>
-      </w:r>
-    </w:p>
-    <w:p>
-      <w:r>
-        <w:t>For example:</w:t>
-      </w:r>
-    </w:p>
-    <w:p>
-      <w:r>
-        <w:rPr>
-          <w:rFonts w:hint="eastAsia"/>
-        </w:rPr>
-        <w:t>猫</w:t>
-      </w:r>
-      <w:r>
-        <w:rPr>
-          <w:rFonts w:hint="eastAsia"/>
-        </w:rPr>
-        <w:t xml:space="preserve"> </w:t>
-      </w:r>
-      <w:r>
-        <w:rPr>
-          <w:rFonts w:hint="eastAsia"/>
-        </w:rPr>
-        <w:t>→</w:t>
-      </w:r>
-      <w:r>
-        <w:rPr>
-          <w:rFonts w:hint="eastAsia"/>
-        </w:rPr>
-        <w:t xml:space="preserve"> neko, not cat</w:t>
-      </w:r>
-    </w:p>
-    <w:p>
-      <w:r>
-        <w:rPr>
-          <w:rFonts w:hint="eastAsia"/>
-        </w:rPr>
-        <w:t>山</w:t>
-      </w:r>
-      <w:r>
-        <w:rPr>
-          <w:rFonts w:hint="eastAsia"/>
-        </w:rPr>
-        <w:t xml:space="preserve"> </w:t>
-      </w:r>
-      <w:r>
-        <w:rPr>
-          <w:rFonts w:hint="eastAsia"/>
-        </w:rPr>
-        <w:t>→</w:t>
-      </w:r>
-      <w:r>
-        <w:rPr>
-          <w:rFonts w:hint="eastAsia"/>
-        </w:rPr>
-        <w:t xml:space="preserve"> yama, not mountain</w:t>
-      </w:r>
-    </w:p>
-    <w:p>
-      <w:r>
-        <w:rPr>
-          <w:rFonts w:hint="eastAsia"/>
-        </w:rPr>
-        <w:t>水</w:t>
-      </w:r>
-      <w:r>
-        <w:rPr>
-          <w:rFonts w:hint="eastAsia"/>
-        </w:rPr>
-        <w:t xml:space="preserve"> </w:t>
-      </w:r>
-      <w:r>
-        <w:rPr>
-          <w:rFonts w:hint="eastAsia"/>
-        </w:rPr>
-        <w:t>→</w:t>
-      </w:r>
-      <w:r>
-        <w:rPr>
-          <w:rFonts w:hint="eastAsia"/>
-        </w:rPr>
-        <w:t xml:space="preserve"> mizu, not water</w:t>
-      </w:r>
-    </w:p>
-    <w:p>
-      <w:r>
-        <w:t>These are ordinary Japanese vocabulary and should be romanised normally.</w:t>
-      </w:r>
-    </w:p>
-    <w:p>
-      <w:pPr>
-        <w:pStyle w:val="Heading2"/>
-      </w:pPr>
-      <w:r>
-        <w:t>Names</w:t>
-      </w:r>
-    </w:p>
-    <w:p>
-      <w:r>
-        <w:t>Use the original Japanese name as the primary name; translations belong as aliases.</w:t>
-      </w:r>
-    </w:p>
-    <w:p>
-      <w:pPr>
-        <w:rPr>
-          <w:color w:val="EE0000"/>
-        </w:rPr>
-      </w:pPr>
-      <w:r>
-        <w:t xml:space="preserve">Suzumiya Haruhi no Yuuutsu </w:t>
-      </w:r>
-      <w:r>
-        <w:rPr>
-          <w:color w:val="00B050"/>
-        </w:rPr>
-        <w:t>✓</w:t>
-      </w:r>
-      <w:r>
-        <w:tab/>
-      </w:r>
-      <w:r>
-        <w:t>The Melancholy of Haruhi Suzumiya</w:t>
-      </w:r>
-      <w:r>
-        <w:t xml:space="preserve"> </w:t>
-      </w:r>
-      <w:r>
-        <w:rPr>
-          <w:color w:val="EE0000"/>
-        </w:rPr>
-        <w:t>×</w:t>
-      </w:r>
-    </w:p>
-    <w:p>
-      <w:r>
-        <w:t>Japanese personal names should keep the Japanese name order.</w:t>
-      </w:r>
-    </w:p>
-    <w:p>
-      <w:pPr>
-        <w:rPr>
-          <w:color w:val="EE0000"/>
-        </w:rPr>
-      </w:pPr>
-      <w:r>
-        <w:t>Fujibayashi Kyou</w:t>
-      </w:r>
-      <w:r>
-        <w:t xml:space="preserve"> </w:t>
-      </w:r>
-      <w:r>
-        <w:rPr>
-          <w:color w:val="00B050"/>
-        </w:rPr>
-        <w:t>✓</w:t>
-      </w:r>
-      <w:r>
-        <w:rPr>
-          <w:color w:val="00B050"/>
-        </w:rPr>
-        <w:tab/>
-      </w:r>
-      <w:r>
-        <w:t>Kyou Fujibayashi</w:t>
-      </w:r>
-      <w:r>
-        <w:t xml:space="preserve"> </w:t>
-      </w:r>
-      <w:r>
-        <w:rPr>
-          <w:color w:val="EE0000"/>
-        </w:rPr>
-        <w:t>×</w:t>
-      </w:r>
-    </w:p>
-    <w:p>
-      <w:r>
-        <w:t>When creating an Encyclopaedia entry, add the official Japanese form in the Original Name field. If the official presentation uses Roman letters, capitalisation, kana or mixed script, preserve that official form.</w:t>
-      </w:r>
-    </w:p>
-    <w:p>
-      <w:r>
-        <w:t>When entering separate name Kanji in the Original Name field, include the required space between surname and given name.</w:t>
-      </w:r>
-    </w:p>
-    <w:p>
-      <w:pPr>
-        <w:rPr>
-          <w:color w:val="EE0000"/>
-        </w:rPr>
-      </w:pPr>
-      <w:r>
-        <w:lastRenderedPageBreak/>
-        <w:t>藤林</w:t>
-      </w:r>
-      <w:r>
-        <w:t xml:space="preserve"> </w:t>
-      </w:r>
-      <w:r>
-        <w:t>杏</w:t>
-      </w:r>
-      <w:r>
-        <w:t xml:space="preserve"> </w:t>
-      </w:r>
-      <w:r>
-        <w:rPr>
-          <w:color w:val="00B050"/>
-        </w:rPr>
-        <w:t>✓</w:t>
-      </w:r>
-      <w:r>
-        <w:rPr>
-          <w:color w:val="00B050"/>
-        </w:rPr>
-        <w:tab/>
-      </w:r>
-      <w:r>
-        <w:t>藤林杏</w:t>
-      </w:r>
-      <w:r>
-        <w:t xml:space="preserve"> </w:t>
-      </w:r>
-      <w:r>
-        <w:rPr>
-          <w:color w:val="EE0000"/>
-        </w:rPr>
-        <w:t>×</w:t>
-      </w:r>
-    </w:p>
-    <w:p>
-      <w:r>
-        <w:t>Western names should keep their normal source-language order.</w:t>
-      </w:r>
-    </w:p>
-    <w:p>
-      <w:pPr>
-        <w:rPr>
-          <w:color w:val="EE0000"/>
-        </w:rPr>
-      </w:pPr>
-      <w:r>
-        <w:t>Jack Skellington</w:t>
-      </w:r>
-      <w:r>
-        <w:t xml:space="preserve"> </w:t>
-      </w:r>
-      <w:r>
-        <w:rPr>
-          <w:color w:val="00B050"/>
-        </w:rPr>
-        <w:t>✓</w:t>
-      </w:r>
-      <w:r>
-        <w:tab/>
-      </w:r>
-      <w:r>
-        <w:t>Skellington Jack</w:t>
-      </w:r>
-      <w:r>
-        <w:t xml:space="preserve"> </w:t>
-      </w:r>
-      <w:r>
-        <w:rPr>
-          <w:color w:val="EE0000"/>
-        </w:rPr>
-        <w:t>×</w:t>
-      </w:r>
-    </w:p>
-    <w:p>
-      <w:pPr>
-        <w:pStyle w:val="Heading3"/>
-      </w:pPr>
-      <w:r>
-        <w:t>Spaces and Whole-Name Spellings</w:t>
-      </w:r>
-    </w:p>
-    <w:p>
-      <w:pPr/>
-      <w:r>
-        <w:t>For Japanese personal names, keep the boundary between surname and given name. For places, stations, airports, universities, administrative areas, geographical features, organisations and similar names, do not apply one blanket joining or spacing rule to every generic word.</w:t>
-      </w:r>
-    </w:p>
-    <w:p>
-      <w:pPr/>
-      <w:r>
-        <w:t>Use an authoritative whole-name Roman spelling when one is available. Otherwise, follow reviewed Japanese name structure and the normal CJ2R word-boundary rules. If the structure cannot be established safely, keep it reviewable rather than silently joining the parts.</w:t>
-      </w:r>
-    </w:p>
-    <w:p>
-      <w:pPr>
-        <w:pStyle w:val="Heading2"/>
-      </w:pPr>
-      <w:r>
         <w:t>Summary</w:t>
       </w:r>
     </w:p>
@@ -8468,7 +10641,15 @@
         <w:pStyle w:val="Subtitle"/>
       </w:pPr>
       <w:r>
-        <w:t>Hepburn is the base system; use CJ2R's Wāpuro-style conventions for written long vowels and doubled consonants.</w:t>
+        <w:t xml:space="preserve">Hepburn is the base system; use CJ2R's </w:t>
+      </w:r>
+      <w:proofErr w:type="spellStart"/>
+      <w:r>
+        <w:t>Wāpuro</w:t>
+      </w:r>
+      <w:proofErr w:type="spellEnd"/>
+      <w:r>
+        <w:t>-style conventions for written long vowels and doubled consonants.</w:t>
       </w:r>
     </w:p>
     <w:p>
@@ -8480,7 +10661,15 @@
         </w:numPr>
       </w:pPr>
       <w:r>
-        <w:t>Determine the Japanese reading before romanising.</w:t>
+        <w:t xml:space="preserve">Determine the Japanese reading before </w:t>
+      </w:r>
+      <w:proofErr w:type="spellStart"/>
+      <w:r>
+        <w:t>romanising</w:t>
+      </w:r>
+      <w:proofErr w:type="spellEnd"/>
+      <w:r>
+        <w:t>.</w:t>
       </w:r>
     </w:p>
     <w:p>
@@ -8546,13 +10735,29 @@
         <w:t>おお</w:t>
       </w:r>
       <w:r>
-        <w:t xml:space="preserve"> → oo and </w:t>
+        <w:t xml:space="preserve"> → </w:t>
+      </w:r>
+      <w:proofErr w:type="spellStart"/>
+      <w:r>
+        <w:t>oo</w:t>
+      </w:r>
+      <w:proofErr w:type="spellEnd"/>
+      <w:r>
+        <w:t xml:space="preserve"> and </w:t>
       </w:r>
       <w:r>
         <w:t>おう</w:t>
       </w:r>
       <w:r>
-        <w:t xml:space="preserve"> → ou.</w:t>
+        <w:t xml:space="preserve"> → </w:t>
+      </w:r>
+      <w:proofErr w:type="spellStart"/>
+      <w:r>
+        <w:t>ou</w:t>
+      </w:r>
+      <w:proofErr w:type="spellEnd"/>
+      <w:r>
+        <w:t>.</w:t>
       </w:r>
     </w:p>
     <w:p>
@@ -8573,7 +10778,23 @@
         <w:t>オー</w:t>
       </w:r>
       <w:r>
-        <w:t xml:space="preserve"> → oo); it does not imply ou.</w:t>
+        <w:t xml:space="preserve"> → </w:t>
+      </w:r>
+      <w:proofErr w:type="spellStart"/>
+      <w:r>
+        <w:t>oo</w:t>
+      </w:r>
+      <w:proofErr w:type="spellEnd"/>
+      <w:r>
+        <w:t xml:space="preserve">); it does not imply </w:t>
+      </w:r>
+      <w:proofErr w:type="spellStart"/>
+      <w:r>
+        <w:t>ou</w:t>
+      </w:r>
+      <w:proofErr w:type="spellEnd"/>
+      <w:r>
+        <w:t>.</w:t>
       </w:r>
     </w:p>
     <w:p>
@@ -8609,7 +10830,15 @@
         </w:numPr>
       </w:pPr>
       <w:r>
-        <w:t xml:space="preserve">Do not romanise small </w:t>
+        <w:t xml:space="preserve">Do not </w:t>
+      </w:r>
+      <w:proofErr w:type="spellStart"/>
+      <w:r>
+        <w:t>romanise</w:t>
+      </w:r>
+      <w:proofErr w:type="spellEnd"/>
+      <w:r>
+        <w:t xml:space="preserve"> small </w:t>
       </w:r>
       <w:r>
         <w:t>っ</w:t>
@@ -8621,7 +10850,15 @@
         <w:t>ッ</w:t>
       </w:r>
       <w:r>
-        <w:t xml:space="preserve"> as tsu.</w:t>
+        <w:t xml:space="preserve"> as </w:t>
+      </w:r>
+      <w:proofErr w:type="spellStart"/>
+      <w:r>
+        <w:t>tsu</w:t>
+      </w:r>
+      <w:proofErr w:type="spellEnd"/>
+      <w:r>
+        <w:t>.</w:t>
       </w:r>
     </w:p>
     <w:p>
@@ -8663,7 +10900,23 @@
         </w:numPr>
       </w:pPr>
       <w:r>
-        <w:t>The Rule 0 n rule still applies in numbers: Sanbyaku / Sanman, never m-assimilated spellings.</w:t>
+        <w:t xml:space="preserve">The Rule 0 n rule still applies in numbers: </w:t>
+      </w:r>
+      <w:proofErr w:type="spellStart"/>
+      <w:r>
+        <w:t>Sanbyaku</w:t>
+      </w:r>
+      <w:proofErr w:type="spellEnd"/>
+      <w:r>
+        <w:t xml:space="preserve"> / </w:t>
+      </w:r>
+      <w:proofErr w:type="spellStart"/>
+      <w:r>
+        <w:t>Sanman</w:t>
+      </w:r>
+      <w:proofErr w:type="spellEnd"/>
+      <w:r>
+        <w:t>, never m-assimilated spellings.</w:t>
       </w:r>
     </w:p>
     <w:p>
@@ -8675,13 +10928,38 @@
         </w:numPr>
       </w:pPr>
       <w:r>
-        <w:t xml:space="preserve">Treat yōon small kana as part of the preceding kana (for example, </w:t>
+        <w:lastRenderedPageBreak/>
+        <w:t xml:space="preserve">Treat </w:t>
+      </w:r>
+      <w:proofErr w:type="spellStart"/>
+      <w:r>
+        <w:t>yōon</w:t>
+      </w:r>
+      <w:proofErr w:type="spellEnd"/>
+      <w:r>
+        <w:t xml:space="preserve"> small kana as part of the preceding kana (for example, </w:t>
       </w:r>
       <w:r>
         <w:t>きょ</w:t>
       </w:r>
       <w:r>
-        <w:t xml:space="preserve"> → kyo, not kiyo).</w:t>
+        <w:t xml:space="preserve"> → </w:t>
+      </w:r>
+      <w:proofErr w:type="spellStart"/>
+      <w:r>
+        <w:t>kyo</w:t>
+      </w:r>
+      <w:proofErr w:type="spellEnd"/>
+      <w:r>
+        <w:t xml:space="preserve">, not </w:t>
+      </w:r>
+      <w:proofErr w:type="spellStart"/>
+      <w:r>
+        <w:t>kiyo</w:t>
+      </w:r>
+      <w:proofErr w:type="spellEnd"/>
+      <w:r>
+        <w:t>).</w:t>
       </w:r>
     </w:p>
     <w:p>
@@ -8705,7 +10983,15 @@
         <w:t>げんえい</w:t>
       </w:r>
       <w:r>
-        <w:t xml:space="preserve"> → Gen'ei).</w:t>
+        <w:t xml:space="preserve"> → </w:t>
+      </w:r>
+      <w:proofErr w:type="spellStart"/>
+      <w:r>
+        <w:t>Gen'ei</w:t>
+      </w:r>
+      <w:proofErr w:type="spellEnd"/>
+      <w:r>
+        <w:t>).</w:t>
       </w:r>
     </w:p>
     <w:p>
@@ -8771,7 +11057,15 @@
         <w:pStyle w:val="ListParagraph"/>
       </w:pPr>
       <w:r>
-        <w:t>Established Japanese clippings remain in their reviewed clipped Roman form, and wasei-eigo remains the Japanese-coined expression rather than being expanded or translated into an unattested English phrase.</w:t>
+        <w:t xml:space="preserve">Established Japanese clippings remain in their reviewed clipped Roman form, and </w:t>
+      </w:r>
+      <w:proofErr w:type="spellStart"/>
+      <w:r>
+        <w:t>wasei-eigo</w:t>
+      </w:r>
+      <w:proofErr w:type="spellEnd"/>
+      <w:r>
+        <w:t xml:space="preserve"> remains the Japanese-coined expression rather than being expanded or translated into an unattested English phrase.</w:t>
       </w:r>
     </w:p>
     <w:p>
@@ -8787,7 +11081,6 @@
         <w:pStyle w:val="ListParagraph"/>
       </w:pPr>
       <w:r>
-        <w:lastRenderedPageBreak/>
         <w:t xml:space="preserve">Use reviewed country + -go language forms only for established modern expressions (for example, Russia-go and Turkey-go); never generate them mechanically from any country name followed by </w:t>
       </w:r>
       <w:r>
@@ -8821,13 +11114,29 @@
         <w:t>缶</w:t>
       </w:r>
       <w:r>
-        <w:t xml:space="preserve"> → can, not kan; </w:t>
+        <w:t xml:space="preserve"> → can, not </w:t>
+      </w:r>
+      <w:proofErr w:type="spellStart"/>
+      <w:r>
+        <w:t>kan</w:t>
+      </w:r>
+      <w:proofErr w:type="spellEnd"/>
+      <w:r>
+        <w:t xml:space="preserve">; </w:t>
       </w:r>
       <w:r>
         <w:t>猫</w:t>
       </w:r>
       <w:r>
-        <w:t xml:space="preserve"> → neko, not cat.</w:t>
+        <w:t xml:space="preserve"> → </w:t>
+      </w:r>
+      <w:proofErr w:type="spellStart"/>
+      <w:r>
+        <w:t>neko</w:t>
+      </w:r>
+      <w:proofErr w:type="spellEnd"/>
+      <w:r>
+        <w:t>, not cat.</w:t>
       </w:r>
     </w:p>
     <w:p>
